--- a/fuentes/935507_CF03_DU.docx
+++ b/fuentes/935507_CF03_DU.docx
@@ -534,9 +534,10 @@
             <w:rPr>
               <w:rFonts w:eastAsiaTheme="minorEastAsia"/>
               <w:noProof/>
-              <w:sz w:val="24"/>
-              <w:szCs w:val="24"/>
-              <w:lang w:val="es-ES" w:eastAsia="es-ES"/>
+              <w:kern w:val="0"/>
+              <w:sz w:val="22"/>
+              <w:lang w:eastAsia="es-CO"/>
+              <w14:ligatures w14:val="none"/>
             </w:rPr>
           </w:pPr>
           <w:r>
@@ -548,7 +549,7 @@
           <w:r>
             <w:fldChar w:fldCharType="separate"/>
           </w:r>
-          <w:hyperlink w:anchor="_Toc228987994" w:history="1">
+          <w:hyperlink w:anchor="_Toc233106681" w:history="1">
             <w:r>
               <w:rPr>
                 <w:rStyle w:val="Hipervnculo"/>
@@ -575,7 +576,7 @@
                 <w:noProof/>
                 <w:webHidden/>
               </w:rPr>
-              <w:instrText xml:space="preserve"> PAGEREF _Toc228987994 \h </w:instrText>
+              <w:instrText xml:space="preserve"> PAGEREF _Toc233106681 \h </w:instrText>
             </w:r>
             <w:r>
               <w:rPr>
@@ -595,7 +596,7 @@
                 <w:noProof/>
                 <w:webHidden/>
               </w:rPr>
-              <w:t>4</w:t>
+              <w:t>3</w:t>
             </w:r>
             <w:r>
               <w:rPr>
@@ -615,18 +616,19 @@
             <w:rPr>
               <w:rFonts w:eastAsiaTheme="minorEastAsia"/>
               <w:noProof/>
-              <w:sz w:val="24"/>
-              <w:szCs w:val="24"/>
-              <w:lang w:val="es-ES" w:eastAsia="es-ES"/>
+              <w:kern w:val="0"/>
+              <w:sz w:val="22"/>
+              <w:lang w:eastAsia="es-CO"/>
+              <w14:ligatures w14:val="none"/>
             </w:rPr>
           </w:pPr>
-          <w:hyperlink w:anchor="_Toc228987995" w:history="1">
+          <w:hyperlink w:anchor="_Toc233106682" w:history="1">
             <w:r>
               <w:rPr>
                 <w:rStyle w:val="Hipervnculo"/>
                 <w:noProof/>
               </w:rPr>
-              <w:t>1. Importancia y utilidad de la contabilidad en una organización</w:t>
+              <w:t>1. Partes de la maquinaria de confección</w:t>
             </w:r>
             <w:r>
               <w:rPr>
@@ -647,7 +649,7 @@
                 <w:noProof/>
                 <w:webHidden/>
               </w:rPr>
-              <w:instrText xml:space="preserve"> PAGEREF _Toc228987995 \h </w:instrText>
+              <w:instrText xml:space="preserve"> PAGEREF _Toc233106682 \h </w:instrText>
             </w:r>
             <w:r>
               <w:rPr>
@@ -667,7 +669,7 @@
                 <w:noProof/>
                 <w:webHidden/>
               </w:rPr>
-              <w:t>5</w:t>
+              <w:t>4</w:t>
             </w:r>
             <w:r>
               <w:rPr>
@@ -687,18 +689,19 @@
             <w:rPr>
               <w:rFonts w:eastAsiaTheme="minorEastAsia"/>
               <w:noProof/>
-              <w:sz w:val="24"/>
-              <w:szCs w:val="24"/>
-              <w:lang w:val="es-ES" w:eastAsia="es-ES"/>
+              <w:kern w:val="0"/>
+              <w:sz w:val="22"/>
+              <w:lang w:eastAsia="es-CO"/>
+              <w14:ligatures w14:val="none"/>
             </w:rPr>
           </w:pPr>
-          <w:hyperlink w:anchor="_Toc228987996" w:history="1">
+          <w:hyperlink w:anchor="_Toc233106683" w:history="1">
             <w:r>
               <w:rPr>
                 <w:rStyle w:val="Hipervnculo"/>
                 <w:noProof/>
               </w:rPr>
-              <w:t>1.1. Contabilidad en la organización: concepto, utilidad y usuarios de la información</w:t>
+              <w:t>1.1. Partes, mecanismos y funciones de las máquinas de confección</w:t>
             </w:r>
             <w:r>
               <w:rPr>
@@ -719,7 +722,7 @@
                 <w:noProof/>
                 <w:webHidden/>
               </w:rPr>
-              <w:instrText xml:space="preserve"> PAGEREF _Toc228987996 \h </w:instrText>
+              <w:instrText xml:space="preserve"> PAGEREF _Toc233106683 \h </w:instrText>
             </w:r>
             <w:r>
               <w:rPr>
@@ -739,7 +742,153 @@
                 <w:noProof/>
                 <w:webHidden/>
               </w:rPr>
-              <w:t>5</w:t>
+              <w:t>4</w:t>
+            </w:r>
+            <w:r>
+              <w:rPr>
+                <w:noProof/>
+                <w:webHidden/>
+              </w:rPr>
+              <w:fldChar w:fldCharType="end"/>
+            </w:r>
+          </w:hyperlink>
+        </w:p>
+        <w:p>
+          <w:pPr>
+            <w:pStyle w:val="TDC2"/>
+            <w:tabs>
+              <w:tab w:val="right" w:leader="dot" w:pos="9962"/>
+            </w:tabs>
+            <w:rPr>
+              <w:rFonts w:eastAsiaTheme="minorEastAsia"/>
+              <w:noProof/>
+              <w:kern w:val="0"/>
+              <w:sz w:val="22"/>
+              <w:lang w:eastAsia="es-CO"/>
+              <w14:ligatures w14:val="none"/>
+            </w:rPr>
+          </w:pPr>
+          <w:hyperlink w:anchor="_Toc233106684" w:history="1">
+            <w:r>
+              <w:rPr>
+                <w:rStyle w:val="Hipervnculo"/>
+                <w:noProof/>
+              </w:rPr>
+              <w:t>1.2. Mecanismos de las máquinas de confección industrial</w:t>
+            </w:r>
+            <w:r>
+              <w:rPr>
+                <w:noProof/>
+                <w:webHidden/>
+              </w:rPr>
+              <w:tab/>
+            </w:r>
+            <w:r>
+              <w:rPr>
+                <w:noProof/>
+                <w:webHidden/>
+              </w:rPr>
+              <w:fldChar w:fldCharType="begin"/>
+            </w:r>
+            <w:r>
+              <w:rPr>
+                <w:noProof/>
+                <w:webHidden/>
+              </w:rPr>
+              <w:instrText xml:space="preserve"> PAGEREF _Toc233106684 \h </w:instrText>
+            </w:r>
+            <w:r>
+              <w:rPr>
+                <w:noProof/>
+                <w:webHidden/>
+              </w:rPr>
+            </w:r>
+            <w:r>
+              <w:rPr>
+                <w:noProof/>
+                <w:webHidden/>
+              </w:rPr>
+              <w:fldChar w:fldCharType="separate"/>
+            </w:r>
+            <w:r>
+              <w:rPr>
+                <w:noProof/>
+                <w:webHidden/>
+              </w:rPr>
+              <w:t>6</w:t>
+            </w:r>
+            <w:r>
+              <w:rPr>
+                <w:noProof/>
+                <w:webHidden/>
+              </w:rPr>
+              <w:fldChar w:fldCharType="end"/>
+            </w:r>
+          </w:hyperlink>
+        </w:p>
+        <w:p>
+          <w:pPr>
+            <w:pStyle w:val="TDC2"/>
+            <w:tabs>
+              <w:tab w:val="right" w:leader="dot" w:pos="9962"/>
+            </w:tabs>
+            <w:rPr>
+              <w:rFonts w:eastAsiaTheme="minorEastAsia"/>
+              <w:noProof/>
+              <w:kern w:val="0"/>
+              <w:sz w:val="22"/>
+              <w:lang w:eastAsia="es-CO"/>
+              <w14:ligatures w14:val="none"/>
+            </w:rPr>
+          </w:pPr>
+          <w:hyperlink w:anchor="_Toc233106685" w:history="1">
+            <w:r>
+              <w:rPr>
+                <w:rStyle w:val="Hipervnculo"/>
+                <w:noProof/>
+              </w:rPr>
+              <w:t>1.3. Clasificación de puntadas y costuras</w:t>
+            </w:r>
+            <w:r>
+              <w:rPr>
+                <w:noProof/>
+                <w:webHidden/>
+              </w:rPr>
+              <w:tab/>
+            </w:r>
+            <w:r>
+              <w:rPr>
+                <w:noProof/>
+                <w:webHidden/>
+              </w:rPr>
+              <w:fldChar w:fldCharType="begin"/>
+            </w:r>
+            <w:r>
+              <w:rPr>
+                <w:noProof/>
+                <w:webHidden/>
+              </w:rPr>
+              <w:instrText xml:space="preserve"> PAGEREF _Toc233106685 \h </w:instrText>
+            </w:r>
+            <w:r>
+              <w:rPr>
+                <w:noProof/>
+                <w:webHidden/>
+              </w:rPr>
+            </w:r>
+            <w:r>
+              <w:rPr>
+                <w:noProof/>
+                <w:webHidden/>
+              </w:rPr>
+              <w:fldChar w:fldCharType="separate"/>
+            </w:r>
+            <w:r>
+              <w:rPr>
+                <w:noProof/>
+                <w:webHidden/>
+              </w:rPr>
+              <w:t>11</w:t>
             </w:r>
             <w:r>
               <w:rPr>
@@ -759,18 +908,19 @@
             <w:rPr>
               <w:rFonts w:eastAsiaTheme="minorEastAsia"/>
               <w:noProof/>
-              <w:sz w:val="24"/>
-              <w:szCs w:val="24"/>
-              <w:lang w:val="es-ES" w:eastAsia="es-ES"/>
+              <w:kern w:val="0"/>
+              <w:sz w:val="22"/>
+              <w:lang w:eastAsia="es-CO"/>
+              <w14:ligatures w14:val="none"/>
             </w:rPr>
           </w:pPr>
-          <w:hyperlink w:anchor="_Toc228987997" w:history="1">
+          <w:hyperlink w:anchor="_Toc233106686" w:history="1">
             <w:r>
               <w:rPr>
                 <w:rStyle w:val="Hipervnculo"/>
                 <w:noProof/>
               </w:rPr>
-              <w:t>2. Soportes contables: finalidad como respaldo del registro</w:t>
+              <w:t>2. Mantenimiento en máquinas de confección</w:t>
             </w:r>
             <w:r>
               <w:rPr>
@@ -791,7 +941,7 @@
                 <w:noProof/>
                 <w:webHidden/>
               </w:rPr>
-              <w:instrText xml:space="preserve"> PAGEREF _Toc228987997 \h </w:instrText>
+              <w:instrText xml:space="preserve"> PAGEREF _Toc233106686 \h </w:instrText>
             </w:r>
             <w:r>
               <w:rPr>
@@ -811,7 +961,7 @@
                 <w:noProof/>
                 <w:webHidden/>
               </w:rPr>
-              <w:t>9</w:t>
+              <w:t>15</w:t>
             </w:r>
             <w:r>
               <w:rPr>
@@ -831,18 +981,19 @@
             <w:rPr>
               <w:rFonts w:eastAsiaTheme="minorEastAsia"/>
               <w:noProof/>
-              <w:sz w:val="24"/>
-              <w:szCs w:val="24"/>
-              <w:lang w:val="es-ES" w:eastAsia="es-ES"/>
+              <w:kern w:val="0"/>
+              <w:sz w:val="22"/>
+              <w:lang w:eastAsia="es-CO"/>
+              <w14:ligatures w14:val="none"/>
             </w:rPr>
           </w:pPr>
-          <w:hyperlink w:anchor="_Toc228987998" w:history="1">
+          <w:hyperlink w:anchor="_Toc233106687" w:history="1">
             <w:r>
               <w:rPr>
                 <w:rStyle w:val="Hipervnculo"/>
                 <w:noProof/>
               </w:rPr>
-              <w:t>2.1. Soportes externos: tipos frecuentes y su uso</w:t>
+              <w:t>2.1. Clasificación del mantenimiento en máquinas de confección</w:t>
             </w:r>
             <w:r>
               <w:rPr>
@@ -863,7 +1014,7 @@
                 <w:noProof/>
                 <w:webHidden/>
               </w:rPr>
-              <w:instrText xml:space="preserve"> PAGEREF _Toc228987998 \h </w:instrText>
+              <w:instrText xml:space="preserve"> PAGEREF _Toc233106687 \h </w:instrText>
             </w:r>
             <w:r>
               <w:rPr>
@@ -883,7 +1034,7 @@
                 <w:noProof/>
                 <w:webHidden/>
               </w:rPr>
-              <w:t>9</w:t>
+              <w:t>15</w:t>
             </w:r>
             <w:r>
               <w:rPr>
@@ -903,18 +1054,19 @@
             <w:rPr>
               <w:rFonts w:eastAsiaTheme="minorEastAsia"/>
               <w:noProof/>
-              <w:sz w:val="24"/>
-              <w:szCs w:val="24"/>
-              <w:lang w:val="es-ES" w:eastAsia="es-ES"/>
+              <w:kern w:val="0"/>
+              <w:sz w:val="22"/>
+              <w:lang w:eastAsia="es-CO"/>
+              <w14:ligatures w14:val="none"/>
             </w:rPr>
           </w:pPr>
-          <w:hyperlink w:anchor="_Toc228987999" w:history="1">
+          <w:hyperlink w:anchor="_Toc233106688" w:history="1">
             <w:r>
               <w:rPr>
                 <w:rStyle w:val="Hipervnculo"/>
                 <w:noProof/>
               </w:rPr>
-              <w:t>2.2. Soportes internos: notas y comprobantes contables</w:t>
+              <w:t>2.2. Plan de mantenimiento</w:t>
             </w:r>
             <w:r>
               <w:rPr>
@@ -935,7 +1087,7 @@
                 <w:noProof/>
                 <w:webHidden/>
               </w:rPr>
-              <w:instrText xml:space="preserve"> PAGEREF _Toc228987999 \h </w:instrText>
+              <w:instrText xml:space="preserve"> PAGEREF _Toc233106688 \h </w:instrText>
             </w:r>
             <w:r>
               <w:rPr>
@@ -955,7 +1107,80 @@
                 <w:noProof/>
                 <w:webHidden/>
               </w:rPr>
-              <w:t>11</w:t>
+              <w:t>18</w:t>
+            </w:r>
+            <w:r>
+              <w:rPr>
+                <w:noProof/>
+                <w:webHidden/>
+              </w:rPr>
+              <w:fldChar w:fldCharType="end"/>
+            </w:r>
+          </w:hyperlink>
+        </w:p>
+        <w:p>
+          <w:pPr>
+            <w:pStyle w:val="TDC2"/>
+            <w:tabs>
+              <w:tab w:val="right" w:leader="dot" w:pos="9962"/>
+            </w:tabs>
+            <w:rPr>
+              <w:rFonts w:eastAsiaTheme="minorEastAsia"/>
+              <w:noProof/>
+              <w:kern w:val="0"/>
+              <w:sz w:val="22"/>
+              <w:lang w:eastAsia="es-CO"/>
+              <w14:ligatures w14:val="none"/>
+            </w:rPr>
+          </w:pPr>
+          <w:hyperlink w:anchor="_Toc233106689" w:history="1">
+            <w:r>
+              <w:rPr>
+                <w:rStyle w:val="Hipervnculo"/>
+                <w:noProof/>
+              </w:rPr>
+              <w:t>2.3. Herramientas de confección</w:t>
+            </w:r>
+            <w:r>
+              <w:rPr>
+                <w:noProof/>
+                <w:webHidden/>
+              </w:rPr>
+              <w:tab/>
+            </w:r>
+            <w:r>
+              <w:rPr>
+                <w:noProof/>
+                <w:webHidden/>
+              </w:rPr>
+              <w:fldChar w:fldCharType="begin"/>
+            </w:r>
+            <w:r>
+              <w:rPr>
+                <w:noProof/>
+                <w:webHidden/>
+              </w:rPr>
+              <w:instrText xml:space="preserve"> PAGEREF _Toc233106689 \h </w:instrText>
+            </w:r>
+            <w:r>
+              <w:rPr>
+                <w:noProof/>
+                <w:webHidden/>
+              </w:rPr>
+            </w:r>
+            <w:r>
+              <w:rPr>
+                <w:noProof/>
+                <w:webHidden/>
+              </w:rPr>
+              <w:fldChar w:fldCharType="separate"/>
+            </w:r>
+            <w:r>
+              <w:rPr>
+                <w:noProof/>
+                <w:webHidden/>
+              </w:rPr>
+              <w:t>20</w:t>
             </w:r>
             <w:r>
               <w:rPr>
@@ -975,18 +1200,19 @@
             <w:rPr>
               <w:rFonts w:eastAsiaTheme="minorEastAsia"/>
               <w:noProof/>
-              <w:sz w:val="24"/>
-              <w:szCs w:val="24"/>
-              <w:lang w:val="es-ES" w:eastAsia="es-ES"/>
+              <w:kern w:val="0"/>
+              <w:sz w:val="22"/>
+              <w:lang w:eastAsia="es-CO"/>
+              <w14:ligatures w14:val="none"/>
             </w:rPr>
           </w:pPr>
-          <w:hyperlink w:anchor="_Toc228988000" w:history="1">
+          <w:hyperlink w:anchor="_Toc233106690" w:history="1">
             <w:r>
               <w:rPr>
                 <w:rStyle w:val="Hipervnculo"/>
                 <w:noProof/>
               </w:rPr>
-              <w:t>3. Ciclo contable: de la transacción al registro</w:t>
+              <w:t>Síntesis</w:t>
             </w:r>
             <w:r>
               <w:rPr>
@@ -1007,7 +1233,7 @@
                 <w:noProof/>
                 <w:webHidden/>
               </w:rPr>
-              <w:instrText xml:space="preserve"> PAGEREF _Toc228988000 \h </w:instrText>
+              <w:instrText xml:space="preserve"> PAGEREF _Toc233106690 \h </w:instrText>
             </w:r>
             <w:r>
               <w:rPr>
@@ -1027,79 +1253,7 @@
                 <w:noProof/>
                 <w:webHidden/>
               </w:rPr>
-              <w:t>14</w:t>
-            </w:r>
-            <w:r>
-              <w:rPr>
-                <w:noProof/>
-                <w:webHidden/>
-              </w:rPr>
-              <w:fldChar w:fldCharType="end"/>
-            </w:r>
-          </w:hyperlink>
-        </w:p>
-        <w:p>
-          <w:pPr>
-            <w:pStyle w:val="TDC2"/>
-            <w:tabs>
-              <w:tab w:val="right" w:leader="dot" w:pos="9962"/>
-            </w:tabs>
-            <w:rPr>
-              <w:rFonts w:eastAsiaTheme="minorEastAsia"/>
-              <w:noProof/>
-              <w:sz w:val="24"/>
-              <w:szCs w:val="24"/>
-              <w:lang w:val="es-ES" w:eastAsia="es-ES"/>
-            </w:rPr>
-          </w:pPr>
-          <w:hyperlink w:anchor="_Toc228988001" w:history="1">
-            <w:r>
-              <w:rPr>
-                <w:rStyle w:val="Hipervnculo"/>
-                <w:noProof/>
-              </w:rPr>
-              <w:t>3.1. Del hecho económico al registro contable: etapas, soportes y control del ciclo contable</w:t>
-            </w:r>
-            <w:r>
-              <w:rPr>
-                <w:noProof/>
-                <w:webHidden/>
-              </w:rPr>
-              <w:tab/>
-            </w:r>
-            <w:r>
-              <w:rPr>
-                <w:noProof/>
-                <w:webHidden/>
-              </w:rPr>
-              <w:fldChar w:fldCharType="begin"/>
-            </w:r>
-            <w:r>
-              <w:rPr>
-                <w:noProof/>
-                <w:webHidden/>
-              </w:rPr>
-              <w:instrText xml:space="preserve"> PAGEREF _Toc228988001 \h </w:instrText>
-            </w:r>
-            <w:r>
-              <w:rPr>
-                <w:noProof/>
-                <w:webHidden/>
-              </w:rPr>
-            </w:r>
-            <w:r>
-              <w:rPr>
-                <w:noProof/>
-                <w:webHidden/>
-              </w:rPr>
-              <w:fldChar w:fldCharType="separate"/>
-            </w:r>
-            <w:r>
-              <w:rPr>
-                <w:noProof/>
-                <w:webHidden/>
-              </w:rPr>
-              <w:t>14</w:t>
+              <w:t>22</w:t>
             </w:r>
             <w:r>
               <w:rPr>
@@ -1119,18 +1273,19 @@
             <w:rPr>
               <w:rFonts w:eastAsiaTheme="minorEastAsia"/>
               <w:noProof/>
-              <w:sz w:val="24"/>
-              <w:szCs w:val="24"/>
-              <w:lang w:val="es-ES" w:eastAsia="es-ES"/>
+              <w:kern w:val="0"/>
+              <w:sz w:val="22"/>
+              <w:lang w:eastAsia="es-CO"/>
+              <w14:ligatures w14:val="none"/>
             </w:rPr>
           </w:pPr>
-          <w:hyperlink w:anchor="_Toc228988002" w:history="1">
+          <w:hyperlink w:anchor="_Toc233106691" w:history="1">
             <w:r>
               <w:rPr>
                 <w:rStyle w:val="Hipervnculo"/>
                 <w:noProof/>
               </w:rPr>
-              <w:t>4. Cuenta contable: naturaleza, débitos, créditos y saldos</w:t>
+              <w:t>Glosario</w:t>
             </w:r>
             <w:r>
               <w:rPr>
@@ -1151,223 +1306,7 @@
                 <w:noProof/>
                 <w:webHidden/>
               </w:rPr>
-              <w:instrText xml:space="preserve"> PAGEREF _Toc228988002 \h </w:instrText>
-            </w:r>
-            <w:r>
-              <w:rPr>
-                <w:noProof/>
-                <w:webHidden/>
-              </w:rPr>
-            </w:r>
-            <w:r>
-              <w:rPr>
-                <w:noProof/>
-                <w:webHidden/>
-              </w:rPr>
-              <w:fldChar w:fldCharType="separate"/>
-            </w:r>
-            <w:r>
-              <w:rPr>
-                <w:noProof/>
-                <w:webHidden/>
-              </w:rPr>
-              <w:t>17</w:t>
-            </w:r>
-            <w:r>
-              <w:rPr>
-                <w:noProof/>
-                <w:webHidden/>
-              </w:rPr>
-              <w:fldChar w:fldCharType="end"/>
-            </w:r>
-          </w:hyperlink>
-        </w:p>
-        <w:p>
-          <w:pPr>
-            <w:pStyle w:val="TDC2"/>
-            <w:tabs>
-              <w:tab w:val="right" w:leader="dot" w:pos="9962"/>
-            </w:tabs>
-            <w:rPr>
-              <w:rFonts w:eastAsiaTheme="minorEastAsia"/>
-              <w:noProof/>
-              <w:sz w:val="24"/>
-              <w:szCs w:val="24"/>
-              <w:lang w:val="es-ES" w:eastAsia="es-ES"/>
-            </w:rPr>
-          </w:pPr>
-          <w:hyperlink w:anchor="_Toc228988003" w:history="1">
-            <w:r>
-              <w:rPr>
-                <w:rStyle w:val="Hipervnculo"/>
-                <w:noProof/>
-              </w:rPr>
-              <w:t>4.1. Concepto y estructura de la cuenta contable</w:t>
-            </w:r>
-            <w:r>
-              <w:rPr>
-                <w:noProof/>
-                <w:webHidden/>
-              </w:rPr>
-              <w:tab/>
-            </w:r>
-            <w:r>
-              <w:rPr>
-                <w:noProof/>
-                <w:webHidden/>
-              </w:rPr>
-              <w:fldChar w:fldCharType="begin"/>
-            </w:r>
-            <w:r>
-              <w:rPr>
-                <w:noProof/>
-                <w:webHidden/>
-              </w:rPr>
-              <w:instrText xml:space="preserve"> PAGEREF _Toc228988003 \h </w:instrText>
-            </w:r>
-            <w:r>
-              <w:rPr>
-                <w:noProof/>
-                <w:webHidden/>
-              </w:rPr>
-            </w:r>
-            <w:r>
-              <w:rPr>
-                <w:noProof/>
-                <w:webHidden/>
-              </w:rPr>
-              <w:fldChar w:fldCharType="separate"/>
-            </w:r>
-            <w:r>
-              <w:rPr>
-                <w:noProof/>
-                <w:webHidden/>
-              </w:rPr>
-              <w:t>17</w:t>
-            </w:r>
-            <w:r>
-              <w:rPr>
-                <w:noProof/>
-                <w:webHidden/>
-              </w:rPr>
-              <w:fldChar w:fldCharType="end"/>
-            </w:r>
-          </w:hyperlink>
-        </w:p>
-        <w:p>
-          <w:pPr>
-            <w:pStyle w:val="TDC2"/>
-            <w:tabs>
-              <w:tab w:val="right" w:leader="dot" w:pos="9962"/>
-            </w:tabs>
-            <w:rPr>
-              <w:rFonts w:eastAsiaTheme="minorEastAsia"/>
-              <w:noProof/>
-              <w:sz w:val="24"/>
-              <w:szCs w:val="24"/>
-              <w:lang w:val="es-ES" w:eastAsia="es-ES"/>
-            </w:rPr>
-          </w:pPr>
-          <w:hyperlink w:anchor="_Toc228988004" w:history="1">
-            <w:r>
-              <w:rPr>
-                <w:rStyle w:val="Hipervnculo"/>
-                <w:noProof/>
-              </w:rPr>
-              <w:t>4.2. Naturaleza de las cuentas y regla general de aumento/disminución</w:t>
-            </w:r>
-            <w:r>
-              <w:rPr>
-                <w:noProof/>
-                <w:webHidden/>
-              </w:rPr>
-              <w:tab/>
-            </w:r>
-            <w:r>
-              <w:rPr>
-                <w:noProof/>
-                <w:webHidden/>
-              </w:rPr>
-              <w:fldChar w:fldCharType="begin"/>
-            </w:r>
-            <w:r>
-              <w:rPr>
-                <w:noProof/>
-                <w:webHidden/>
-              </w:rPr>
-              <w:instrText xml:space="preserve"> PAGEREF _Toc228988004 \h </w:instrText>
-            </w:r>
-            <w:r>
-              <w:rPr>
-                <w:noProof/>
-                <w:webHidden/>
-              </w:rPr>
-            </w:r>
-            <w:r>
-              <w:rPr>
-                <w:noProof/>
-                <w:webHidden/>
-              </w:rPr>
-              <w:fldChar w:fldCharType="separate"/>
-            </w:r>
-            <w:r>
-              <w:rPr>
-                <w:noProof/>
-                <w:webHidden/>
-              </w:rPr>
-              <w:t>18</w:t>
-            </w:r>
-            <w:r>
-              <w:rPr>
-                <w:noProof/>
-                <w:webHidden/>
-              </w:rPr>
-              <w:fldChar w:fldCharType="end"/>
-            </w:r>
-          </w:hyperlink>
-        </w:p>
-        <w:p>
-          <w:pPr>
-            <w:pStyle w:val="TDC2"/>
-            <w:tabs>
-              <w:tab w:val="right" w:leader="dot" w:pos="9962"/>
-            </w:tabs>
-            <w:rPr>
-              <w:rFonts w:eastAsiaTheme="minorEastAsia"/>
-              <w:noProof/>
-              <w:sz w:val="24"/>
-              <w:szCs w:val="24"/>
-              <w:lang w:val="es-ES" w:eastAsia="es-ES"/>
-            </w:rPr>
-          </w:pPr>
-          <w:hyperlink w:anchor="_Toc228988005" w:history="1">
-            <w:r>
-              <w:rPr>
-                <w:rStyle w:val="Hipervnculo"/>
-                <w:noProof/>
-              </w:rPr>
-              <w:t>4.3. Saldos: cálculo e interpretación básica</w:t>
-            </w:r>
-            <w:r>
-              <w:rPr>
-                <w:noProof/>
-                <w:webHidden/>
-              </w:rPr>
-              <w:tab/>
-            </w:r>
-            <w:r>
-              <w:rPr>
-                <w:noProof/>
-                <w:webHidden/>
-              </w:rPr>
-              <w:fldChar w:fldCharType="begin"/>
-            </w:r>
-            <w:r>
-              <w:rPr>
-                <w:noProof/>
-                <w:webHidden/>
-              </w:rPr>
-              <w:instrText xml:space="preserve"> PAGEREF _Toc228988005 \h </w:instrText>
+              <w:instrText xml:space="preserve"> PAGEREF _Toc233106691 \h </w:instrText>
             </w:r>
             <w:r>
               <w:rPr>
@@ -1407,18 +1346,19 @@
             <w:rPr>
               <w:rFonts w:eastAsiaTheme="minorEastAsia"/>
               <w:noProof/>
-              <w:sz w:val="24"/>
-              <w:szCs w:val="24"/>
-              <w:lang w:val="es-ES" w:eastAsia="es-ES"/>
+              <w:kern w:val="0"/>
+              <w:sz w:val="22"/>
+              <w:lang w:eastAsia="es-CO"/>
+              <w14:ligatures w14:val="none"/>
             </w:rPr>
           </w:pPr>
-          <w:hyperlink w:anchor="_Toc228988006" w:history="1">
+          <w:hyperlink w:anchor="_Toc233106692" w:history="1">
             <w:r>
               <w:rPr>
                 <w:rStyle w:val="Hipervnculo"/>
                 <w:noProof/>
               </w:rPr>
-              <w:t>5. Cuenta T: estructura y uso para registrar movimientos</w:t>
+              <w:t>Referencias bibliográficas</w:t>
             </w:r>
             <w:r>
               <w:rPr>
@@ -1439,7 +1379,7 @@
                 <w:noProof/>
                 <w:webHidden/>
               </w:rPr>
-              <w:instrText xml:space="preserve"> PAGEREF _Toc228988006 \h </w:instrText>
+              <w:instrText xml:space="preserve"> PAGEREF _Toc233106692 \h </w:instrText>
             </w:r>
             <w:r>
               <w:rPr>
@@ -1459,223 +1399,7 @@
                 <w:noProof/>
                 <w:webHidden/>
               </w:rPr>
-              <w:t>28</w:t>
-            </w:r>
-            <w:r>
-              <w:rPr>
-                <w:noProof/>
-                <w:webHidden/>
-              </w:rPr>
-              <w:fldChar w:fldCharType="end"/>
-            </w:r>
-          </w:hyperlink>
-        </w:p>
-        <w:p>
-          <w:pPr>
-            <w:pStyle w:val="TDC2"/>
-            <w:tabs>
-              <w:tab w:val="right" w:leader="dot" w:pos="9962"/>
-            </w:tabs>
-            <w:rPr>
-              <w:rFonts w:eastAsiaTheme="minorEastAsia"/>
-              <w:noProof/>
-              <w:sz w:val="24"/>
-              <w:szCs w:val="24"/>
-              <w:lang w:val="es-ES" w:eastAsia="es-ES"/>
-            </w:rPr>
-          </w:pPr>
-          <w:hyperlink w:anchor="_Toc228988007" w:history="1">
-            <w:r>
-              <w:rPr>
-                <w:rStyle w:val="Hipervnculo"/>
-                <w:noProof/>
-              </w:rPr>
-              <w:t>5.1. Representación gráfica y relación con la partida doble</w:t>
-            </w:r>
-            <w:r>
-              <w:rPr>
-                <w:noProof/>
-                <w:webHidden/>
-              </w:rPr>
-              <w:tab/>
-            </w:r>
-            <w:r>
-              <w:rPr>
-                <w:noProof/>
-                <w:webHidden/>
-              </w:rPr>
-              <w:fldChar w:fldCharType="begin"/>
-            </w:r>
-            <w:r>
-              <w:rPr>
-                <w:noProof/>
-                <w:webHidden/>
-              </w:rPr>
-              <w:instrText xml:space="preserve"> PAGEREF _Toc228988007 \h </w:instrText>
-            </w:r>
-            <w:r>
-              <w:rPr>
-                <w:noProof/>
-                <w:webHidden/>
-              </w:rPr>
-            </w:r>
-            <w:r>
-              <w:rPr>
-                <w:noProof/>
-                <w:webHidden/>
-              </w:rPr>
-              <w:fldChar w:fldCharType="separate"/>
-            </w:r>
-            <w:r>
-              <w:rPr>
-                <w:noProof/>
-                <w:webHidden/>
-              </w:rPr>
-              <w:t>28</w:t>
-            </w:r>
-            <w:r>
-              <w:rPr>
-                <w:noProof/>
-                <w:webHidden/>
-              </w:rPr>
-              <w:fldChar w:fldCharType="end"/>
-            </w:r>
-          </w:hyperlink>
-        </w:p>
-        <w:p>
-          <w:pPr>
-            <w:pStyle w:val="TDC2"/>
-            <w:tabs>
-              <w:tab w:val="right" w:leader="dot" w:pos="9962"/>
-            </w:tabs>
-            <w:rPr>
-              <w:rFonts w:eastAsiaTheme="minorEastAsia"/>
-              <w:noProof/>
-              <w:sz w:val="24"/>
-              <w:szCs w:val="24"/>
-              <w:lang w:val="es-ES" w:eastAsia="es-ES"/>
-            </w:rPr>
-          </w:pPr>
-          <w:hyperlink w:anchor="_Toc228988008" w:history="1">
-            <w:r>
-              <w:rPr>
-                <w:rStyle w:val="Hipervnculo"/>
-                <w:noProof/>
-              </w:rPr>
-              <w:t>5.2. Procedimiento de registro en cuenta T</w:t>
-            </w:r>
-            <w:r>
-              <w:rPr>
-                <w:noProof/>
-                <w:webHidden/>
-              </w:rPr>
-              <w:tab/>
-            </w:r>
-            <w:r>
-              <w:rPr>
-                <w:noProof/>
-                <w:webHidden/>
-              </w:rPr>
-              <w:fldChar w:fldCharType="begin"/>
-            </w:r>
-            <w:r>
-              <w:rPr>
-                <w:noProof/>
-                <w:webHidden/>
-              </w:rPr>
-              <w:instrText xml:space="preserve"> PAGEREF _Toc228988008 \h </w:instrText>
-            </w:r>
-            <w:r>
-              <w:rPr>
-                <w:noProof/>
-                <w:webHidden/>
-              </w:rPr>
-            </w:r>
-            <w:r>
-              <w:rPr>
-                <w:noProof/>
-                <w:webHidden/>
-              </w:rPr>
-              <w:fldChar w:fldCharType="separate"/>
-            </w:r>
-            <w:r>
-              <w:rPr>
-                <w:noProof/>
-                <w:webHidden/>
-              </w:rPr>
-              <w:t>30</w:t>
-            </w:r>
-            <w:r>
-              <w:rPr>
-                <w:noProof/>
-                <w:webHidden/>
-              </w:rPr>
-              <w:fldChar w:fldCharType="end"/>
-            </w:r>
-          </w:hyperlink>
-        </w:p>
-        <w:p>
-          <w:pPr>
-            <w:pStyle w:val="TDC2"/>
-            <w:tabs>
-              <w:tab w:val="right" w:leader="dot" w:pos="9962"/>
-            </w:tabs>
-            <w:rPr>
-              <w:rFonts w:eastAsiaTheme="minorEastAsia"/>
-              <w:noProof/>
-              <w:sz w:val="24"/>
-              <w:szCs w:val="24"/>
-              <w:lang w:val="es-ES" w:eastAsia="es-ES"/>
-            </w:rPr>
-          </w:pPr>
-          <w:hyperlink w:anchor="_Toc228988009" w:history="1">
-            <w:r>
-              <w:rPr>
-                <w:rStyle w:val="Hipervnculo"/>
-                <w:noProof/>
-              </w:rPr>
-              <w:t>5.3. Determinación de saldos y verificación del equilibrio</w:t>
-            </w:r>
-            <w:r>
-              <w:rPr>
-                <w:noProof/>
-                <w:webHidden/>
-              </w:rPr>
-              <w:tab/>
-            </w:r>
-            <w:r>
-              <w:rPr>
-                <w:noProof/>
-                <w:webHidden/>
-              </w:rPr>
-              <w:fldChar w:fldCharType="begin"/>
-            </w:r>
-            <w:r>
-              <w:rPr>
-                <w:noProof/>
-                <w:webHidden/>
-              </w:rPr>
-              <w:instrText xml:space="preserve"> PAGEREF _Toc228988009 \h </w:instrText>
-            </w:r>
-            <w:r>
-              <w:rPr>
-                <w:noProof/>
-                <w:webHidden/>
-              </w:rPr>
-            </w:r>
-            <w:r>
-              <w:rPr>
-                <w:noProof/>
-                <w:webHidden/>
-              </w:rPr>
-              <w:fldChar w:fldCharType="separate"/>
-            </w:r>
-            <w:r>
-              <w:rPr>
-                <w:noProof/>
-                <w:webHidden/>
-              </w:rPr>
-              <w:t>31</w:t>
+              <w:t>25</w:t>
             </w:r>
             <w:r>
               <w:rPr>
@@ -1695,18 +1419,19 @@
             <w:rPr>
               <w:rFonts w:eastAsiaTheme="minorEastAsia"/>
               <w:noProof/>
-              <w:sz w:val="24"/>
-              <w:szCs w:val="24"/>
-              <w:lang w:val="es-ES" w:eastAsia="es-ES"/>
+              <w:kern w:val="0"/>
+              <w:sz w:val="22"/>
+              <w:lang w:eastAsia="es-CO"/>
+              <w14:ligatures w14:val="none"/>
             </w:rPr>
           </w:pPr>
-          <w:hyperlink w:anchor="_Toc228988010" w:history="1">
+          <w:hyperlink w:anchor="_Toc233106693" w:history="1">
             <w:r>
               <w:rPr>
                 <w:rStyle w:val="Hipervnculo"/>
                 <w:noProof/>
               </w:rPr>
-              <w:t>Síntesis</w:t>
+              <w:t>Créditos</w:t>
             </w:r>
             <w:r>
               <w:rPr>
@@ -1727,7 +1452,7 @@
                 <w:noProof/>
                 <w:webHidden/>
               </w:rPr>
-              <w:instrText xml:space="preserve"> PAGEREF _Toc228988010 \h </w:instrText>
+              <w:instrText xml:space="preserve"> PAGEREF _Toc233106693 \h </w:instrText>
             </w:r>
             <w:r>
               <w:rPr>
@@ -1747,223 +1472,7 @@
                 <w:noProof/>
                 <w:webHidden/>
               </w:rPr>
-              <w:t>34</w:t>
-            </w:r>
-            <w:r>
-              <w:rPr>
-                <w:noProof/>
-                <w:webHidden/>
-              </w:rPr>
-              <w:fldChar w:fldCharType="end"/>
-            </w:r>
-          </w:hyperlink>
-        </w:p>
-        <w:p>
-          <w:pPr>
-            <w:pStyle w:val="TDC1"/>
-            <w:tabs>
-              <w:tab w:val="right" w:leader="dot" w:pos="9962"/>
-            </w:tabs>
-            <w:rPr>
-              <w:rFonts w:eastAsiaTheme="minorEastAsia"/>
-              <w:noProof/>
-              <w:sz w:val="24"/>
-              <w:szCs w:val="24"/>
-              <w:lang w:val="es-ES" w:eastAsia="es-ES"/>
-            </w:rPr>
-          </w:pPr>
-          <w:hyperlink w:anchor="_Toc228988011" w:history="1">
-            <w:r>
-              <w:rPr>
-                <w:rStyle w:val="Hipervnculo"/>
-                <w:noProof/>
-              </w:rPr>
-              <w:t>Glosario</w:t>
-            </w:r>
-            <w:r>
-              <w:rPr>
-                <w:noProof/>
-                <w:webHidden/>
-              </w:rPr>
-              <w:tab/>
-            </w:r>
-            <w:r>
-              <w:rPr>
-                <w:noProof/>
-                <w:webHidden/>
-              </w:rPr>
-              <w:fldChar w:fldCharType="begin"/>
-            </w:r>
-            <w:r>
-              <w:rPr>
-                <w:noProof/>
-                <w:webHidden/>
-              </w:rPr>
-              <w:instrText xml:space="preserve"> PAGEREF _Toc228988011 \h </w:instrText>
-            </w:r>
-            <w:r>
-              <w:rPr>
-                <w:noProof/>
-                <w:webHidden/>
-              </w:rPr>
-            </w:r>
-            <w:r>
-              <w:rPr>
-                <w:noProof/>
-                <w:webHidden/>
-              </w:rPr>
-              <w:fldChar w:fldCharType="separate"/>
-            </w:r>
-            <w:r>
-              <w:rPr>
-                <w:noProof/>
-                <w:webHidden/>
-              </w:rPr>
-              <w:t>35</w:t>
-            </w:r>
-            <w:r>
-              <w:rPr>
-                <w:noProof/>
-                <w:webHidden/>
-              </w:rPr>
-              <w:fldChar w:fldCharType="end"/>
-            </w:r>
-          </w:hyperlink>
-        </w:p>
-        <w:p>
-          <w:pPr>
-            <w:pStyle w:val="TDC1"/>
-            <w:tabs>
-              <w:tab w:val="right" w:leader="dot" w:pos="9962"/>
-            </w:tabs>
-            <w:rPr>
-              <w:rFonts w:eastAsiaTheme="minorEastAsia"/>
-              <w:noProof/>
-              <w:sz w:val="24"/>
-              <w:szCs w:val="24"/>
-              <w:lang w:val="es-ES" w:eastAsia="es-ES"/>
-            </w:rPr>
-          </w:pPr>
-          <w:hyperlink w:anchor="_Toc228988012" w:history="1">
-            <w:r>
-              <w:rPr>
-                <w:rStyle w:val="Hipervnculo"/>
-                <w:noProof/>
-              </w:rPr>
-              <w:t>Referencias bibliográficas</w:t>
-            </w:r>
-            <w:r>
-              <w:rPr>
-                <w:noProof/>
-                <w:webHidden/>
-              </w:rPr>
-              <w:tab/>
-            </w:r>
-            <w:r>
-              <w:rPr>
-                <w:noProof/>
-                <w:webHidden/>
-              </w:rPr>
-              <w:fldChar w:fldCharType="begin"/>
-            </w:r>
-            <w:r>
-              <w:rPr>
-                <w:noProof/>
-                <w:webHidden/>
-              </w:rPr>
-              <w:instrText xml:space="preserve"> PAGEREF _Toc228988012 \h </w:instrText>
-            </w:r>
-            <w:r>
-              <w:rPr>
-                <w:noProof/>
-                <w:webHidden/>
-              </w:rPr>
-            </w:r>
-            <w:r>
-              <w:rPr>
-                <w:noProof/>
-                <w:webHidden/>
-              </w:rPr>
-              <w:fldChar w:fldCharType="separate"/>
-            </w:r>
-            <w:r>
-              <w:rPr>
-                <w:noProof/>
-                <w:webHidden/>
-              </w:rPr>
-              <w:t>36</w:t>
-            </w:r>
-            <w:r>
-              <w:rPr>
-                <w:noProof/>
-                <w:webHidden/>
-              </w:rPr>
-              <w:fldChar w:fldCharType="end"/>
-            </w:r>
-          </w:hyperlink>
-        </w:p>
-        <w:p>
-          <w:pPr>
-            <w:pStyle w:val="TDC1"/>
-            <w:tabs>
-              <w:tab w:val="right" w:leader="dot" w:pos="9962"/>
-            </w:tabs>
-            <w:rPr>
-              <w:rFonts w:eastAsiaTheme="minorEastAsia"/>
-              <w:noProof/>
-              <w:sz w:val="24"/>
-              <w:szCs w:val="24"/>
-              <w:lang w:val="es-ES" w:eastAsia="es-ES"/>
-            </w:rPr>
-          </w:pPr>
-          <w:hyperlink w:anchor="_Toc228988013" w:history="1">
-            <w:r>
-              <w:rPr>
-                <w:rStyle w:val="Hipervnculo"/>
-                <w:noProof/>
-              </w:rPr>
-              <w:t>Créditos</w:t>
-            </w:r>
-            <w:r>
-              <w:rPr>
-                <w:noProof/>
-                <w:webHidden/>
-              </w:rPr>
-              <w:tab/>
-            </w:r>
-            <w:r>
-              <w:rPr>
-                <w:noProof/>
-                <w:webHidden/>
-              </w:rPr>
-              <w:fldChar w:fldCharType="begin"/>
-            </w:r>
-            <w:r>
-              <w:rPr>
-                <w:noProof/>
-                <w:webHidden/>
-              </w:rPr>
-              <w:instrText xml:space="preserve"> PAGEREF _Toc228988013 \h </w:instrText>
-            </w:r>
-            <w:r>
-              <w:rPr>
-                <w:noProof/>
-                <w:webHidden/>
-              </w:rPr>
-            </w:r>
-            <w:r>
-              <w:rPr>
-                <w:noProof/>
-                <w:webHidden/>
-              </w:rPr>
-              <w:fldChar w:fldCharType="separate"/>
-            </w:r>
-            <w:r>
-              <w:rPr>
-                <w:noProof/>
-                <w:webHidden/>
-              </w:rPr>
-              <w:t>39</w:t>
+              <w:t>26</w:t>
             </w:r>
             <w:r>
               <w:rPr>
@@ -1991,7 +1500,7 @@
       <w:pPr>
         <w:pStyle w:val="Titulosgenerales"/>
       </w:pPr>
-      <w:bookmarkStart w:id="0" w:name="_Toc228987994"/>
+      <w:bookmarkStart w:id="0" w:name="_Toc233106681"/>
       <w:r>
         <w:lastRenderedPageBreak/>
         <w:t>Introducción</w:t>
@@ -2029,10 +1538,12 @@
       <w:pPr>
         <w:pStyle w:val="Ttulo1"/>
       </w:pPr>
+      <w:bookmarkStart w:id="1" w:name="_Toc233106682"/>
       <w:r>
         <w:lastRenderedPageBreak/>
         <w:t>Partes de la maquinaria de confección</w:t>
       </w:r>
+      <w:bookmarkEnd w:id="1"/>
     </w:p>
     <w:p>
       <w:r>
@@ -2044,9 +1555,11 @@
       <w:pPr>
         <w:pStyle w:val="Ttulo2"/>
       </w:pPr>
+      <w:bookmarkStart w:id="2" w:name="_Toc233106683"/>
       <w:r>
         <w:t>Partes, mecanismos y funciones de las máquinas de confección</w:t>
       </w:r>
+      <w:bookmarkEnd w:id="2"/>
     </w:p>
     <w:p>
       <w:r>
@@ -2146,7 +1659,13 @@
         <w:t>: e</w:t>
       </w:r>
       <w:r>
-        <w:t>lemento mecánico que toma y trasfiere movimiento girando sobre sí mismo, en revoluciones completas.</w:t>
+        <w:t xml:space="preserve">lemento mecánico que toma y </w:t>
+      </w:r>
+      <w:r>
+        <w:t xml:space="preserve">transfiere </w:t>
+      </w:r>
+      <w:r>
+        <w:t>movimiento girando sobre sí mismo, en revoluciones completas.</w:t>
       </w:r>
     </w:p>
     <w:p>
@@ -2188,8 +1707,35 @@
         <w:t>: e</w:t>
       </w:r>
       <w:r>
-        <w:t>lemento mecánico que se utiliza para transmitir movimiento, convirtiendo de circular u oscilante a rectilíneo u oscilante. La biela se compone de cabeza y pie, la cabeza recibe el movimiento, la singularidad de la biela es que ni el pie ni la cabeza giran, su movimiento es oscilante.</w:t>
-      </w:r>
+        <w:t xml:space="preserve">lemento mecánico que se utiliza para transmitir movimiento, convirtiendo de circular u oscilante a rectilíneo u oscilante. La biela se compone de cabeza y </w:t>
+      </w:r>
+      <w:proofErr w:type="spellStart"/>
+      <w:r>
+        <w:t>prensatela</w:t>
+      </w:r>
+      <w:proofErr w:type="spellEnd"/>
+      <w:r>
+        <w:t xml:space="preserve">, la cabeza recibe el movimiento, la singularidad de la biela es que ni el </w:t>
+      </w:r>
+      <w:proofErr w:type="spellStart"/>
+      <w:r>
+        <w:t>prensatela</w:t>
+      </w:r>
+      <w:proofErr w:type="spellEnd"/>
+      <w:r>
+        <w:t xml:space="preserve"> </w:t>
+      </w:r>
+      <w:r>
+        <w:t xml:space="preserve">ni la cabeza giran, su movimiento es </w:t>
+      </w:r>
+      <w:proofErr w:type="gramStart"/>
+      <w:r>
+        <w:t>oscilante.</w:t>
+      </w:r>
+      <w:r>
+        <w:t>|</w:t>
+      </w:r>
+      <w:proofErr w:type="gramEnd"/>
     </w:p>
     <w:p>
       <w:pPr>
@@ -2232,6 +1778,8 @@
       <w:r>
         <w:t>lemento mecánico que toma y transfiere movimiento oscilante, sin completar las revoluciones.</w:t>
       </w:r>
+      <w:bookmarkStart w:id="3" w:name="_GoBack"/>
+      <w:bookmarkEnd w:id="3"/>
     </w:p>
     <w:p>
       <w:pPr>
@@ -2272,7 +1820,11 @@
         <w:t>: e</w:t>
       </w:r>
       <w:r>
-        <w:t>lemento mecánico que sirve para transferir movimiento, cambiar de circular en rectilíneo u oscilante o de oscilante en rectilíneo. Se identifica por tener su superficie de trabajo (contacto), con anormalidades, además puede tener su centro de giro fuera o dentro del centro geométrico.</w:t>
+        <w:t xml:space="preserve">lemento mecánico que sirve para transferir movimiento, cambiar de circular en rectilíneo u oscilante o de oscilante en rectilíneo. Se identifica </w:t>
+      </w:r>
+      <w:r>
+        <w:lastRenderedPageBreak/>
+        <w:t>por tener su superficie de trabajo (contacto), con anormalidades, además puede tener su centro de giro fuera o dentro del centro geométrico.</w:t>
       </w:r>
     </w:p>
     <w:p>
@@ -2287,7 +1839,6 @@
         <w:rPr>
           <w:b/>
         </w:rPr>
-        <w:lastRenderedPageBreak/>
         <w:t>Rueda dentada o piñón</w:t>
       </w:r>
       <w:r>
@@ -2315,7 +1866,13 @@
         <w:t>: r</w:t>
       </w:r>
       <w:r>
-        <w:t>ueda plana o acanalada que dependiendo de la función requerida puede ser fijo o móvil hacia un eje o árbol.</w:t>
+        <w:t>ueda plana o acanalada que dependiendo de la función requerida puede ser fij</w:t>
+      </w:r>
+      <w:r>
+        <w:t>a</w:t>
+      </w:r>
+      <w:r>
+        <w:t xml:space="preserve"> o móvil hacia un eje o árbol.</w:t>
       </w:r>
     </w:p>
     <w:p>
@@ -2366,10 +1923,7 @@
     </w:p>
     <w:p>
       <w:r>
-        <w:t>Para ampliar los conocimientos sobre las partes y funcionamiento de la máquina, puede consultar el manual técnico complementario</w:t>
-      </w:r>
-      <w:r>
-        <w:t xml:space="preserve">, </w:t>
+        <w:t xml:space="preserve">Para ampliar los conocimientos sobre las partes y funcionamiento de la máquina, puede consultar el manual técnico complementario, </w:t>
       </w:r>
       <w:r>
         <w:t xml:space="preserve">partiendo de lo anterior, se invita a que acceda al siguiente documento: </w:t>
@@ -2391,9 +1945,11 @@
       <w:pPr>
         <w:pStyle w:val="Ttulo2"/>
       </w:pPr>
+      <w:bookmarkStart w:id="4" w:name="_Toc233106684"/>
       <w:r>
         <w:t>Mecanismos de las máquinas de confección industrial</w:t>
       </w:r>
+      <w:bookmarkEnd w:id="4"/>
     </w:p>
     <w:p>
       <w:r>
@@ -2464,7 +2020,13 @@
     </w:p>
     <w:p>
       <w:r>
-        <w:t xml:space="preserve">En el caso de la planchuela debe estar libre de asperezas y obstrucciones para poder realizar la costura, debe tener aberturas para que pueda mover los dientes, y una abertura en forma redonda u ovalada según el tipo de puntada para que pase la aguja hacia el formador de lazada, el cual debe pasar sin rosar el borde de la abertura, además, se debe revisar que los bordes no tengan asperezas o rebordes cortantes para </w:t>
+        <w:t>En el caso de la planchuela debe estar libre de asperezas y obstrucciones para poder realizar la costura, debe tener aberturas para que pueda mover los dientes, y una abertura en forma redonda u ovalada según el tipo de puntada para que pase la aguja hacia el formador de lazada, el cual debe pasar sin ro</w:t>
+      </w:r>
+      <w:r>
+        <w:t>z</w:t>
+      </w:r>
+      <w:r>
+        <w:t xml:space="preserve">ar el borde de la abertura, además, se debe revisar que los bordes no tengan asperezas o rebordes cortantes para </w:t>
       </w:r>
       <w:r>
         <w:lastRenderedPageBreak/>
@@ -2481,26 +2043,25 @@
       <w:pPr>
         <w:pStyle w:val="Figura"/>
       </w:pPr>
-      <w:proofErr w:type="spellStart"/>
-      <w:r>
-        <w:t>ecanismo</w:t>
-      </w:r>
-      <w:proofErr w:type="spellEnd"/>
-      <w:r>
-        <w:t xml:space="preserve"> de arrastre</w:t>
+      <w:r>
+        <w:t>M</w:t>
+      </w:r>
+      <w:r>
+        <w:t>ecanismo de arrastre</w:t>
       </w:r>
     </w:p>
     <w:p>
       <w:pPr>
         <w:ind w:firstLine="0"/>
+        <w:jc w:val="center"/>
       </w:pPr>
       <w:r>
         <w:rPr>
           <w:noProof/>
         </w:rPr>
         <w:drawing>
-          <wp:inline distT="0" distB="0" distL="0" distR="0" wp14:anchorId="18F6FC5F" wp14:editId="588FD808">
-            <wp:extent cx="4712887" cy="4925000"/>
+          <wp:inline distT="0" distB="0" distL="0" distR="0" wp14:anchorId="18F6FC5F" wp14:editId="1A19DF5D">
+            <wp:extent cx="3913405" cy="4089536"/>
             <wp:effectExtent l="0" t="0" r="0" b="0"/>
             <wp:docPr id="9" name="Imagen 9" descr="Figura 2. La imagen ilustra los movimientos de arrastre en una máquina de coser, responsables del desplazamiento de la tela durante la costura. El mecanismo combina el movimiento de los dientes de arrastre, el prensatelas y la aguja para avanzar el material de manera uniforme. Los movimientos A y B representan el avance y retroceso horizontal de los dientes. El movimiento C muestra la elevación y descenso de los dientes para sujetar y liberar la tela. El movimiento D integra estas acciones, permitiendo un arrastre continuo y preciso durante el proceso de costura."/>
             <wp:cNvGraphicFramePr>
@@ -2531,7 +2092,7 @@
                   <pic:spPr bwMode="auto">
                     <a:xfrm>
                       <a:off x="0" y="0"/>
-                      <a:ext cx="4729725" cy="4942596"/>
+                      <a:ext cx="3931932" cy="4108896"/>
                     </a:xfrm>
                     <a:prstGeom prst="rect">
                       <a:avLst/>
@@ -2547,8 +2108,13 @@
     </w:p>
     <w:p>
       <w:r>
-        <w:lastRenderedPageBreak/>
-        <w:t>Fuente: Manual corte y confección, CIDEP (2012)</w:t>
+        <w:rPr>
+          <w:b/>
+        </w:rPr>
+        <w:t>Fuente</w:t>
+      </w:r>
+      <w:r>
+        <w:t>: Manual corte y confección, CIDEP (2012)</w:t>
       </w:r>
     </w:p>
     <w:p>
@@ -2563,6 +2129,7 @@
         <w:rPr>
           <w:b/>
         </w:rPr>
+        <w:lastRenderedPageBreak/>
         <w:t>Movimiento A</w:t>
       </w:r>
       <w:r>
@@ -2701,7 +2268,7 @@
     </w:p>
     <w:p>
       <w:r>
-        <w:t>Va dentro del gancho rotatorio y la componen varias partes, en la máquina plana son:] cuerpo, palanca del pestillo, resorte del pestillo, muelle de tensión, tornillo retenedor del muelle de tensión, tornillo sujetador de muelle auxiliar, muelle auxiliar. El buen estado de la caja bobina depende del cuidado, por eso se deben evitar golpes, caídas y contacto con sustancias que aumenten su oxidación.</w:t>
+        <w:t>Va dentro del gancho rotatorio y la componen varias partes, en la máquina plana son: cuerpo, palanca del pestillo, resorte del pestillo, muelle de tensión, tornillo retenedor del muelle de tensión, tornillo sujetador de muelle auxiliar, muelle auxiliar. El buen estado de la caja bobina depende del cuidado, por eso se deben evitar golpes, caídas y contacto con sustancias que aumenten su oxidación.</w:t>
       </w:r>
     </w:p>
     <w:p>
@@ -2749,11 +2316,12 @@
       <w:r>
         <w:t xml:space="preserve">Este elemento mecánico es utilizado la mayoría de las veces como auxiliar de los </w:t>
       </w:r>
-      <w:proofErr w:type="spellStart"/>
-      <w:r>
+      <w:r>
+        <w:rPr>
+          <w:rStyle w:val="Extranjerismo"/>
+        </w:rPr>
         <w:t>looper</w:t>
       </w:r>
-      <w:proofErr w:type="spellEnd"/>
       <w:r>
         <w:t xml:space="preserve"> y corchetes, para formar varios tipos de puntadas de diferentes series.</w:t>
       </w:r>
@@ -2766,38 +2334,46 @@
           <w:numId w:val="26"/>
         </w:numPr>
         <w:rPr>
-          <w:b/>
-        </w:rPr>
-      </w:pPr>
-      <w:proofErr w:type="spellStart"/>
-      <w:r>
-        <w:rPr>
+          <w:rStyle w:val="Extranjerismo"/>
+          <w:b/>
+        </w:rPr>
+      </w:pPr>
+      <w:r>
+        <w:rPr>
+          <w:rStyle w:val="Extranjerismo"/>
           <w:b/>
         </w:rPr>
         <w:lastRenderedPageBreak/>
         <w:t>Looper</w:t>
       </w:r>
+    </w:p>
+    <w:p>
+      <w:r>
+        <w:t xml:space="preserve">Se requiere para formar la puntada en la </w:t>
+      </w:r>
+      <w:proofErr w:type="spellStart"/>
+      <w:r>
+        <w:t>fileteadora</w:t>
+      </w:r>
       <w:proofErr w:type="spellEnd"/>
-    </w:p>
-    <w:p>
-      <w:r>
-        <w:t xml:space="preserve">Se requiere para formar la puntada en la </w:t>
+      <w:r>
+        <w:t xml:space="preserve">, la </w:t>
       </w:r>
       <w:proofErr w:type="spellStart"/>
       <w:r>
-        <w:t>fileteadora</w:t>
+        <w:t>recubridora</w:t>
       </w:r>
       <w:proofErr w:type="spellEnd"/>
       <w:r>
-        <w:t xml:space="preserve">, la </w:t>
+        <w:t xml:space="preserve">, cerradora de codo, </w:t>
       </w:r>
       <w:proofErr w:type="spellStart"/>
       <w:r>
-        <w:t>recubridora</w:t>
+        <w:t>multiagujas</w:t>
       </w:r>
       <w:proofErr w:type="spellEnd"/>
       <w:r>
-        <w:t xml:space="preserve">, cerradora de codo, multi agujas, </w:t>
+        <w:t xml:space="preserve">, </w:t>
       </w:r>
       <w:proofErr w:type="spellStart"/>
       <w:r>
@@ -2846,9 +2422,11 @@
       <w:pPr>
         <w:pStyle w:val="Ttulo2"/>
       </w:pPr>
+      <w:bookmarkStart w:id="5" w:name="_Toc233106685"/>
       <w:r>
         <w:t>Clasificación de puntadas y costuras</w:t>
       </w:r>
+      <w:bookmarkEnd w:id="5"/>
     </w:p>
     <w:p>
       <w:r>
@@ -2886,13 +2464,14 @@
       <w:r>
         <w:t xml:space="preserve">Esta norma internacional clasifica, designa, describe e ilustra las diversas puntadas que se utilizan en las costuras cosidas a mano y a máquina, lo que facilita su identificación en los diversos tipos de producción general y enfocada a la industria de la moda. Esta norma tiene el equivalente militar que es el Federal </w:t>
       </w:r>
-      <w:proofErr w:type="spellStart"/>
-      <w:r>
-        <w:t>Standar</w:t>
-      </w:r>
-      <w:proofErr w:type="spellEnd"/>
-      <w:r>
-        <w:t xml:space="preserve"> 7515-a el cual define los estándares para la fabricación de uniformes militares y el estándar ASTM D6193 que define el estándar para la confección de prendas industriales.</w:t>
+      <w:r>
+        <w:t>Standard</w:t>
+      </w:r>
+      <w:r>
+        <w:t xml:space="preserve"> </w:t>
+      </w:r>
+      <w:r>
+        <w:t>7515-a el cual define los estándares para la fabricación de uniformes militares y el estándar ASTM D6193 que define el estándar para la confección de prendas industriales.</w:t>
       </w:r>
     </w:p>
     <w:p>
@@ -3017,11 +2596,12 @@
       <w:r>
         <w:t xml:space="preserve">Puntada de cadeneta doble o múltiple, formada por aguja y </w:t>
       </w:r>
-      <w:proofErr w:type="spellStart"/>
-      <w:r>
+      <w:r>
+        <w:rPr>
+          <w:rStyle w:val="Extranjerismo"/>
+        </w:rPr>
         <w:t>looper</w:t>
       </w:r>
-      <w:proofErr w:type="spellEnd"/>
       <w:r>
         <w:t xml:space="preserve">; pertenecen a esta serie las puntadas realizadas en la máquina </w:t>
       </w:r>
@@ -3141,7 +2721,13 @@
     </w:p>
     <w:p>
       <w:r>
-        <w:t>Esta norma clasifica e ilustra las secciones trasversales de los materiales y clasifica los tipos de costuras cosidas; es necesario consultar esta norma junto con la ISO 4915.</w:t>
+        <w:t xml:space="preserve">Esta norma clasifica e ilustra las secciones </w:t>
+      </w:r>
+      <w:r>
+        <w:t xml:space="preserve">transversales </w:t>
+      </w:r>
+      <w:r>
+        <w:t>de los materiales y clasifica los tipos de costuras cosidas; es necesario consultar esta norma junto con la ISO 4915.</w:t>
       </w:r>
     </w:p>
     <w:p>
@@ -3305,10 +2891,18 @@
       <w:pPr>
         <w:pStyle w:val="Ttulo1"/>
       </w:pPr>
+      <w:bookmarkStart w:id="6" w:name="_Toc233106686"/>
       <w:r>
         <w:lastRenderedPageBreak/>
-        <w:t>Mantenimiento máquinas de confección</w:t>
-      </w:r>
+        <w:t>Mantenimiento</w:t>
+      </w:r>
+      <w:r>
+        <w:t xml:space="preserve"> en</w:t>
+      </w:r>
+      <w:r>
+        <w:t xml:space="preserve"> máquinas de confección</w:t>
+      </w:r>
+      <w:bookmarkEnd w:id="6"/>
     </w:p>
     <w:p/>
     <w:p>
@@ -3326,9 +2920,11 @@
       <w:pPr>
         <w:pStyle w:val="Ttulo2"/>
       </w:pPr>
-      <w:r>
-        <w:t>Partes, mecanismos y funciones de las máquinas de confección</w:t>
-      </w:r>
+      <w:bookmarkStart w:id="7" w:name="_Toc233106687"/>
+      <w:r>
+        <w:t>Clasificación del mantenimiento en máquinas de confección</w:t>
+      </w:r>
+      <w:bookmarkEnd w:id="7"/>
     </w:p>
     <w:p>
       <w:r>
@@ -3367,7 +2963,16 @@
     <w:p>
       <w:r>
         <w:lastRenderedPageBreak/>
-        <w:t>Para realizar un adecuado mantenimiento correctivo, se debe diagnosticar la causa del daño, para lo cual se pueden utilizar técnicas como los 5 porqués y el diagrama de causa y efecto, que se estudiará posteriormente y la técnica de SMED una herramienta de mejoramiento continuo que se aplica para el cambio de una máquina, en el montaje de una producción con el fin de reducir el tiempo muerto.</w:t>
+        <w:t xml:space="preserve">Para realizar un adecuado mantenimiento correctivo, se debe diagnosticar la causa del daño, para lo cual se pueden utilizar técnicas como los 5 porqués y el diagrama de causa y efecto, que se estudiará posteriormente y la técnica de </w:t>
+      </w:r>
+      <w:r>
+        <w:rPr>
+          <w:rStyle w:val="Extranjerismo"/>
+        </w:rPr>
+        <w:t>SMED</w:t>
+      </w:r>
+      <w:r>
+        <w:t xml:space="preserve"> una herramienta de mejoramiento continuo que se aplica para el cambio de una máquina, en el montaje de una producción con el fin de reducir el tiempo muerto.</w:t>
       </w:r>
     </w:p>
     <w:p>
@@ -3379,13 +2984,28 @@
       <w:r>
         <w:t xml:space="preserve">Las actividades complejas de mantenimiento con cierto grado de dificultad, necesarias para corregir la falla son realizadas por el equipo especializado en mantenimiento. Algunas de las correcciones más comunes son la sincronización de los tiempos en las máquinas, el ajuste de la altura de dientes, el ajuste de la altura de la barra, el cambio de piezas como el gancho rotatorio, </w:t>
       </w:r>
+      <w:r>
+        <w:rPr>
+          <w:rStyle w:val="Extranjerismo"/>
+        </w:rPr>
+        <w:t>loopers</w:t>
+      </w:r>
+      <w:r>
+        <w:t xml:space="preserve">, barras de pie </w:t>
+      </w:r>
       <w:proofErr w:type="spellStart"/>
       <w:r>
-        <w:t>loopers</w:t>
+        <w:t>pr</w:t>
+      </w:r>
+      <w:r>
+        <w:t>e</w:t>
+      </w:r>
+      <w:r>
+        <w:t>nsatela</w:t>
       </w:r>
       <w:proofErr w:type="spellEnd"/>
       <w:r>
-        <w:t>, barras de pie prénsatela o aguja y sistema tensor.</w:t>
+        <w:t xml:space="preserve"> o aguja y sistema tensor.</w:t>
       </w:r>
     </w:p>
     <w:p/>
@@ -3408,10 +3028,17 @@
       </w:r>
     </w:p>
     <w:p>
+      <w:r>
+        <w:t>De acuerdo con los procesos de mejora continua, el mantenimiento preventivo es anticipado a la presentación de la falla; debe ser realizado con la integración de todo el personal y las áreas, en este proceso gana relevancia la necesidad del mantenimiento autónomo, por consiguiente, es necesario capacitar al personal para lograrlo. En la siguiente tabla se observan los pasos del mantenimiento autónomo.</w:t>
+      </w:r>
+    </w:p>
+    <w:p/>
+    <w:p>
       <w:pPr>
         <w:pStyle w:val="Tabla"/>
       </w:pPr>
       <w:r>
+        <w:lastRenderedPageBreak/>
         <w:t>Guía de mantenimiento autónomo</w:t>
       </w:r>
     </w:p>
@@ -3554,7 +3181,6 @@
               <w:pStyle w:val="TextoTablas"/>
             </w:pPr>
             <w:r>
-              <w:lastRenderedPageBreak/>
               <w:t>Eliminar fuentes de suciedad y contaminación.</w:t>
             </w:r>
           </w:p>
@@ -3568,7 +3194,6 @@
               <w:pStyle w:val="TextoTablas"/>
             </w:pPr>
             <w:r>
-              <w:lastRenderedPageBreak/>
               <w:t>Diagnóstico del estado de la maquinaria.</w:t>
             </w:r>
           </w:p>
@@ -3839,12 +3464,12 @@
     <w:p/>
     <w:p>
       <w:r>
+        <w:lastRenderedPageBreak/>
         <w:t>La limpieza y la lubricación son actividades básicas que contribuyen a cuidar la vida útil de la maquinaria, por lo cual se debe establecer la programación de la frecuencia en la limpieza de partes específicas como en el mecanismo de dientes, el cambio de aceite y la limpieza de tanques, sobre todo en el caso de máquinas mecánicas.</w:t>
       </w:r>
     </w:p>
     <w:p>
       <w:r>
-        <w:lastRenderedPageBreak/>
         <w:t>Para complementar el mantenimiento, es primordial la documentación del proceso para ejercer un control visual en el mantenimiento, algunos formatos como la agenda diaria de inspecciones, la programación de 5S, los tableros control de anormalidades, la ficha de cada máquina y las listas de chequeo son herramientas que facilitan este proceso.</w:t>
       </w:r>
     </w:p>
@@ -3853,13 +3478,20 @@
       <w:pPr>
         <w:pStyle w:val="Ttulo2"/>
       </w:pPr>
+      <w:bookmarkStart w:id="8" w:name="_Toc233106688"/>
       <w:r>
         <w:t>Plan de mantenimiento</w:t>
       </w:r>
+      <w:bookmarkEnd w:id="8"/>
     </w:p>
     <w:p>
       <w:r>
         <w:t>La gestión e implementación organizada del mantenimiento contribuye directamente en la calidad de la producción. Así mismo, reduce los costos de mantenimiento. Se requiere planear el mantenimiento con el fin de garantizar el 100% de la disponibilidad de máquinas, equipos y plantas.</w:t>
+      </w:r>
+    </w:p>
+    <w:p>
+      <w:r>
+        <w:t>Los objetivos del plan de mantenimiento son:</w:t>
       </w:r>
     </w:p>
     <w:p>
@@ -3871,7 +3503,7 @@
         </w:numPr>
       </w:pPr>
       <w:r>
-        <w:t>Los objetivos del plan de mantenimiento son:</w:t>
+        <w:t>Asegurar procesos de producción estables y continuos.</w:t>
       </w:r>
     </w:p>
     <w:p>
@@ -3883,7 +3515,7 @@
         </w:numPr>
       </w:pPr>
       <w:r>
-        <w:t>Asegurar procesos de producción estables y continuos.</w:t>
+        <w:t>Prevenir paros no planeados de la línea.</w:t>
       </w:r>
     </w:p>
     <w:p>
@@ -3895,7 +3527,7 @@
         </w:numPr>
       </w:pPr>
       <w:r>
-        <w:t>Prevenir paros no planeados de la línea.</w:t>
+        <w:t>Apoyar el mantenimiento autónomo realizado por los operarios.</w:t>
       </w:r>
     </w:p>
     <w:p>
@@ -3907,34 +3539,23 @@
         </w:numPr>
       </w:pPr>
       <w:r>
-        <w:t>Apoyar el mantenimiento autónomo realizado por los operarios.</w:t>
-      </w:r>
-    </w:p>
-    <w:p>
-      <w:pPr>
-        <w:pStyle w:val="Prrafodelista"/>
-        <w:numPr>
-          <w:ilvl w:val="0"/>
-          <w:numId w:val="26"/>
-        </w:numPr>
-      </w:pPr>
-      <w:r>
         <w:t>Enfocar al equipo de mantenimiento en las actividades especializadas.</w:t>
       </w:r>
     </w:p>
     <w:p>
       <w:r>
-        <w:t>Se suele confundir el término puntada y costura, pero se debe tener en cuenta la diferencia; se habla de la puntada como el resultado del enlace de los hilos, y la costura consiste en varias puntadas en un material o puede ser para unir dos o más materiales.</w:t>
-      </w:r>
-    </w:p>
-    <w:p>
-      <w:r>
-        <w:t>Aclarado lo anterior se necesitaron unas normas para concertar a nivel mundial los diferentes tipos de puntadas y costuras, identificando por medio de letras o de números según cada norma, lo cual facilita la comprensión de la ficha técnica de una máquina o de un producto en cualquier parte del mundo.</w:t>
-      </w:r>
-    </w:p>
-    <w:p>
-      <w:r>
         <w:lastRenderedPageBreak/>
+        <w:t>Para la elaboración del plan de mantenimiento es posible hacer uso del diagrama de Gantt el cual permite identificar el uso de los recursos en cada actividad y su duración, lo que permite al supervisor o administrador visualizar adecuadamente los recursos disponibles para este proceso. El plan comprende la descripción de actividades, responsables, día, hora programada, y fecha en que se debe dar su cumplimiento.</w:t>
+      </w:r>
+    </w:p>
+    <w:p/>
+    <w:p>
+      <w:r>
+        <w:t>Una vez elaborado el plan de mantenimiento este debe ser registrado y comunicado al personal de la planta, con el fin de mejorar la comunicación y establecer su seguimiento.</w:t>
+      </w:r>
+    </w:p>
+    <w:p>
+      <w:r>
         <w:t>Los pasos que comprende el plan de mantenimiento se encuentran especificados a continuación, debe tenerse en cuenta que una vez se cumplen se evalúan y vuelve a iniciar su proceso:</w:t>
       </w:r>
     </w:p>
@@ -4022,6 +3643,7 @@
         <w:rPr>
           <w:b/>
         </w:rPr>
+        <w:lastRenderedPageBreak/>
         <w:t>Aumento en la eficiencia del mantenimiento</w:t>
       </w:r>
       <w:r>
@@ -4061,7 +3683,16 @@
         <w:t>Programa de mantenimiento planeado</w:t>
       </w:r>
       <w:r>
-        <w:t>: aplicación de mejorar continua (KAIZEN).</w:t>
+        <w:t>: aplicación de mejora continua (</w:t>
+      </w:r>
+      <w:r>
+        <w:rPr>
+          <w:rStyle w:val="Extranjerismo"/>
+        </w:rPr>
+        <w:t>KAIZEN</w:t>
+      </w:r>
+      <w:r>
+        <w:t>).</w:t>
       </w:r>
     </w:p>
     <w:p>
@@ -4077,10 +3708,11 @@
       <w:pPr>
         <w:pStyle w:val="Ttulo2"/>
       </w:pPr>
-      <w:r>
-        <w:lastRenderedPageBreak/>
+      <w:bookmarkStart w:id="9" w:name="_Toc233106689"/>
+      <w:r>
         <w:t>Herramientas de confección</w:t>
       </w:r>
+      <w:bookmarkEnd w:id="9"/>
     </w:p>
     <w:p>
       <w:r>
@@ -4160,11 +3792,6 @@
       </w:r>
     </w:p>
     <w:p>
-      <w:r>
-        <w:t>Áreas de patronaje, trazo y corte</w:t>
-      </w:r>
-    </w:p>
-    <w:p>
       <w:pPr>
         <w:pStyle w:val="Prrafodelista"/>
         <w:numPr>
@@ -4176,6 +3803,7 @@
         <w:rPr>
           <w:b/>
         </w:rPr>
+        <w:lastRenderedPageBreak/>
         <w:t>Pinza abre huecos</w:t>
       </w:r>
       <w:r>
@@ -4215,15 +3843,13 @@
         <w:t>Punzón metálico</w:t>
       </w:r>
       <w:r>
-        <w:t>: para señalar puntos ubicación de pinzas, por ejemplo.</w:t>
-      </w:r>
-    </w:p>
-    <w:p/>
-    <w:p/>
-    <w:p>
-      <w:r>
-        <w:lastRenderedPageBreak/>
-        <w:t>Áreas de patronaje, trazo y corte</w:t>
+        <w:t xml:space="preserve">: para señalar puntos </w:t>
+      </w:r>
+      <w:r>
+        <w:t xml:space="preserve">de </w:t>
+      </w:r>
+      <w:r>
+        <w:t>ubicación de pinzas, por ejemplo.</w:t>
       </w:r>
     </w:p>
     <w:p>
@@ -4300,7 +3926,6 @@
         <w:t>: es una tijera ergonómica para cortar los hilos al retirar la pieza una vez se realice la costura.</w:t>
       </w:r>
     </w:p>
-    <w:p/>
     <w:p>
       <w:r>
         <w:t>Área de confección</w:t>
@@ -4321,7 +3946,21 @@
         <w:t>Destornilladores de pala</w:t>
       </w:r>
       <w:r>
-        <w:t>: la parte de la pala debe estar acorde a la medida del tornillo a trabajar, hablamos de pala media para soltar tornillo de barra de pie prénsatela o de soporte de aguja y de pala pequeño para trabajar el tornillo de la caja bobina.</w:t>
+        <w:t xml:space="preserve">: la parte de la pala debe estar acorde a la medida del tornillo a trabajar, hablamos de pala media para soltar tornillo de barra de pie </w:t>
+      </w:r>
+      <w:proofErr w:type="spellStart"/>
+      <w:r>
+        <w:t>pr</w:t>
+      </w:r>
+      <w:r>
+        <w:t>e</w:t>
+      </w:r>
+      <w:r>
+        <w:t>nsatela</w:t>
+      </w:r>
+      <w:proofErr w:type="spellEnd"/>
+      <w:r>
+        <w:t xml:space="preserve"> o de soporte de aguja y de pala pequeño para trabajar el tornillo de la caja bobina.</w:t>
       </w:r>
     </w:p>
     <w:p>
@@ -4341,6 +3980,7 @@
       <w:proofErr w:type="spellStart"/>
       <w:r>
         <w:rPr>
+          <w:rStyle w:val="Extranjerismo"/>
           <w:b/>
         </w:rPr>
         <w:t>bristol</w:t>
@@ -4350,7 +3990,25 @@
         <w:rPr>
           <w:b/>
         </w:rPr>
-        <w:t xml:space="preserve"> con medidas de 1/16” o 1,5 cm</w:t>
+        <w:t xml:space="preserve"> con medidas de 1/16” o 1,</w:t>
+      </w:r>
+      <w:r>
+        <w:rPr>
+          <w:b/>
+        </w:rPr>
+        <w:t>6</w:t>
+      </w:r>
+      <w:r>
+        <w:rPr>
+          <w:b/>
+        </w:rPr>
+        <w:t xml:space="preserve"> </w:t>
+      </w:r>
+      <w:r>
+        <w:rPr>
+          <w:b/>
+        </w:rPr>
+        <w:t>mm</w:t>
       </w:r>
       <w:r>
         <w:t xml:space="preserve">: especiales para los tornillos sujetadores de aguja de </w:t>
@@ -4385,6 +4043,9 @@
       </w:r>
       <w:proofErr w:type="spellStart"/>
       <w:r>
+        <w:rPr>
+          <w:rStyle w:val="Extranjerismo"/>
+        </w:rPr>
         <w:t>bristol</w:t>
       </w:r>
       <w:proofErr w:type="spellEnd"/>
@@ -4399,20 +4060,13 @@
           <w:ilvl w:val="0"/>
           <w:numId w:val="33"/>
         </w:numPr>
+        <w:rPr>
+          <w:lang w:eastAsia="es-CO"/>
+        </w:rPr>
       </w:pPr>
       <w:r>
         <w:t>Llaves boca fija.</w:t>
       </w:r>
-    </w:p>
-    <w:p/>
-    <w:p>
-      <w:pPr>
-        <w:ind w:firstLine="0"/>
-        <w:jc w:val="center"/>
-        <w:rPr>
-          <w:lang w:eastAsia="es-CO"/>
-        </w:rPr>
-      </w:pPr>
     </w:p>
     <w:p>
       <w:pPr>
@@ -4422,12 +4076,12 @@
           <w:u w:val="single"/>
         </w:rPr>
       </w:pPr>
-      <w:bookmarkStart w:id="1" w:name="_Toc228988010"/>
+      <w:bookmarkStart w:id="10" w:name="_Toc233106690"/>
       <w:r>
         <w:lastRenderedPageBreak/>
         <w:t>Síntesis</w:t>
       </w:r>
-      <w:bookmarkEnd w:id="1"/>
+      <w:bookmarkEnd w:id="10"/>
       <w:r>
         <w:t xml:space="preserve"> </w:t>
       </w:r>
@@ -4485,7 +4139,6 @@
           <w:lang w:eastAsia="es-CO"/>
         </w:rPr>
       </w:pPr>
-      <w:bookmarkStart w:id="2" w:name="_GoBack"/>
       <w:r>
         <w:rPr>
           <w:noProof/>
@@ -4538,7 +4191,6 @@
           </wp:inline>
         </w:drawing>
       </w:r>
-      <w:bookmarkEnd w:id="2"/>
     </w:p>
     <w:p>
       <w:pPr>
@@ -4552,12 +4204,12 @@
       <w:pPr>
         <w:pStyle w:val="Titulosgenerales"/>
       </w:pPr>
-      <w:bookmarkStart w:id="3" w:name="_Toc228988011"/>
+      <w:bookmarkStart w:id="11" w:name="_Toc233106691"/>
       <w:r>
         <w:lastRenderedPageBreak/>
         <w:t>Glosario</w:t>
       </w:r>
-      <w:bookmarkEnd w:id="3"/>
+      <w:bookmarkEnd w:id="11"/>
     </w:p>
     <w:p>
       <w:pPr>
@@ -4576,20 +4228,32 @@
         <w:rPr>
           <w:bCs/>
         </w:rPr>
-        <w:t xml:space="preserve">: técnica de comunicación donde la información se transmite por medio de señales en los que se utilice el sentido de la vista, con el fin de controlar algún proceso. También conocido como Andón, en </w:t>
+        <w:t xml:space="preserve">: técnica de comunicación donde la información se transmite por medio de señales en los que se utilice el sentido de la vista, con el fin de controlar algún proceso. También conocido como </w:t>
       </w:r>
       <w:proofErr w:type="spellStart"/>
       <w:r>
         <w:rPr>
+          <w:rStyle w:val="Extranjerismo"/>
+        </w:rPr>
+        <w:t>Andón</w:t>
+      </w:r>
+      <w:proofErr w:type="spellEnd"/>
+      <w:r>
+        <w:rPr>
           <w:bCs/>
         </w:rPr>
-        <w:t>japones</w:t>
-      </w:r>
-      <w:proofErr w:type="spellEnd"/>
+        <w:t xml:space="preserve">, en </w:t>
+      </w:r>
       <w:r>
         <w:rPr>
           <w:bCs/>
         </w:rPr>
+        <w:t>japonés</w:t>
+      </w:r>
+      <w:r>
+        <w:rPr>
+          <w:bCs/>
+        </w:rPr>
         <w:t xml:space="preserve"> traduce lámpara.</w:t>
       </w:r>
     </w:p>
@@ -4599,141 +4263,149 @@
           <w:bCs/>
         </w:rPr>
       </w:pPr>
-      <w:proofErr w:type="spellStart"/>
-      <w:r>
-        <w:rPr>
-          <w:b/>
+      <w:r>
+        <w:rPr>
+          <w:rStyle w:val="Extranjerismo"/>
+          <w:b/>
+        </w:rPr>
+        <w:t>Kaizen</w:t>
+      </w:r>
+      <w:r>
+        <w:rPr>
           <w:bCs/>
         </w:rPr>
-        <w:t>Kaizen</w:t>
-      </w:r>
-      <w:proofErr w:type="spellEnd"/>
-      <w:r>
+        <w:t>: palabra formada por dos vocablos japoneses, cambio y bueno, significa mejora continua, actividades que se desarrollan con el propósito de perfeccionar cada vez más los procesos en la empresa.</w:t>
+      </w:r>
+    </w:p>
+    <w:p>
+      <w:pPr>
         <w:rPr>
           <w:bCs/>
         </w:rPr>
-        <w:t>: palabra formada por dos vocablos japoneses, cambio y bueno, significa mejora continua, actividades que se desarrollan con el propósito de perfeccionar cada vez más los procesos en la empresa.</w:t>
-      </w:r>
-    </w:p>
-    <w:p>
-      <w:pPr>
+      </w:pPr>
+      <w:r>
+        <w:rPr>
+          <w:rStyle w:val="Extranjerismo"/>
+          <w:b/>
+        </w:rPr>
+        <w:t>Kanban</w:t>
+      </w:r>
+      <w:r>
         <w:rPr>
           <w:bCs/>
         </w:rPr>
-      </w:pPr>
-      <w:r>
-        <w:rPr>
-          <w:b/>
+        <w:t>: en japonés traduce tarjetas visuales. Técnica de comunicación en la que se usan tarjetas para informar sobre las actividades de mantenimiento y en los demás procesos de la empresa.</w:t>
+      </w:r>
+    </w:p>
+    <w:p>
+      <w:pPr>
+        <w:rPr>
           <w:bCs/>
         </w:rPr>
-        <w:t>Kanban</w:t>
-      </w:r>
-      <w:r>
-        <w:rPr>
+      </w:pPr>
+      <w:r>
+        <w:rPr>
+          <w:b/>
           <w:bCs/>
         </w:rPr>
-        <w:t>: en japonés traduce tarjetas visuales. Técnica de comunicación en la que se usan tarjetas para informar sobre las actividades de mantenimiento y en los demás procesos de la empresa.</w:t>
-      </w:r>
-    </w:p>
-    <w:p>
-      <w:pPr>
+        <w:t>Mantenimiento autónomo</w:t>
+      </w:r>
+      <w:r>
         <w:rPr>
           <w:bCs/>
         </w:rPr>
-      </w:pPr>
-      <w:r>
-        <w:rPr>
-          <w:b/>
+        <w:t>: actividades sencillas que requieren de poco entrenamiento y pueden ser desarrolladas por el operario de la máquina, para prevenir la aparición de fallas en las máquinas y equipos.</w:t>
+      </w:r>
+    </w:p>
+    <w:p>
+      <w:pPr>
+        <w:rPr>
           <w:bCs/>
         </w:rPr>
-        <w:t>Mantenimiento autónomo</w:t>
+      </w:pPr>
+      <w:r>
+        <w:rPr>
+          <w:rStyle w:val="Extranjerismo"/>
+          <w:b/>
+        </w:rPr>
+        <w:t>SMED</w:t>
       </w:r>
       <w:r>
         <w:rPr>
           <w:bCs/>
         </w:rPr>
-        <w:t>: actividades sencillas que requieren de poco entrenamiento y pueden ser desarrolladas por el operario de la máquina, para prevenir la aparición de fallas en las máquinas y equipos.</w:t>
-      </w:r>
-    </w:p>
-    <w:p>
-      <w:pPr>
+        <w:t xml:space="preserve">: del inglés </w:t>
+      </w:r>
+      <w:r>
+        <w:rPr>
+          <w:rStyle w:val="Extranjerismo"/>
+        </w:rPr>
+        <w:t>Single Minute Exchange of Die</w:t>
+      </w:r>
+      <w:r>
         <w:rPr>
           <w:bCs/>
         </w:rPr>
-      </w:pPr>
-      <w:r>
-        <w:rPr>
-          <w:b/>
+        <w:t>, es decir, el cambio de una herramienta o equipo, en un solo d</w:t>
+      </w:r>
+      <w:r>
+        <w:rPr>
           <w:bCs/>
         </w:rPr>
-        <w:t>SMED</w:t>
+        <w:t>í</w:t>
       </w:r>
       <w:r>
         <w:rPr>
           <w:bCs/>
         </w:rPr>
-        <w:t xml:space="preserve">: del inglés Single Minute Exchange </w:t>
-      </w:r>
-      <w:proofErr w:type="spellStart"/>
-      <w:r>
+        <w:t>gito de tiempo.</w:t>
+      </w:r>
+    </w:p>
+    <w:p>
+      <w:pPr>
         <w:rPr>
           <w:bCs/>
         </w:rPr>
-        <w:t>of</w:t>
-      </w:r>
-      <w:proofErr w:type="spellEnd"/>
-      <w:r>
-        <w:rPr>
+      </w:pPr>
+      <w:r>
+        <w:rPr>
+          <w:b/>
           <w:bCs/>
         </w:rPr>
-        <w:t xml:space="preserve"> Die, es decir, el cambio de una herramienta o equipo, en un solo digito de tiempo.</w:t>
-      </w:r>
-    </w:p>
-    <w:p>
-      <w:pPr>
+        <w:t>Tiempos muertos</w:t>
+      </w:r>
+      <w:r>
         <w:rPr>
           <w:bCs/>
         </w:rPr>
-      </w:pPr>
-      <w:r>
-        <w:rPr>
-          <w:b/>
+        <w:t>: lapso en el cual el personal no realiza ninguna operación en producción.</w:t>
+      </w:r>
+    </w:p>
+    <w:p>
+      <w:pPr>
+        <w:rPr>
           <w:bCs/>
         </w:rPr>
-        <w:t>Tiempos muertos</w:t>
-      </w:r>
-      <w:r>
-        <w:rPr>
+      </w:pPr>
+      <w:r>
+        <w:rPr>
+          <w:b/>
           <w:bCs/>
         </w:rPr>
-        <w:t>: lapso en el cual el personal no realiza ninguna operación en producción.</w:t>
-      </w:r>
-    </w:p>
-    <w:p>
-      <w:pPr>
+        <w:t>Tomador de lazada</w:t>
+      </w:r>
+      <w:r>
         <w:rPr>
           <w:bCs/>
         </w:rPr>
-      </w:pPr>
-      <w:r>
-        <w:rPr>
-          <w:b/>
+        <w:t>: elemento mecánico que junto con la aguja se encarga de formar la puntada. Estos elementos son auxiliados algunas veces en la formación de la puntada por otros elementos mecánicos.</w:t>
+      </w:r>
+    </w:p>
+    <w:p>
+      <w:pPr>
+        <w:rPr>
           <w:bCs/>
         </w:rPr>
-        <w:t>Tomador de lazada</w:t>
-      </w:r>
-      <w:r>
-        <w:rPr>
-          <w:bCs/>
-        </w:rPr>
-        <w:t>: elemento mecánico que junto con la aguja se encarga de formar la puntada. Estos elementos son auxiliados algunas veces en la formación de la puntada por otros elementos mecánicos.</w:t>
-      </w:r>
-    </w:p>
-    <w:p>
-      <w:pPr>
-        <w:rPr>
-          <w:bCs/>
-        </w:rPr>
       </w:pPr>
     </w:p>
     <w:p>
@@ -4745,17 +4417,142 @@
       <w:pPr>
         <w:pStyle w:val="Titulosgenerales"/>
       </w:pPr>
-      <w:bookmarkStart w:id="4" w:name="_Toc228988012"/>
+      <w:bookmarkStart w:id="12" w:name="_Toc233106692"/>
       <w:r>
         <w:lastRenderedPageBreak/>
         <w:t>Referencias bibliográficas</w:t>
       </w:r>
-      <w:bookmarkEnd w:id="4"/>
+      <w:bookmarkEnd w:id="12"/>
       <w:r>
         <w:t xml:space="preserve"> </w:t>
       </w:r>
     </w:p>
-    <w:p/>
+    <w:p>
+      <w:r>
+        <w:t xml:space="preserve">American &amp; </w:t>
+      </w:r>
+      <w:proofErr w:type="spellStart"/>
+      <w:r>
+        <w:t>Efird</w:t>
+      </w:r>
+      <w:proofErr w:type="spellEnd"/>
+      <w:r>
+        <w:t xml:space="preserve">, Inc. (2009). </w:t>
+      </w:r>
+      <w:proofErr w:type="spellStart"/>
+      <w:r>
+        <w:t>Stitch</w:t>
+      </w:r>
+      <w:proofErr w:type="spellEnd"/>
+      <w:r>
+        <w:t xml:space="preserve"> </w:t>
+      </w:r>
+      <w:proofErr w:type="spellStart"/>
+      <w:r>
+        <w:t>Type</w:t>
+      </w:r>
+      <w:proofErr w:type="spellEnd"/>
+      <w:r>
+        <w:t xml:space="preserve"> Matrix </w:t>
+      </w:r>
+      <w:proofErr w:type="spellStart"/>
+      <w:r>
+        <w:t>Spanish</w:t>
+      </w:r>
+      <w:proofErr w:type="spellEnd"/>
+      <w:r>
+        <w:t>.</w:t>
+      </w:r>
+    </w:p>
+    <w:p>
+      <w:r>
+        <w:t xml:space="preserve">Arrieta Posada, J. G. (2007). Interacción y conexiones entre las técnicas 5S, </w:t>
+      </w:r>
+      <w:r>
+        <w:rPr>
+          <w:rStyle w:val="Extranjerismo"/>
+        </w:rPr>
+        <w:t>SMED</w:t>
+      </w:r>
+      <w:r>
+        <w:t xml:space="preserve"> y Poka-Yoke en procesos de mejoramiento continuo. </w:t>
+      </w:r>
+      <w:proofErr w:type="spellStart"/>
+      <w:r>
+        <w:t>Tecnura</w:t>
+      </w:r>
+      <w:proofErr w:type="spellEnd"/>
+      <w:r>
+        <w:t>, 10(20), 139-148.</w:t>
+      </w:r>
+    </w:p>
+    <w:p>
+      <w:r>
+        <w:t>Barretto. (s.f.). Técnicas de indumentaria I: Puntadas y pespuntes. Facultad de Arquitectura, Diseño y Urbanismo.</w:t>
+      </w:r>
+    </w:p>
+    <w:p>
+      <w:r>
+        <w:t>Carvajal, F. (2012). Manual técnico. SENA.</w:t>
+      </w:r>
+    </w:p>
+    <w:p>
+      <w:r>
+        <w:t>CIDEP. (2012). Manual de corte y confección.</w:t>
+      </w:r>
+    </w:p>
+    <w:p>
+      <w:proofErr w:type="spellStart"/>
+      <w:r>
+        <w:t>Espin</w:t>
+      </w:r>
+      <w:proofErr w:type="spellEnd"/>
+      <w:r>
+        <w:t xml:space="preserve">, F. (2013). Técnica </w:t>
+      </w:r>
+      <w:r>
+        <w:rPr>
+          <w:rStyle w:val="Extranjerismo"/>
+        </w:rPr>
+        <w:t>SMED</w:t>
+      </w:r>
+      <w:r>
+        <w:t>: Reducción del tiempo de preparación.</w:t>
+      </w:r>
+    </w:p>
+    <w:p>
+      <w:proofErr w:type="spellStart"/>
+      <w:r>
+        <w:t>lfaomega</w:t>
+      </w:r>
+      <w:proofErr w:type="spellEnd"/>
+      <w:r>
+        <w:t>. (2009). Mantenimiento, planeación, ejecución y control.</w:t>
+      </w:r>
+    </w:p>
+    <w:p>
+      <w:r>
+        <w:t>Rápida Suministros Industriales. (s.f.). Recambios y accesorios.</w:t>
+      </w:r>
+    </w:p>
+    <w:p>
+      <w:r>
+        <w:t>SENA. (1982). Las puntadas.</w:t>
+      </w:r>
+    </w:p>
+    <w:p>
+      <w:r>
+        <w:t xml:space="preserve">Villegas, O., et al. (2018). Cómo el mantenimiento productivo total (TPM) ayuda a mejorar la productividad. Congreso Internacional de Investigación Academia </w:t>
+      </w:r>
+      <w:proofErr w:type="spellStart"/>
+      <w:r>
+        <w:t>Journals</w:t>
+      </w:r>
+      <w:proofErr w:type="spellEnd"/>
+      <w:r>
+        <w:t>, Los Mochis, Sinaloa, México.</w:t>
+      </w:r>
+    </w:p>
     <w:p/>
     <w:p>
       <w:pPr>
@@ -4767,12 +4564,12 @@
       <w:pPr>
         <w:pStyle w:val="Titulosgenerales"/>
       </w:pPr>
-      <w:bookmarkStart w:id="5" w:name="_Toc228988013"/>
+      <w:bookmarkStart w:id="13" w:name="_Toc233106693"/>
       <w:r>
         <w:lastRenderedPageBreak/>
         <w:t>Créditos</w:t>
       </w:r>
-      <w:bookmarkEnd w:id="5"/>
+      <w:bookmarkEnd w:id="13"/>
     </w:p>
     <w:tbl>
       <w:tblPr>
@@ -4800,11 +4597,15 @@
             <w:pPr>
               <w:ind w:firstLine="0"/>
               <w:rPr>
+                <w:sz w:val="24"/>
+                <w:szCs w:val="24"/>
                 <w:lang w:eastAsia="es-CO"/>
               </w:rPr>
             </w:pPr>
             <w:r>
               <w:rPr>
+                <w:sz w:val="24"/>
+                <w:szCs w:val="24"/>
                 <w:lang w:eastAsia="es-CO"/>
               </w:rPr>
               <w:t>Nombre</w:t>
@@ -4819,11 +4620,15 @@
             <w:pPr>
               <w:ind w:firstLine="0"/>
               <w:rPr>
+                <w:sz w:val="24"/>
+                <w:szCs w:val="24"/>
                 <w:lang w:eastAsia="es-CO"/>
               </w:rPr>
             </w:pPr>
             <w:r>
               <w:rPr>
+                <w:sz w:val="24"/>
+                <w:szCs w:val="24"/>
                 <w:lang w:eastAsia="es-CO"/>
               </w:rPr>
               <w:t>Cargo</w:t>
@@ -4838,26 +4643,18 @@
             <w:pPr>
               <w:ind w:firstLine="0"/>
               <w:rPr>
+                <w:sz w:val="24"/>
+                <w:szCs w:val="24"/>
                 <w:lang w:eastAsia="es-CO"/>
               </w:rPr>
             </w:pPr>
             <w:r>
               <w:rPr>
+                <w:sz w:val="24"/>
+                <w:szCs w:val="24"/>
                 <w:lang w:eastAsia="es-CO"/>
               </w:rPr>
-              <w:t>Centro de Formación</w:t>
-            </w:r>
-            <w:r>
-              <w:rPr>
-                <w:lang w:eastAsia="es-CO"/>
-              </w:rPr>
-              <w:t xml:space="preserve"> y </w:t>
-            </w:r>
-            <w:r>
-              <w:rPr>
-                <w:lang w:eastAsia="es-CO"/>
-              </w:rPr>
-              <w:t>Regional</w:t>
+              <w:t>Centro de Formación y Regional</w:t>
             </w:r>
           </w:p>
         </w:tc>
@@ -4874,11 +4671,13 @@
             <w:pPr>
               <w:pStyle w:val="TextoTablas"/>
               <w:rPr>
+                <w:szCs w:val="24"/>
                 <w:lang w:val="es-CO"/>
               </w:rPr>
             </w:pPr>
             <w:r>
               <w:rPr>
+                <w:szCs w:val="24"/>
                 <w:lang w:val="es-CO"/>
               </w:rPr>
               <w:t>Claudia Johanna Gómez Pérez</w:t>
@@ -4893,11 +4692,13 @@
             <w:pPr>
               <w:pStyle w:val="TextoTablas"/>
               <w:rPr>
+                <w:szCs w:val="24"/>
                 <w:lang w:val="es-CO"/>
               </w:rPr>
             </w:pPr>
             <w:r>
               <w:rPr>
+                <w:szCs w:val="24"/>
                 <w:lang w:val="es-CO"/>
               </w:rPr>
               <w:t>Profesional G06. Responsable Ecosistema Virtual de Recursos Educativos Digitales</w:t>
@@ -4912,11 +4713,13 @@
             <w:pPr>
               <w:pStyle w:val="TextoTablas"/>
               <w:rPr>
+                <w:szCs w:val="24"/>
                 <w:lang w:val="es-CO"/>
               </w:rPr>
             </w:pPr>
             <w:r>
               <w:rPr>
+                <w:szCs w:val="24"/>
                 <w:lang w:val="es-CO"/>
               </w:rPr>
               <w:t>Centro Agroturístico - Regional Santander</w:t>
@@ -4933,10 +4736,14 @@
             <w:pPr>
               <w:pStyle w:val="TextoTablas"/>
               <w:rPr>
+                <w:szCs w:val="24"/>
                 <w:lang w:val="es-CO"/>
               </w:rPr>
             </w:pPr>
             <w:r>
+              <w:rPr>
+                <w:szCs w:val="24"/>
+              </w:rPr>
               <w:t>Edison Eduardo Mantilla Cuadros</w:t>
             </w:r>
           </w:p>
@@ -4949,10 +4756,14 @@
             <w:pPr>
               <w:pStyle w:val="TextoTablas"/>
               <w:rPr>
+                <w:szCs w:val="24"/>
                 <w:lang w:val="es-CO"/>
               </w:rPr>
             </w:pPr>
             <w:r>
+              <w:rPr>
+                <w:szCs w:val="24"/>
+              </w:rPr>
               <w:t>Responsable de línea de producción</w:t>
             </w:r>
           </w:p>
@@ -4965,10 +4776,14 @@
             <w:pPr>
               <w:pStyle w:val="TextoTablas"/>
               <w:rPr>
+                <w:szCs w:val="24"/>
                 <w:lang w:val="es-CO"/>
               </w:rPr>
             </w:pPr>
             <w:r>
+              <w:rPr>
+                <w:szCs w:val="24"/>
+              </w:rPr>
               <w:t>Centro Agroturístico - Regional Santander</w:t>
             </w:r>
           </w:p>
@@ -4986,11 +4801,29 @@
             <w:pPr>
               <w:pStyle w:val="TextoTablas"/>
               <w:rPr>
+                <w:szCs w:val="24"/>
                 <w:lang w:val="es-CO"/>
               </w:rPr>
             </w:pPr>
             <w:r>
-              <w:t>Sandra Cecilia Gutiérrez</w:t>
+              <w:rPr>
+                <w:szCs w:val="24"/>
+              </w:rPr>
+              <w:t xml:space="preserve">Rafael </w:t>
+            </w:r>
+            <w:proofErr w:type="spellStart"/>
+            <w:r>
+              <w:rPr>
+                <w:szCs w:val="24"/>
+              </w:rPr>
+              <w:t>Nelftalí</w:t>
+            </w:r>
+            <w:proofErr w:type="spellEnd"/>
+            <w:r>
+              <w:rPr>
+                <w:szCs w:val="24"/>
+              </w:rPr>
+              <w:t xml:space="preserve"> Lizcano Reyes</w:t>
             </w:r>
           </w:p>
         </w:tc>
@@ -5002,11 +4835,15 @@
             <w:pPr>
               <w:pStyle w:val="TextoTablas"/>
               <w:rPr>
+                <w:szCs w:val="24"/>
                 <w:lang w:val="es-CO"/>
               </w:rPr>
             </w:pPr>
             <w:r>
-              <w:t>Experta temática</w:t>
+              <w:rPr>
+                <w:szCs w:val="24"/>
+              </w:rPr>
+              <w:t>Asesor metodológico y pedagógico</w:t>
             </w:r>
           </w:p>
         </w:tc>
@@ -5018,11 +4855,15 @@
             <w:pPr>
               <w:pStyle w:val="TextoTablas"/>
               <w:rPr>
+                <w:szCs w:val="24"/>
                 <w:lang w:val="es-CO"/>
               </w:rPr>
             </w:pPr>
             <w:r>
-              <w:t>Centro Agroturístico - Regional Santander</w:t>
+              <w:rPr>
+                <w:szCs w:val="24"/>
+              </w:rPr>
+              <w:t>CENTRO INDUSTRIAL DEL DISEÑO Y LA MANUFACTURA - Regional Santander</w:t>
             </w:r>
           </w:p>
         </w:tc>
@@ -5036,11 +4877,15 @@
             <w:pPr>
               <w:pStyle w:val="TextoTablas"/>
               <w:rPr>
+                <w:szCs w:val="24"/>
                 <w:lang w:val="es-CO"/>
               </w:rPr>
             </w:pPr>
             <w:r>
-              <w:t>Vilma Lucía Perilla Méndez</w:t>
+              <w:rPr>
+                <w:szCs w:val="24"/>
+              </w:rPr>
+              <w:t>Sandra Cecilia Gutiérrez</w:t>
             </w:r>
           </w:p>
         </w:tc>
@@ -5052,11 +4897,15 @@
             <w:pPr>
               <w:pStyle w:val="TextoTablas"/>
               <w:rPr>
+                <w:szCs w:val="24"/>
                 <w:lang w:val="es-CO"/>
               </w:rPr>
             </w:pPr>
             <w:r>
-              <w:t>Diseñador instruccional</w:t>
+              <w:rPr>
+                <w:szCs w:val="24"/>
+              </w:rPr>
+              <w:t>Experta temática</w:t>
             </w:r>
           </w:p>
         </w:tc>
@@ -5068,11 +4917,15 @@
             <w:pPr>
               <w:pStyle w:val="TextoTablas"/>
               <w:rPr>
+                <w:szCs w:val="24"/>
                 <w:lang w:val="es-CO"/>
               </w:rPr>
             </w:pPr>
             <w:r>
-              <w:t>Regional Distrito Capital</w:t>
+              <w:rPr>
+                <w:szCs w:val="24"/>
+              </w:rPr>
+              <w:t>CENTRO INDUSTRIAL DEL DISEÑO Y LA MANUFACTURA - Regional Santander</w:t>
             </w:r>
           </w:p>
         </w:tc>
@@ -5089,11 +4942,15 @@
             <w:pPr>
               <w:pStyle w:val="TextoTablas"/>
               <w:rPr>
+                <w:szCs w:val="24"/>
                 <w:lang w:val="es-CO"/>
               </w:rPr>
             </w:pPr>
             <w:r>
-              <w:t>Marcos Yamid Rubiano Avellaneda</w:t>
+              <w:rPr>
+                <w:szCs w:val="24"/>
+              </w:rPr>
+              <w:t>Vilma Lucía Perilla Méndez</w:t>
             </w:r>
           </w:p>
         </w:tc>
@@ -5105,11 +4962,15 @@
             <w:pPr>
               <w:pStyle w:val="TextoTablas"/>
               <w:rPr>
+                <w:szCs w:val="24"/>
                 <w:lang w:val="es-CO"/>
               </w:rPr>
             </w:pPr>
             <w:r>
-              <w:t>Diseñador de contenidos</w:t>
+              <w:rPr>
+                <w:szCs w:val="24"/>
+              </w:rPr>
+              <w:t>Diseñadora instruccional</w:t>
             </w:r>
           </w:p>
         </w:tc>
@@ -5121,11 +4982,15 @@
             <w:pPr>
               <w:pStyle w:val="TextoTablas"/>
               <w:rPr>
+                <w:szCs w:val="24"/>
                 <w:lang w:val="es-CO"/>
               </w:rPr>
             </w:pPr>
             <w:r>
-              <w:t>Centro Agroturístico - Regional Santander</w:t>
+              <w:rPr>
+                <w:szCs w:val="24"/>
+              </w:rPr>
+              <w:t>Centro de Gestión Empresarial - Regional Distrito Capital</w:t>
             </w:r>
           </w:p>
         </w:tc>
@@ -5139,17 +5004,16 @@
             <w:pPr>
               <w:pStyle w:val="TextoTablas"/>
               <w:rPr>
+                <w:szCs w:val="24"/>
                 <w:lang w:val="es-CO"/>
               </w:rPr>
             </w:pPr>
             <w:r>
-              <w:t xml:space="preserve">Leonardo Castellanos </w:t>
-            </w:r>
-            <w:proofErr w:type="spellStart"/>
-            <w:r>
-              <w:t>Rodriguez</w:t>
-            </w:r>
-            <w:proofErr w:type="spellEnd"/>
+              <w:rPr>
+                <w:szCs w:val="24"/>
+              </w:rPr>
+              <w:t>Oscar Andrés Fernández Urrego</w:t>
+            </w:r>
           </w:p>
         </w:tc>
         <w:tc>
@@ -5160,17 +5024,16 @@
             <w:pPr>
               <w:pStyle w:val="TextoTablas"/>
               <w:rPr>
+                <w:szCs w:val="24"/>
                 <w:lang w:val="es-CO"/>
               </w:rPr>
             </w:pPr>
             <w:r>
-              <w:t xml:space="preserve">Desarrollador full </w:t>
-            </w:r>
-            <w:proofErr w:type="spellStart"/>
-            <w:r>
-              <w:t>stack</w:t>
-            </w:r>
-            <w:proofErr w:type="spellEnd"/>
+              <w:rPr>
+                <w:szCs w:val="24"/>
+              </w:rPr>
+              <w:t>Evaluador instruccional</w:t>
+            </w:r>
           </w:p>
         </w:tc>
         <w:tc>
@@ -5181,11 +5044,15 @@
             <w:pPr>
               <w:pStyle w:val="TextoTablas"/>
               <w:rPr>
+                <w:szCs w:val="24"/>
                 <w:lang w:val="es-CO"/>
               </w:rPr>
             </w:pPr>
             <w:r>
-              <w:t>Centro Agroturístico - Regional Santander</w:t>
+              <w:rPr>
+                <w:szCs w:val="24"/>
+              </w:rPr>
+              <w:t>Centro para la Industria de la Comunicación Gráfica – CENIGRAF - Regional Bogotá</w:t>
             </w:r>
           </w:p>
         </w:tc>
@@ -5201,14 +5068,15 @@
           <w:p>
             <w:pPr>
               <w:pStyle w:val="TextoTablas"/>
+              <w:rPr>
+                <w:szCs w:val="24"/>
+              </w:rPr>
             </w:pPr>
-            <w:proofErr w:type="spellStart"/>
-            <w:r>
-              <w:t>Maria</w:t>
-            </w:r>
-            <w:proofErr w:type="spellEnd"/>
-            <w:r>
-              <w:t xml:space="preserve"> Alejandra Vera Briceño</w:t>
+            <w:r>
+              <w:rPr>
+                <w:szCs w:val="24"/>
+              </w:rPr>
+              <w:t>Julieth Paola Vital López</w:t>
             </w:r>
           </w:p>
         </w:tc>
@@ -5220,11 +5088,15 @@
             <w:pPr>
               <w:pStyle w:val="TextoTablas"/>
               <w:rPr>
+                <w:szCs w:val="24"/>
                 <w:lang w:val="es-CO"/>
               </w:rPr>
             </w:pPr>
             <w:r>
-              <w:t>Animadora y productora audiovisual</w:t>
+              <w:rPr>
+                <w:szCs w:val="24"/>
+              </w:rPr>
+              <w:t>Corrección de estilo</w:t>
             </w:r>
           </w:p>
         </w:tc>
@@ -5236,11 +5108,15 @@
             <w:pPr>
               <w:pStyle w:val="TextoTablas"/>
               <w:rPr>
+                <w:szCs w:val="24"/>
                 <w:lang w:val="es-CO"/>
               </w:rPr>
             </w:pPr>
             <w:r>
-              <w:t>Centro Agroturístico - Regional Santander</w:t>
+              <w:rPr>
+                <w:szCs w:val="24"/>
+              </w:rPr>
+              <w:t>Centro para la Industria de la Comunicación Gráfica - Regional Distrito Capital</w:t>
             </w:r>
           </w:p>
         </w:tc>
@@ -5253,9 +5129,23 @@
           <w:p>
             <w:pPr>
               <w:pStyle w:val="TextoTablas"/>
+              <w:rPr>
+                <w:szCs w:val="24"/>
+              </w:rPr>
             </w:pPr>
-            <w:r>
-              <w:t>Erika Daniela Manrique Rueda</w:t>
+            <w:proofErr w:type="spellStart"/>
+            <w:r>
+              <w:rPr>
+                <w:szCs w:val="24"/>
+              </w:rPr>
+              <w:t>Julian</w:t>
+            </w:r>
+            <w:proofErr w:type="spellEnd"/>
+            <w:r>
+              <w:rPr>
+                <w:szCs w:val="24"/>
+              </w:rPr>
+              <w:t xml:space="preserve"> Fernando Vanegas Vega</w:t>
             </w:r>
           </w:p>
         </w:tc>
@@ -5267,11 +5157,15 @@
             <w:pPr>
               <w:pStyle w:val="TextoTablas"/>
               <w:rPr>
+                <w:szCs w:val="24"/>
                 <w:lang w:val="es-CO"/>
               </w:rPr>
             </w:pPr>
             <w:r>
-              <w:t>Validadora y vinculadora de recursos educativos digitales</w:t>
+              <w:rPr>
+                <w:szCs w:val="24"/>
+              </w:rPr>
+              <w:t>Diseñador de contenidos</w:t>
             </w:r>
           </w:p>
         </w:tc>
@@ -5283,10 +5177,14 @@
             <w:pPr>
               <w:pStyle w:val="TextoTablas"/>
               <w:rPr>
+                <w:szCs w:val="24"/>
                 <w:lang w:val="es-CO"/>
               </w:rPr>
             </w:pPr>
             <w:r>
+              <w:rPr>
+                <w:szCs w:val="24"/>
+              </w:rPr>
               <w:t>Centro Agroturístico - Regional Santander</w:t>
             </w:r>
           </w:p>
@@ -5303,9 +5201,29 @@
           <w:p>
             <w:pPr>
               <w:pStyle w:val="TextoTablas"/>
+              <w:rPr>
+                <w:szCs w:val="24"/>
+              </w:rPr>
             </w:pPr>
             <w:r>
-              <w:t>Jorge Eduardo Rueda Peña</w:t>
+              <w:rPr>
+                <w:szCs w:val="24"/>
+              </w:rPr>
+              <w:t xml:space="preserve">Pedro Alonso </w:t>
+            </w:r>
+            <w:proofErr w:type="spellStart"/>
+            <w:r>
+              <w:rPr>
+                <w:szCs w:val="24"/>
+              </w:rPr>
+              <w:t>Bolivar</w:t>
+            </w:r>
+            <w:proofErr w:type="spellEnd"/>
+            <w:r>
+              <w:rPr>
+                <w:szCs w:val="24"/>
+              </w:rPr>
+              <w:t xml:space="preserve"> González</w:t>
             </w:r>
           </w:p>
         </w:tc>
@@ -5317,11 +5235,21 @@
             <w:pPr>
               <w:pStyle w:val="TextoTablas"/>
               <w:rPr>
+                <w:szCs w:val="24"/>
                 <w:lang w:val="es-CO"/>
               </w:rPr>
             </w:pPr>
             <w:r>
-              <w:t>Evaluadora de contenidos inclusivos y accesibles</w:t>
+              <w:rPr>
+                <w:szCs w:val="24"/>
+              </w:rPr>
+              <w:t xml:space="preserve">Desarrollador </w:t>
+            </w:r>
+            <w:r>
+              <w:rPr>
+                <w:rStyle w:val="Extranjerismo"/>
+              </w:rPr>
+              <w:t>full stack</w:t>
             </w:r>
           </w:p>
         </w:tc>
@@ -5333,10 +5261,209 @@
             <w:pPr>
               <w:pStyle w:val="TextoTablas"/>
               <w:rPr>
+                <w:szCs w:val="24"/>
                 <w:lang w:val="es-CO"/>
               </w:rPr>
             </w:pPr>
             <w:r>
+              <w:rPr>
+                <w:szCs w:val="24"/>
+              </w:rPr>
+              <w:t>Centro Agroturístico - Regional Santander</w:t>
+            </w:r>
+          </w:p>
+        </w:tc>
+      </w:tr>
+      <w:tr>
+        <w:tc>
+          <w:tcPr>
+            <w:tcW w:w="2830" w:type="dxa"/>
+          </w:tcPr>
+          <w:p>
+            <w:pPr>
+              <w:pStyle w:val="TextoTablas"/>
+              <w:rPr>
+                <w:szCs w:val="24"/>
+              </w:rPr>
+            </w:pPr>
+            <w:proofErr w:type="spellStart"/>
+            <w:r>
+              <w:rPr>
+                <w:szCs w:val="24"/>
+              </w:rPr>
+              <w:t>Maria</w:t>
+            </w:r>
+            <w:proofErr w:type="spellEnd"/>
+            <w:r>
+              <w:rPr>
+                <w:szCs w:val="24"/>
+              </w:rPr>
+              <w:t xml:space="preserve"> Alejandra Vera Briceño</w:t>
+            </w:r>
+          </w:p>
+        </w:tc>
+        <w:tc>
+          <w:tcPr>
+            <w:tcW w:w="3261" w:type="dxa"/>
+          </w:tcPr>
+          <w:p>
+            <w:pPr>
+              <w:pStyle w:val="TextoTablas"/>
+              <w:rPr>
+                <w:szCs w:val="24"/>
+                <w:lang w:val="es-CO"/>
+              </w:rPr>
+            </w:pPr>
+            <w:r>
+              <w:rPr>
+                <w:szCs w:val="24"/>
+              </w:rPr>
+              <w:t>Animadora y productora audiovisual</w:t>
+            </w:r>
+          </w:p>
+        </w:tc>
+        <w:tc>
+          <w:tcPr>
+            <w:tcW w:w="3969" w:type="dxa"/>
+          </w:tcPr>
+          <w:p>
+            <w:pPr>
+              <w:pStyle w:val="TextoTablas"/>
+              <w:rPr>
+                <w:szCs w:val="24"/>
+                <w:lang w:val="es-CO"/>
+              </w:rPr>
+            </w:pPr>
+            <w:r>
+              <w:rPr>
+                <w:szCs w:val="24"/>
+              </w:rPr>
+              <w:t>Centro Agroturístico - Regional Santander</w:t>
+            </w:r>
+          </w:p>
+        </w:tc>
+      </w:tr>
+      <w:tr>
+        <w:trPr>
+          <w:cnfStyle w:val="000000100000" w:firstRow="0" w:lastRow="0" w:firstColumn="0" w:lastColumn="0" w:oddVBand="0" w:evenVBand="0" w:oddHBand="1" w:evenHBand="0" w:firstRowFirstColumn="0" w:firstRowLastColumn="0" w:lastRowFirstColumn="0" w:lastRowLastColumn="0"/>
+        </w:trPr>
+        <w:tc>
+          <w:tcPr>
+            <w:tcW w:w="2830" w:type="dxa"/>
+          </w:tcPr>
+          <w:p>
+            <w:pPr>
+              <w:pStyle w:val="TextoTablas"/>
+              <w:rPr>
+                <w:szCs w:val="24"/>
+              </w:rPr>
+            </w:pPr>
+            <w:r>
+              <w:rPr>
+                <w:szCs w:val="24"/>
+              </w:rPr>
+              <w:t>Yineth González Quintero</w:t>
+            </w:r>
+          </w:p>
+        </w:tc>
+        <w:tc>
+          <w:tcPr>
+            <w:tcW w:w="3261" w:type="dxa"/>
+          </w:tcPr>
+          <w:p>
+            <w:pPr>
+              <w:pStyle w:val="TextoTablas"/>
+              <w:rPr>
+                <w:szCs w:val="24"/>
+                <w:lang w:val="es-CO"/>
+              </w:rPr>
+            </w:pPr>
+            <w:r>
+              <w:rPr>
+                <w:szCs w:val="24"/>
+              </w:rPr>
+              <w:t>Validadora y vinculadora de recursos educativos digitales</w:t>
+            </w:r>
+          </w:p>
+        </w:tc>
+        <w:tc>
+          <w:tcPr>
+            <w:tcW w:w="3969" w:type="dxa"/>
+          </w:tcPr>
+          <w:p>
+            <w:pPr>
+              <w:pStyle w:val="TextoTablas"/>
+              <w:rPr>
+                <w:szCs w:val="24"/>
+                <w:lang w:val="es-CO"/>
+              </w:rPr>
+            </w:pPr>
+            <w:r>
+              <w:rPr>
+                <w:szCs w:val="24"/>
+              </w:rPr>
+              <w:t>Centro Agroturístico - Regional Santander</w:t>
+            </w:r>
+          </w:p>
+        </w:tc>
+      </w:tr>
+      <w:tr>
+        <w:tc>
+          <w:tcPr>
+            <w:tcW w:w="2830" w:type="dxa"/>
+          </w:tcPr>
+          <w:p>
+            <w:pPr>
+              <w:pStyle w:val="TextoTablas"/>
+              <w:rPr>
+                <w:szCs w:val="24"/>
+              </w:rPr>
+            </w:pPr>
+            <w:r>
+              <w:rPr>
+                <w:szCs w:val="24"/>
+              </w:rPr>
+              <w:lastRenderedPageBreak/>
+              <w:t>Jorge Eduardo Rueda Peña</w:t>
+            </w:r>
+          </w:p>
+        </w:tc>
+        <w:tc>
+          <w:tcPr>
+            <w:tcW w:w="3261" w:type="dxa"/>
+          </w:tcPr>
+          <w:p>
+            <w:pPr>
+              <w:pStyle w:val="TextoTablas"/>
+              <w:rPr>
+                <w:szCs w:val="24"/>
+                <w:lang w:val="es-CO"/>
+              </w:rPr>
+            </w:pPr>
+            <w:r>
+              <w:rPr>
+                <w:szCs w:val="24"/>
+              </w:rPr>
+              <w:t>Evaluador para contenidos inclusivos y accesibles</w:t>
+            </w:r>
+          </w:p>
+        </w:tc>
+        <w:tc>
+          <w:tcPr>
+            <w:tcW w:w="3969" w:type="dxa"/>
+          </w:tcPr>
+          <w:p>
+            <w:pPr>
+              <w:pStyle w:val="TextoTablas"/>
+              <w:rPr>
+                <w:szCs w:val="24"/>
+                <w:lang w:val="es-CO"/>
+              </w:rPr>
+            </w:pPr>
+            <w:r>
+              <w:rPr>
+                <w:szCs w:val="24"/>
+              </w:rPr>
               <w:t>Centro de Comercio y Servicios - Regional Tolima</w:t>
             </w:r>
           </w:p>
@@ -7105,7 +7232,7 @@
   <w:abstractNum w:abstractNumId="15" w15:restartNumberingAfterBreak="0">
     <w:nsid w:val="34CF3A4D"/>
     <w:multiLevelType w:val="hybridMultilevel"/>
-    <w:tmpl w:val="9E628952"/>
+    <w:tmpl w:val="0A444AA2"/>
     <w:lvl w:ilvl="0" w:tplc="240A0001">
       <w:start w:val="1"/>
       <w:numFmt w:val="bullet"/>
@@ -11158,7 +11285,7 @@
 </file>
 
 <file path=customXml/itemProps4.xml><?xml version="1.0" encoding="utf-8"?>
-<ds:datastoreItem xmlns:ds="http://schemas.openxmlformats.org/officeDocument/2006/customXml" ds:itemID="{EBB61299-09D9-4DD9-A33A-C5F283AD3060}">
+<ds:datastoreItem xmlns:ds="http://schemas.openxmlformats.org/officeDocument/2006/customXml" ds:itemID="{8FC11537-15CF-4E3A-8735-ACA640DA4D03}">
   <ds:schemaRefs>
     <ds:schemaRef ds:uri="http://schemas.openxmlformats.org/officeDocument/2006/bibliography"/>
   </ds:schemaRefs>

--- a/fuentes/935507_CF03_DU.docx
+++ b/fuentes/935507_CF03_DU.docx
@@ -205,7 +205,7 @@
               </wp:anchor>
             </w:drawing>
           </mc:Choice>
-          <mc:Fallback xmlns:w16sdtdh="http://schemas.microsoft.com/office/word/2020/wordml/sdtdatahash" xmlns:w16="http://schemas.microsoft.com/office/word/2018/wordml" xmlns:w16cex="http://schemas.microsoft.com/office/word/2018/wordml/cex" xmlns:oel="http://schemas.microsoft.com/office/2019/extlst">
+          <mc:Fallback xmlns:oel="http://schemas.microsoft.com/office/2019/extlst" xmlns:w16cex="http://schemas.microsoft.com/office/word/2018/wordml/cex" xmlns:w16="http://schemas.microsoft.com/office/word/2018/wordml" xmlns:w16sdtdh="http://schemas.microsoft.com/office/word/2020/wordml/sdtdatahash">
             <w:pict>
               <v:rect w14:anchorId="4C256C62" id="Rectángulo 3" o:spid="_x0000_s1026" alt="&quot;&quot;" style="position:absolute;margin-left:-55.95pt;margin-top:26.4pt;width:613.85pt;height:164.25pt;z-index:-251655168;visibility:visible;mso-wrap-style:square;mso-height-percent:0;mso-wrap-distance-left:9pt;mso-wrap-distance-top:0;mso-wrap-distance-right:9pt;mso-wrap-distance-bottom:0;mso-position-horizontal:absolute;mso-position-horizontal-relative:text;mso-position-vertical:absolute;mso-position-vertical-relative:text;mso-height-percent:0;mso-height-relative:margin;v-text-anchor:middle" o:gfxdata="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" fillcolor="#00314d" stroked="f" strokeweight="1pt"/>
             </w:pict>
@@ -815,7 +815,7 @@
                 <w:noProof/>
                 <w:webHidden/>
               </w:rPr>
-              <w:t>6</w:t>
+              <w:t>8</w:t>
             </w:r>
             <w:r>
               <w:rPr>
@@ -888,7 +888,7 @@
                 <w:noProof/>
                 <w:webHidden/>
               </w:rPr>
-              <w:t>11</w:t>
+              <w:t>12</w:t>
             </w:r>
             <w:r>
               <w:rPr>
@@ -961,7 +961,7 @@
                 <w:noProof/>
                 <w:webHidden/>
               </w:rPr>
-              <w:t>15</w:t>
+              <w:t>16</w:t>
             </w:r>
             <w:r>
               <w:rPr>
@@ -1034,7 +1034,7 @@
                 <w:noProof/>
                 <w:webHidden/>
               </w:rPr>
-              <w:t>15</w:t>
+              <w:t>16</w:t>
             </w:r>
             <w:r>
               <w:rPr>
@@ -1107,7 +1107,7 @@
                 <w:noProof/>
                 <w:webHidden/>
               </w:rPr>
-              <w:t>18</w:t>
+              <w:t>19</w:t>
             </w:r>
             <w:r>
               <w:rPr>
@@ -1180,7 +1180,7 @@
                 <w:noProof/>
                 <w:webHidden/>
               </w:rPr>
-              <w:t>20</w:t>
+              <w:t>21</w:t>
             </w:r>
             <w:r>
               <w:rPr>
@@ -1253,7 +1253,7 @@
                 <w:noProof/>
                 <w:webHidden/>
               </w:rPr>
-              <w:t>22</w:t>
+              <w:t>24</w:t>
             </w:r>
             <w:r>
               <w:rPr>
@@ -1326,7 +1326,7 @@
                 <w:noProof/>
                 <w:webHidden/>
               </w:rPr>
-              <w:t>24</w:t>
+              <w:t>26</w:t>
             </w:r>
             <w:r>
               <w:rPr>
@@ -1399,7 +1399,7 @@
                 <w:noProof/>
                 <w:webHidden/>
               </w:rPr>
-              <w:t>25</w:t>
+              <w:t>27</w:t>
             </w:r>
             <w:r>
               <w:rPr>
@@ -1472,7 +1472,7 @@
                 <w:noProof/>
                 <w:webHidden/>
               </w:rPr>
-              <w:t>26</w:t>
+              <w:t>28</w:t>
             </w:r>
             <w:r>
               <w:rPr>
@@ -1509,7 +1509,7 @@
     </w:p>
     <w:p>
       <w:pPr>
-        <w:spacing w:before="0" w:after="160" w:line="259" w:lineRule="auto"/>
+        <w:spacing w:before="0" w:after="160"/>
         <w:ind w:firstLine="708"/>
       </w:pPr>
       <w:r>
@@ -1518,13 +1518,13 @@
     </w:p>
     <w:p>
       <w:pPr>
-        <w:spacing w:before="0" w:after="160" w:line="259" w:lineRule="auto"/>
+        <w:spacing w:before="0" w:after="160"/>
         <w:ind w:firstLine="0"/>
       </w:pPr>
     </w:p>
     <w:p>
       <w:pPr>
-        <w:spacing w:before="0" w:after="160" w:line="259" w:lineRule="auto"/>
+        <w:spacing w:before="0" w:after="160"/>
         <w:ind w:firstLine="708"/>
       </w:pPr>
       <w:r>
@@ -1577,16 +1577,28 @@
     <w:p>
       <w:pPr>
         <w:ind w:firstLine="0"/>
+        <w:rPr>
+          <w:lang w:eastAsia="es-CO"/>
+        </w:rPr>
       </w:pPr>
       <w:r>
         <w:rPr>
           <w:noProof/>
+          <w:lang w:eastAsia="es-CO"/>
         </w:rPr>
         <w:drawing>
-          <wp:inline distT="0" distB="0" distL="0" distR="0" wp14:anchorId="7071C6B6" wp14:editId="5E6BBDD1">
-            <wp:extent cx="5351228" cy="3743227"/>
+          <wp:anchor distT="0" distB="0" distL="114300" distR="114300" simplePos="0" relativeHeight="251664384" behindDoc="0" locked="0" layoutInCell="1" allowOverlap="1" wp14:anchorId="055D9A58" wp14:editId="045DE7A2">
+            <wp:simplePos x="0" y="0"/>
+            <wp:positionH relativeFrom="column">
+              <wp:posOffset>0</wp:posOffset>
+            </wp:positionH>
+            <wp:positionV relativeFrom="paragraph">
+              <wp:posOffset>0</wp:posOffset>
+            </wp:positionV>
+            <wp:extent cx="5876925" cy="4438650"/>
             <wp:effectExtent l="0" t="0" r="0" b="0"/>
-            <wp:docPr id="1" name="Imagen 1" descr="Figura 1. Describe la imagen de una maquina de coser, con todas sus partes. "/>
+            <wp:wrapNone/>
+            <wp:docPr id="2" name="Imagen 2" descr="Figura1. Este diagrama detalla los componentes internos y el funcionamiento mecánico de una máquina de coser industrial. La ilustración muestra la interconexión entre el árbol superior e inferior a través de un eje vertical y un sistema de piñones, permitiendo la sincronización entre el tirahílos, la barra de agujas en la cabeza y el movimiento del garfio y los dientes de arrastre en la base. El esquema identifica piezas clave como el volante, la biela, el cigüeñal y los diversos ejes que transmiten el movimiento rotativo y lineal necesario para el proceso de costura."/>
             <wp:cNvGraphicFramePr>
               <a:graphicFrameLocks xmlns:a="http://schemas.openxmlformats.org/drawingml/2006/main" noChangeAspect="1"/>
             </wp:cNvGraphicFramePr>
@@ -1599,7 +1611,7 @@
                       <a:picLocks noChangeAspect="1" noChangeArrowheads="1"/>
                     </pic:cNvPicPr>
                   </pic:nvPicPr>
-                  <pic:blipFill rotWithShape="1">
+                  <pic:blipFill>
                     <a:blip r:embed="rId12">
                       <a:extLst>
                         <a:ext uri="{28A0092B-C50C-407E-A947-70E740481C1C}">
@@ -1607,37 +1619,429 @@
                         </a:ext>
                       </a:extLst>
                     </a:blip>
-                    <a:srcRect t="2328" b="5053"/>
-                    <a:stretch/>
+                    <a:srcRect/>
+                    <a:stretch>
+                      <a:fillRect/>
+                    </a:stretch>
                   </pic:blipFill>
                   <pic:spPr bwMode="auto">
                     <a:xfrm>
                       <a:off x="0" y="0"/>
-                      <a:ext cx="5378287" cy="3762155"/>
+                      <a:ext cx="5876925" cy="4438650"/>
                     </a:xfrm>
                     <a:prstGeom prst="rect">
                       <a:avLst/>
                     </a:prstGeom>
                     <a:noFill/>
-                    <a:ln>
-                      <a:noFill/>
-                    </a:ln>
-                    <a:extLst>
-                      <a:ext uri="{53640926-AAD7-44D8-BBD7-CCE9431645EC}">
-                        <a14:shadowObscured xmlns:a14="http://schemas.microsoft.com/office/drawing/2010/main"/>
-                      </a:ext>
-                    </a:extLst>
                   </pic:spPr>
                 </pic:pic>
               </a:graphicData>
             </a:graphic>
-          </wp:inline>
+            <wp14:sizeRelH relativeFrom="page">
+              <wp14:pctWidth>0</wp14:pctWidth>
+            </wp14:sizeRelH>
+            <wp14:sizeRelV relativeFrom="page">
+              <wp14:pctHeight>0</wp14:pctHeight>
+            </wp14:sizeRelV>
+          </wp:anchor>
         </w:drawing>
       </w:r>
     </w:p>
     <w:p>
+      <w:pPr>
+        <w:rPr>
+          <w:lang w:eastAsia="es-CO"/>
+        </w:rPr>
+      </w:pPr>
+    </w:p>
+    <w:p>
+      <w:pPr>
+        <w:rPr>
+          <w:lang w:eastAsia="es-CO"/>
+        </w:rPr>
+      </w:pPr>
+    </w:p>
+    <w:p>
+      <w:pPr>
+        <w:ind w:firstLine="0"/>
+        <w:rPr>
+          <w:noProof/>
+        </w:rPr>
+      </w:pPr>
+    </w:p>
+    <w:p>
+      <w:pPr>
+        <w:ind w:firstLine="0"/>
+      </w:pPr>
+    </w:p>
+    <w:p>
+      <w:pPr>
+        <w:ind w:firstLine="0"/>
+      </w:pPr>
+    </w:p>
+    <w:p>
+      <w:pPr>
+        <w:ind w:firstLine="0"/>
+      </w:pPr>
+    </w:p>
+    <w:p>
+      <w:pPr>
+        <w:ind w:firstLine="0"/>
+      </w:pPr>
+    </w:p>
+    <w:p>
+      <w:pPr>
+        <w:ind w:firstLine="0"/>
+      </w:pPr>
+    </w:p>
+    <w:p>
+      <w:pPr>
+        <w:pStyle w:val="Prrafodelista"/>
+        <w:numPr>
+          <w:ilvl w:val="0"/>
+          <w:numId w:val="34"/>
+        </w:numPr>
+      </w:pPr>
       <w:r>
         <w:lastRenderedPageBreak/>
+        <w:t>Brazo vertical</w:t>
+      </w:r>
+    </w:p>
+    <w:p>
+      <w:pPr>
+        <w:pStyle w:val="Prrafodelista"/>
+        <w:numPr>
+          <w:ilvl w:val="0"/>
+          <w:numId w:val="34"/>
+        </w:numPr>
+      </w:pPr>
+      <w:r>
+        <w:t>Brazo horizontal</w:t>
+      </w:r>
+    </w:p>
+    <w:p>
+      <w:pPr>
+        <w:pStyle w:val="Prrafodelista"/>
+        <w:numPr>
+          <w:ilvl w:val="0"/>
+          <w:numId w:val="34"/>
+        </w:numPr>
+      </w:pPr>
+      <w:r>
+        <w:t>Cabeza</w:t>
+      </w:r>
+    </w:p>
+    <w:p>
+      <w:pPr>
+        <w:pStyle w:val="Prrafodelista"/>
+        <w:numPr>
+          <w:ilvl w:val="0"/>
+          <w:numId w:val="34"/>
+        </w:numPr>
+      </w:pPr>
+      <w:r>
+        <w:t>Plato o Cama</w:t>
+      </w:r>
+    </w:p>
+    <w:p>
+      <w:pPr>
+        <w:pStyle w:val="Prrafodelista"/>
+        <w:numPr>
+          <w:ilvl w:val="0"/>
+          <w:numId w:val="34"/>
+        </w:numPr>
+      </w:pPr>
+      <w:r>
+        <w:t>Correa</w:t>
+      </w:r>
+    </w:p>
+    <w:p>
+      <w:pPr>
+        <w:pStyle w:val="Prrafodelista"/>
+        <w:numPr>
+          <w:ilvl w:val="0"/>
+          <w:numId w:val="34"/>
+        </w:numPr>
+      </w:pPr>
+      <w:r>
+        <w:t>Polea</w:t>
+      </w:r>
+    </w:p>
+    <w:p>
+      <w:pPr>
+        <w:pStyle w:val="Prrafodelista"/>
+        <w:numPr>
+          <w:ilvl w:val="0"/>
+          <w:numId w:val="34"/>
+        </w:numPr>
+      </w:pPr>
+      <w:r>
+        <w:t>Volante</w:t>
+      </w:r>
+    </w:p>
+    <w:p>
+      <w:pPr>
+        <w:pStyle w:val="Prrafodelista"/>
+        <w:numPr>
+          <w:ilvl w:val="0"/>
+          <w:numId w:val="34"/>
+        </w:numPr>
+      </w:pPr>
+      <w:r>
+        <w:t>Árbol superior</w:t>
+      </w:r>
+    </w:p>
+    <w:p>
+      <w:pPr>
+        <w:pStyle w:val="Prrafodelista"/>
+        <w:numPr>
+          <w:ilvl w:val="0"/>
+          <w:numId w:val="34"/>
+        </w:numPr>
+      </w:pPr>
+      <w:r>
+        <w:t>Excéntrico</w:t>
+      </w:r>
+    </w:p>
+    <w:p>
+      <w:pPr>
+        <w:pStyle w:val="Prrafodelista"/>
+        <w:numPr>
+          <w:ilvl w:val="0"/>
+          <w:numId w:val="34"/>
+        </w:numPr>
+      </w:pPr>
+      <w:r>
+        <w:t>Biela A</w:t>
+      </w:r>
+    </w:p>
+    <w:p>
+      <w:pPr>
+        <w:pStyle w:val="Prrafodelista"/>
+        <w:numPr>
+          <w:ilvl w:val="0"/>
+          <w:numId w:val="34"/>
+        </w:numPr>
+      </w:pPr>
+      <w:r>
+        <w:t>Biela B</w:t>
+      </w:r>
+    </w:p>
+    <w:p>
+      <w:pPr>
+        <w:pStyle w:val="Prrafodelista"/>
+        <w:numPr>
+          <w:ilvl w:val="0"/>
+          <w:numId w:val="34"/>
+        </w:numPr>
+      </w:pPr>
+      <w:proofErr w:type="spellStart"/>
+      <w:r>
+        <w:t>Tirahílos</w:t>
+      </w:r>
+      <w:proofErr w:type="spellEnd"/>
+    </w:p>
+    <w:p>
+      <w:pPr>
+        <w:pStyle w:val="Prrafodelista"/>
+        <w:numPr>
+          <w:ilvl w:val="0"/>
+          <w:numId w:val="34"/>
+        </w:numPr>
+      </w:pPr>
+      <w:r>
+        <w:t>Barra de agujas</w:t>
+      </w:r>
+    </w:p>
+    <w:p>
+      <w:pPr>
+        <w:pStyle w:val="Prrafodelista"/>
+        <w:numPr>
+          <w:ilvl w:val="0"/>
+          <w:numId w:val="34"/>
+        </w:numPr>
+      </w:pPr>
+      <w:r>
+        <w:t>Polea</w:t>
+      </w:r>
+    </w:p>
+    <w:p>
+      <w:pPr>
+        <w:pStyle w:val="Prrafodelista"/>
+        <w:numPr>
+          <w:ilvl w:val="0"/>
+          <w:numId w:val="34"/>
+        </w:numPr>
+      </w:pPr>
+      <w:r>
+        <w:t>Árbol inferior</w:t>
+      </w:r>
+    </w:p>
+    <w:p>
+      <w:pPr>
+        <w:pStyle w:val="Prrafodelista"/>
+        <w:numPr>
+          <w:ilvl w:val="0"/>
+          <w:numId w:val="34"/>
+        </w:numPr>
+      </w:pPr>
+      <w:r>
+        <w:t>Cigüeñal</w:t>
+      </w:r>
+    </w:p>
+    <w:p>
+      <w:pPr>
+        <w:pStyle w:val="Prrafodelista"/>
+        <w:numPr>
+          <w:ilvl w:val="0"/>
+          <w:numId w:val="34"/>
+        </w:numPr>
+      </w:pPr>
+      <w:r>
+        <w:t>Biela</w:t>
+      </w:r>
+    </w:p>
+    <w:p>
+      <w:pPr>
+        <w:pStyle w:val="Prrafodelista"/>
+        <w:numPr>
+          <w:ilvl w:val="0"/>
+          <w:numId w:val="34"/>
+        </w:numPr>
+        <w:ind w:left="284" w:firstLine="0"/>
+      </w:pPr>
+      <w:r>
+        <w:t>Eje de dientes</w:t>
+      </w:r>
+    </w:p>
+    <w:p>
+      <w:pPr>
+        <w:pStyle w:val="Prrafodelista"/>
+        <w:numPr>
+          <w:ilvl w:val="0"/>
+          <w:numId w:val="34"/>
+        </w:numPr>
+      </w:pPr>
+      <w:r>
+        <w:t>Extremo del cigüeñal</w:t>
+      </w:r>
+    </w:p>
+    <w:p>
+      <w:pPr>
+        <w:pStyle w:val="Prrafodelista"/>
+        <w:numPr>
+          <w:ilvl w:val="0"/>
+          <w:numId w:val="34"/>
+        </w:numPr>
+      </w:pPr>
+      <w:r>
+        <w:t>Biela</w:t>
+      </w:r>
+    </w:p>
+    <w:p>
+      <w:pPr>
+        <w:pStyle w:val="Prrafodelista"/>
+        <w:numPr>
+          <w:ilvl w:val="0"/>
+          <w:numId w:val="34"/>
+        </w:numPr>
+      </w:pPr>
+      <w:r>
+        <w:t>Eje de dientes</w:t>
+      </w:r>
+    </w:p>
+    <w:p>
+      <w:pPr>
+        <w:pStyle w:val="Prrafodelista"/>
+        <w:numPr>
+          <w:ilvl w:val="0"/>
+          <w:numId w:val="34"/>
+        </w:numPr>
+      </w:pPr>
+      <w:r>
+        <w:t>Soporte de dientes</w:t>
+      </w:r>
+    </w:p>
+    <w:p>
+      <w:pPr>
+        <w:pStyle w:val="Prrafodelista"/>
+        <w:numPr>
+          <w:ilvl w:val="0"/>
+          <w:numId w:val="34"/>
+        </w:numPr>
+      </w:pPr>
+      <w:r>
+        <w:t>Garfio</w:t>
+      </w:r>
+    </w:p>
+    <w:p>
+      <w:pPr>
+        <w:pStyle w:val="Prrafodelista"/>
+        <w:numPr>
+          <w:ilvl w:val="0"/>
+          <w:numId w:val="34"/>
+        </w:numPr>
+      </w:pPr>
+      <w:r>
+        <w:t>Piñón</w:t>
+      </w:r>
+    </w:p>
+    <w:p>
+      <w:pPr>
+        <w:pStyle w:val="Prrafodelista"/>
+        <w:numPr>
+          <w:ilvl w:val="0"/>
+          <w:numId w:val="34"/>
+        </w:numPr>
+      </w:pPr>
+      <w:r>
+        <w:t>Piñón</w:t>
+      </w:r>
+    </w:p>
+    <w:p>
+      <w:pPr>
+        <w:pStyle w:val="Prrafodelista"/>
+        <w:numPr>
+          <w:ilvl w:val="0"/>
+          <w:numId w:val="34"/>
+        </w:numPr>
+      </w:pPr>
+      <w:r>
+        <w:lastRenderedPageBreak/>
+        <w:t>Eje vertical</w:t>
+      </w:r>
+    </w:p>
+    <w:p>
+      <w:pPr>
+        <w:pStyle w:val="Prrafodelista"/>
+        <w:numPr>
+          <w:ilvl w:val="0"/>
+          <w:numId w:val="34"/>
+        </w:numPr>
+      </w:pPr>
+      <w:r>
+        <w:t>Piñones</w:t>
+      </w:r>
+    </w:p>
+    <w:p>
+      <w:pPr>
+        <w:pStyle w:val="Prrafodelista"/>
+        <w:numPr>
+          <w:ilvl w:val="0"/>
+          <w:numId w:val="34"/>
+        </w:numPr>
+      </w:pPr>
+      <w:r>
+        <w:t>Piñones</w:t>
+      </w:r>
+    </w:p>
+    <w:p>
+      <w:pPr>
+        <w:ind w:firstLine="0"/>
+      </w:pPr>
+    </w:p>
+    <w:p>
+      <w:r>
         <w:t>Las funciones de algunas partes que componen los mecanismos de las máquinas son:</w:t>
       </w:r>
     </w:p>
@@ -1726,16 +2130,8 @@
         <w:t xml:space="preserve"> </w:t>
       </w:r>
       <w:r>
-        <w:t xml:space="preserve">ni la cabeza giran, su movimiento es </w:t>
-      </w:r>
-      <w:proofErr w:type="gramStart"/>
-      <w:r>
-        <w:t>oscilante.</w:t>
-      </w:r>
-      <w:r>
-        <w:t>|</w:t>
-      </w:r>
-      <w:proofErr w:type="gramEnd"/>
+        <w:t>ni la cabeza giran, su movimiento es oscilante.</w:t>
+      </w:r>
     </w:p>
     <w:p>
       <w:pPr>
@@ -1778,8 +2174,6 @@
       <w:r>
         <w:t>lemento mecánico que toma y transfiere movimiento oscilante, sin completar las revoluciones.</w:t>
       </w:r>
-      <w:bookmarkStart w:id="3" w:name="_GoBack"/>
-      <w:bookmarkEnd w:id="3"/>
     </w:p>
     <w:p>
       <w:pPr>
@@ -1799,7 +2193,11 @@
         <w:t>: e</w:t>
       </w:r>
       <w:r>
-        <w:t>lemento mecánico que convierte el movimiento de circular uniforme, en rectilíneo u oscilante, se identifica al tener su centro de giro fuera de su centro geométrico y su superficie de contacto (trabajo), completamente uniforme.</w:t>
+        <w:t xml:space="preserve">lemento mecánico que convierte el movimiento de circular uniforme, en rectilíneo u oscilante, se identifica al tener su centro de giro </w:t>
+      </w:r>
+      <w:r>
+        <w:lastRenderedPageBreak/>
+        <w:t>fuera de su centro geométrico y su superficie de contacto (trabajo), completamente uniforme.</w:t>
       </w:r>
     </w:p>
     <w:p>
@@ -1820,11 +2218,7 @@
         <w:t>: e</w:t>
       </w:r>
       <w:r>
-        <w:t xml:space="preserve">lemento mecánico que sirve para transferir movimiento, cambiar de circular en rectilíneo u oscilante o de oscilante en rectilíneo. Se identifica </w:t>
-      </w:r>
-      <w:r>
-        <w:lastRenderedPageBreak/>
-        <w:t>por tener su superficie de trabajo (contacto), con anormalidades, además puede tener su centro de giro fuera o dentro del centro geométrico.</w:t>
+        <w:t>lemento mecánico que sirve para transferir movimiento, cambiar de circular en rectilíneo u oscilante o de oscilante en rectilíneo. Se identifica por tener su superficie de trabajo (contacto), con anormalidades, además puede tener su centro de giro fuera o dentro del centro geométrico.</w:t>
       </w:r>
     </w:p>
     <w:p>
@@ -1905,11 +2299,6 @@
     <w:p/>
     <w:p>
       <w:pPr>
-        <w:pStyle w:val="Prrafodelista"/>
-        <w:numPr>
-          <w:ilvl w:val="0"/>
-          <w:numId w:val="22"/>
-        </w:numPr>
         <w:rPr>
           <w:b/>
         </w:rPr>
@@ -1945,11 +2334,12 @@
       <w:pPr>
         <w:pStyle w:val="Ttulo2"/>
       </w:pPr>
-      <w:bookmarkStart w:id="4" w:name="_Toc233106684"/>
-      <w:r>
+      <w:bookmarkStart w:id="3" w:name="_Toc233106684"/>
+      <w:r>
+        <w:lastRenderedPageBreak/>
         <w:t>Mecanismos de las máquinas de confección industrial</w:t>
       </w:r>
-      <w:bookmarkEnd w:id="4"/>
+      <w:bookmarkEnd w:id="3"/>
     </w:p>
     <w:p>
       <w:r>
@@ -1958,11 +2348,9 @@
     </w:p>
     <w:p>
       <w:r>
-        <w:lastRenderedPageBreak/>
         <w:t>En la creación de la máquina para generar el movimiento se requería del pedal para accionar el movimiento o detenerla, luego que se diera la energía eléctrica, se dio paso al desarrollo del motor para las máquinas de confección con el fin de industrializar los procesos; dependiendo de su capacidad de producción las máquinas se clasifican en industriales o familiares.</w:t>
       </w:r>
     </w:p>
-    <w:p/>
     <w:p>
       <w:pPr>
         <w:pStyle w:val="Prrafodelista"/>
@@ -1994,7 +2382,6 @@
         <w:t>, buje soporte del espárrago, abridor del tensor.</w:t>
       </w:r>
     </w:p>
-    <w:p/>
     <w:p>
       <w:pPr>
         <w:pStyle w:val="Prrafodelista"/>
@@ -2020,17 +2407,17 @@
     </w:p>
     <w:p>
       <w:r>
-        <w:t>En el caso de la planchuela debe estar libre de asperezas y obstrucciones para poder realizar la costura, debe tener aberturas para que pueda mover los dientes, y una abertura en forma redonda u ovalada según el tipo de puntada para que pase la aguja hacia el formador de lazada, el cual debe pasar sin ro</w:t>
+        <w:t xml:space="preserve">En el caso de la planchuela debe estar libre de asperezas y obstrucciones para poder realizar la costura, debe tener aberturas para que pueda mover los dientes, y una </w:t>
+      </w:r>
+      <w:r>
+        <w:lastRenderedPageBreak/>
+        <w:t>abertura en forma redonda u ovalada según el tipo de puntada para que pase la aguja hacia el formador de lazada, el cual debe pasar sin ro</w:t>
       </w:r>
       <w:r>
         <w:t>z</w:t>
       </w:r>
       <w:r>
-        <w:t xml:space="preserve">ar el borde de la abertura, además, se debe revisar que los bordes no tengan asperezas o rebordes cortantes para </w:t>
-      </w:r>
-      <w:r>
-        <w:lastRenderedPageBreak/>
-        <w:t>no afectar la formación de la puntada, produciendo deterioro en la aguja y por tanto de la costura o el material que se está trabajando.</w:t>
+        <w:t>ar el borde de la abertura, además, se debe revisar que los bordes no tengan asperezas o rebordes cortantes para no afectar la formación de la puntada, produciendo deterioro en la aguja y por tanto de la costura o el material que se está trabajando.</w:t>
       </w:r>
     </w:p>
     <w:p>
@@ -2038,7 +2425,6 @@
         <w:t>Los dientes en su movimiento deben sobresalir de la planchuela, haciendo juego con la misma, se deben graduar la altura según el material u operación. En consecuencia, al no estar bien sujetos por medio de los tornillos, no se desliza el material, esto se debe tener en cuenta en la revisión para si es el caso, ajustarlos.</w:t>
       </w:r>
     </w:p>
-    <w:p/>
     <w:p>
       <w:pPr>
         <w:pStyle w:val="Figura"/>
@@ -2111,6 +2497,7 @@
         <w:rPr>
           <w:b/>
         </w:rPr>
+        <w:lastRenderedPageBreak/>
         <w:t>Fuente</w:t>
       </w:r>
       <w:r>
@@ -2129,7 +2516,6 @@
         <w:rPr>
           <w:b/>
         </w:rPr>
-        <w:lastRenderedPageBreak/>
         <w:t>Movimiento A</w:t>
       </w:r>
       <w:r>
@@ -2230,7 +2616,7 @@
         <w:pStyle w:val="Prrafodelista"/>
         <w:numPr>
           <w:ilvl w:val="0"/>
-          <w:numId w:val="26"/>
+          <w:numId w:val="35"/>
         </w:numPr>
         <w:rPr>
           <w:b/>
@@ -2422,11 +2808,11 @@
       <w:pPr>
         <w:pStyle w:val="Ttulo2"/>
       </w:pPr>
-      <w:bookmarkStart w:id="5" w:name="_Toc233106685"/>
+      <w:bookmarkStart w:id="4" w:name="_Toc233106685"/>
       <w:r>
         <w:t>Clasificación de puntadas y costuras</w:t>
       </w:r>
-      <w:bookmarkEnd w:id="5"/>
+      <w:bookmarkEnd w:id="4"/>
     </w:p>
     <w:p>
       <w:r>
@@ -2438,9 +2824,6 @@
         <w:t>Aclarado lo anterior se necesitaron unas normas para concertar a nivel mundial los diferentes tipos de puntadas y costuras, identificando por medio de letras o de números según cada norma, lo cual facilita la comprensión de la ficha técnica de una máquina o de un producto en cualquier parte del mundo.</w:t>
       </w:r>
     </w:p>
-    <w:p/>
-    <w:p/>
-    <w:p/>
     <w:p>
       <w:pPr>
         <w:pStyle w:val="Prrafodelista"/>
@@ -2456,13 +2839,16 @@
         <w:rPr>
           <w:b/>
         </w:rPr>
+        <w:t>Clasificación serie de puntadas ISO 4915</w:t>
+      </w:r>
+    </w:p>
+    <w:p>
+      <w:r>
+        <w:t xml:space="preserve">Esta norma internacional clasifica, designa, describe e ilustra las diversas puntadas que se utilizan en las costuras cosidas a mano y a máquina, lo que facilita su identificación en los diversos tipos de producción general y enfocada a la industria de la </w:t>
+      </w:r>
+      <w:r>
         <w:lastRenderedPageBreak/>
-        <w:t>Clasificación serie de puntadas ISO 4915</w:t>
-      </w:r>
-    </w:p>
-    <w:p>
-      <w:r>
-        <w:t xml:space="preserve">Esta norma internacional clasifica, designa, describe e ilustra las diversas puntadas que se utilizan en las costuras cosidas a mano y a máquina, lo que facilita su identificación en los diversos tipos de producción general y enfocada a la industria de la moda. Esta norma tiene el equivalente militar que es el Federal </w:t>
+        <w:t xml:space="preserve">moda. Esta norma tiene el equivalente militar que es el Federal </w:t>
       </w:r>
       <w:r>
         <w:t>Standard</w:t>
@@ -2572,7 +2958,6 @@
         <w:t xml:space="preserve"> con gancho, presilladora.</w:t>
       </w:r>
     </w:p>
-    <w:p/>
     <w:p>
       <w:pPr>
         <w:pStyle w:val="Prrafodelista"/>
@@ -2588,7 +2973,6 @@
         <w:rPr>
           <w:b/>
         </w:rPr>
-        <w:lastRenderedPageBreak/>
         <w:t>Serie 400</w:t>
       </w:r>
     </w:p>
@@ -2653,6 +3037,7 @@
         <w:rPr>
           <w:b/>
         </w:rPr>
+        <w:lastRenderedPageBreak/>
         <w:t>Serie 500</w:t>
       </w:r>
     </w:p>
@@ -2700,7 +3085,6 @@
         <w:t>.</w:t>
       </w:r>
     </w:p>
-    <w:p/>
     <w:p>
       <w:pPr>
         <w:pStyle w:val="Prrafodelista"/>
@@ -2743,7 +3127,6 @@
         <w:t>.</w:t>
       </w:r>
     </w:p>
-    <w:p/>
     <w:p>
       <w:pPr>
         <w:pStyle w:val="Prrafodelista"/>
@@ -2759,7 +3142,6 @@
         <w:rPr>
           <w:b/>
         </w:rPr>
-        <w:lastRenderedPageBreak/>
         <w:t>Tipos de costuras clasificadas</w:t>
       </w:r>
     </w:p>
@@ -2829,6 +3211,7 @@
     </w:p>
     <w:p>
       <w:r>
+        <w:lastRenderedPageBreak/>
         <w:t>La costura se forma doblando un ribete sobre el borde de las capas de material unidas con varias hileras de pespuntes al borde del material.</w:t>
       </w:r>
     </w:p>
@@ -2891,7 +3274,7 @@
       <w:pPr>
         <w:pStyle w:val="Ttulo1"/>
       </w:pPr>
-      <w:bookmarkStart w:id="6" w:name="_Toc233106686"/>
+      <w:bookmarkStart w:id="5" w:name="_Toc233106686"/>
       <w:r>
         <w:lastRenderedPageBreak/>
         <w:t>Mantenimiento</w:t>
@@ -2902,39 +3285,34 @@
       <w:r>
         <w:t xml:space="preserve"> máquinas de confección</w:t>
       </w:r>
+      <w:bookmarkEnd w:id="5"/>
+    </w:p>
+    <w:p/>
+    <w:p>
+      <w:r>
+        <w:t>La metodología Mantenimiento Productivo Total (TPM), busca en pro del trabajo en equipo, procesos cada vez más automatizados, mediante la articulación y participación en las actividades de mantenimiento, en donde el operario de la maquinaria sea corresponsable del mantenimiento, además de las personas que intervienen en el proceso productivo como supervisores, inspectores de calidad, jefe de planta, con el fin de mejorar la efectividad de todos los equipos y disminuir tiempos muertos relacionados en la operación de las máquinas.</w:t>
+      </w:r>
+    </w:p>
+    <w:p>
+      <w:r>
+        <w:t>Las metas en el mantenimiento son de cero paros, cero fallas y cero accidentes. La tarea del mantenimiento no es solo corregir la falla sino descubrir anormalidades que no son visibles para que sea total.</w:t>
+      </w:r>
+    </w:p>
+    <w:p/>
+    <w:p>
+      <w:pPr>
+        <w:pStyle w:val="Ttulo2"/>
+      </w:pPr>
+      <w:bookmarkStart w:id="6" w:name="_Toc233106687"/>
+      <w:r>
+        <w:t>Clasificación del mantenimiento en máquinas de confección</w:t>
+      </w:r>
       <w:bookmarkEnd w:id="6"/>
     </w:p>
-    <w:p/>
-    <w:p>
-      <w:r>
-        <w:t>La metodología Mantenimiento Productivo Total (TPM), busca en pro del trabajo en equipo, procesos cada vez más automatizados, mediante la articulación y participación en las actividades de mantenimiento, en donde el operario de la maquinaria sea corresponsable del mantenimiento, además de las personas que intervienen en el proceso productivo como supervisores, inspectores de calidad, jefe de planta, con el fin de mejorar la efectividad de todos los equipos y disminuir tiempos muertos relacionados en la operación de las máquinas.</w:t>
-      </w:r>
-    </w:p>
-    <w:p>
-      <w:r>
-        <w:t>Las metas en el mantenimiento son de cero paros, cero fallas y cero accidentes. La tarea del mantenimiento no es solo corregir la falla sino descubrir anormalidades que no son visibles para que sea total.</w:t>
-      </w:r>
-    </w:p>
-    <w:p/>
-    <w:p>
-      <w:pPr>
-        <w:pStyle w:val="Ttulo2"/>
-      </w:pPr>
-      <w:bookmarkStart w:id="7" w:name="_Toc233106687"/>
-      <w:r>
-        <w:t>Clasificación del mantenimiento en máquinas de confección</w:t>
-      </w:r>
-      <w:bookmarkEnd w:id="7"/>
-    </w:p>
     <w:p>
       <w:r>
         <w:t>Es posible establecer diferentes clasificaciones de acuerdo con la función y etapa que cumpla dentro del proceso productivo:</w:t>
       </w:r>
-    </w:p>
-    <w:p>
-      <w:pPr>
-        <w:ind w:firstLine="0"/>
-      </w:pPr>
     </w:p>
     <w:p>
       <w:pPr>
@@ -3008,7 +3386,6 @@
         <w:t xml:space="preserve"> o aguja y sistema tensor.</w:t>
       </w:r>
     </w:p>
-    <w:p/>
     <w:p>
       <w:pPr>
         <w:pStyle w:val="Prrafodelista"/>
@@ -3032,6 +3409,7 @@
         <w:t>De acuerdo con los procesos de mejora continua, el mantenimiento preventivo es anticipado a la presentación de la falla; debe ser realizado con la integración de todo el personal y las áreas, en este proceso gana relevancia la necesidad del mantenimiento autónomo, por consiguiente, es necesario capacitar al personal para lograrlo. En la siguiente tabla se observan los pasos del mantenimiento autónomo.</w:t>
       </w:r>
     </w:p>
+    <w:p/>
     <w:p/>
     <w:p>
       <w:pPr>
@@ -3065,6 +3443,7 @@
           <w:p>
             <w:pPr>
               <w:pStyle w:val="TextoTablas"/>
+              <w:spacing w:line="360" w:lineRule="auto"/>
             </w:pPr>
             <w:r>
               <w:t>Descripción del paso</w:t>
@@ -3078,6 +3457,7 @@
           <w:p>
             <w:pPr>
               <w:pStyle w:val="TextoTablas"/>
+              <w:spacing w:line="360" w:lineRule="auto"/>
             </w:pPr>
             <w:r>
               <w:t>Acciones</w:t>
@@ -3091,6 +3471,7 @@
           <w:p>
             <w:pPr>
               <w:pStyle w:val="TextoTablas"/>
+              <w:spacing w:line="360" w:lineRule="auto"/>
             </w:pPr>
             <w:r>
               <w:t>Propósito</w:t>
@@ -3109,6 +3490,7 @@
           <w:p>
             <w:pPr>
               <w:pStyle w:val="TextoTablas"/>
+              <w:spacing w:line="360" w:lineRule="auto"/>
             </w:pPr>
             <w:r>
               <w:t>1. Limpieza básica de máquinas, equipos y planta</w:t>
@@ -3122,9 +3504,16 @@
           <w:p>
             <w:pPr>
               <w:pStyle w:val="TextoTablas"/>
+              <w:spacing w:line="360" w:lineRule="auto"/>
             </w:pPr>
             <w:r>
-              <w:t>Remover defectos conforme técnica de las 5S.</w:t>
+              <w:t>Remover defectos conforme</w:t>
+            </w:r>
+            <w:r>
+              <w:t xml:space="preserve"> </w:t>
+            </w:r>
+            <w:r>
+              <w:t>técnica de las 5S.</w:t>
             </w:r>
           </w:p>
         </w:tc>
@@ -3135,6 +3524,7 @@
           <w:p>
             <w:pPr>
               <w:pStyle w:val="TextoTablas"/>
+              <w:spacing w:line="360" w:lineRule="auto"/>
             </w:pPr>
             <w:r>
               <w:t>Detectar anormalidades.</w:t>
@@ -3150,6 +3540,7 @@
           <w:p>
             <w:pPr>
               <w:pStyle w:val="TextoTablas"/>
+              <w:spacing w:line="360" w:lineRule="auto"/>
             </w:pPr>
             <w:r>
               <w:t>2. Inspección básica</w:t>
@@ -3163,6 +3554,7 @@
           <w:p>
             <w:pPr>
               <w:pStyle w:val="TextoTablas"/>
+              <w:spacing w:line="360" w:lineRule="auto"/>
             </w:pPr>
             <w:r>
               <w:t>Examinar máquinas.</w:t>
@@ -3171,6 +3563,7 @@
           <w:p>
             <w:pPr>
               <w:pStyle w:val="TextoTablas"/>
+              <w:spacing w:line="360" w:lineRule="auto"/>
             </w:pPr>
             <w:r>
               <w:t>Facilitar diagnóstico.</w:t>
@@ -3179,6 +3572,7 @@
           <w:p>
             <w:pPr>
               <w:pStyle w:val="TextoTablas"/>
+              <w:spacing w:line="360" w:lineRule="auto"/>
             </w:pPr>
             <w:r>
               <w:t>Eliminar fuentes de suciedad y contaminación.</w:t>
@@ -3192,6 +3586,7 @@
           <w:p>
             <w:pPr>
               <w:pStyle w:val="TextoTablas"/>
+              <w:spacing w:line="360" w:lineRule="auto"/>
             </w:pPr>
             <w:r>
               <w:t>Diagnóstico del estado de la maquinaria.</w:t>
@@ -3210,6 +3605,7 @@
           <w:p>
             <w:pPr>
               <w:pStyle w:val="TextoTablas"/>
+              <w:spacing w:line="360" w:lineRule="auto"/>
             </w:pPr>
             <w:r>
               <w:t>3. Estandarizar operaciones. (lubricación, ajustes, limpieza, etc.)</w:t>
@@ -3223,6 +3619,7 @@
           <w:p>
             <w:pPr>
               <w:pStyle w:val="TextoTablas"/>
+              <w:spacing w:line="360" w:lineRule="auto"/>
             </w:pPr>
             <w:r>
               <w:t>Usar listas de chequeo.</w:t>
@@ -3231,11 +3628,13 @@
           <w:p>
             <w:pPr>
               <w:pStyle w:val="TextoTablas"/>
+              <w:spacing w:line="360" w:lineRule="auto"/>
             </w:pPr>
           </w:p>
           <w:p>
             <w:pPr>
               <w:pStyle w:val="TextoTablas"/>
+              <w:spacing w:line="360" w:lineRule="auto"/>
             </w:pPr>
             <w:r>
               <w:t>Analizar problemas frecuentes.</w:t>
@@ -3244,11 +3643,13 @@
           <w:p>
             <w:pPr>
               <w:pStyle w:val="TextoTablas"/>
+              <w:spacing w:line="360" w:lineRule="auto"/>
             </w:pPr>
           </w:p>
           <w:p>
             <w:pPr>
               <w:pStyle w:val="TextoTablas"/>
+              <w:spacing w:line="360" w:lineRule="auto"/>
             </w:pPr>
             <w:r>
               <w:t>Entrenar al personal.</w:t>
@@ -3262,6 +3663,7 @@
           <w:p>
             <w:pPr>
               <w:pStyle w:val="TextoTablas"/>
+              <w:spacing w:line="360" w:lineRule="auto"/>
             </w:pPr>
             <w:r>
               <w:t>Generación de instructivos.</w:t>
@@ -3277,6 +3679,7 @@
           <w:p>
             <w:pPr>
               <w:pStyle w:val="TextoTablas"/>
+              <w:spacing w:line="360" w:lineRule="auto"/>
             </w:pPr>
             <w:r>
               <w:t>4. Inspección general del equipo</w:t>
@@ -3290,6 +3693,7 @@
           <w:p>
             <w:pPr>
               <w:pStyle w:val="TextoTablas"/>
+              <w:spacing w:line="360" w:lineRule="auto"/>
             </w:pPr>
             <w:r>
               <w:t>Realizar entrenamiento en actividades de primer nivel.</w:t>
@@ -3303,6 +3707,7 @@
           <w:p>
             <w:pPr>
               <w:pStyle w:val="TextoTablas"/>
+              <w:spacing w:line="360" w:lineRule="auto"/>
             </w:pPr>
             <w:r>
               <w:t>Desarrollar el conocimiento de la maquinaria y su funcionamiento Mejorar las habilidades del personal en procesos de inspección.</w:t>
@@ -3321,6 +3726,7 @@
           <w:p>
             <w:pPr>
               <w:pStyle w:val="TextoTablas"/>
+              <w:spacing w:line="360" w:lineRule="auto"/>
             </w:pPr>
             <w:r>
               <w:t>5. Inspección general autónoma</w:t>
@@ -3334,6 +3740,7 @@
           <w:p>
             <w:pPr>
               <w:pStyle w:val="TextoTablas"/>
+              <w:spacing w:line="360" w:lineRule="auto"/>
             </w:pPr>
             <w:r>
               <w:t>Analizar fallas.</w:t>
@@ -3342,6 +3749,7 @@
           <w:p>
             <w:pPr>
               <w:pStyle w:val="TextoTablas"/>
+              <w:spacing w:line="360" w:lineRule="auto"/>
             </w:pPr>
             <w:r>
               <w:t>Determinar contramedidas.</w:t>
@@ -3355,6 +3763,7 @@
           <w:p>
             <w:pPr>
               <w:pStyle w:val="TextoTablas"/>
+              <w:spacing w:line="360" w:lineRule="auto"/>
             </w:pPr>
             <w:r>
               <w:t>Gestión temprana.</w:t>
@@ -3370,8 +3779,10 @@
           <w:p>
             <w:pPr>
               <w:pStyle w:val="TextoTablas"/>
+              <w:spacing w:line="360" w:lineRule="auto"/>
             </w:pPr>
             <w:r>
+              <w:lastRenderedPageBreak/>
               <w:t>6. Aseguramiento de la calidad del proceso</w:t>
             </w:r>
           </w:p>
@@ -3383,6 +3794,7 @@
           <w:p>
             <w:pPr>
               <w:pStyle w:val="TextoTablas"/>
+              <w:spacing w:line="360" w:lineRule="auto"/>
             </w:pPr>
             <w:r>
               <w:t>Conocer en profundidad la maquinaria y equipos.</w:t>
@@ -3396,6 +3808,7 @@
           <w:p>
             <w:pPr>
               <w:pStyle w:val="TextoTablas"/>
+              <w:spacing w:line="360" w:lineRule="auto"/>
             </w:pPr>
             <w:r>
               <w:t>Desarrollo del personal.</w:t>
@@ -3404,11 +3817,13 @@
           <w:p>
             <w:pPr>
               <w:pStyle w:val="TextoTablas"/>
+              <w:spacing w:line="360" w:lineRule="auto"/>
             </w:pPr>
           </w:p>
           <w:p>
             <w:pPr>
               <w:pStyle w:val="TextoTablas"/>
+              <w:spacing w:line="360" w:lineRule="auto"/>
             </w:pPr>
             <w:r>
               <w:t>Garantizar funcionamiento de la maquinaria.</w:t>
@@ -3427,6 +3842,7 @@
           <w:p>
             <w:pPr>
               <w:pStyle w:val="TextoTablas"/>
+              <w:spacing w:line="360" w:lineRule="auto"/>
             </w:pPr>
             <w:r>
               <w:t>7. Control autónomo pleno</w:t>
@@ -3440,6 +3856,7 @@
           <w:p>
             <w:pPr>
               <w:pStyle w:val="TextoTablas"/>
+              <w:spacing w:line="360" w:lineRule="auto"/>
             </w:pPr>
             <w:r>
               <w:t>Utilizar de manera constante el mantenimiento autónomo.</w:t>
@@ -3453,6 +3870,7 @@
           <w:p>
             <w:pPr>
               <w:pStyle w:val="TextoTablas"/>
+              <w:spacing w:line="360" w:lineRule="auto"/>
             </w:pPr>
             <w:r>
               <w:t>Establecer como un hábito.</w:t>
@@ -3464,29 +3882,32 @@
     <w:p/>
     <w:p>
       <w:r>
+        <w:t>La limpieza y la lubricación son actividades básicas que contribuyen a cuidar la vida útil de la maquinaria, por lo cual se debe establecer la programación de la frecuencia en la limpieza de partes específicas como en el mecanismo de dientes, el cambio de aceite y la limpieza de tanques, sobre todo en el caso de máquinas mecánicas.</w:t>
+      </w:r>
+    </w:p>
+    <w:p>
+      <w:r>
+        <w:t>Para complementar el mantenimiento, es primordial la documentación del proceso para ejercer un control visual en el mantenimiento, algunos formatos como la agenda diaria de inspecciones, la programación de 5S, los tableros control de anormalidades, la ficha de cada máquina y las listas de chequeo son herramientas que facilitan este proceso.</w:t>
+      </w:r>
+    </w:p>
+    <w:p/>
+    <w:p>
+      <w:pPr>
+        <w:pStyle w:val="Ttulo2"/>
+      </w:pPr>
+      <w:bookmarkStart w:id="7" w:name="_Toc233106688"/>
+      <w:r>
+        <w:t>Plan de mantenimiento</w:t>
+      </w:r>
+      <w:bookmarkEnd w:id="7"/>
+    </w:p>
+    <w:p>
+      <w:r>
+        <w:t xml:space="preserve">La gestión e implementación organizada del mantenimiento contribuye directamente en la calidad de la producción. Así mismo, reduce los costos de </w:t>
+      </w:r>
+      <w:r>
         <w:lastRenderedPageBreak/>
-        <w:t>La limpieza y la lubricación son actividades básicas que contribuyen a cuidar la vida útil de la maquinaria, por lo cual se debe establecer la programación de la frecuencia en la limpieza de partes específicas como en el mecanismo de dientes, el cambio de aceite y la limpieza de tanques, sobre todo en el caso de máquinas mecánicas.</w:t>
-      </w:r>
-    </w:p>
-    <w:p>
-      <w:r>
-        <w:t>Para complementar el mantenimiento, es primordial la documentación del proceso para ejercer un control visual en el mantenimiento, algunos formatos como la agenda diaria de inspecciones, la programación de 5S, los tableros control de anormalidades, la ficha de cada máquina y las listas de chequeo son herramientas que facilitan este proceso.</w:t>
-      </w:r>
-    </w:p>
-    <w:p/>
-    <w:p>
-      <w:pPr>
-        <w:pStyle w:val="Ttulo2"/>
-      </w:pPr>
-      <w:bookmarkStart w:id="8" w:name="_Toc233106688"/>
-      <w:r>
-        <w:t>Plan de mantenimiento</w:t>
-      </w:r>
-      <w:bookmarkEnd w:id="8"/>
-    </w:p>
-    <w:p>
-      <w:r>
-        <w:t>La gestión e implementación organizada del mantenimiento contribuye directamente en la calidad de la producción. Así mismo, reduce los costos de mantenimiento. Se requiere planear el mantenimiento con el fin de garantizar el 100% de la disponibilidad de máquinas, equipos y plantas.</w:t>
+        <w:t>mantenimiento. Se requiere planear el mantenimiento con el fin de garantizar el 100% de la disponibilidad de máquinas, equipos y plantas.</w:t>
       </w:r>
     </w:p>
     <w:p>
@@ -3544,11 +3965,9 @@
     </w:p>
     <w:p>
       <w:r>
-        <w:lastRenderedPageBreak/>
         <w:t>Para la elaboración del plan de mantenimiento es posible hacer uso del diagrama de Gantt el cual permite identificar el uso de los recursos en cada actividad y su duración, lo que permite al supervisor o administrador visualizar adecuadamente los recursos disponibles para este proceso. El plan comprende la descripción de actividades, responsables, día, hora programada, y fecha en que se debe dar su cumplimiento.</w:t>
       </w:r>
     </w:p>
-    <w:p/>
     <w:p>
       <w:r>
         <w:t>Una vez elaborado el plan de mantenimiento este debe ser registrado y comunicado al personal de la planta, con el fin de mejorar la comunicación y establecer su seguimiento.</w:t>
@@ -3607,6 +4026,7 @@
         <w:rPr>
           <w:b/>
         </w:rPr>
+        <w:lastRenderedPageBreak/>
         <w:t>Estructurar un sistema de información</w:t>
       </w:r>
       <w:r>
@@ -3643,7 +4063,6 @@
         <w:rPr>
           <w:b/>
         </w:rPr>
-        <w:lastRenderedPageBreak/>
         <w:t>Aumento en la eficiencia del mantenimiento</w:t>
       </w:r>
       <w:r>
@@ -3708,11 +4127,11 @@
       <w:pPr>
         <w:pStyle w:val="Ttulo2"/>
       </w:pPr>
-      <w:bookmarkStart w:id="9" w:name="_Toc233106689"/>
+      <w:bookmarkStart w:id="8" w:name="_Toc233106689"/>
       <w:r>
         <w:t>Herramientas de confección</w:t>
       </w:r>
-      <w:bookmarkEnd w:id="9"/>
+      <w:bookmarkEnd w:id="8"/>
     </w:p>
     <w:p>
       <w:r>
@@ -3765,6 +4184,7 @@
         <w:rPr>
           <w:b/>
         </w:rPr>
+        <w:lastRenderedPageBreak/>
         <w:t>Rodaja para calcar patrones</w:t>
       </w:r>
       <w:r>
@@ -3803,7 +4223,6 @@
         <w:rPr>
           <w:b/>
         </w:rPr>
-        <w:lastRenderedPageBreak/>
         <w:t>Pinza abre huecos</w:t>
       </w:r>
       <w:r>
@@ -3975,6 +4394,7 @@
         <w:rPr>
           <w:b/>
         </w:rPr>
+        <w:lastRenderedPageBreak/>
         <w:t xml:space="preserve">Destornilladores tipo </w:t>
       </w:r>
       <w:proofErr w:type="spellStart"/>
@@ -4076,12 +4496,12 @@
           <w:u w:val="single"/>
         </w:rPr>
       </w:pPr>
-      <w:bookmarkStart w:id="10" w:name="_Toc233106690"/>
+      <w:bookmarkStart w:id="9" w:name="_Toc233106690"/>
       <w:r>
         <w:lastRenderedPageBreak/>
         <w:t>Síntesis</w:t>
       </w:r>
-      <w:bookmarkEnd w:id="10"/>
+      <w:bookmarkEnd w:id="9"/>
       <w:r>
         <w:t xml:space="preserve"> </w:t>
       </w:r>
@@ -4123,33 +4543,90 @@
           <w:lang w:eastAsia="es-CO"/>
         </w:rPr>
       </w:pPr>
-      <w:r>
+    </w:p>
+    <w:p>
+      <w:pPr>
         <w:rPr>
           <w:noProof/>
           <w:lang w:eastAsia="es-CO"/>
         </w:rPr>
-        <w:tab/>
-      </w:r>
-    </w:p>
-    <w:p>
-      <w:pPr>
-        <w:ind w:firstLine="0"/>
+      </w:pPr>
+    </w:p>
+    <w:p>
+      <w:pPr>
         <w:rPr>
           <w:noProof/>
           <w:lang w:eastAsia="es-CO"/>
         </w:rPr>
       </w:pPr>
-      <w:r>
+    </w:p>
+    <w:p>
+      <w:pPr>
         <w:rPr>
           <w:noProof/>
           <w:lang w:eastAsia="es-CO"/>
         </w:rPr>
+      </w:pPr>
+    </w:p>
+    <w:p>
+      <w:pPr>
+        <w:rPr>
+          <w:noProof/>
+          <w:lang w:eastAsia="es-CO"/>
+        </w:rPr>
+      </w:pPr>
+    </w:p>
+    <w:p>
+      <w:pPr>
+        <w:rPr>
+          <w:noProof/>
+          <w:lang w:eastAsia="es-CO"/>
+        </w:rPr>
+      </w:pPr>
+    </w:p>
+    <w:p>
+      <w:pPr>
+        <w:ind w:firstLine="0"/>
+        <w:rPr>
+          <w:noProof/>
+          <w:lang w:eastAsia="es-CO"/>
+        </w:rPr>
+      </w:pPr>
+      <w:r>
+        <w:rPr>
+          <w:noProof/>
+          <w:lang w:eastAsia="es-CO"/>
+        </w:rPr>
+        <w:tab/>
+      </w:r>
+    </w:p>
+    <w:p>
+      <w:pPr>
+        <w:ind w:firstLine="0"/>
+        <w:rPr>
+          <w:noProof/>
+          <w:lang w:eastAsia="es-CO"/>
+        </w:rPr>
+      </w:pPr>
+      <w:r>
+        <w:rPr>
+          <w:noProof/>
+          <w:lang w:eastAsia="es-CO"/>
+        </w:rPr>
         <w:lastRenderedPageBreak/>
         <w:drawing>
-          <wp:inline distT="0" distB="0" distL="0" distR="0" wp14:anchorId="4BBDE0A8" wp14:editId="6356724F">
-            <wp:extent cx="6201355" cy="3708410"/>
-            <wp:effectExtent l="0" t="0" r="9525" b="6350"/>
-            <wp:docPr id="37" name="Imagen 37" descr="Síntesis. La imagen describe una estructura temática sobre el mantenimiento en máquinas de confección, dividida en dos áreas principales: las partes de la maquinaria y el mantenimiento de las máquinas. En la primera se estudian las partes, mecanismos y funciones de las máquinas de confección, así como los mecanismos utilizados en la confección industrial. También incluye la clasificación de puntadas y costuras, fundamentales para los procesos productivos. En la segunda área se abordan los diferentes tipos de mantenimiento, la elaboración de planes de mantenimiento y el uso de herramientas de confección. En conjunto, el esquema destaca la importancia de conocer tanto la estructura de las máquinas como las prácticas de mantenimiento para garantizar su correcto funcionamiento y prolongar su vida útil."/>
+          <wp:anchor distT="0" distB="0" distL="114300" distR="114300" simplePos="0" relativeHeight="251665408" behindDoc="0" locked="0" layoutInCell="1" allowOverlap="1" wp14:anchorId="561E3363" wp14:editId="19523F46">
+            <wp:simplePos x="0" y="0"/>
+            <wp:positionH relativeFrom="column">
+              <wp:posOffset>0</wp:posOffset>
+            </wp:positionH>
+            <wp:positionV relativeFrom="paragraph">
+              <wp:posOffset>-635</wp:posOffset>
+            </wp:positionV>
+            <wp:extent cx="6332220" cy="3786505"/>
+            <wp:effectExtent l="0" t="0" r="0" b="4445"/>
+            <wp:wrapNone/>
+            <wp:docPr id="5" name="Gráfico 5" descr="Síntesis. La imagen describe una estructura temática sobre el mantenimiento en máquinas de confección, dividida en dos áreas principales: las partes de la maquinaria y el mantenimiento de las máquinas. En la primera se estudian las partes, mecanismos y funciones de las máquinas de confección, así como los mecanismos utilizados en la confección industrial. También incluye la clasificación de puntadas y costuras, fundamentales para los procesos productivos. En la segunda área se abordan los diferentes tipos de mantenimiento, la elaboración de planes de mantenimiento y el uso de herramientas de confección. En conjunto, el esquema destaca la importancia de conocer tanto la estructura de las máquinas como las prácticas de mantenimiento para garantizar su correcto funcionamiento y prolongar su vida útil."/>
             <wp:cNvGraphicFramePr>
               <a:graphicFrameLocks xmlns:a="http://schemas.openxmlformats.org/drawingml/2006/main" noChangeAspect="1"/>
             </wp:cNvGraphicFramePr>
@@ -4157,10 +4634,8 @@
               <a:graphicData uri="http://schemas.openxmlformats.org/drawingml/2006/picture">
                 <pic:pic xmlns:pic="http://schemas.openxmlformats.org/drawingml/2006/picture">
                   <pic:nvPicPr>
-                    <pic:cNvPr id="0" name="Picture 4"/>
-                    <pic:cNvPicPr>
-                      <a:picLocks noChangeAspect="1" noChangeArrowheads="1"/>
-                    </pic:cNvPicPr>
+                    <pic:cNvPr id="5" name="sintesis.b948f0e5.svg"/>
+                    <pic:cNvPicPr/>
                   </pic:nvPicPr>
                   <pic:blipFill>
                     <a:blip r:embed="rId14">
@@ -4168,32 +4643,34 @@
                         <a:ext uri="{28A0092B-C50C-407E-A947-70E740481C1C}">
                           <a14:useLocalDpi xmlns:a14="http://schemas.microsoft.com/office/drawing/2010/main" val="0"/>
                         </a:ext>
+                        <a:ext uri="{96DAC541-7B7A-43D3-8B79-37D633B846F1}">
+                          <asvg:svgBlip xmlns:asvg="http://schemas.microsoft.com/office/drawing/2016/SVG/main" r:embed="rId15"/>
+                        </a:ext>
                       </a:extLst>
                     </a:blip>
-                    <a:srcRect/>
                     <a:stretch>
                       <a:fillRect/>
                     </a:stretch>
                   </pic:blipFill>
-                  <pic:spPr bwMode="auto">
+                  <pic:spPr>
                     <a:xfrm>
                       <a:off x="0" y="0"/>
-                      <a:ext cx="6219267" cy="3719121"/>
+                      <a:ext cx="6332220" cy="3786505"/>
                     </a:xfrm>
                     <a:prstGeom prst="rect">
                       <a:avLst/>
                     </a:prstGeom>
-                    <a:noFill/>
                   </pic:spPr>
                 </pic:pic>
               </a:graphicData>
             </a:graphic>
-          </wp:inline>
+          </wp:anchor>
         </w:drawing>
       </w:r>
     </w:p>
     <w:p>
       <w:pPr>
+        <w:ind w:firstLine="0"/>
         <w:rPr>
           <w:noProof/>
           <w:lang w:eastAsia="es-CO"/>
@@ -4202,14 +4679,22 @@
     </w:p>
     <w:p>
       <w:pPr>
+        <w:rPr>
+          <w:noProof/>
+          <w:lang w:eastAsia="es-CO"/>
+        </w:rPr>
+      </w:pPr>
+    </w:p>
+    <w:p>
+      <w:pPr>
         <w:pStyle w:val="Titulosgenerales"/>
       </w:pPr>
-      <w:bookmarkStart w:id="11" w:name="_Toc233106691"/>
+      <w:bookmarkStart w:id="10" w:name="_Toc233106691"/>
       <w:r>
         <w:lastRenderedPageBreak/>
         <w:t>Glosario</w:t>
       </w:r>
-      <w:bookmarkEnd w:id="11"/>
+      <w:bookmarkEnd w:id="10"/>
     </w:p>
     <w:p>
       <w:pPr>
@@ -4417,12 +4902,12 @@
       <w:pPr>
         <w:pStyle w:val="Titulosgenerales"/>
       </w:pPr>
-      <w:bookmarkStart w:id="12" w:name="_Toc233106692"/>
+      <w:bookmarkStart w:id="11" w:name="_Toc233106692"/>
       <w:r>
         <w:lastRenderedPageBreak/>
         <w:t>Referencias bibliográficas</w:t>
       </w:r>
-      <w:bookmarkEnd w:id="12"/>
+      <w:bookmarkEnd w:id="11"/>
       <w:r>
         <w:t xml:space="preserve"> </w:t>
       </w:r>
@@ -4564,12 +5049,12 @@
       <w:pPr>
         <w:pStyle w:val="Titulosgenerales"/>
       </w:pPr>
-      <w:bookmarkStart w:id="13" w:name="_Toc233106693"/>
+      <w:bookmarkStart w:id="12" w:name="_Toc233106693"/>
       <w:r>
         <w:lastRenderedPageBreak/>
         <w:t>Créditos</w:t>
       </w:r>
-      <w:bookmarkEnd w:id="13"/>
+      <w:bookmarkEnd w:id="12"/>
     </w:p>
     <w:tbl>
       <w:tblPr>
@@ -4806,23 +5291,14 @@
               </w:rPr>
             </w:pPr>
             <w:r>
-              <w:rPr>
-                <w:szCs w:val="24"/>
-              </w:rPr>
               <w:t xml:space="preserve">Rafael </w:t>
             </w:r>
             <w:proofErr w:type="spellStart"/>
             <w:r>
-              <w:rPr>
-                <w:szCs w:val="24"/>
-              </w:rPr>
               <w:t>Nelftalí</w:t>
             </w:r>
             <w:proofErr w:type="spellEnd"/>
             <w:r>
-              <w:rPr>
-                <w:szCs w:val="24"/>
-              </w:rPr>
               <w:t xml:space="preserve"> Lizcano Reyes</w:t>
             </w:r>
           </w:p>
@@ -4840,9 +5316,6 @@
               </w:rPr>
             </w:pPr>
             <w:r>
-              <w:rPr>
-                <w:szCs w:val="24"/>
-              </w:rPr>
               <w:t>Asesor metodológico y pedagógico</w:t>
             </w:r>
           </w:p>
@@ -4860,10 +5333,7 @@
               </w:rPr>
             </w:pPr>
             <w:r>
-              <w:rPr>
-                <w:szCs w:val="24"/>
-              </w:rPr>
-              <w:t>CENTRO INDUSTRIAL DEL DISEÑO Y LA MANUFACTURA - Regional Santander</w:t>
+              <w:t>Centro Industrial del Diseño y la Manufactura - Regional Santander</w:t>
             </w:r>
           </w:p>
         </w:tc>
@@ -4882,9 +5352,6 @@
               </w:rPr>
             </w:pPr>
             <w:r>
-              <w:rPr>
-                <w:szCs w:val="24"/>
-              </w:rPr>
               <w:t>Sandra Cecilia Gutiérrez</w:t>
             </w:r>
           </w:p>
@@ -4902,9 +5369,6 @@
               </w:rPr>
             </w:pPr>
             <w:r>
-              <w:rPr>
-                <w:szCs w:val="24"/>
-              </w:rPr>
               <w:t>Experta temática</w:t>
             </w:r>
           </w:p>
@@ -4922,10 +5386,7 @@
               </w:rPr>
             </w:pPr>
             <w:r>
-              <w:rPr>
-                <w:szCs w:val="24"/>
-              </w:rPr>
-              <w:t>CENTRO INDUSTRIAL DEL DISEÑO Y LA MANUFACTURA - Regional Santander</w:t>
+              <w:t>Centro Industrial del Diseño y la Manufactura - Regional Santander</w:t>
             </w:r>
           </w:p>
         </w:tc>
@@ -4947,9 +5408,6 @@
               </w:rPr>
             </w:pPr>
             <w:r>
-              <w:rPr>
-                <w:szCs w:val="24"/>
-              </w:rPr>
               <w:t>Vilma Lucía Perilla Méndez</w:t>
             </w:r>
           </w:p>
@@ -4967,9 +5425,6 @@
               </w:rPr>
             </w:pPr>
             <w:r>
-              <w:rPr>
-                <w:szCs w:val="24"/>
-              </w:rPr>
               <w:t>Diseñadora instruccional</w:t>
             </w:r>
           </w:p>
@@ -4987,9 +5442,6 @@
               </w:rPr>
             </w:pPr>
             <w:r>
-              <w:rPr>
-                <w:szCs w:val="24"/>
-              </w:rPr>
               <w:t>Centro de Gestión Empresarial - Regional Distrito Capital</w:t>
             </w:r>
           </w:p>
@@ -5009,9 +5461,6 @@
               </w:rPr>
             </w:pPr>
             <w:r>
-              <w:rPr>
-                <w:szCs w:val="24"/>
-              </w:rPr>
               <w:t>Oscar Andrés Fernández Urrego</w:t>
             </w:r>
           </w:p>
@@ -5029,9 +5478,6 @@
               </w:rPr>
             </w:pPr>
             <w:r>
-              <w:rPr>
-                <w:szCs w:val="24"/>
-              </w:rPr>
               <w:t>Evaluador instruccional</w:t>
             </w:r>
           </w:p>
@@ -5049,10 +5495,7 @@
               </w:rPr>
             </w:pPr>
             <w:r>
-              <w:rPr>
-                <w:szCs w:val="24"/>
-              </w:rPr>
-              <w:t>Centro para la Industria de la Comunicación Gráfica – CENIGRAF - Regional Bogotá</w:t>
+              <w:t>Centro para la Industria de la Comunicación Gráfica - Regional Distrito Capital</w:t>
             </w:r>
           </w:p>
         </w:tc>
@@ -5073,9 +5516,6 @@
               </w:rPr>
             </w:pPr>
             <w:r>
-              <w:rPr>
-                <w:szCs w:val="24"/>
-              </w:rPr>
               <w:t>Julieth Paola Vital López</w:t>
             </w:r>
           </w:p>
@@ -5093,9 +5533,6 @@
               </w:rPr>
             </w:pPr>
             <w:r>
-              <w:rPr>
-                <w:szCs w:val="24"/>
-              </w:rPr>
               <w:t>Corrección de estilo</w:t>
             </w:r>
           </w:p>
@@ -5113,9 +5550,6 @@
               </w:rPr>
             </w:pPr>
             <w:r>
-              <w:rPr>
-                <w:szCs w:val="24"/>
-              </w:rPr>
               <w:t>Centro para la Industria de la Comunicación Gráfica - Regional Distrito Capital</w:t>
             </w:r>
           </w:p>
@@ -5133,18 +5567,14 @@
                 <w:szCs w:val="24"/>
               </w:rPr>
             </w:pPr>
+            <w:bookmarkStart w:id="13" w:name="_GoBack"/>
+            <w:bookmarkEnd w:id="13"/>
             <w:proofErr w:type="spellStart"/>
             <w:r>
-              <w:rPr>
-                <w:szCs w:val="24"/>
-              </w:rPr>
               <w:t>Julian</w:t>
             </w:r>
             <w:proofErr w:type="spellEnd"/>
             <w:r>
-              <w:rPr>
-                <w:szCs w:val="24"/>
-              </w:rPr>
               <w:t xml:space="preserve"> Fernando Vanegas Vega</w:t>
             </w:r>
           </w:p>
@@ -5162,9 +5592,6 @@
               </w:rPr>
             </w:pPr>
             <w:r>
-              <w:rPr>
-                <w:szCs w:val="24"/>
-              </w:rPr>
               <w:t>Diseñador de contenidos</w:t>
             </w:r>
           </w:p>
@@ -5182,9 +5609,6 @@
               </w:rPr>
             </w:pPr>
             <w:r>
-              <w:rPr>
-                <w:szCs w:val="24"/>
-              </w:rPr>
               <w:t>Centro Agroturístico - Regional Santander</w:t>
             </w:r>
           </w:p>
@@ -5206,23 +5630,14 @@
               </w:rPr>
             </w:pPr>
             <w:r>
-              <w:rPr>
-                <w:szCs w:val="24"/>
-              </w:rPr>
               <w:t xml:space="preserve">Pedro Alonso </w:t>
             </w:r>
             <w:proofErr w:type="spellStart"/>
             <w:r>
-              <w:rPr>
-                <w:szCs w:val="24"/>
-              </w:rPr>
               <w:t>Bolivar</w:t>
             </w:r>
             <w:proofErr w:type="spellEnd"/>
             <w:r>
-              <w:rPr>
-                <w:szCs w:val="24"/>
-              </w:rPr>
               <w:t xml:space="preserve"> González</w:t>
             </w:r>
           </w:p>
@@ -5240,17 +5655,13 @@
               </w:rPr>
             </w:pPr>
             <w:r>
-              <w:rPr>
-                <w:szCs w:val="24"/>
-              </w:rPr>
-              <w:t xml:space="preserve">Desarrollador </w:t>
-            </w:r>
-            <w:r>
-              <w:rPr>
-                <w:rStyle w:val="Extranjerismo"/>
-              </w:rPr>
-              <w:t>full stack</w:t>
-            </w:r>
+              <w:t xml:space="preserve">Desarrollador full </w:t>
+            </w:r>
+            <w:proofErr w:type="spellStart"/>
+            <w:r>
+              <w:t>stack</w:t>
+            </w:r>
+            <w:proofErr w:type="spellEnd"/>
           </w:p>
         </w:tc>
         <w:tc>
@@ -5266,9 +5677,6 @@
               </w:rPr>
             </w:pPr>
             <w:r>
-              <w:rPr>
-                <w:szCs w:val="24"/>
-              </w:rPr>
               <w:t>Centro Agroturístico - Regional Santander</w:t>
             </w:r>
           </w:p>
@@ -5288,16 +5696,10 @@
             </w:pPr>
             <w:proofErr w:type="spellStart"/>
             <w:r>
-              <w:rPr>
-                <w:szCs w:val="24"/>
-              </w:rPr>
               <w:t>Maria</w:t>
             </w:r>
             <w:proofErr w:type="spellEnd"/>
             <w:r>
-              <w:rPr>
-                <w:szCs w:val="24"/>
-              </w:rPr>
               <w:t xml:space="preserve"> Alejandra Vera Briceño</w:t>
             </w:r>
           </w:p>
@@ -5315,9 +5717,6 @@
               </w:rPr>
             </w:pPr>
             <w:r>
-              <w:rPr>
-                <w:szCs w:val="24"/>
-              </w:rPr>
               <w:t>Animadora y productora audiovisual</w:t>
             </w:r>
           </w:p>
@@ -5335,9 +5734,6 @@
               </w:rPr>
             </w:pPr>
             <w:r>
-              <w:rPr>
-                <w:szCs w:val="24"/>
-              </w:rPr>
               <w:t>Centro Agroturístico - Regional Santander</w:t>
             </w:r>
           </w:p>
@@ -5478,8 +5874,8 @@
       </w:pPr>
     </w:p>
     <w:sectPr>
-      <w:headerReference w:type="default" r:id="rId15"/>
-      <w:footerReference w:type="default" r:id="rId16"/>
+      <w:headerReference w:type="default" r:id="rId16"/>
+      <w:footerReference w:type="default" r:id="rId17"/>
       <w:pgSz w:w="12240" w:h="15840"/>
       <w:pgMar w:top="1701" w:right="1134" w:bottom="1134" w:left="1134" w:header="709" w:footer="737" w:gutter="0"/>
       <w:pgNumType w:start="1"/>
@@ -6158,7 +6554,7 @@
       <w:lvlText w:val=""/>
       <w:lvlJc w:val="left"/>
       <w:pPr>
-        <w:ind w:left="1429" w:hanging="360"/>
+        <w:ind w:left="1776" w:hanging="360"/>
       </w:pPr>
       <w:rPr>
         <w:rFonts w:ascii="Symbol" w:hAnsi="Symbol" w:hint="default"/>
@@ -6170,7 +6566,7 @@
       <w:lvlText w:val="o"/>
       <w:lvlJc w:val="left"/>
       <w:pPr>
-        <w:ind w:left="2149" w:hanging="360"/>
+        <w:ind w:left="2496" w:hanging="360"/>
       </w:pPr>
       <w:rPr>
         <w:rFonts w:ascii="Courier New" w:hAnsi="Courier New" w:cs="Courier New" w:hint="default"/>
@@ -6182,7 +6578,7 @@
       <w:lvlText w:val=""/>
       <w:lvlJc w:val="left"/>
       <w:pPr>
-        <w:ind w:left="2869" w:hanging="360"/>
+        <w:ind w:left="3216" w:hanging="360"/>
       </w:pPr>
       <w:rPr>
         <w:rFonts w:ascii="Wingdings" w:hAnsi="Wingdings" w:hint="default"/>
@@ -6194,7 +6590,7 @@
       <w:lvlText w:val=""/>
       <w:lvlJc w:val="left"/>
       <w:pPr>
-        <w:ind w:left="3589" w:hanging="360"/>
+        <w:ind w:left="3936" w:hanging="360"/>
       </w:pPr>
       <w:rPr>
         <w:rFonts w:ascii="Symbol" w:hAnsi="Symbol" w:hint="default"/>
@@ -6206,7 +6602,7 @@
       <w:lvlText w:val="o"/>
       <w:lvlJc w:val="left"/>
       <w:pPr>
-        <w:ind w:left="4309" w:hanging="360"/>
+        <w:ind w:left="4656" w:hanging="360"/>
       </w:pPr>
       <w:rPr>
         <w:rFonts w:ascii="Courier New" w:hAnsi="Courier New" w:cs="Courier New" w:hint="default"/>
@@ -6218,7 +6614,7 @@
       <w:lvlText w:val=""/>
       <w:lvlJc w:val="left"/>
       <w:pPr>
-        <w:ind w:left="5029" w:hanging="360"/>
+        <w:ind w:left="5376" w:hanging="360"/>
       </w:pPr>
       <w:rPr>
         <w:rFonts w:ascii="Wingdings" w:hAnsi="Wingdings" w:hint="default"/>
@@ -6230,7 +6626,7 @@
       <w:lvlText w:val=""/>
       <w:lvlJc w:val="left"/>
       <w:pPr>
-        <w:ind w:left="5749" w:hanging="360"/>
+        <w:ind w:left="6096" w:hanging="360"/>
       </w:pPr>
       <w:rPr>
         <w:rFonts w:ascii="Symbol" w:hAnsi="Symbol" w:hint="default"/>
@@ -6242,7 +6638,7 @@
       <w:lvlText w:val="o"/>
       <w:lvlJc w:val="left"/>
       <w:pPr>
-        <w:ind w:left="6469" w:hanging="360"/>
+        <w:ind w:left="6816" w:hanging="360"/>
       </w:pPr>
       <w:rPr>
         <w:rFonts w:ascii="Courier New" w:hAnsi="Courier New" w:cs="Courier New" w:hint="default"/>
@@ -6254,7 +6650,7 @@
       <w:lvlText w:val=""/>
       <w:lvlJc w:val="left"/>
       <w:pPr>
-        <w:ind w:left="7189" w:hanging="360"/>
+        <w:ind w:left="7536" w:hanging="360"/>
       </w:pPr>
       <w:rPr>
         <w:rFonts w:ascii="Wingdings" w:hAnsi="Wingdings" w:hint="default"/>
@@ -8788,6 +9184,119 @@
     </w:lvl>
   </w:abstractNum>
   <w:abstractNum w:abstractNumId="30" w15:restartNumberingAfterBreak="0">
+    <w:nsid w:val="686A7782"/>
+    <w:multiLevelType w:val="hybridMultilevel"/>
+    <w:tmpl w:val="EC6EC630"/>
+    <w:lvl w:ilvl="0" w:tplc="240A0001">
+      <w:start w:val="1"/>
+      <w:numFmt w:val="bullet"/>
+      <w:lvlText w:val=""/>
+      <w:lvlJc w:val="left"/>
+      <w:pPr>
+        <w:ind w:left="1776" w:hanging="360"/>
+      </w:pPr>
+      <w:rPr>
+        <w:rFonts w:ascii="Symbol" w:hAnsi="Symbol" w:hint="default"/>
+      </w:rPr>
+    </w:lvl>
+    <w:lvl w:ilvl="1" w:tplc="240A0003" w:tentative="1">
+      <w:start w:val="1"/>
+      <w:numFmt w:val="bullet"/>
+      <w:lvlText w:val="o"/>
+      <w:lvlJc w:val="left"/>
+      <w:pPr>
+        <w:ind w:left="2496" w:hanging="360"/>
+      </w:pPr>
+      <w:rPr>
+        <w:rFonts w:ascii="Courier New" w:hAnsi="Courier New" w:cs="Courier New" w:hint="default"/>
+      </w:rPr>
+    </w:lvl>
+    <w:lvl w:ilvl="2" w:tplc="240A0005" w:tentative="1">
+      <w:start w:val="1"/>
+      <w:numFmt w:val="bullet"/>
+      <w:lvlText w:val=""/>
+      <w:lvlJc w:val="left"/>
+      <w:pPr>
+        <w:ind w:left="3216" w:hanging="360"/>
+      </w:pPr>
+      <w:rPr>
+        <w:rFonts w:ascii="Wingdings" w:hAnsi="Wingdings" w:hint="default"/>
+      </w:rPr>
+    </w:lvl>
+    <w:lvl w:ilvl="3" w:tplc="240A0001" w:tentative="1">
+      <w:start w:val="1"/>
+      <w:numFmt w:val="bullet"/>
+      <w:lvlText w:val=""/>
+      <w:lvlJc w:val="left"/>
+      <w:pPr>
+        <w:ind w:left="3936" w:hanging="360"/>
+      </w:pPr>
+      <w:rPr>
+        <w:rFonts w:ascii="Symbol" w:hAnsi="Symbol" w:hint="default"/>
+      </w:rPr>
+    </w:lvl>
+    <w:lvl w:ilvl="4" w:tplc="240A0003" w:tentative="1">
+      <w:start w:val="1"/>
+      <w:numFmt w:val="bullet"/>
+      <w:lvlText w:val="o"/>
+      <w:lvlJc w:val="left"/>
+      <w:pPr>
+        <w:ind w:left="4656" w:hanging="360"/>
+      </w:pPr>
+      <w:rPr>
+        <w:rFonts w:ascii="Courier New" w:hAnsi="Courier New" w:cs="Courier New" w:hint="default"/>
+      </w:rPr>
+    </w:lvl>
+    <w:lvl w:ilvl="5" w:tplc="240A0005" w:tentative="1">
+      <w:start w:val="1"/>
+      <w:numFmt w:val="bullet"/>
+      <w:lvlText w:val=""/>
+      <w:lvlJc w:val="left"/>
+      <w:pPr>
+        <w:ind w:left="5376" w:hanging="360"/>
+      </w:pPr>
+      <w:rPr>
+        <w:rFonts w:ascii="Wingdings" w:hAnsi="Wingdings" w:hint="default"/>
+      </w:rPr>
+    </w:lvl>
+    <w:lvl w:ilvl="6" w:tplc="240A0001" w:tentative="1">
+      <w:start w:val="1"/>
+      <w:numFmt w:val="bullet"/>
+      <w:lvlText w:val=""/>
+      <w:lvlJc w:val="left"/>
+      <w:pPr>
+        <w:ind w:left="6096" w:hanging="360"/>
+      </w:pPr>
+      <w:rPr>
+        <w:rFonts w:ascii="Symbol" w:hAnsi="Symbol" w:hint="default"/>
+      </w:rPr>
+    </w:lvl>
+    <w:lvl w:ilvl="7" w:tplc="240A0003" w:tentative="1">
+      <w:start w:val="1"/>
+      <w:numFmt w:val="bullet"/>
+      <w:lvlText w:val="o"/>
+      <w:lvlJc w:val="left"/>
+      <w:pPr>
+        <w:ind w:left="6816" w:hanging="360"/>
+      </w:pPr>
+      <w:rPr>
+        <w:rFonts w:ascii="Courier New" w:hAnsi="Courier New" w:cs="Courier New" w:hint="default"/>
+      </w:rPr>
+    </w:lvl>
+    <w:lvl w:ilvl="8" w:tplc="240A0005" w:tentative="1">
+      <w:start w:val="1"/>
+      <w:numFmt w:val="bullet"/>
+      <w:lvlText w:val=""/>
+      <w:lvlJc w:val="left"/>
+      <w:pPr>
+        <w:ind w:left="7536" w:hanging="360"/>
+      </w:pPr>
+      <w:rPr>
+        <w:rFonts w:ascii="Wingdings" w:hAnsi="Wingdings" w:hint="default"/>
+      </w:rPr>
+    </w:lvl>
+  </w:abstractNum>
+  <w:abstractNum w:abstractNumId="31" w15:restartNumberingAfterBreak="0">
     <w:nsid w:val="731D705D"/>
     <w:multiLevelType w:val="hybridMultilevel"/>
     <w:tmpl w:val="D688D498"/>
@@ -8900,7 +9409,7 @@
       </w:rPr>
     </w:lvl>
   </w:abstractNum>
-  <w:abstractNum w:abstractNumId="31" w15:restartNumberingAfterBreak="0">
+  <w:abstractNum w:abstractNumId="32" w15:restartNumberingAfterBreak="0">
     <w:nsid w:val="747575BA"/>
     <w:multiLevelType w:val="hybridMultilevel"/>
     <w:tmpl w:val="93EC3094"/>
@@ -9014,7 +9523,93 @@
       </w:rPr>
     </w:lvl>
   </w:abstractNum>
-  <w:abstractNum w:abstractNumId="32" w15:restartNumberingAfterBreak="0">
+  <w:abstractNum w:abstractNumId="33" w15:restartNumberingAfterBreak="0">
+    <w:nsid w:val="79EA603D"/>
+    <w:multiLevelType w:val="hybridMultilevel"/>
+    <w:tmpl w:val="B46AECA6"/>
+    <w:lvl w:ilvl="0" w:tplc="240A000F">
+      <w:start w:val="1"/>
+      <w:numFmt w:val="decimal"/>
+      <w:lvlText w:val="%1."/>
+      <w:lvlJc w:val="left"/>
+      <w:pPr>
+        <w:ind w:left="720" w:hanging="360"/>
+      </w:pPr>
+    </w:lvl>
+    <w:lvl w:ilvl="1" w:tplc="240A0019" w:tentative="1">
+      <w:start w:val="1"/>
+      <w:numFmt w:val="lowerLetter"/>
+      <w:lvlText w:val="%2."/>
+      <w:lvlJc w:val="left"/>
+      <w:pPr>
+        <w:ind w:left="1440" w:hanging="360"/>
+      </w:pPr>
+    </w:lvl>
+    <w:lvl w:ilvl="2" w:tplc="240A001B" w:tentative="1">
+      <w:start w:val="1"/>
+      <w:numFmt w:val="lowerRoman"/>
+      <w:lvlText w:val="%3."/>
+      <w:lvlJc w:val="right"/>
+      <w:pPr>
+        <w:ind w:left="2160" w:hanging="180"/>
+      </w:pPr>
+    </w:lvl>
+    <w:lvl w:ilvl="3" w:tplc="240A000F" w:tentative="1">
+      <w:start w:val="1"/>
+      <w:numFmt w:val="decimal"/>
+      <w:lvlText w:val="%4."/>
+      <w:lvlJc w:val="left"/>
+      <w:pPr>
+        <w:ind w:left="2880" w:hanging="360"/>
+      </w:pPr>
+    </w:lvl>
+    <w:lvl w:ilvl="4" w:tplc="240A0019" w:tentative="1">
+      <w:start w:val="1"/>
+      <w:numFmt w:val="lowerLetter"/>
+      <w:lvlText w:val="%5."/>
+      <w:lvlJc w:val="left"/>
+      <w:pPr>
+        <w:ind w:left="3600" w:hanging="360"/>
+      </w:pPr>
+    </w:lvl>
+    <w:lvl w:ilvl="5" w:tplc="240A001B" w:tentative="1">
+      <w:start w:val="1"/>
+      <w:numFmt w:val="lowerRoman"/>
+      <w:lvlText w:val="%6."/>
+      <w:lvlJc w:val="right"/>
+      <w:pPr>
+        <w:ind w:left="4320" w:hanging="180"/>
+      </w:pPr>
+    </w:lvl>
+    <w:lvl w:ilvl="6" w:tplc="240A000F" w:tentative="1">
+      <w:start w:val="1"/>
+      <w:numFmt w:val="decimal"/>
+      <w:lvlText w:val="%7."/>
+      <w:lvlJc w:val="left"/>
+      <w:pPr>
+        <w:ind w:left="5040" w:hanging="360"/>
+      </w:pPr>
+    </w:lvl>
+    <w:lvl w:ilvl="7" w:tplc="240A0019" w:tentative="1">
+      <w:start w:val="1"/>
+      <w:numFmt w:val="lowerLetter"/>
+      <w:lvlText w:val="%8."/>
+      <w:lvlJc w:val="left"/>
+      <w:pPr>
+        <w:ind w:left="5760" w:hanging="360"/>
+      </w:pPr>
+    </w:lvl>
+    <w:lvl w:ilvl="8" w:tplc="240A001B" w:tentative="1">
+      <w:start w:val="1"/>
+      <w:numFmt w:val="lowerRoman"/>
+      <w:lvlText w:val="%9."/>
+      <w:lvlJc w:val="right"/>
+      <w:pPr>
+        <w:ind w:left="6480" w:hanging="180"/>
+      </w:pPr>
+    </w:lvl>
+  </w:abstractNum>
+  <w:abstractNum w:abstractNumId="34" w15:restartNumberingAfterBreak="0">
     <w:nsid w:val="7C4943EE"/>
     <w:multiLevelType w:val="hybridMultilevel"/>
     <w:tmpl w:val="A58EA9AA"/>
@@ -9155,7 +9750,7 @@
     <w:abstractNumId w:val="7"/>
   </w:num>
   <w:num w:numId="10">
-    <w:abstractNumId w:val="32"/>
+    <w:abstractNumId w:val="34"/>
   </w:num>
   <w:num w:numId="11">
     <w:abstractNumId w:val="14"/>
@@ -9212,10 +9807,10 @@
     <w:abstractNumId w:val="23"/>
   </w:num>
   <w:num w:numId="29">
-    <w:abstractNumId w:val="31"/>
+    <w:abstractNumId w:val="32"/>
   </w:num>
   <w:num w:numId="30">
-    <w:abstractNumId w:val="30"/>
+    <w:abstractNumId w:val="31"/>
   </w:num>
   <w:num w:numId="31">
     <w:abstractNumId w:val="3"/>
@@ -9225,6 +9820,12 @@
   </w:num>
   <w:num w:numId="33">
     <w:abstractNumId w:val="15"/>
+  </w:num>
+  <w:num w:numId="34">
+    <w:abstractNumId w:val="33"/>
+  </w:num>
+  <w:num w:numId="35">
+    <w:abstractNumId w:val="30"/>
   </w:num>
   <w:numIdMacAtCleanup w:val="21"/>
 </w:numbering>
@@ -10988,26 +11589,6 @@
 </file>
 
 <file path=customXml/item1.xml><?xml version="1.0" encoding="utf-8"?>
-<?mso-contentType ?>
-<FormTemplates xmlns="http://schemas.microsoft.com/sharepoint/v3/contenttype/forms">
-  <Display>DocumentLibraryForm</Display>
-  <Edit>DocumentLibraryForm</Edit>
-  <New>DocumentLibraryForm</New>
-</FormTemplates>
-</file>
-
-<file path=customXml/item2.xml><?xml version="1.0" encoding="utf-8"?>
-<p:properties xmlns:p="http://schemas.microsoft.com/office/2006/metadata/properties" xmlns:xsi="http://www.w3.org/2001/XMLSchema-instance" xmlns:pc="http://schemas.microsoft.com/office/infopath/2007/PartnerControls">
-  <documentManagement>
-    <TaxCatchAll xmlns="13c90a0b-73bc-4dc0-be5f-28d77b615beb" xsi:nil="true"/>
-    <lcf76f155ced4ddcb4097134ff3c332f xmlns="13c93bba-48ce-428c-bfe5-88b42c19b028">
-      <Terms xmlns="http://schemas.microsoft.com/office/infopath/2007/PartnerControls"/>
-    </lcf76f155ced4ddcb4097134ff3c332f>
-  </documentManagement>
-</p:properties>
-</file>
-
-<file path=customXml/item3.xml><?xml version="1.0" encoding="utf-8"?>
 <ct:contentTypeSchema xmlns:ct="http://schemas.microsoft.com/office/2006/metadata/contentType" xmlns:ma="http://schemas.microsoft.com/office/2006/metadata/properties/metaAttributes" ct:_="" ma:_="" ma:contentTypeName="Documento" ma:contentTypeID="0x0101006A81D6BD42E8DF4C91013959704817E1" ma:contentTypeVersion="15" ma:contentTypeDescription="Crear nuevo documento." ma:contentTypeScope="" ma:versionID="bf4f72ffd194f0963ff564daca6869f7">
   <xsd:schema xmlns:xsd="http://www.w3.org/2001/XMLSchema" xmlns:xs="http://www.w3.org/2001/XMLSchema" xmlns:p="http://schemas.microsoft.com/office/2006/metadata/properties" xmlns:ns2="13c90a0b-73bc-4dc0-be5f-28d77b615beb" xmlns:ns3="13c93bba-48ce-428c-bfe5-88b42c19b028" targetNamespace="http://schemas.microsoft.com/office/2006/metadata/properties" ma:root="true" ma:fieldsID="8718d6f4873a5b1392a45044efa78385" ns2:_="" ns3:_="">
     <xsd:import namespace="13c90a0b-73bc-4dc0-be5f-28d77b615beb"/>
@@ -11242,30 +11823,31 @@
 </ct:contentTypeSchema>
 </file>
 
+<file path=customXml/item2.xml><?xml version="1.0" encoding="utf-8"?>
+<p:properties xmlns:p="http://schemas.microsoft.com/office/2006/metadata/properties" xmlns:xsi="http://www.w3.org/2001/XMLSchema-instance" xmlns:pc="http://schemas.microsoft.com/office/infopath/2007/PartnerControls">
+  <documentManagement>
+    <TaxCatchAll xmlns="13c90a0b-73bc-4dc0-be5f-28d77b615beb" xsi:nil="true"/>
+    <lcf76f155ced4ddcb4097134ff3c332f xmlns="13c93bba-48ce-428c-bfe5-88b42c19b028">
+      <Terms xmlns="http://schemas.microsoft.com/office/infopath/2007/PartnerControls"/>
+    </lcf76f155ced4ddcb4097134ff3c332f>
+  </documentManagement>
+</p:properties>
+</file>
+
+<file path=customXml/item3.xml><?xml version="1.0" encoding="utf-8"?>
+<?mso-contentType ?>
+<FormTemplates xmlns="http://schemas.microsoft.com/sharepoint/v3/contenttype/forms">
+  <Display>DocumentLibraryForm</Display>
+  <Edit>DocumentLibraryForm</Edit>
+  <New>DocumentLibraryForm</New>
+</FormTemplates>
+</file>
+
 <file path=customXml/item4.xml><?xml version="1.0" encoding="utf-8"?>
 <b:Sources xmlns:b="http://schemas.openxmlformats.org/officeDocument/2006/bibliography" xmlns="http://schemas.openxmlformats.org/officeDocument/2006/bibliography" SelectedStyle="\APASixthEditionOfficeOnline.xsl" StyleName="APA" Version="6"/>
 </file>
 
 <file path=customXml/itemProps1.xml><?xml version="1.0" encoding="utf-8"?>
-<ds:datastoreItem xmlns:ds="http://schemas.openxmlformats.org/officeDocument/2006/customXml" ds:itemID="{10663269-2064-4804-8290-36D4A57F5557}">
-  <ds:schemaRefs>
-    <ds:schemaRef ds:uri="http://schemas.microsoft.com/sharepoint/v3/contenttype/forms"/>
-  </ds:schemaRefs>
-</ds:datastoreItem>
-</file>
-
-<file path=customXml/itemProps2.xml><?xml version="1.0" encoding="utf-8"?>
-<ds:datastoreItem xmlns:ds="http://schemas.openxmlformats.org/officeDocument/2006/customXml" ds:itemID="{1279454D-02BE-4A9C-A117-DCD1573E2608}">
-  <ds:schemaRefs>
-    <ds:schemaRef ds:uri="http://schemas.microsoft.com/office/2006/metadata/properties"/>
-    <ds:schemaRef ds:uri="http://schemas.microsoft.com/office/infopath/2007/PartnerControls"/>
-    <ds:schemaRef ds:uri="13c90a0b-73bc-4dc0-be5f-28d77b615beb"/>
-    <ds:schemaRef ds:uri="13c93bba-48ce-428c-bfe5-88b42c19b028"/>
-  </ds:schemaRefs>
-</ds:datastoreItem>
-</file>
-
-<file path=customXml/itemProps3.xml><?xml version="1.0" encoding="utf-8"?>
 <ds:datastoreItem xmlns:ds="http://schemas.openxmlformats.org/officeDocument/2006/customXml" ds:itemID="{59065960-E0CA-4804-83B5-320CBCDCC160}">
   <ds:schemaRefs>
     <ds:schemaRef ds:uri="http://schemas.microsoft.com/office/2006/metadata/contentType"/>
@@ -11284,8 +11866,27 @@
 </ds:datastoreItem>
 </file>
 
+<file path=customXml/itemProps2.xml><?xml version="1.0" encoding="utf-8"?>
+<ds:datastoreItem xmlns:ds="http://schemas.openxmlformats.org/officeDocument/2006/customXml" ds:itemID="{1279454D-02BE-4A9C-A117-DCD1573E2608}">
+  <ds:schemaRefs>
+    <ds:schemaRef ds:uri="http://schemas.microsoft.com/office/2006/metadata/properties"/>
+    <ds:schemaRef ds:uri="http://schemas.microsoft.com/office/infopath/2007/PartnerControls"/>
+    <ds:schemaRef ds:uri="13c90a0b-73bc-4dc0-be5f-28d77b615beb"/>
+    <ds:schemaRef ds:uri="13c93bba-48ce-428c-bfe5-88b42c19b028"/>
+  </ds:schemaRefs>
+</ds:datastoreItem>
+</file>
+
+<file path=customXml/itemProps3.xml><?xml version="1.0" encoding="utf-8"?>
+<ds:datastoreItem xmlns:ds="http://schemas.openxmlformats.org/officeDocument/2006/customXml" ds:itemID="{10663269-2064-4804-8290-36D4A57F5557}">
+  <ds:schemaRefs>
+    <ds:schemaRef ds:uri="http://schemas.microsoft.com/sharepoint/v3/contenttype/forms"/>
+  </ds:schemaRefs>
+</ds:datastoreItem>
+</file>
+
 <file path=customXml/itemProps4.xml><?xml version="1.0" encoding="utf-8"?>
-<ds:datastoreItem xmlns:ds="http://schemas.openxmlformats.org/officeDocument/2006/customXml" ds:itemID="{8FC11537-15CF-4E3A-8735-ACA640DA4D03}">
+<ds:datastoreItem xmlns:ds="http://schemas.openxmlformats.org/officeDocument/2006/customXml" ds:itemID="{A6006FB3-D5B2-4864-A6C4-FFB9609714F7}">
   <ds:schemaRefs>
     <ds:schemaRef ds:uri="http://schemas.openxmlformats.org/officeDocument/2006/bibliography"/>
   </ds:schemaRefs>

--- a/fuentes/935507_CF03_DU.docx
+++ b/fuentes/935507_CF03_DU.docx
@@ -1,6 +1,6 @@
 
 <file path=word/document.xml><?xml version="1.0" encoding="utf-8"?>
-<w:document xmlns:wpc="http://schemas.microsoft.com/office/word/2010/wordprocessingCanvas" xmlns:cx="http://schemas.microsoft.com/office/drawing/2014/chartex" xmlns:cx1="http://schemas.microsoft.com/office/drawing/2015/9/8/chartex" xmlns:cx2="http://schemas.microsoft.com/office/drawing/2015/10/21/chartex" xmlns:cx3="http://schemas.microsoft.com/office/drawing/2016/5/9/chartex" xmlns:cx4="http://schemas.microsoft.com/office/drawing/2016/5/10/chartex" xmlns:cx5="http://schemas.microsoft.com/office/drawing/2016/5/11/chartex" xmlns:cx6="http://schemas.microsoft.com/office/drawing/2016/5/12/chartex" xmlns:cx7="http://schemas.microsoft.com/office/drawing/2016/5/13/chartex" xmlns:cx8="http://schemas.microsoft.com/office/drawing/2016/5/14/chartex" xmlns:mc="http://schemas.openxmlformats.org/markup-compatibility/2006" xmlns:aink="http://schemas.microsoft.com/office/drawing/2016/ink" xmlns:am3d="http://schemas.microsoft.com/office/drawing/2017/model3d" xmlns:o="urn:schemas-microsoft-com:office:office" xmlns:r="http://schemas.openxmlformats.org/officeDocument/2006/relationships" xmlns:m="http://schemas.openxmlformats.org/officeDocument/2006/math" xmlns:v="urn:schemas-microsoft-com:vml" xmlns:wp14="http://schemas.microsoft.com/office/word/2010/wordprocessingDrawing" xmlns:wp="http://schemas.openxmlformats.org/drawingml/2006/wordprocessingDrawing" xmlns:w10="urn:schemas-microsoft-com:office:word" xmlns:w="http://schemas.openxmlformats.org/wordprocessingml/2006/main" xmlns:w14="http://schemas.microsoft.com/office/word/2010/wordml" xmlns:w15="http://schemas.microsoft.com/office/word/2012/wordml" xmlns:w16cid="http://schemas.microsoft.com/office/word/2016/wordml/cid" xmlns:w16se="http://schemas.microsoft.com/office/word/2015/wordml/symex" xmlns:wpg="http://schemas.microsoft.com/office/word/2010/wordprocessingGroup" xmlns:wpi="http://schemas.microsoft.com/office/word/2010/wordprocessingInk" xmlns:wne="http://schemas.microsoft.com/office/word/2006/wordml" xmlns:wps="http://schemas.microsoft.com/office/word/2010/wordprocessingShape" mc:Ignorable="w14 w15 w16se w16cid wp14">
+<w:document xmlns:wpc="http://schemas.microsoft.com/office/word/2010/wordprocessingCanvas" xmlns:cx="http://schemas.microsoft.com/office/drawing/2014/chartex" xmlns:cx1="http://schemas.microsoft.com/office/drawing/2015/9/8/chartex" xmlns:cx2="http://schemas.microsoft.com/office/drawing/2015/10/21/chartex" xmlns:cx3="http://schemas.microsoft.com/office/drawing/2016/5/9/chartex" xmlns:cx4="http://schemas.microsoft.com/office/drawing/2016/5/10/chartex" xmlns:cx5="http://schemas.microsoft.com/office/drawing/2016/5/11/chartex" xmlns:cx6="http://schemas.microsoft.com/office/drawing/2016/5/12/chartex" xmlns:cx7="http://schemas.microsoft.com/office/drawing/2016/5/13/chartex" xmlns:cx8="http://schemas.microsoft.com/office/drawing/2016/5/14/chartex" xmlns:mc="http://schemas.openxmlformats.org/markup-compatibility/2006" xmlns:aink="http://schemas.microsoft.com/office/drawing/2016/ink" xmlns:am3d="http://schemas.microsoft.com/office/drawing/2017/model3d" xmlns:o="urn:schemas-microsoft-com:office:office" xmlns:oel="http://schemas.microsoft.com/office/2019/extlst" xmlns:r="http://schemas.openxmlformats.org/officeDocument/2006/relationships" xmlns:m="http://schemas.openxmlformats.org/officeDocument/2006/math" xmlns:v="urn:schemas-microsoft-com:vml" xmlns:wp14="http://schemas.microsoft.com/office/word/2010/wordprocessingDrawing" xmlns:wp="http://schemas.openxmlformats.org/drawingml/2006/wordprocessingDrawing" xmlns:w10="urn:schemas-microsoft-com:office:word" xmlns:w="http://schemas.openxmlformats.org/wordprocessingml/2006/main" xmlns:w14="http://schemas.microsoft.com/office/word/2010/wordml" xmlns:w15="http://schemas.microsoft.com/office/word/2012/wordml" xmlns:w16cei="http://schemas.microsoft.com/office/word/2026/wordml/cei" xmlns:w16cex="http://schemas.microsoft.com/office/word/2018/wordml/cex" xmlns:w16cid="http://schemas.microsoft.com/office/word/2016/wordml/cid" xmlns:w16="http://schemas.microsoft.com/office/word/2018/wordml" xmlns:w16du="http://schemas.microsoft.com/office/word/2023/wordml/word16du" xmlns:w16sdtdh="http://schemas.microsoft.com/office/word/2020/wordml/sdtdatahash" xmlns:w16sdtfl="http://schemas.microsoft.com/office/word/2024/wordml/sdtformatlock" xmlns:w16se="http://schemas.microsoft.com/office/word/2015/wordml/symex" xmlns:wpg="http://schemas.microsoft.com/office/word/2010/wordprocessingGroup" xmlns:wpi="http://schemas.microsoft.com/office/word/2010/wordprocessingInk" xmlns:wne="http://schemas.microsoft.com/office/word/2006/wordml" xmlns:wps="http://schemas.microsoft.com/office/word/2010/wordprocessingShape" mc:Ignorable="w14 w15 w16se w16cid w16 w16cex w16sdtdh w16sdtfl w16du wp14">
   <w:body>
     <w:p>
       <w:pPr>
@@ -205,7 +205,7 @@
               </wp:anchor>
             </w:drawing>
           </mc:Choice>
-          <mc:Fallback xmlns:oel="http://schemas.microsoft.com/office/2019/extlst" xmlns:w16cex="http://schemas.microsoft.com/office/word/2018/wordml/cex" xmlns:w16="http://schemas.microsoft.com/office/word/2018/wordml" xmlns:w16sdtdh="http://schemas.microsoft.com/office/word/2020/wordml/sdtdatahash">
+          <mc:Fallback>
             <w:pict>
               <v:rect w14:anchorId="4C256C62" id="Rectángulo 3" o:spid="_x0000_s1026" alt="&quot;&quot;" style="position:absolute;margin-left:-55.95pt;margin-top:26.4pt;width:613.85pt;height:164.25pt;z-index:-251655168;visibility:visible;mso-wrap-style:square;mso-height-percent:0;mso-wrap-distance-left:9pt;mso-wrap-distance-top:0;mso-wrap-distance-right:9pt;mso-wrap-distance-bottom:0;mso-position-horizontal:absolute;mso-position-horizontal-relative:text;mso-position-vertical:absolute;mso-position-vertical-relative:text;mso-height-percent:0;mso-height-relative:margin;v-text-anchor:middle" o:gfxdata="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" fillcolor="#00314d" stroked="f" strokeweight="1pt"/>
             </w:pict>
@@ -512,7 +512,6 @@
           <w:docPartUnique/>
         </w:docPartObj>
       </w:sdtPr>
-      <w:sdtEndPr/>
       <w:sdtContent>
         <w:p>
           <w:pPr>
@@ -888,7 +887,7 @@
                 <w:noProof/>
                 <w:webHidden/>
               </w:rPr>
-              <w:t>12</w:t>
+              <w:t>13</w:t>
             </w:r>
             <w:r>
               <w:rPr>
@@ -961,7 +960,7 @@
                 <w:noProof/>
                 <w:webHidden/>
               </w:rPr>
-              <w:t>16</w:t>
+              <w:t>17</w:t>
             </w:r>
             <w:r>
               <w:rPr>
@@ -1034,7 +1033,7 @@
                 <w:noProof/>
                 <w:webHidden/>
               </w:rPr>
-              <w:t>16</w:t>
+              <w:t>17</w:t>
             </w:r>
             <w:r>
               <w:rPr>
@@ -1107,7 +1106,7 @@
                 <w:noProof/>
                 <w:webHidden/>
               </w:rPr>
-              <w:t>19</w:t>
+              <w:t>20</w:t>
             </w:r>
             <w:r>
               <w:rPr>
@@ -1180,7 +1179,7 @@
                 <w:noProof/>
                 <w:webHidden/>
               </w:rPr>
-              <w:t>21</w:t>
+              <w:t>22</w:t>
             </w:r>
             <w:r>
               <w:rPr>
@@ -1253,7 +1252,7 @@
                 <w:noProof/>
                 <w:webHidden/>
               </w:rPr>
-              <w:t>24</w:t>
+              <w:t>25</w:t>
             </w:r>
             <w:r>
               <w:rPr>
@@ -1326,7 +1325,7 @@
                 <w:noProof/>
                 <w:webHidden/>
               </w:rPr>
-              <w:t>26</w:t>
+              <w:t>27</w:t>
             </w:r>
             <w:r>
               <w:rPr>
@@ -1399,7 +1398,7 @@
                 <w:noProof/>
                 <w:webHidden/>
               </w:rPr>
-              <w:t>27</w:t>
+              <w:t>28</w:t>
             </w:r>
             <w:r>
               <w:rPr>
@@ -1472,7 +1471,7 @@
                 <w:noProof/>
                 <w:webHidden/>
               </w:rPr>
-              <w:t>28</w:t>
+              <w:t>29</w:t>
             </w:r>
             <w:r>
               <w:rPr>
@@ -1576,7 +1575,6 @@
     </w:p>
     <w:p>
       <w:pPr>
-        <w:ind w:firstLine="0"/>
         <w:rPr>
           <w:lang w:eastAsia="es-CO"/>
         </w:rPr>
@@ -1587,18 +1585,18 @@
           <w:lang w:eastAsia="es-CO"/>
         </w:rPr>
         <w:drawing>
-          <wp:anchor distT="0" distB="0" distL="114300" distR="114300" simplePos="0" relativeHeight="251664384" behindDoc="0" locked="0" layoutInCell="1" allowOverlap="1" wp14:anchorId="055D9A58" wp14:editId="045DE7A2">
+          <wp:anchor distT="0" distB="0" distL="114300" distR="114300" simplePos="0" relativeHeight="251666432" behindDoc="0" locked="0" layoutInCell="1" allowOverlap="1" wp14:anchorId="5D0F1194" wp14:editId="17C4EDAB">
             <wp:simplePos x="0" y="0"/>
-            <wp:positionH relativeFrom="column">
-              <wp:posOffset>0</wp:posOffset>
+            <wp:positionH relativeFrom="margin">
+              <wp:align>left</wp:align>
             </wp:positionH>
             <wp:positionV relativeFrom="paragraph">
-              <wp:posOffset>0</wp:posOffset>
+              <wp:posOffset>199102</wp:posOffset>
             </wp:positionV>
-            <wp:extent cx="5876925" cy="4438650"/>
-            <wp:effectExtent l="0" t="0" r="0" b="0"/>
+            <wp:extent cx="6143625" cy="3914775"/>
+            <wp:effectExtent l="0" t="0" r="9525" b="9525"/>
             <wp:wrapNone/>
-            <wp:docPr id="2" name="Imagen 2" descr="Figura1. Este diagrama detalla los componentes internos y el funcionamiento mecánico de una máquina de coser industrial. La ilustración muestra la interconexión entre el árbol superior e inferior a través de un eje vertical y un sistema de piñones, permitiendo la sincronización entre el tirahílos, la barra de agujas en la cabeza y el movimiento del garfio y los dientes de arrastre en la base. El esquema identifica piezas clave como el volante, la biela, el cigüeñal y los diversos ejes que transmiten el movimiento rotativo y lineal necesario para el proceso de costura."/>
+            <wp:docPr id="1" name="Imagen 1"/>
             <wp:cNvGraphicFramePr>
               <a:graphicFrameLocks xmlns:a="http://schemas.openxmlformats.org/drawingml/2006/main" noChangeAspect="1"/>
             </wp:cNvGraphicFramePr>
@@ -1627,7 +1625,7 @@
                   <pic:spPr bwMode="auto">
                     <a:xfrm>
                       <a:off x="0" y="0"/>
-                      <a:ext cx="5876925" cy="4438650"/>
+                      <a:ext cx="6143625" cy="3914775"/>
                     </a:xfrm>
                     <a:prstGeom prst="rect">
                       <a:avLst/>
@@ -1663,376 +1661,279 @@
     </w:p>
     <w:p>
       <w:pPr>
+        <w:rPr>
+          <w:lang w:eastAsia="es-CO"/>
+        </w:rPr>
+      </w:pPr>
+    </w:p>
+    <w:p>
+      <w:pPr>
+        <w:rPr>
+          <w:lang w:eastAsia="es-CO"/>
+        </w:rPr>
+      </w:pPr>
+    </w:p>
+    <w:p>
+      <w:pPr>
+        <w:rPr>
+          <w:lang w:eastAsia="es-CO"/>
+        </w:rPr>
+      </w:pPr>
+    </w:p>
+    <w:p>
+      <w:pPr>
+        <w:rPr>
+          <w:lang w:eastAsia="es-CO"/>
+        </w:rPr>
+      </w:pPr>
+    </w:p>
+    <w:p>
+      <w:pPr>
+        <w:rPr>
+          <w:lang w:eastAsia="es-CO"/>
+        </w:rPr>
+      </w:pPr>
+    </w:p>
+    <w:p>
+      <w:pPr>
+        <w:rPr>
+          <w:lang w:eastAsia="es-CO"/>
+        </w:rPr>
+      </w:pPr>
+    </w:p>
+    <w:p>
+      <w:pPr>
         <w:ind w:firstLine="0"/>
-        <w:rPr>
-          <w:noProof/>
-        </w:rPr>
       </w:pPr>
     </w:p>
     <w:p>
       <w:pPr>
         <w:ind w:firstLine="0"/>
       </w:pPr>
+      <w:r>
+        <w:t>1. Brazo vertical</w:t>
+      </w:r>
     </w:p>
     <w:p>
       <w:pPr>
         <w:ind w:firstLine="0"/>
       </w:pPr>
+      <w:r>
+        <w:t>2. Brazo horizontal</w:t>
+      </w:r>
     </w:p>
     <w:p>
       <w:pPr>
         <w:ind w:firstLine="0"/>
       </w:pPr>
+      <w:r>
+        <w:t>3. Cabeza</w:t>
+      </w:r>
     </w:p>
     <w:p>
       <w:pPr>
         <w:ind w:firstLine="0"/>
       </w:pPr>
+      <w:r>
+        <w:t>4. Plato o Cama</w:t>
+      </w:r>
     </w:p>
     <w:p>
       <w:pPr>
         <w:ind w:firstLine="0"/>
       </w:pPr>
-    </w:p>
-    <w:p>
-      <w:pPr>
-        <w:pStyle w:val="Prrafodelista"/>
-        <w:numPr>
-          <w:ilvl w:val="0"/>
-          <w:numId w:val="34"/>
-        </w:numPr>
+      <w:r>
+        <w:t>5. Correa</w:t>
+      </w:r>
+    </w:p>
+    <w:p>
+      <w:pPr>
+        <w:ind w:firstLine="0"/>
+      </w:pPr>
+      <w:r>
+        <w:t>6. Polea</w:t>
+      </w:r>
+    </w:p>
+    <w:p>
+      <w:pPr>
+        <w:ind w:firstLine="0"/>
+      </w:pPr>
+      <w:r>
+        <w:t>7. Volante</w:t>
+      </w:r>
+    </w:p>
+    <w:p>
+      <w:pPr>
+        <w:ind w:firstLine="0"/>
+      </w:pPr>
+      <w:r>
+        <w:t>8. Árbol superior</w:t>
+      </w:r>
+    </w:p>
+    <w:p>
+      <w:pPr>
+        <w:ind w:firstLine="0"/>
+      </w:pPr>
+      <w:r>
+        <w:t>9. Excéntrico</w:t>
+      </w:r>
+    </w:p>
+    <w:p>
+      <w:pPr>
+        <w:ind w:firstLine="0"/>
+      </w:pPr>
+      <w:r>
+        <w:t>10. Biela A</w:t>
+      </w:r>
+    </w:p>
+    <w:p>
+      <w:pPr>
+        <w:ind w:firstLine="0"/>
+      </w:pPr>
+      <w:r>
+        <w:t>11. Biela B</w:t>
+      </w:r>
+    </w:p>
+    <w:p>
+      <w:pPr>
+        <w:ind w:firstLine="0"/>
+      </w:pPr>
+      <w:r>
+        <w:t xml:space="preserve">12. </w:t>
+      </w:r>
+      <w:proofErr w:type="spellStart"/>
+      <w:r>
+        <w:t>Tirahílos</w:t>
+      </w:r>
+      <w:proofErr w:type="spellEnd"/>
+    </w:p>
+    <w:p>
+      <w:pPr>
+        <w:ind w:firstLine="0"/>
+      </w:pPr>
+      <w:r>
+        <w:t>13. Barra de agujas</w:t>
+      </w:r>
+    </w:p>
+    <w:p>
+      <w:pPr>
+        <w:ind w:firstLine="0"/>
+      </w:pPr>
+      <w:r>
+        <w:t>14. Polea</w:t>
+      </w:r>
+    </w:p>
+    <w:p>
+      <w:pPr>
+        <w:ind w:firstLine="0"/>
+      </w:pPr>
+      <w:r>
+        <w:t>17. Árbol inferior</w:t>
+      </w:r>
+    </w:p>
+    <w:p>
+      <w:pPr>
+        <w:ind w:firstLine="0"/>
+      </w:pPr>
+      <w:r>
+        <w:t>18. Cigüeñal</w:t>
+      </w:r>
+    </w:p>
+    <w:p>
+      <w:pPr>
+        <w:ind w:firstLine="0"/>
+      </w:pPr>
+      <w:r>
+        <w:t>19. Biela</w:t>
+      </w:r>
+    </w:p>
+    <w:p>
+      <w:pPr>
+        <w:ind w:firstLine="0"/>
+      </w:pPr>
+      <w:r>
+        <w:t>20. Eje de dientes</w:t>
+      </w:r>
+    </w:p>
+    <w:p>
+      <w:pPr>
+        <w:ind w:firstLine="0"/>
       </w:pPr>
       <w:r>
         <w:lastRenderedPageBreak/>
-        <w:t>Brazo vertical</w:t>
-      </w:r>
-    </w:p>
-    <w:p>
-      <w:pPr>
-        <w:pStyle w:val="Prrafodelista"/>
-        <w:numPr>
-          <w:ilvl w:val="0"/>
-          <w:numId w:val="34"/>
-        </w:numPr>
-      </w:pPr>
-      <w:r>
-        <w:t>Brazo horizontal</w:t>
-      </w:r>
-    </w:p>
-    <w:p>
-      <w:pPr>
-        <w:pStyle w:val="Prrafodelista"/>
-        <w:numPr>
-          <w:ilvl w:val="0"/>
-          <w:numId w:val="34"/>
-        </w:numPr>
-      </w:pPr>
-      <w:r>
-        <w:t>Cabeza</w:t>
-      </w:r>
-    </w:p>
-    <w:p>
-      <w:pPr>
-        <w:pStyle w:val="Prrafodelista"/>
-        <w:numPr>
-          <w:ilvl w:val="0"/>
-          <w:numId w:val="34"/>
-        </w:numPr>
-      </w:pPr>
-      <w:r>
-        <w:t>Plato o Cama</w:t>
-      </w:r>
-    </w:p>
-    <w:p>
-      <w:pPr>
-        <w:pStyle w:val="Prrafodelista"/>
-        <w:numPr>
-          <w:ilvl w:val="0"/>
-          <w:numId w:val="34"/>
-        </w:numPr>
-      </w:pPr>
-      <w:r>
-        <w:t>Correa</w:t>
-      </w:r>
-    </w:p>
-    <w:p>
-      <w:pPr>
-        <w:pStyle w:val="Prrafodelista"/>
-        <w:numPr>
-          <w:ilvl w:val="0"/>
-          <w:numId w:val="34"/>
-        </w:numPr>
-      </w:pPr>
-      <w:r>
-        <w:t>Polea</w:t>
-      </w:r>
-    </w:p>
-    <w:p>
-      <w:pPr>
-        <w:pStyle w:val="Prrafodelista"/>
-        <w:numPr>
-          <w:ilvl w:val="0"/>
-          <w:numId w:val="34"/>
-        </w:numPr>
-      </w:pPr>
-      <w:r>
-        <w:t>Volante</w:t>
-      </w:r>
-    </w:p>
-    <w:p>
-      <w:pPr>
-        <w:pStyle w:val="Prrafodelista"/>
-        <w:numPr>
-          <w:ilvl w:val="0"/>
-          <w:numId w:val="34"/>
-        </w:numPr>
-      </w:pPr>
-      <w:r>
-        <w:t>Árbol superior</w:t>
-      </w:r>
-    </w:p>
-    <w:p>
-      <w:pPr>
-        <w:pStyle w:val="Prrafodelista"/>
-        <w:numPr>
-          <w:ilvl w:val="0"/>
-          <w:numId w:val="34"/>
-        </w:numPr>
-      </w:pPr>
-      <w:r>
-        <w:t>Excéntrico</w:t>
-      </w:r>
-    </w:p>
-    <w:p>
-      <w:pPr>
-        <w:pStyle w:val="Prrafodelista"/>
-        <w:numPr>
-          <w:ilvl w:val="0"/>
-          <w:numId w:val="34"/>
-        </w:numPr>
-      </w:pPr>
-      <w:r>
-        <w:t>Biela A</w:t>
-      </w:r>
-    </w:p>
-    <w:p>
-      <w:pPr>
-        <w:pStyle w:val="Prrafodelista"/>
-        <w:numPr>
-          <w:ilvl w:val="0"/>
-          <w:numId w:val="34"/>
-        </w:numPr>
-      </w:pPr>
-      <w:r>
-        <w:t>Biela B</w:t>
-      </w:r>
-    </w:p>
-    <w:p>
-      <w:pPr>
-        <w:pStyle w:val="Prrafodelista"/>
-        <w:numPr>
-          <w:ilvl w:val="0"/>
-          <w:numId w:val="34"/>
-        </w:numPr>
-      </w:pPr>
-      <w:proofErr w:type="spellStart"/>
-      <w:r>
-        <w:t>Tirahílos</w:t>
-      </w:r>
-      <w:proofErr w:type="spellEnd"/>
-    </w:p>
-    <w:p>
-      <w:pPr>
-        <w:pStyle w:val="Prrafodelista"/>
-        <w:numPr>
-          <w:ilvl w:val="0"/>
-          <w:numId w:val="34"/>
-        </w:numPr>
-      </w:pPr>
-      <w:r>
-        <w:t>Barra de agujas</w:t>
-      </w:r>
-    </w:p>
-    <w:p>
-      <w:pPr>
-        <w:pStyle w:val="Prrafodelista"/>
-        <w:numPr>
-          <w:ilvl w:val="0"/>
-          <w:numId w:val="34"/>
-        </w:numPr>
-      </w:pPr>
-      <w:r>
-        <w:t>Polea</w:t>
-      </w:r>
-    </w:p>
-    <w:p>
-      <w:pPr>
-        <w:pStyle w:val="Prrafodelista"/>
-        <w:numPr>
-          <w:ilvl w:val="0"/>
-          <w:numId w:val="34"/>
-        </w:numPr>
-      </w:pPr>
-      <w:r>
-        <w:t>Árbol inferior</w:t>
-      </w:r>
-    </w:p>
-    <w:p>
-      <w:pPr>
-        <w:pStyle w:val="Prrafodelista"/>
-        <w:numPr>
-          <w:ilvl w:val="0"/>
-          <w:numId w:val="34"/>
-        </w:numPr>
-      </w:pPr>
-      <w:r>
-        <w:t>Cigüeñal</w:t>
-      </w:r>
-    </w:p>
-    <w:p>
-      <w:pPr>
-        <w:pStyle w:val="Prrafodelista"/>
-        <w:numPr>
-          <w:ilvl w:val="0"/>
-          <w:numId w:val="34"/>
-        </w:numPr>
-      </w:pPr>
-      <w:r>
-        <w:t>Biela</w:t>
-      </w:r>
-    </w:p>
-    <w:p>
-      <w:pPr>
-        <w:pStyle w:val="Prrafodelista"/>
-        <w:numPr>
-          <w:ilvl w:val="0"/>
-          <w:numId w:val="34"/>
-        </w:numPr>
-        <w:ind w:left="284" w:firstLine="0"/>
-      </w:pPr>
-      <w:r>
-        <w:t>Eje de dientes</w:t>
-      </w:r>
-    </w:p>
-    <w:p>
-      <w:pPr>
-        <w:pStyle w:val="Prrafodelista"/>
-        <w:numPr>
-          <w:ilvl w:val="0"/>
-          <w:numId w:val="34"/>
-        </w:numPr>
-      </w:pPr>
-      <w:r>
-        <w:t>Extremo del cigüeñal</w:t>
-      </w:r>
-    </w:p>
-    <w:p>
-      <w:pPr>
-        <w:pStyle w:val="Prrafodelista"/>
-        <w:numPr>
-          <w:ilvl w:val="0"/>
-          <w:numId w:val="34"/>
-        </w:numPr>
-      </w:pPr>
-      <w:r>
-        <w:t>Biela</w:t>
-      </w:r>
-    </w:p>
-    <w:p>
-      <w:pPr>
-        <w:pStyle w:val="Prrafodelista"/>
-        <w:numPr>
-          <w:ilvl w:val="0"/>
-          <w:numId w:val="34"/>
-        </w:numPr>
-      </w:pPr>
-      <w:r>
-        <w:t>Eje de dientes</w:t>
-      </w:r>
-    </w:p>
-    <w:p>
-      <w:pPr>
-        <w:pStyle w:val="Prrafodelista"/>
-        <w:numPr>
-          <w:ilvl w:val="0"/>
-          <w:numId w:val="34"/>
-        </w:numPr>
-      </w:pPr>
-      <w:r>
-        <w:t>Soporte de dientes</w:t>
-      </w:r>
-    </w:p>
-    <w:p>
-      <w:pPr>
-        <w:pStyle w:val="Prrafodelista"/>
-        <w:numPr>
-          <w:ilvl w:val="0"/>
-          <w:numId w:val="34"/>
-        </w:numPr>
-      </w:pPr>
-      <w:r>
-        <w:t>Garfio</w:t>
-      </w:r>
-    </w:p>
-    <w:p>
-      <w:pPr>
-        <w:pStyle w:val="Prrafodelista"/>
-        <w:numPr>
-          <w:ilvl w:val="0"/>
-          <w:numId w:val="34"/>
-        </w:numPr>
-      </w:pPr>
-      <w:r>
-        <w:t>Piñón</w:t>
-      </w:r>
-    </w:p>
-    <w:p>
-      <w:pPr>
-        <w:pStyle w:val="Prrafodelista"/>
-        <w:numPr>
-          <w:ilvl w:val="0"/>
-          <w:numId w:val="34"/>
-        </w:numPr>
-      </w:pPr>
-      <w:r>
-        <w:t>Piñón</w:t>
-      </w:r>
-    </w:p>
-    <w:p>
-      <w:pPr>
-        <w:pStyle w:val="Prrafodelista"/>
-        <w:numPr>
-          <w:ilvl w:val="0"/>
-          <w:numId w:val="34"/>
-        </w:numPr>
-      </w:pPr>
-      <w:r>
-        <w:lastRenderedPageBreak/>
-        <w:t>Eje vertical</w:t>
-      </w:r>
-    </w:p>
-    <w:p>
-      <w:pPr>
-        <w:pStyle w:val="Prrafodelista"/>
-        <w:numPr>
-          <w:ilvl w:val="0"/>
-          <w:numId w:val="34"/>
-        </w:numPr>
-      </w:pPr>
-      <w:r>
-        <w:t>Piñones</w:t>
-      </w:r>
-    </w:p>
-    <w:p>
-      <w:pPr>
-        <w:pStyle w:val="Prrafodelista"/>
-        <w:numPr>
-          <w:ilvl w:val="0"/>
-          <w:numId w:val="34"/>
-        </w:numPr>
-      </w:pPr>
-      <w:r>
-        <w:t>Piñones</w:t>
+        <w:t>21. Extremo del cigüeñal</w:t>
+      </w:r>
+    </w:p>
+    <w:p>
+      <w:pPr>
+        <w:ind w:firstLine="0"/>
+      </w:pPr>
+      <w:r>
+        <w:t>22. Biela</w:t>
+      </w:r>
+    </w:p>
+    <w:p>
+      <w:pPr>
+        <w:ind w:firstLine="0"/>
+      </w:pPr>
+      <w:r>
+        <w:t>24. Eje de dientes</w:t>
+      </w:r>
+    </w:p>
+    <w:p>
+      <w:pPr>
+        <w:ind w:firstLine="0"/>
+      </w:pPr>
+      <w:r>
+        <w:t>25. Soporte de dientes</w:t>
+      </w:r>
+    </w:p>
+    <w:p>
+      <w:pPr>
+        <w:ind w:firstLine="0"/>
+      </w:pPr>
+      <w:r>
+        <w:t>31. Garfio</w:t>
+      </w:r>
+    </w:p>
+    <w:p>
+      <w:pPr>
+        <w:ind w:firstLine="0"/>
+      </w:pPr>
+      <w:r>
+        <w:t>32. Piñón</w:t>
+      </w:r>
+    </w:p>
+    <w:p>
+      <w:pPr>
+        <w:ind w:firstLine="0"/>
+      </w:pPr>
+      <w:r>
+        <w:t>33. Piñón</w:t>
+      </w:r>
+    </w:p>
+    <w:p>
+      <w:pPr>
+        <w:ind w:firstLine="0"/>
+      </w:pPr>
+      <w:r>
+        <w:t>34. Eje vertical</w:t>
+      </w:r>
+    </w:p>
+    <w:p>
+      <w:pPr>
+        <w:ind w:firstLine="0"/>
+      </w:pPr>
+      <w:r>
+        <w:t>35. Piñones</w:t>
+      </w:r>
+    </w:p>
+    <w:p>
+      <w:pPr>
+        <w:ind w:firstLine="0"/>
+      </w:pPr>
+      <w:r>
+        <w:t>36. Piñones</w:t>
       </w:r>
     </w:p>
     <w:p>
@@ -2119,7 +2020,11 @@
       </w:r>
       <w:proofErr w:type="spellEnd"/>
       <w:r>
-        <w:t xml:space="preserve">, la cabeza recibe el movimiento, la singularidad de la biela es que ni el </w:t>
+        <w:t xml:space="preserve">, la cabeza recibe el movimiento, la </w:t>
+      </w:r>
+      <w:r>
+        <w:lastRenderedPageBreak/>
+        <w:t xml:space="preserve">singularidad de la biela es que ni el </w:t>
       </w:r>
       <w:proofErr w:type="spellStart"/>
       <w:r>
@@ -2193,11 +2098,7 @@
         <w:t>: e</w:t>
       </w:r>
       <w:r>
-        <w:t xml:space="preserve">lemento mecánico que convierte el movimiento de circular uniforme, en rectilíneo u oscilante, se identifica al tener su centro de giro </w:t>
-      </w:r>
-      <w:r>
-        <w:lastRenderedPageBreak/>
-        <w:t>fuera de su centro geométrico y su superficie de contacto (trabajo), completamente uniforme.</w:t>
+        <w:t>lemento mecánico que convierte el movimiento de circular uniforme, en rectilíneo u oscilante, se identifica al tener su centro de giro fuera de su centro geométrico y su superficie de contacto (trabajo), completamente uniforme.</w:t>
       </w:r>
     </w:p>
     <w:p>
@@ -2336,7 +2237,6 @@
       </w:pPr>
       <w:bookmarkStart w:id="3" w:name="_Toc233106684"/>
       <w:r>
-        <w:lastRenderedPageBreak/>
         <w:t>Mecanismos de las máquinas de confección industrial</w:t>
       </w:r>
       <w:bookmarkEnd w:id="3"/>
@@ -2371,7 +2271,11 @@
     </w:p>
     <w:p>
       <w:r>
-        <w:t xml:space="preserve">Su función es realizar la oposición necesaria al paso del hilo. La presión es ejercida por los discos tensores al hilo, de allí su importancia al realizar la costura para obtener la tensión óptima. El mecanismo lo componen las siguientes piezas: tuerca manual, disco de graduación de tensión, resorte de tensor, dos discos tensores, espárrago, resorte </w:t>
+        <w:t xml:space="preserve">Su función es realizar la oposición necesaria al paso del hilo. La presión es ejercida por los discos tensores al hilo, de allí su importancia al realizar la costura para obtener la tensión óptima. El mecanismo lo componen las siguientes piezas: tuerca </w:t>
+      </w:r>
+      <w:r>
+        <w:lastRenderedPageBreak/>
+        <w:t xml:space="preserve">manual, disco de graduación de tensión, resorte de tensor, dos discos tensores, espárrago, resorte </w:t>
       </w:r>
       <w:proofErr w:type="spellStart"/>
       <w:r>
@@ -2407,29 +2311,31 @@
     </w:p>
     <w:p>
       <w:r>
-        <w:t xml:space="preserve">En el caso de la planchuela debe estar libre de asperezas y obstrucciones para poder realizar la costura, debe tener aberturas para que pueda mover los dientes, y una </w:t>
-      </w:r>
+        <w:t>En el caso de la planchuela debe estar libre de asperezas y obstrucciones para poder realizar la costura, debe tener aberturas para que pueda mover los dientes, y una abertura en forma redonda u ovalada según el tipo de puntada para que pase la aguja hacia el formador de lazada, el cual debe pasar sin ro</w:t>
+      </w:r>
+      <w:r>
+        <w:t>z</w:t>
+      </w:r>
+      <w:r>
+        <w:t>ar el borde de la abertura, además, se debe revisar que los bordes no tengan asperezas o rebordes cortantes para no afectar la formación de la puntada, produciendo deterioro en la aguja y por tanto de la costura o el material que se está trabajando.</w:t>
+      </w:r>
+    </w:p>
+    <w:p>
+      <w:r>
+        <w:t>Los dientes en su movimiento deben sobresalir de la planchuela, haciendo juego con la misma, se deben graduar la altura según el material u operación. En consecuencia, al no estar bien sujetos por medio de los tornillos, no se desliza el material, esto se debe tener en cuenta en la revisión para si es el caso, ajustarlos.</w:t>
+      </w:r>
+    </w:p>
+    <w:p/>
+    <w:p/>
+    <w:p/>
+    <w:p/>
+    <w:p/>
+    <w:p>
+      <w:pPr>
+        <w:pStyle w:val="Figura"/>
+      </w:pPr>
       <w:r>
         <w:lastRenderedPageBreak/>
-        <w:t>abertura en forma redonda u ovalada según el tipo de puntada para que pase la aguja hacia el formador de lazada, el cual debe pasar sin ro</w:t>
-      </w:r>
-      <w:r>
-        <w:t>z</w:t>
-      </w:r>
-      <w:r>
-        <w:t>ar el borde de la abertura, además, se debe revisar que los bordes no tengan asperezas o rebordes cortantes para no afectar la formación de la puntada, produciendo deterioro en la aguja y por tanto de la costura o el material que se está trabajando.</w:t>
-      </w:r>
-    </w:p>
-    <w:p>
-      <w:r>
-        <w:t>Los dientes en su movimiento deben sobresalir de la planchuela, haciendo juego con la misma, se deben graduar la altura según el material u operación. En consecuencia, al no estar bien sujetos por medio de los tornillos, no se desliza el material, esto se debe tener en cuenta en la revisión para si es el caso, ajustarlos.</w:t>
-      </w:r>
-    </w:p>
-    <w:p>
-      <w:pPr>
-        <w:pStyle w:val="Figura"/>
-      </w:pPr>
-      <w:r>
         <w:t>M</w:t>
       </w:r>
       <w:r>
@@ -2446,8 +2352,8 @@
           <w:noProof/>
         </w:rPr>
         <w:drawing>
-          <wp:inline distT="0" distB="0" distL="0" distR="0" wp14:anchorId="18F6FC5F" wp14:editId="1A19DF5D">
-            <wp:extent cx="3913405" cy="4089536"/>
+          <wp:inline distT="0" distB="0" distL="0" distR="0" wp14:anchorId="18F6FC5F" wp14:editId="142EE3CA">
+            <wp:extent cx="4482213" cy="4683943"/>
             <wp:effectExtent l="0" t="0" r="0" b="0"/>
             <wp:docPr id="9" name="Imagen 9" descr="Figura 2. La imagen ilustra los movimientos de arrastre en una máquina de coser, responsables del desplazamiento de la tela durante la costura. El mecanismo combina el movimiento de los dientes de arrastre, el prensatelas y la aguja para avanzar el material de manera uniforme. Los movimientos A y B representan el avance y retroceso horizontal de los dientes. El movimiento C muestra la elevación y descenso de los dientes para sujetar y liberar la tela. El movimiento D integra estas acciones, permitiendo un arrastre continuo y preciso durante el proceso de costura."/>
             <wp:cNvGraphicFramePr>
@@ -2478,7 +2384,7 @@
                   <pic:spPr bwMode="auto">
                     <a:xfrm>
                       <a:off x="0" y="0"/>
-                      <a:ext cx="3931932" cy="4108896"/>
+                      <a:ext cx="4522532" cy="4726077"/>
                     </a:xfrm>
                     <a:prstGeom prst="rect">
                       <a:avLst/>
@@ -2497,7 +2403,6 @@
         <w:rPr>
           <w:b/>
         </w:rPr>
-        <w:lastRenderedPageBreak/>
         <w:t>Fuente</w:t>
       </w:r>
       <w:r>
@@ -2570,6 +2475,7 @@
         <w:rPr>
           <w:b/>
         </w:rPr>
+        <w:lastRenderedPageBreak/>
         <w:t>Movimiento D</w:t>
       </w:r>
       <w:r>
@@ -2604,10 +2510,8 @@
         <w:t>Cada pieza o mecanismo de las máquinas puede reemplazarse, pero debe tener cuidado en el mercado, según la disponibilidad puede encontrar piezas originales de la marca de la máquina o encontrar los llamados genéricos que inciden en su precio y calidad en términos de vida útil.</w:t>
       </w:r>
     </w:p>
-    <w:p/>
-    <w:p>
-      <w:r>
-        <w:lastRenderedPageBreak/>
+    <w:p>
+      <w:r>
         <w:t>Los mecanismos tomadores de lazada se describen en el manual técnico y estos son:</w:t>
       </w:r>
     </w:p>
@@ -2649,6 +2553,7 @@
         <w:rPr>
           <w:b/>
         </w:rPr>
+        <w:lastRenderedPageBreak/>
         <w:t>La caja bobina</w:t>
       </w:r>
     </w:p>
@@ -2729,47 +2634,40 @@
           <w:rStyle w:val="Extranjerismo"/>
           <w:b/>
         </w:rPr>
-        <w:lastRenderedPageBreak/>
         <w:t>Looper</w:t>
       </w:r>
     </w:p>
     <w:p>
       <w:r>
-        <w:t xml:space="preserve">Se requiere para formar la puntada en la </w:t>
+        <w:t xml:space="preserve">Se requiere para formar la puntada en la fileteadora, la </w:t>
       </w:r>
       <w:proofErr w:type="spellStart"/>
       <w:r>
-        <w:t>fileteadora</w:t>
+        <w:t>recubridora</w:t>
       </w:r>
       <w:proofErr w:type="spellEnd"/>
       <w:r>
-        <w:t xml:space="preserve">, la </w:t>
+        <w:t xml:space="preserve">, cerradora de codo, </w:t>
       </w:r>
       <w:proofErr w:type="spellStart"/>
       <w:r>
-        <w:t>recubridora</w:t>
+        <w:t>multiagujas</w:t>
       </w:r>
       <w:proofErr w:type="spellEnd"/>
       <w:r>
-        <w:t xml:space="preserve">, cerradora de codo, </w:t>
+        <w:t xml:space="preserve">, </w:t>
       </w:r>
       <w:proofErr w:type="spellStart"/>
       <w:r>
-        <w:t>multiagujas</w:t>
+        <w:t>empretinadora</w:t>
       </w:r>
       <w:proofErr w:type="spellEnd"/>
       <w:r>
-        <w:t xml:space="preserve">, </w:t>
-      </w:r>
-      <w:proofErr w:type="spellStart"/>
-      <w:r>
-        <w:t>empretinadora</w:t>
-      </w:r>
-      <w:proofErr w:type="spellEnd"/>
-      <w:r>
         <w:t>, entre otras. Puede variar su posición y cantidad a usar, según el tipo de máquina y puntada. Además del enhebrado se debe revisar el estado de su punta la cual podría producir fallas en la costura.</w:t>
       </w:r>
     </w:p>
+    <w:p/>
+    <w:p/>
     <w:p>
       <w:pPr>
         <w:pStyle w:val="Prrafodelista"/>
@@ -2786,6 +2684,7 @@
         <w:rPr>
           <w:b/>
         </w:rPr>
+        <w:lastRenderedPageBreak/>
         <w:t>Recubridor</w:t>
       </w:r>
       <w:proofErr w:type="spellEnd"/>
@@ -2844,24 +2743,21 @@
     </w:p>
     <w:p>
       <w:r>
-        <w:t xml:space="preserve">Esta norma internacional clasifica, designa, describe e ilustra las diversas puntadas que se utilizan en las costuras cosidas a mano y a máquina, lo que facilita su identificación en los diversos tipos de producción general y enfocada a la industria de la </w:t>
-      </w:r>
+        <w:t xml:space="preserve">Esta norma internacional clasifica, designa, describe e ilustra las diversas puntadas que se utilizan en las costuras cosidas a mano y a máquina, lo que facilita su identificación en los diversos tipos de producción general y enfocada a la industria de la moda. Esta norma tiene el equivalente militar que es el Federal </w:t>
+      </w:r>
+      <w:r>
+        <w:t>Standard</w:t>
+      </w:r>
+      <w:r>
+        <w:t xml:space="preserve"> </w:t>
+      </w:r>
+      <w:r>
+        <w:t>7515-a el cual define los estándares para la fabricación de uniformes militares y el estándar ASTM D6193 que define el estándar para la confección de prendas industriales.</w:t>
+      </w:r>
+    </w:p>
+    <w:p>
       <w:r>
         <w:lastRenderedPageBreak/>
-        <w:t xml:space="preserve">moda. Esta norma tiene el equivalente militar que es el Federal </w:t>
-      </w:r>
-      <w:r>
-        <w:t>Standard</w:t>
-      </w:r>
-      <w:r>
-        <w:t xml:space="preserve"> </w:t>
-      </w:r>
-      <w:r>
-        <w:t>7515-a el cual define los estándares para la fabricación de uniformes militares y el estándar ASTM D6193 que define el estándar para la confección de prendas industriales.</w:t>
-      </w:r>
-    </w:p>
-    <w:p>
-      <w:r>
         <w:t>En esta norma las diferentes puntadas se agruparon en series por centena según correspondía a la formación de lazada, y a cada puntada en particular le corresponde un consecutivo.</w:t>
       </w:r>
     </w:p>
@@ -2987,15 +2883,7 @@
         <w:t>looper</w:t>
       </w:r>
       <w:r>
-        <w:t xml:space="preserve">; pertenecen a esta serie las puntadas realizadas en la máquina </w:t>
-      </w:r>
-      <w:proofErr w:type="spellStart"/>
-      <w:r>
-        <w:t>fileteadora</w:t>
-      </w:r>
-      <w:proofErr w:type="spellEnd"/>
-      <w:r>
-        <w:t xml:space="preserve">, cerradora de codo, </w:t>
+        <w:t xml:space="preserve">; pertenecen a esta serie las puntadas realizadas en la máquina fileteadora, cerradora de codo, </w:t>
       </w:r>
       <w:proofErr w:type="spellStart"/>
       <w:r>
@@ -3037,21 +2925,12 @@
         <w:rPr>
           <w:b/>
         </w:rPr>
-        <w:lastRenderedPageBreak/>
         <w:t>Serie 500</w:t>
       </w:r>
     </w:p>
     <w:p>
       <w:r>
-        <w:t xml:space="preserve">Puntadas de sobrehilado, pertenecen las desarrolladas en la </w:t>
-      </w:r>
-      <w:proofErr w:type="spellStart"/>
-      <w:r>
-        <w:t>fileteadora</w:t>
-      </w:r>
-      <w:proofErr w:type="spellEnd"/>
-      <w:r>
-        <w:t>.</w:t>
+        <w:t>Puntadas de sobrehilado, pertenecen las desarrolladas en la fileteadora.</w:t>
       </w:r>
     </w:p>
     <w:p>
@@ -3069,6 +2948,7 @@
         <w:rPr>
           <w:b/>
         </w:rPr>
+        <w:lastRenderedPageBreak/>
         <w:t>Serie 600</w:t>
       </w:r>
     </w:p>
@@ -3211,7 +3091,6 @@
     </w:p>
     <w:p>
       <w:r>
-        <w:lastRenderedPageBreak/>
         <w:t>La costura se forma doblando un ribete sobre el borde de las capas de material unidas con varias hileras de pespuntes al borde del material.</w:t>
       </w:r>
     </w:p>
@@ -3230,6 +3109,7 @@
         <w:rPr>
           <w:b/>
         </w:rPr>
+        <w:lastRenderedPageBreak/>
         <w:t>Costuras planas</w:t>
       </w:r>
     </w:p>
@@ -3630,21 +3510,9 @@
               <w:pStyle w:val="TextoTablas"/>
               <w:spacing w:line="360" w:lineRule="auto"/>
             </w:pPr>
-          </w:p>
-          <w:p>
-            <w:pPr>
-              <w:pStyle w:val="TextoTablas"/>
-              <w:spacing w:line="360" w:lineRule="auto"/>
-            </w:pPr>
             <w:r>
               <w:t>Analizar problemas frecuentes.</w:t>
             </w:r>
-          </w:p>
-          <w:p>
-            <w:pPr>
-              <w:pStyle w:val="TextoTablas"/>
-              <w:spacing w:line="360" w:lineRule="auto"/>
-            </w:pPr>
           </w:p>
           <w:p>
             <w:pPr>
@@ -3782,7 +3650,6 @@
               <w:spacing w:line="360" w:lineRule="auto"/>
             </w:pPr>
             <w:r>
-              <w:lastRenderedPageBreak/>
               <w:t>6. Aseguramiento de la calidad del proceso</w:t>
             </w:r>
           </w:p>
@@ -3813,12 +3680,6 @@
             <w:r>
               <w:t>Desarrollo del personal.</w:t>
             </w:r>
-          </w:p>
-          <w:p>
-            <w:pPr>
-              <w:pStyle w:val="TextoTablas"/>
-              <w:spacing w:line="360" w:lineRule="auto"/>
-            </w:pPr>
           </w:p>
           <w:p>
             <w:pPr>
@@ -3845,6 +3706,7 @@
               <w:spacing w:line="360" w:lineRule="auto"/>
             </w:pPr>
             <w:r>
+              <w:lastRenderedPageBreak/>
               <w:t>7. Control autónomo pleno</w:t>
             </w:r>
           </w:p>
@@ -3903,11 +3765,7 @@
     </w:p>
     <w:p>
       <w:r>
-        <w:t xml:space="preserve">La gestión e implementación organizada del mantenimiento contribuye directamente en la calidad de la producción. Así mismo, reduce los costos de </w:t>
-      </w:r>
-      <w:r>
-        <w:lastRenderedPageBreak/>
-        <w:t>mantenimiento. Se requiere planear el mantenimiento con el fin de garantizar el 100% de la disponibilidad de máquinas, equipos y plantas.</w:t>
+        <w:t>La gestión e implementación organizada del mantenimiento contribuye directamente en la calidad de la producción. Así mismo, reduce los costos de mantenimiento. Se requiere planear el mantenimiento con el fin de garantizar el 100% de la disponibilidad de máquinas, equipos y plantas.</w:t>
       </w:r>
     </w:p>
     <w:p>
@@ -3936,6 +3794,7 @@
         </w:numPr>
       </w:pPr>
       <w:r>
+        <w:lastRenderedPageBreak/>
         <w:t>Prevenir paros no planeados de la línea.</w:t>
       </w:r>
     </w:p>
@@ -4026,7 +3885,6 @@
         <w:rPr>
           <w:b/>
         </w:rPr>
-        <w:lastRenderedPageBreak/>
         <w:t>Estructurar un sistema de información</w:t>
       </w:r>
       <w:r>
@@ -4045,6 +3903,7 @@
         <w:rPr>
           <w:b/>
         </w:rPr>
+        <w:lastRenderedPageBreak/>
         <w:t>Implementar el mantenimiento planeado</w:t>
       </w:r>
       <w:r>
@@ -4184,7 +4043,6 @@
         <w:rPr>
           <w:b/>
         </w:rPr>
-        <w:lastRenderedPageBreak/>
         <w:t>Rodaja para calcar patrones</w:t>
       </w:r>
       <w:r>
@@ -4204,6 +4062,7 @@
         <w:rPr>
           <w:b/>
         </w:rPr>
+        <w:lastRenderedPageBreak/>
         <w:t>Piqueteadora</w:t>
       </w:r>
       <w:proofErr w:type="spellEnd"/>
@@ -4394,7 +4253,6 @@
         <w:rPr>
           <w:b/>
         </w:rPr>
-        <w:lastRenderedPageBreak/>
         <w:t xml:space="preserve">Destornilladores tipo </w:t>
       </w:r>
       <w:proofErr w:type="spellStart"/>
@@ -4431,15 +4289,7 @@
         <w:t>mm</w:t>
       </w:r>
       <w:r>
-        <w:t xml:space="preserve">: especiales para los tornillos sujetadores de aguja de </w:t>
-      </w:r>
-      <w:proofErr w:type="spellStart"/>
-      <w:r>
-        <w:t>fileteadora</w:t>
-      </w:r>
-      <w:proofErr w:type="spellEnd"/>
-      <w:r>
-        <w:t xml:space="preserve">, </w:t>
+        <w:t xml:space="preserve">: especiales para los tornillos sujetadores de aguja de fileteadora, </w:t>
       </w:r>
       <w:proofErr w:type="spellStart"/>
       <w:r>
@@ -4485,6 +4335,7 @@
         </w:rPr>
       </w:pPr>
       <w:r>
+        <w:lastRenderedPageBreak/>
         <w:t>Llaves boca fija.</w:t>
       </w:r>
     </w:p>
@@ -4914,60 +4765,36 @@
     </w:p>
     <w:p>
       <w:r>
-        <w:t xml:space="preserve">American &amp; </w:t>
+        <w:t xml:space="preserve">American &amp; Efird, Inc. (2009). Stitch </w:t>
       </w:r>
       <w:proofErr w:type="spellStart"/>
       <w:r>
-        <w:t>Efird</w:t>
+        <w:t>Type</w:t>
       </w:r>
       <w:proofErr w:type="spellEnd"/>
       <w:r>
-        <w:t xml:space="preserve">, Inc. (2009). </w:t>
+        <w:t xml:space="preserve"> Matrix Spanish.</w:t>
+      </w:r>
+    </w:p>
+    <w:p>
+      <w:r>
+        <w:t xml:space="preserve">Arrieta Posada, J. G. (2007). Interacción y conexiones entre las técnicas 5S, </w:t>
+      </w:r>
+      <w:r>
+        <w:rPr>
+          <w:rStyle w:val="Extranjerismo"/>
+        </w:rPr>
+        <w:t>SMED</w:t>
+      </w:r>
+      <w:r>
+        <w:t xml:space="preserve"> y Poka-Yoke en procesos de mejoramiento continuo. </w:t>
       </w:r>
       <w:proofErr w:type="spellStart"/>
       <w:r>
-        <w:t>Stitch</w:t>
+        <w:t>Tecnura</w:t>
       </w:r>
       <w:proofErr w:type="spellEnd"/>
       <w:r>
-        <w:t xml:space="preserve"> </w:t>
-      </w:r>
-      <w:proofErr w:type="spellStart"/>
-      <w:r>
-        <w:t>Type</w:t>
-      </w:r>
-      <w:proofErr w:type="spellEnd"/>
-      <w:r>
-        <w:t xml:space="preserve"> Matrix </w:t>
-      </w:r>
-      <w:proofErr w:type="spellStart"/>
-      <w:r>
-        <w:t>Spanish</w:t>
-      </w:r>
-      <w:proofErr w:type="spellEnd"/>
-      <w:r>
-        <w:t>.</w:t>
-      </w:r>
-    </w:p>
-    <w:p>
-      <w:r>
-        <w:t xml:space="preserve">Arrieta Posada, J. G. (2007). Interacción y conexiones entre las técnicas 5S, </w:t>
-      </w:r>
-      <w:r>
-        <w:rPr>
-          <w:rStyle w:val="Extranjerismo"/>
-        </w:rPr>
-        <w:t>SMED</w:t>
-      </w:r>
-      <w:r>
-        <w:t xml:space="preserve"> y Poka-Yoke en procesos de mejoramiento continuo. </w:t>
-      </w:r>
-      <w:proofErr w:type="spellStart"/>
-      <w:r>
-        <w:t>Tecnura</w:t>
-      </w:r>
-      <w:proofErr w:type="spellEnd"/>
-      <w:r>
         <w:t>, 10(20), 139-148.</w:t>
       </w:r>
     </w:p>
@@ -4987,13 +4814,8 @@
       </w:r>
     </w:p>
     <w:p>
-      <w:proofErr w:type="spellStart"/>
-      <w:r>
-        <w:t>Espin</w:t>
-      </w:r>
-      <w:proofErr w:type="spellEnd"/>
-      <w:r>
-        <w:t xml:space="preserve">, F. (2013). Técnica </w:t>
+      <w:r>
+        <w:t xml:space="preserve">Espin, F. (2013). Técnica </w:t>
       </w:r>
       <w:r>
         <w:rPr>
@@ -5291,15 +5113,7 @@
               </w:rPr>
             </w:pPr>
             <w:r>
-              <w:t xml:space="preserve">Rafael </w:t>
-            </w:r>
-            <w:proofErr w:type="spellStart"/>
-            <w:r>
-              <w:t>Nelftalí</w:t>
-            </w:r>
-            <w:proofErr w:type="spellEnd"/>
-            <w:r>
-              <w:t xml:space="preserve"> Lizcano Reyes</w:t>
+              <w:t>Rafael Nelftalí Lizcano Reyes</w:t>
             </w:r>
           </w:p>
         </w:tc>
@@ -5567,15 +5381,8 @@
                 <w:szCs w:val="24"/>
               </w:rPr>
             </w:pPr>
-            <w:bookmarkStart w:id="13" w:name="_GoBack"/>
-            <w:bookmarkEnd w:id="13"/>
-            <w:proofErr w:type="spellStart"/>
-            <w:r>
-              <w:t>Julian</w:t>
-            </w:r>
-            <w:proofErr w:type="spellEnd"/>
-            <w:r>
-              <w:t xml:space="preserve"> Fernando Vanegas Vega</w:t>
+            <w:r>
+              <w:t>Julian Fernando Vanegas Vega</w:t>
             </w:r>
           </w:p>
         </w:tc>
@@ -5630,15 +5437,7 @@
               </w:rPr>
             </w:pPr>
             <w:r>
-              <w:t xml:space="preserve">Pedro Alonso </w:t>
-            </w:r>
-            <w:proofErr w:type="spellStart"/>
-            <w:r>
-              <w:t>Bolivar</w:t>
-            </w:r>
-            <w:proofErr w:type="spellEnd"/>
-            <w:r>
-              <w:t xml:space="preserve"> González</w:t>
+              <w:t>Pedro Alonso Bolivar González</w:t>
             </w:r>
           </w:p>
         </w:tc>
@@ -5694,13 +5493,8 @@
                 <w:szCs w:val="24"/>
               </w:rPr>
             </w:pPr>
-            <w:proofErr w:type="spellStart"/>
-            <w:r>
-              <w:t>Maria</w:t>
-            </w:r>
-            <w:proofErr w:type="spellEnd"/>
-            <w:r>
-              <w:t xml:space="preserve"> Alejandra Vera Briceño</w:t>
+            <w:r>
+              <w:t>Maria Alejandra Vera Briceño</w:t>
             </w:r>
           </w:p>
         </w:tc>
@@ -5888,7 +5682,7 @@
 </file>
 
 <file path=word/endnotes.xml><?xml version="1.0" encoding="utf-8"?>
-<w:endnotes xmlns:wpc="http://schemas.microsoft.com/office/word/2010/wordprocessingCanvas" xmlns:cx="http://schemas.microsoft.com/office/drawing/2014/chartex" xmlns:cx1="http://schemas.microsoft.com/office/drawing/2015/9/8/chartex" xmlns:cx2="http://schemas.microsoft.com/office/drawing/2015/10/21/chartex" xmlns:cx3="http://schemas.microsoft.com/office/drawing/2016/5/9/chartex" xmlns:cx4="http://schemas.microsoft.com/office/drawing/2016/5/10/chartex" xmlns:cx5="http://schemas.microsoft.com/office/drawing/2016/5/11/chartex" xmlns:cx6="http://schemas.microsoft.com/office/drawing/2016/5/12/chartex" xmlns:cx7="http://schemas.microsoft.com/office/drawing/2016/5/13/chartex" xmlns:cx8="http://schemas.microsoft.com/office/drawing/2016/5/14/chartex" xmlns:mc="http://schemas.openxmlformats.org/markup-compatibility/2006" xmlns:aink="http://schemas.microsoft.com/office/drawing/2016/ink" xmlns:am3d="http://schemas.microsoft.com/office/drawing/2017/model3d" xmlns:o="urn:schemas-microsoft-com:office:office" xmlns:r="http://schemas.openxmlformats.org/officeDocument/2006/relationships" xmlns:m="http://schemas.openxmlformats.org/officeDocument/2006/math" xmlns:v="urn:schemas-microsoft-com:vml" xmlns:wp14="http://schemas.microsoft.com/office/word/2010/wordprocessingDrawing" xmlns:wp="http://schemas.openxmlformats.org/drawingml/2006/wordprocessingDrawing" xmlns:w10="urn:schemas-microsoft-com:office:word" xmlns:w="http://schemas.openxmlformats.org/wordprocessingml/2006/main" xmlns:w14="http://schemas.microsoft.com/office/word/2010/wordml" xmlns:w15="http://schemas.microsoft.com/office/word/2012/wordml" xmlns:w16cid="http://schemas.microsoft.com/office/word/2016/wordml/cid" xmlns:w16se="http://schemas.microsoft.com/office/word/2015/wordml/symex" xmlns:wpg="http://schemas.microsoft.com/office/word/2010/wordprocessingGroup" xmlns:wpi="http://schemas.microsoft.com/office/word/2010/wordprocessingInk" xmlns:wne="http://schemas.microsoft.com/office/word/2006/wordml" xmlns:wps="http://schemas.microsoft.com/office/word/2010/wordprocessingShape" mc:Ignorable="w14 w15 w16se w16cid wp14">
+<w:endnotes xmlns:wpc="http://schemas.microsoft.com/office/word/2010/wordprocessingCanvas" xmlns:cx="http://schemas.microsoft.com/office/drawing/2014/chartex" xmlns:cx1="http://schemas.microsoft.com/office/drawing/2015/9/8/chartex" xmlns:cx2="http://schemas.microsoft.com/office/drawing/2015/10/21/chartex" xmlns:cx3="http://schemas.microsoft.com/office/drawing/2016/5/9/chartex" xmlns:cx4="http://schemas.microsoft.com/office/drawing/2016/5/10/chartex" xmlns:cx5="http://schemas.microsoft.com/office/drawing/2016/5/11/chartex" xmlns:cx6="http://schemas.microsoft.com/office/drawing/2016/5/12/chartex" xmlns:cx7="http://schemas.microsoft.com/office/drawing/2016/5/13/chartex" xmlns:cx8="http://schemas.microsoft.com/office/drawing/2016/5/14/chartex" xmlns:mc="http://schemas.openxmlformats.org/markup-compatibility/2006" xmlns:aink="http://schemas.microsoft.com/office/drawing/2016/ink" xmlns:am3d="http://schemas.microsoft.com/office/drawing/2017/model3d" xmlns:o="urn:schemas-microsoft-com:office:office" xmlns:oel="http://schemas.microsoft.com/office/2019/extlst" xmlns:r="http://schemas.openxmlformats.org/officeDocument/2006/relationships" xmlns:m="http://schemas.openxmlformats.org/officeDocument/2006/math" xmlns:v="urn:schemas-microsoft-com:vml" xmlns:wp14="http://schemas.microsoft.com/office/word/2010/wordprocessingDrawing" xmlns:wp="http://schemas.openxmlformats.org/drawingml/2006/wordprocessingDrawing" xmlns:w10="urn:schemas-microsoft-com:office:word" xmlns:w="http://schemas.openxmlformats.org/wordprocessingml/2006/main" xmlns:w14="http://schemas.microsoft.com/office/word/2010/wordml" xmlns:w15="http://schemas.microsoft.com/office/word/2012/wordml" xmlns:w16cei="http://schemas.microsoft.com/office/word/2026/wordml/cei" xmlns:w16cex="http://schemas.microsoft.com/office/word/2018/wordml/cex" xmlns:w16cid="http://schemas.microsoft.com/office/word/2016/wordml/cid" xmlns:w16="http://schemas.microsoft.com/office/word/2018/wordml" xmlns:w16du="http://schemas.microsoft.com/office/word/2023/wordml/word16du" xmlns:w16sdtdh="http://schemas.microsoft.com/office/word/2020/wordml/sdtdatahash" xmlns:w16sdtfl="http://schemas.microsoft.com/office/word/2024/wordml/sdtformatlock" xmlns:w16se="http://schemas.microsoft.com/office/word/2015/wordml/symex" xmlns:wpg="http://schemas.microsoft.com/office/word/2010/wordprocessingGroup" xmlns:wpi="http://schemas.microsoft.com/office/word/2010/wordprocessingInk" xmlns:wne="http://schemas.microsoft.com/office/word/2006/wordml" xmlns:wps="http://schemas.microsoft.com/office/word/2010/wordprocessingShape" mc:Ignorable="w14 w15 w16se w16cid w16 w16cex w16sdtdh w16sdtfl w16du wp14">
   <w:endnote w:type="separator" w:id="-1">
     <w:p>
       <w:pPr>
@@ -5913,7 +5707,7 @@
 </file>
 
 <file path=word/footer1.xml><?xml version="1.0" encoding="utf-8"?>
-<w:ftr xmlns:wpc="http://schemas.microsoft.com/office/word/2010/wordprocessingCanvas" xmlns:cx="http://schemas.microsoft.com/office/drawing/2014/chartex" xmlns:cx1="http://schemas.microsoft.com/office/drawing/2015/9/8/chartex" xmlns:cx2="http://schemas.microsoft.com/office/drawing/2015/10/21/chartex" xmlns:cx3="http://schemas.microsoft.com/office/drawing/2016/5/9/chartex" xmlns:cx4="http://schemas.microsoft.com/office/drawing/2016/5/10/chartex" xmlns:cx5="http://schemas.microsoft.com/office/drawing/2016/5/11/chartex" xmlns:cx6="http://schemas.microsoft.com/office/drawing/2016/5/12/chartex" xmlns:cx7="http://schemas.microsoft.com/office/drawing/2016/5/13/chartex" xmlns:cx8="http://schemas.microsoft.com/office/drawing/2016/5/14/chartex" xmlns:mc="http://schemas.openxmlformats.org/markup-compatibility/2006" xmlns:aink="http://schemas.microsoft.com/office/drawing/2016/ink" xmlns:am3d="http://schemas.microsoft.com/office/drawing/2017/model3d" xmlns:o="urn:schemas-microsoft-com:office:office" xmlns:r="http://schemas.openxmlformats.org/officeDocument/2006/relationships" xmlns:m="http://schemas.openxmlformats.org/officeDocument/2006/math" xmlns:v="urn:schemas-microsoft-com:vml" xmlns:wp14="http://schemas.microsoft.com/office/word/2010/wordprocessingDrawing" xmlns:wp="http://schemas.openxmlformats.org/drawingml/2006/wordprocessingDrawing" xmlns:w10="urn:schemas-microsoft-com:office:word" xmlns:w="http://schemas.openxmlformats.org/wordprocessingml/2006/main" xmlns:w14="http://schemas.microsoft.com/office/word/2010/wordml" xmlns:w15="http://schemas.microsoft.com/office/word/2012/wordml" xmlns:w16cid="http://schemas.microsoft.com/office/word/2016/wordml/cid" xmlns:w16se="http://schemas.microsoft.com/office/word/2015/wordml/symex" xmlns:wpg="http://schemas.microsoft.com/office/word/2010/wordprocessingGroup" xmlns:wpi="http://schemas.microsoft.com/office/word/2010/wordprocessingInk" xmlns:wne="http://schemas.microsoft.com/office/word/2006/wordml" xmlns:wps="http://schemas.microsoft.com/office/word/2010/wordprocessingShape" mc:Ignorable="w14 w15 w16se w16cid wp14">
+<w:ftr xmlns:wpc="http://schemas.microsoft.com/office/word/2010/wordprocessingCanvas" xmlns:cx="http://schemas.microsoft.com/office/drawing/2014/chartex" xmlns:cx1="http://schemas.microsoft.com/office/drawing/2015/9/8/chartex" xmlns:cx2="http://schemas.microsoft.com/office/drawing/2015/10/21/chartex" xmlns:cx3="http://schemas.microsoft.com/office/drawing/2016/5/9/chartex" xmlns:cx4="http://schemas.microsoft.com/office/drawing/2016/5/10/chartex" xmlns:cx5="http://schemas.microsoft.com/office/drawing/2016/5/11/chartex" xmlns:cx6="http://schemas.microsoft.com/office/drawing/2016/5/12/chartex" xmlns:cx7="http://schemas.microsoft.com/office/drawing/2016/5/13/chartex" xmlns:cx8="http://schemas.microsoft.com/office/drawing/2016/5/14/chartex" xmlns:mc="http://schemas.openxmlformats.org/markup-compatibility/2006" xmlns:aink="http://schemas.microsoft.com/office/drawing/2016/ink" xmlns:am3d="http://schemas.microsoft.com/office/drawing/2017/model3d" xmlns:o="urn:schemas-microsoft-com:office:office" xmlns:oel="http://schemas.microsoft.com/office/2019/extlst" xmlns:r="http://schemas.openxmlformats.org/officeDocument/2006/relationships" xmlns:m="http://schemas.openxmlformats.org/officeDocument/2006/math" xmlns:v="urn:schemas-microsoft-com:vml" xmlns:wp14="http://schemas.microsoft.com/office/word/2010/wordprocessingDrawing" xmlns:wp="http://schemas.openxmlformats.org/drawingml/2006/wordprocessingDrawing" xmlns:w10="urn:schemas-microsoft-com:office:word" xmlns:w="http://schemas.openxmlformats.org/wordprocessingml/2006/main" xmlns:w14="http://schemas.microsoft.com/office/word/2010/wordml" xmlns:w15="http://schemas.microsoft.com/office/word/2012/wordml" xmlns:w16cei="http://schemas.microsoft.com/office/word/2026/wordml/cei" xmlns:w16cex="http://schemas.microsoft.com/office/word/2018/wordml/cex" xmlns:w16cid="http://schemas.microsoft.com/office/word/2016/wordml/cid" xmlns:w16="http://schemas.microsoft.com/office/word/2018/wordml" xmlns:w16du="http://schemas.microsoft.com/office/word/2023/wordml/word16du" xmlns:w16sdtdh="http://schemas.microsoft.com/office/word/2020/wordml/sdtdatahash" xmlns:w16sdtfl="http://schemas.microsoft.com/office/word/2024/wordml/sdtformatlock" xmlns:w16se="http://schemas.microsoft.com/office/word/2015/wordml/symex" xmlns:wpg="http://schemas.microsoft.com/office/word/2010/wordprocessingGroup" xmlns:wpi="http://schemas.microsoft.com/office/word/2010/wordprocessingInk" xmlns:wne="http://schemas.microsoft.com/office/word/2006/wordml" xmlns:wps="http://schemas.microsoft.com/office/word/2010/wordprocessingShape" mc:Ignorable="w14 w15 w16se w16cid w16 w16cex w16sdtdh w16sdtfl w16du wp14">
   <w:sdt>
     <w:sdtPr>
       <w:id w:val="-1465197936"/>
@@ -5922,7 +5716,6 @@
         <w:docPartUnique/>
       </w:docPartObj>
     </w:sdtPr>
-    <w:sdtEndPr/>
     <w:sdtContent>
       <w:p>
         <w:pPr>
@@ -5959,7 +5752,7 @@
 </file>
 
 <file path=word/footnotes.xml><?xml version="1.0" encoding="utf-8"?>
-<w:footnotes xmlns:wpc="http://schemas.microsoft.com/office/word/2010/wordprocessingCanvas" xmlns:cx="http://schemas.microsoft.com/office/drawing/2014/chartex" xmlns:cx1="http://schemas.microsoft.com/office/drawing/2015/9/8/chartex" xmlns:cx2="http://schemas.microsoft.com/office/drawing/2015/10/21/chartex" xmlns:cx3="http://schemas.microsoft.com/office/drawing/2016/5/9/chartex" xmlns:cx4="http://schemas.microsoft.com/office/drawing/2016/5/10/chartex" xmlns:cx5="http://schemas.microsoft.com/office/drawing/2016/5/11/chartex" xmlns:cx6="http://schemas.microsoft.com/office/drawing/2016/5/12/chartex" xmlns:cx7="http://schemas.microsoft.com/office/drawing/2016/5/13/chartex" xmlns:cx8="http://schemas.microsoft.com/office/drawing/2016/5/14/chartex" xmlns:mc="http://schemas.openxmlformats.org/markup-compatibility/2006" xmlns:aink="http://schemas.microsoft.com/office/drawing/2016/ink" xmlns:am3d="http://schemas.microsoft.com/office/drawing/2017/model3d" xmlns:o="urn:schemas-microsoft-com:office:office" xmlns:r="http://schemas.openxmlformats.org/officeDocument/2006/relationships" xmlns:m="http://schemas.openxmlformats.org/officeDocument/2006/math" xmlns:v="urn:schemas-microsoft-com:vml" xmlns:wp14="http://schemas.microsoft.com/office/word/2010/wordprocessingDrawing" xmlns:wp="http://schemas.openxmlformats.org/drawingml/2006/wordprocessingDrawing" xmlns:w10="urn:schemas-microsoft-com:office:word" xmlns:w="http://schemas.openxmlformats.org/wordprocessingml/2006/main" xmlns:w14="http://schemas.microsoft.com/office/word/2010/wordml" xmlns:w15="http://schemas.microsoft.com/office/word/2012/wordml" xmlns:w16cid="http://schemas.microsoft.com/office/word/2016/wordml/cid" xmlns:w16se="http://schemas.microsoft.com/office/word/2015/wordml/symex" xmlns:wpg="http://schemas.microsoft.com/office/word/2010/wordprocessingGroup" xmlns:wpi="http://schemas.microsoft.com/office/word/2010/wordprocessingInk" xmlns:wne="http://schemas.microsoft.com/office/word/2006/wordml" xmlns:wps="http://schemas.microsoft.com/office/word/2010/wordprocessingShape" mc:Ignorable="w14 w15 w16se w16cid wp14">
+<w:footnotes xmlns:wpc="http://schemas.microsoft.com/office/word/2010/wordprocessingCanvas" xmlns:cx="http://schemas.microsoft.com/office/drawing/2014/chartex" xmlns:cx1="http://schemas.microsoft.com/office/drawing/2015/9/8/chartex" xmlns:cx2="http://schemas.microsoft.com/office/drawing/2015/10/21/chartex" xmlns:cx3="http://schemas.microsoft.com/office/drawing/2016/5/9/chartex" xmlns:cx4="http://schemas.microsoft.com/office/drawing/2016/5/10/chartex" xmlns:cx5="http://schemas.microsoft.com/office/drawing/2016/5/11/chartex" xmlns:cx6="http://schemas.microsoft.com/office/drawing/2016/5/12/chartex" xmlns:cx7="http://schemas.microsoft.com/office/drawing/2016/5/13/chartex" xmlns:cx8="http://schemas.microsoft.com/office/drawing/2016/5/14/chartex" xmlns:mc="http://schemas.openxmlformats.org/markup-compatibility/2006" xmlns:aink="http://schemas.microsoft.com/office/drawing/2016/ink" xmlns:am3d="http://schemas.microsoft.com/office/drawing/2017/model3d" xmlns:o="urn:schemas-microsoft-com:office:office" xmlns:oel="http://schemas.microsoft.com/office/2019/extlst" xmlns:r="http://schemas.openxmlformats.org/officeDocument/2006/relationships" xmlns:m="http://schemas.openxmlformats.org/officeDocument/2006/math" xmlns:v="urn:schemas-microsoft-com:vml" xmlns:wp14="http://schemas.microsoft.com/office/word/2010/wordprocessingDrawing" xmlns:wp="http://schemas.openxmlformats.org/drawingml/2006/wordprocessingDrawing" xmlns:w10="urn:schemas-microsoft-com:office:word" xmlns:w="http://schemas.openxmlformats.org/wordprocessingml/2006/main" xmlns:w14="http://schemas.microsoft.com/office/word/2010/wordml" xmlns:w15="http://schemas.microsoft.com/office/word/2012/wordml" xmlns:w16cei="http://schemas.microsoft.com/office/word/2026/wordml/cei" xmlns:w16cex="http://schemas.microsoft.com/office/word/2018/wordml/cex" xmlns:w16cid="http://schemas.microsoft.com/office/word/2016/wordml/cid" xmlns:w16="http://schemas.microsoft.com/office/word/2018/wordml" xmlns:w16du="http://schemas.microsoft.com/office/word/2023/wordml/word16du" xmlns:w16sdtdh="http://schemas.microsoft.com/office/word/2020/wordml/sdtdatahash" xmlns:w16sdtfl="http://schemas.microsoft.com/office/word/2024/wordml/sdtformatlock" xmlns:w16se="http://schemas.microsoft.com/office/word/2015/wordml/symex" xmlns:wpg="http://schemas.microsoft.com/office/word/2010/wordprocessingGroup" xmlns:wpi="http://schemas.microsoft.com/office/word/2010/wordprocessingInk" xmlns:wne="http://schemas.microsoft.com/office/word/2006/wordml" xmlns:wps="http://schemas.microsoft.com/office/word/2010/wordprocessingShape" mc:Ignorable="w14 w15 w16se w16cid w16 w16cex w16sdtdh w16sdtfl w16du wp14">
   <w:footnote w:type="separator" w:id="-1">
     <w:p>
       <w:pPr>
@@ -5984,7 +5777,7 @@
 </file>
 
 <file path=word/header1.xml><?xml version="1.0" encoding="utf-8"?>
-<w:hdr xmlns:wpc="http://schemas.microsoft.com/office/word/2010/wordprocessingCanvas" xmlns:cx="http://schemas.microsoft.com/office/drawing/2014/chartex" xmlns:cx1="http://schemas.microsoft.com/office/drawing/2015/9/8/chartex" xmlns:cx2="http://schemas.microsoft.com/office/drawing/2015/10/21/chartex" xmlns:cx3="http://schemas.microsoft.com/office/drawing/2016/5/9/chartex" xmlns:cx4="http://schemas.microsoft.com/office/drawing/2016/5/10/chartex" xmlns:cx5="http://schemas.microsoft.com/office/drawing/2016/5/11/chartex" xmlns:cx6="http://schemas.microsoft.com/office/drawing/2016/5/12/chartex" xmlns:cx7="http://schemas.microsoft.com/office/drawing/2016/5/13/chartex" xmlns:cx8="http://schemas.microsoft.com/office/drawing/2016/5/14/chartex" xmlns:mc="http://schemas.openxmlformats.org/markup-compatibility/2006" xmlns:aink="http://schemas.microsoft.com/office/drawing/2016/ink" xmlns:am3d="http://schemas.microsoft.com/office/drawing/2017/model3d" xmlns:o="urn:schemas-microsoft-com:office:office" xmlns:r="http://schemas.openxmlformats.org/officeDocument/2006/relationships" xmlns:m="http://schemas.openxmlformats.org/officeDocument/2006/math" xmlns:v="urn:schemas-microsoft-com:vml" xmlns:wp14="http://schemas.microsoft.com/office/word/2010/wordprocessingDrawing" xmlns:wp="http://schemas.openxmlformats.org/drawingml/2006/wordprocessingDrawing" xmlns:w10="urn:schemas-microsoft-com:office:word" xmlns:w="http://schemas.openxmlformats.org/wordprocessingml/2006/main" xmlns:w14="http://schemas.microsoft.com/office/word/2010/wordml" xmlns:w15="http://schemas.microsoft.com/office/word/2012/wordml" xmlns:w16cid="http://schemas.microsoft.com/office/word/2016/wordml/cid" xmlns:w16se="http://schemas.microsoft.com/office/word/2015/wordml/symex" xmlns:wpg="http://schemas.microsoft.com/office/word/2010/wordprocessingGroup" xmlns:wpi="http://schemas.microsoft.com/office/word/2010/wordprocessingInk" xmlns:wne="http://schemas.microsoft.com/office/word/2006/wordml" xmlns:wps="http://schemas.microsoft.com/office/word/2010/wordprocessingShape" mc:Ignorable="w14 w15 w16se w16cid wp14">
+<w:hdr xmlns:wpc="http://schemas.microsoft.com/office/word/2010/wordprocessingCanvas" xmlns:cx="http://schemas.microsoft.com/office/drawing/2014/chartex" xmlns:cx1="http://schemas.microsoft.com/office/drawing/2015/9/8/chartex" xmlns:cx2="http://schemas.microsoft.com/office/drawing/2015/10/21/chartex" xmlns:cx3="http://schemas.microsoft.com/office/drawing/2016/5/9/chartex" xmlns:cx4="http://schemas.microsoft.com/office/drawing/2016/5/10/chartex" xmlns:cx5="http://schemas.microsoft.com/office/drawing/2016/5/11/chartex" xmlns:cx6="http://schemas.microsoft.com/office/drawing/2016/5/12/chartex" xmlns:cx7="http://schemas.microsoft.com/office/drawing/2016/5/13/chartex" xmlns:cx8="http://schemas.microsoft.com/office/drawing/2016/5/14/chartex" xmlns:mc="http://schemas.openxmlformats.org/markup-compatibility/2006" xmlns:aink="http://schemas.microsoft.com/office/drawing/2016/ink" xmlns:am3d="http://schemas.microsoft.com/office/drawing/2017/model3d" xmlns:o="urn:schemas-microsoft-com:office:office" xmlns:oel="http://schemas.microsoft.com/office/2019/extlst" xmlns:r="http://schemas.openxmlformats.org/officeDocument/2006/relationships" xmlns:m="http://schemas.openxmlformats.org/officeDocument/2006/math" xmlns:v="urn:schemas-microsoft-com:vml" xmlns:wp14="http://schemas.microsoft.com/office/word/2010/wordprocessingDrawing" xmlns:wp="http://schemas.openxmlformats.org/drawingml/2006/wordprocessingDrawing" xmlns:w10="urn:schemas-microsoft-com:office:word" xmlns:w="http://schemas.openxmlformats.org/wordprocessingml/2006/main" xmlns:w14="http://schemas.microsoft.com/office/word/2010/wordml" xmlns:w15="http://schemas.microsoft.com/office/word/2012/wordml" xmlns:w16cei="http://schemas.microsoft.com/office/word/2026/wordml/cei" xmlns:w16cex="http://schemas.microsoft.com/office/word/2018/wordml/cex" xmlns:w16cid="http://schemas.microsoft.com/office/word/2016/wordml/cid" xmlns:w16="http://schemas.microsoft.com/office/word/2018/wordml" xmlns:w16du="http://schemas.microsoft.com/office/word/2023/wordml/word16du" xmlns:w16sdtdh="http://schemas.microsoft.com/office/word/2020/wordml/sdtdatahash" xmlns:w16sdtfl="http://schemas.microsoft.com/office/word/2024/wordml/sdtformatlock" xmlns:w16se="http://schemas.microsoft.com/office/word/2015/wordml/symex" xmlns:wpg="http://schemas.microsoft.com/office/word/2010/wordprocessingGroup" xmlns:wpi="http://schemas.microsoft.com/office/word/2010/wordprocessingInk" xmlns:wne="http://schemas.microsoft.com/office/word/2006/wordml" xmlns:wps="http://schemas.microsoft.com/office/word/2010/wordprocessingShape" mc:Ignorable="w14 w15 w16se w16cid w16 w16cex w16sdtdh w16sdtfl w16du wp14">
   <w:p>
     <w:pPr>
       <w:pStyle w:val="Encabezado"/>
@@ -6070,7 +5863,7 @@
 </file>
 
 <file path=word/numbering.xml><?xml version="1.0" encoding="utf-8"?>
-<w:numbering xmlns:wpc="http://schemas.microsoft.com/office/word/2010/wordprocessingCanvas" xmlns:cx="http://schemas.microsoft.com/office/drawing/2014/chartex" xmlns:cx1="http://schemas.microsoft.com/office/drawing/2015/9/8/chartex" xmlns:cx2="http://schemas.microsoft.com/office/drawing/2015/10/21/chartex" xmlns:cx3="http://schemas.microsoft.com/office/drawing/2016/5/9/chartex" xmlns:cx4="http://schemas.microsoft.com/office/drawing/2016/5/10/chartex" xmlns:cx5="http://schemas.microsoft.com/office/drawing/2016/5/11/chartex" xmlns:cx6="http://schemas.microsoft.com/office/drawing/2016/5/12/chartex" xmlns:cx7="http://schemas.microsoft.com/office/drawing/2016/5/13/chartex" xmlns:cx8="http://schemas.microsoft.com/office/drawing/2016/5/14/chartex" xmlns:mc="http://schemas.openxmlformats.org/markup-compatibility/2006" xmlns:aink="http://schemas.microsoft.com/office/drawing/2016/ink" xmlns:am3d="http://schemas.microsoft.com/office/drawing/2017/model3d" xmlns:o="urn:schemas-microsoft-com:office:office" xmlns:r="http://schemas.openxmlformats.org/officeDocument/2006/relationships" xmlns:m="http://schemas.openxmlformats.org/officeDocument/2006/math" xmlns:v="urn:schemas-microsoft-com:vml" xmlns:wp14="http://schemas.microsoft.com/office/word/2010/wordprocessingDrawing" xmlns:wp="http://schemas.openxmlformats.org/drawingml/2006/wordprocessingDrawing" xmlns:w10="urn:schemas-microsoft-com:office:word" xmlns:w="http://schemas.openxmlformats.org/wordprocessingml/2006/main" xmlns:w14="http://schemas.microsoft.com/office/word/2010/wordml" xmlns:w15="http://schemas.microsoft.com/office/word/2012/wordml" xmlns:w16cid="http://schemas.microsoft.com/office/word/2016/wordml/cid" xmlns:w16se="http://schemas.microsoft.com/office/word/2015/wordml/symex" xmlns:wpg="http://schemas.microsoft.com/office/word/2010/wordprocessingGroup" xmlns:wpi="http://schemas.microsoft.com/office/word/2010/wordprocessingInk" xmlns:wne="http://schemas.microsoft.com/office/word/2006/wordml" xmlns:wps="http://schemas.microsoft.com/office/word/2010/wordprocessingShape" mc:Ignorable="w14 w15 w16se w16cid wp14">
+<w:numbering xmlns:wpc="http://schemas.microsoft.com/office/word/2010/wordprocessingCanvas" xmlns:cx="http://schemas.microsoft.com/office/drawing/2014/chartex" xmlns:cx1="http://schemas.microsoft.com/office/drawing/2015/9/8/chartex" xmlns:cx2="http://schemas.microsoft.com/office/drawing/2015/10/21/chartex" xmlns:cx3="http://schemas.microsoft.com/office/drawing/2016/5/9/chartex" xmlns:cx4="http://schemas.microsoft.com/office/drawing/2016/5/10/chartex" xmlns:cx5="http://schemas.microsoft.com/office/drawing/2016/5/11/chartex" xmlns:cx6="http://schemas.microsoft.com/office/drawing/2016/5/12/chartex" xmlns:cx7="http://schemas.microsoft.com/office/drawing/2016/5/13/chartex" xmlns:cx8="http://schemas.microsoft.com/office/drawing/2016/5/14/chartex" xmlns:mc="http://schemas.openxmlformats.org/markup-compatibility/2006" xmlns:aink="http://schemas.microsoft.com/office/drawing/2016/ink" xmlns:am3d="http://schemas.microsoft.com/office/drawing/2017/model3d" xmlns:o="urn:schemas-microsoft-com:office:office" xmlns:oel="http://schemas.microsoft.com/office/2019/extlst" xmlns:r="http://schemas.openxmlformats.org/officeDocument/2006/relationships" xmlns:m="http://schemas.openxmlformats.org/officeDocument/2006/math" xmlns:v="urn:schemas-microsoft-com:vml" xmlns:wp14="http://schemas.microsoft.com/office/word/2010/wordprocessingDrawing" xmlns:wp="http://schemas.openxmlformats.org/drawingml/2006/wordprocessingDrawing" xmlns:w10="urn:schemas-microsoft-com:office:word" xmlns:w="http://schemas.openxmlformats.org/wordprocessingml/2006/main" xmlns:w14="http://schemas.microsoft.com/office/word/2010/wordml" xmlns:w15="http://schemas.microsoft.com/office/word/2012/wordml" xmlns:w16cei="http://schemas.microsoft.com/office/word/2026/wordml/cei" xmlns:w16cex="http://schemas.microsoft.com/office/word/2018/wordml/cex" xmlns:w16cid="http://schemas.microsoft.com/office/word/2016/wordml/cid" xmlns:w16="http://schemas.microsoft.com/office/word/2018/wordml" xmlns:w16du="http://schemas.microsoft.com/office/word/2023/wordml/word16du" xmlns:w16sdtdh="http://schemas.microsoft.com/office/word/2020/wordml/sdtdatahash" xmlns:w16sdtfl="http://schemas.microsoft.com/office/word/2024/wordml/sdtformatlock" xmlns:w16se="http://schemas.microsoft.com/office/word/2015/wordml/symex" xmlns:wpg="http://schemas.microsoft.com/office/word/2010/wordprocessingGroup" xmlns:wpi="http://schemas.microsoft.com/office/word/2010/wordprocessingInk" xmlns:wne="http://schemas.microsoft.com/office/word/2006/wordml" xmlns:wps="http://schemas.microsoft.com/office/word/2010/wordprocessingShape" mc:Ignorable="w14 w15 w16se w16cid w16 w16cex w16sdtdh w16sdtfl w16du wp14">
   <w:abstractNum w:abstractNumId="0" w15:restartNumberingAfterBreak="0">
     <w:nsid w:val="FFFFFF89"/>
     <w:multiLevelType w:val="singleLevel"/>
@@ -9722,109 +9515,109 @@
       </w:rPr>
     </w:lvl>
   </w:abstractNum>
-  <w:num w:numId="1">
+  <w:num w:numId="1" w16cid:durableId="961690007">
     <w:abstractNumId w:val="0"/>
   </w:num>
-  <w:num w:numId="2">
+  <w:num w:numId="2" w16cid:durableId="1408579278">
     <w:abstractNumId w:val="11"/>
   </w:num>
-  <w:num w:numId="3">
+  <w:num w:numId="3" w16cid:durableId="1282810569">
     <w:abstractNumId w:val="25"/>
   </w:num>
-  <w:num w:numId="4">
+  <w:num w:numId="4" w16cid:durableId="740637922">
     <w:abstractNumId w:val="16"/>
   </w:num>
-  <w:num w:numId="5">
+  <w:num w:numId="5" w16cid:durableId="490603351">
     <w:abstractNumId w:val="18"/>
   </w:num>
-  <w:num w:numId="6">
+  <w:num w:numId="6" w16cid:durableId="2039238839">
     <w:abstractNumId w:val="12"/>
   </w:num>
-  <w:num w:numId="7">
+  <w:num w:numId="7" w16cid:durableId="1452047594">
     <w:abstractNumId w:val="26"/>
   </w:num>
-  <w:num w:numId="8">
+  <w:num w:numId="8" w16cid:durableId="1028529904">
     <w:abstractNumId w:val="20"/>
   </w:num>
-  <w:num w:numId="9">
+  <w:num w:numId="9" w16cid:durableId="2037463753">
     <w:abstractNumId w:val="7"/>
   </w:num>
-  <w:num w:numId="10">
+  <w:num w:numId="10" w16cid:durableId="1033504658">
     <w:abstractNumId w:val="34"/>
   </w:num>
-  <w:num w:numId="11">
+  <w:num w:numId="11" w16cid:durableId="1329363969">
     <w:abstractNumId w:val="14"/>
   </w:num>
-  <w:num w:numId="12">
+  <w:num w:numId="12" w16cid:durableId="1083646080">
     <w:abstractNumId w:val="17"/>
   </w:num>
-  <w:num w:numId="13">
+  <w:num w:numId="13" w16cid:durableId="100806547">
     <w:abstractNumId w:val="10"/>
   </w:num>
-  <w:num w:numId="14">
+  <w:num w:numId="14" w16cid:durableId="172377244">
     <w:abstractNumId w:val="4"/>
   </w:num>
-  <w:num w:numId="15">
+  <w:num w:numId="15" w16cid:durableId="457919076">
     <w:abstractNumId w:val="1"/>
   </w:num>
-  <w:num w:numId="16">
+  <w:num w:numId="16" w16cid:durableId="299304949">
     <w:abstractNumId w:val="2"/>
   </w:num>
-  <w:num w:numId="17">
+  <w:num w:numId="17" w16cid:durableId="1702049587">
     <w:abstractNumId w:val="8"/>
   </w:num>
-  <w:num w:numId="18">
+  <w:num w:numId="18" w16cid:durableId="192693312">
     <w:abstractNumId w:val="27"/>
   </w:num>
-  <w:num w:numId="19">
+  <w:num w:numId="19" w16cid:durableId="1884558372">
     <w:abstractNumId w:val="22"/>
   </w:num>
-  <w:num w:numId="20">
+  <w:num w:numId="20" w16cid:durableId="1449660149">
     <w:abstractNumId w:val="24"/>
   </w:num>
-  <w:num w:numId="21">
+  <w:num w:numId="21" w16cid:durableId="1615670098">
     <w:abstractNumId w:val="28"/>
   </w:num>
-  <w:num w:numId="22">
+  <w:num w:numId="22" w16cid:durableId="2002929544">
     <w:abstractNumId w:val="13"/>
   </w:num>
-  <w:num w:numId="23">
+  <w:num w:numId="23" w16cid:durableId="771245562">
     <w:abstractNumId w:val="6"/>
   </w:num>
-  <w:num w:numId="24">
+  <w:num w:numId="24" w16cid:durableId="824277199">
     <w:abstractNumId w:val="29"/>
   </w:num>
-  <w:num w:numId="25">
+  <w:num w:numId="25" w16cid:durableId="1716536675">
     <w:abstractNumId w:val="9"/>
   </w:num>
-  <w:num w:numId="26">
+  <w:num w:numId="26" w16cid:durableId="1892502170">
     <w:abstractNumId w:val="5"/>
   </w:num>
-  <w:num w:numId="27">
+  <w:num w:numId="27" w16cid:durableId="1515916358">
     <w:abstractNumId w:val="19"/>
   </w:num>
-  <w:num w:numId="28">
+  <w:num w:numId="28" w16cid:durableId="730080331">
     <w:abstractNumId w:val="23"/>
   </w:num>
-  <w:num w:numId="29">
+  <w:num w:numId="29" w16cid:durableId="434327732">
     <w:abstractNumId w:val="32"/>
   </w:num>
-  <w:num w:numId="30">
+  <w:num w:numId="30" w16cid:durableId="544174441">
     <w:abstractNumId w:val="31"/>
   </w:num>
-  <w:num w:numId="31">
+  <w:num w:numId="31" w16cid:durableId="1264993055">
     <w:abstractNumId w:val="3"/>
   </w:num>
-  <w:num w:numId="32">
+  <w:num w:numId="32" w16cid:durableId="989362032">
     <w:abstractNumId w:val="21"/>
   </w:num>
-  <w:num w:numId="33">
+  <w:num w:numId="33" w16cid:durableId="1644315504">
     <w:abstractNumId w:val="15"/>
   </w:num>
-  <w:num w:numId="34">
+  <w:num w:numId="34" w16cid:durableId="20205778">
     <w:abstractNumId w:val="33"/>
   </w:num>
-  <w:num w:numId="35">
+  <w:num w:numId="35" w16cid:durableId="188490162">
     <w:abstractNumId w:val="30"/>
   </w:num>
   <w:numIdMacAtCleanup w:val="21"/>
@@ -9832,7 +9625,7 @@
 </file>
 
 <file path=word/styles.xml><?xml version="1.0" encoding="utf-8"?>
-<w:styles xmlns:mc="http://schemas.openxmlformats.org/markup-compatibility/2006" xmlns:r="http://schemas.openxmlformats.org/officeDocument/2006/relationships" xmlns:w="http://schemas.openxmlformats.org/wordprocessingml/2006/main" xmlns:w14="http://schemas.microsoft.com/office/word/2010/wordml" xmlns:w15="http://schemas.microsoft.com/office/word/2012/wordml" xmlns:w16cid="http://schemas.microsoft.com/office/word/2016/wordml/cid" xmlns:w16se="http://schemas.microsoft.com/office/word/2015/wordml/symex" mc:Ignorable="w14 w15 w16se w16cid">
+<w:styles xmlns:mc="http://schemas.openxmlformats.org/markup-compatibility/2006" xmlns:r="http://schemas.openxmlformats.org/officeDocument/2006/relationships" xmlns:w="http://schemas.openxmlformats.org/wordprocessingml/2006/main" xmlns:w14="http://schemas.microsoft.com/office/word/2010/wordml" xmlns:w15="http://schemas.microsoft.com/office/word/2012/wordml" xmlns:w16cex="http://schemas.microsoft.com/office/word/2018/wordml/cex" xmlns:w16cid="http://schemas.microsoft.com/office/word/2016/wordml/cid" xmlns:w16="http://schemas.microsoft.com/office/word/2018/wordml" xmlns:w16du="http://schemas.microsoft.com/office/word/2023/wordml/word16du" xmlns:w16sdtdh="http://schemas.microsoft.com/office/word/2020/wordml/sdtdatahash" xmlns:w16sdtfl="http://schemas.microsoft.com/office/word/2024/wordml/sdtformatlock" xmlns:w16se="http://schemas.microsoft.com/office/word/2015/wordml/symex" mc:Ignorable="w14 w15 w16se w16cid w16 w16cex w16sdtdh w16sdtfl w16du">
   <w:docDefaults>
     <w:rPrDefault>
       <w:rPr>
@@ -9850,7 +9643,7 @@
       </w:pPr>
     </w:pPrDefault>
   </w:docDefaults>
-  <w:latentStyles w:defLockedState="0" w:defUIPriority="99" w:defSemiHidden="0" w:defUnhideWhenUsed="0" w:defQFormat="0" w:count="375">
+  <w:latentStyles w:defLockedState="0" w:defUIPriority="99" w:defSemiHidden="0" w:defUnhideWhenUsed="0" w:defQFormat="0" w:count="376">
     <w:lsdException w:name="Normal" w:uiPriority="0" w:qFormat="1"/>
     <w:lsdException w:name="heading 1" w:uiPriority="9" w:qFormat="1"/>
     <w:lsdException w:name="heading 2" w:semiHidden="1" w:uiPriority="9" w:unhideWhenUsed="1" w:qFormat="1"/>
@@ -10226,6 +10019,7 @@
     <w:lsdException w:name="Smart Hyperlink" w:semiHidden="1" w:unhideWhenUsed="1"/>
     <w:lsdException w:name="Hashtag" w:semiHidden="1" w:unhideWhenUsed="1"/>
     <w:lsdException w:name="Unresolved Mention" w:semiHidden="1" w:unhideWhenUsed="1"/>
+    <w:lsdException w:name="Smart Link" w:semiHidden="1" w:unhideWhenUsed="1"/>
   </w:latentStyles>
   <w:style w:type="paragraph" w:default="1" w:styleId="Normal">
     <w:name w:val="Normal"/>
@@ -11179,7 +10973,7 @@
       </w:rPr>
     </w:tblStylePr>
   </w:style>
-  <w:style w:type="character" w:styleId="Textoennegrita">
+  <w:style w:type="character" w:styleId="Fuerte">
     <w:name w:val="Strong"/>
     <w:basedOn w:val="Fuentedeprrafopredeter"/>
     <w:uiPriority w:val="22"/>
@@ -11589,6 +11383,15 @@
 </file>
 
 <file path=customXml/item1.xml><?xml version="1.0" encoding="utf-8"?>
+<?mso-contentType ?>
+<FormTemplates xmlns="http://schemas.microsoft.com/sharepoint/v3/contenttype/forms">
+  <Display>DocumentLibraryForm</Display>
+  <Edit>DocumentLibraryForm</Edit>
+  <New>DocumentLibraryForm</New>
+</FormTemplates>
+</file>
+
+<file path=customXml/item2.xml><?xml version="1.0" encoding="utf-8"?>
 <ct:contentTypeSchema xmlns:ct="http://schemas.microsoft.com/office/2006/metadata/contentType" xmlns:ma="http://schemas.microsoft.com/office/2006/metadata/properties/metaAttributes" ct:_="" ma:_="" ma:contentTypeName="Documento" ma:contentTypeID="0x0101006A81D6BD42E8DF4C91013959704817E1" ma:contentTypeVersion="15" ma:contentTypeDescription="Crear nuevo documento." ma:contentTypeScope="" ma:versionID="bf4f72ffd194f0963ff564daca6869f7">
   <xsd:schema xmlns:xsd="http://www.w3.org/2001/XMLSchema" xmlns:xs="http://www.w3.org/2001/XMLSchema" xmlns:p="http://schemas.microsoft.com/office/2006/metadata/properties" xmlns:ns2="13c90a0b-73bc-4dc0-be5f-28d77b615beb" xmlns:ns3="13c93bba-48ce-428c-bfe5-88b42c19b028" targetNamespace="http://schemas.microsoft.com/office/2006/metadata/properties" ma:root="true" ma:fieldsID="8718d6f4873a5b1392a45044efa78385" ns2:_="" ns3:_="">
     <xsd:import namespace="13c90a0b-73bc-4dc0-be5f-28d77b615beb"/>
@@ -11823,7 +11626,11 @@
 </ct:contentTypeSchema>
 </file>
 
-<file path=customXml/item2.xml><?xml version="1.0" encoding="utf-8"?>
+<file path=customXml/item3.xml><?xml version="1.0" encoding="utf-8"?>
+<b:Sources xmlns:b="http://schemas.openxmlformats.org/officeDocument/2006/bibliography" xmlns="http://schemas.openxmlformats.org/officeDocument/2006/bibliography" SelectedStyle="\APASixthEditionOfficeOnline.xsl" StyleName="APA" Version="6"/>
+</file>
+
+<file path=customXml/item4.xml><?xml version="1.0" encoding="utf-8"?>
 <p:properties xmlns:p="http://schemas.microsoft.com/office/2006/metadata/properties" xmlns:xsi="http://www.w3.org/2001/XMLSchema-instance" xmlns:pc="http://schemas.microsoft.com/office/infopath/2007/PartnerControls">
   <documentManagement>
     <TaxCatchAll xmlns="13c90a0b-73bc-4dc0-be5f-28d77b615beb" xsi:nil="true"/>
@@ -11834,20 +11641,15 @@
 </p:properties>
 </file>
 
-<file path=customXml/item3.xml><?xml version="1.0" encoding="utf-8"?>
-<?mso-contentType ?>
-<FormTemplates xmlns="http://schemas.microsoft.com/sharepoint/v3/contenttype/forms">
-  <Display>DocumentLibraryForm</Display>
-  <Edit>DocumentLibraryForm</Edit>
-  <New>DocumentLibraryForm</New>
-</FormTemplates>
+<file path=customXml/itemProps1.xml><?xml version="1.0" encoding="utf-8"?>
+<ds:datastoreItem xmlns:ds="http://schemas.openxmlformats.org/officeDocument/2006/customXml" ds:itemID="{10663269-2064-4804-8290-36D4A57F5557}">
+  <ds:schemaRefs>
+    <ds:schemaRef ds:uri="http://schemas.microsoft.com/sharepoint/v3/contenttype/forms"/>
+  </ds:schemaRefs>
+</ds:datastoreItem>
 </file>
 
-<file path=customXml/item4.xml><?xml version="1.0" encoding="utf-8"?>
-<b:Sources xmlns:b="http://schemas.openxmlformats.org/officeDocument/2006/bibliography" xmlns="http://schemas.openxmlformats.org/officeDocument/2006/bibliography" SelectedStyle="\APASixthEditionOfficeOnline.xsl" StyleName="APA" Version="6"/>
-</file>
-
-<file path=customXml/itemProps1.xml><?xml version="1.0" encoding="utf-8"?>
+<file path=customXml/itemProps2.xml><?xml version="1.0" encoding="utf-8"?>
 <ds:datastoreItem xmlns:ds="http://schemas.openxmlformats.org/officeDocument/2006/customXml" ds:itemID="{59065960-E0CA-4804-83B5-320CBCDCC160}">
   <ds:schemaRefs>
     <ds:schemaRef ds:uri="http://schemas.microsoft.com/office/2006/metadata/contentType"/>
@@ -11866,7 +11668,15 @@
 </ds:datastoreItem>
 </file>
 
-<file path=customXml/itemProps2.xml><?xml version="1.0" encoding="utf-8"?>
+<file path=customXml/itemProps3.xml><?xml version="1.0" encoding="utf-8"?>
+<ds:datastoreItem xmlns:ds="http://schemas.openxmlformats.org/officeDocument/2006/customXml" ds:itemID="{C8EFBBA3-EB92-4B50-B740-6D6235A2C540}">
+  <ds:schemaRefs>
+    <ds:schemaRef ds:uri="http://schemas.openxmlformats.org/officeDocument/2006/bibliography"/>
+  </ds:schemaRefs>
+</ds:datastoreItem>
+</file>
+
+<file path=customXml/itemProps4.xml><?xml version="1.0" encoding="utf-8"?>
 <ds:datastoreItem xmlns:ds="http://schemas.openxmlformats.org/officeDocument/2006/customXml" ds:itemID="{1279454D-02BE-4A9C-A117-DCD1573E2608}">
   <ds:schemaRefs>
     <ds:schemaRef ds:uri="http://schemas.microsoft.com/office/2006/metadata/properties"/>
@@ -11875,20 +11685,4 @@
     <ds:schemaRef ds:uri="13c93bba-48ce-428c-bfe5-88b42c19b028"/>
   </ds:schemaRefs>
 </ds:datastoreItem>
-</file>
-
-<file path=customXml/itemProps3.xml><?xml version="1.0" encoding="utf-8"?>
-<ds:datastoreItem xmlns:ds="http://schemas.openxmlformats.org/officeDocument/2006/customXml" ds:itemID="{10663269-2064-4804-8290-36D4A57F5557}">
-  <ds:schemaRefs>
-    <ds:schemaRef ds:uri="http://schemas.microsoft.com/sharepoint/v3/contenttype/forms"/>
-  </ds:schemaRefs>
-</ds:datastoreItem>
-</file>
-
-<file path=customXml/itemProps4.xml><?xml version="1.0" encoding="utf-8"?>
-<ds:datastoreItem xmlns:ds="http://schemas.openxmlformats.org/officeDocument/2006/customXml" ds:itemID="{A6006FB3-D5B2-4864-A6C4-FFB9609714F7}">
-  <ds:schemaRefs>
-    <ds:schemaRef ds:uri="http://schemas.openxmlformats.org/officeDocument/2006/bibliography"/>
-  </ds:schemaRefs>
-</ds:datastoreItem>
 </file>
--- a/fuentes/935507_CF03_DU.docx
+++ b/fuentes/935507_CF03_DU.docx
@@ -1,6 +1,6 @@
 
 <file path=word/document.xml><?xml version="1.0" encoding="utf-8"?>
-<w:document xmlns:wpc="http://schemas.microsoft.com/office/word/2010/wordprocessingCanvas" xmlns:cx="http://schemas.microsoft.com/office/drawing/2014/chartex" xmlns:cx1="http://schemas.microsoft.com/office/drawing/2015/9/8/chartex" xmlns:cx2="http://schemas.microsoft.com/office/drawing/2015/10/21/chartex" xmlns:cx3="http://schemas.microsoft.com/office/drawing/2016/5/9/chartex" xmlns:cx4="http://schemas.microsoft.com/office/drawing/2016/5/10/chartex" xmlns:cx5="http://schemas.microsoft.com/office/drawing/2016/5/11/chartex" xmlns:cx6="http://schemas.microsoft.com/office/drawing/2016/5/12/chartex" xmlns:cx7="http://schemas.microsoft.com/office/drawing/2016/5/13/chartex" xmlns:cx8="http://schemas.microsoft.com/office/drawing/2016/5/14/chartex" xmlns:mc="http://schemas.openxmlformats.org/markup-compatibility/2006" xmlns:aink="http://schemas.microsoft.com/office/drawing/2016/ink" xmlns:am3d="http://schemas.microsoft.com/office/drawing/2017/model3d" xmlns:o="urn:schemas-microsoft-com:office:office" xmlns:oel="http://schemas.microsoft.com/office/2019/extlst" xmlns:r="http://schemas.openxmlformats.org/officeDocument/2006/relationships" xmlns:m="http://schemas.openxmlformats.org/officeDocument/2006/math" xmlns:v="urn:schemas-microsoft-com:vml" xmlns:wp14="http://schemas.microsoft.com/office/word/2010/wordprocessingDrawing" xmlns:wp="http://schemas.openxmlformats.org/drawingml/2006/wordprocessingDrawing" xmlns:w10="urn:schemas-microsoft-com:office:word" xmlns:w="http://schemas.openxmlformats.org/wordprocessingml/2006/main" xmlns:w14="http://schemas.microsoft.com/office/word/2010/wordml" xmlns:w15="http://schemas.microsoft.com/office/word/2012/wordml" xmlns:w16cei="http://schemas.microsoft.com/office/word/2026/wordml/cei" xmlns:w16cex="http://schemas.microsoft.com/office/word/2018/wordml/cex" xmlns:w16cid="http://schemas.microsoft.com/office/word/2016/wordml/cid" xmlns:w16="http://schemas.microsoft.com/office/word/2018/wordml" xmlns:w16du="http://schemas.microsoft.com/office/word/2023/wordml/word16du" xmlns:w16sdtdh="http://schemas.microsoft.com/office/word/2020/wordml/sdtdatahash" xmlns:w16sdtfl="http://schemas.microsoft.com/office/word/2024/wordml/sdtformatlock" xmlns:w16se="http://schemas.microsoft.com/office/word/2015/wordml/symex" xmlns:wpg="http://schemas.microsoft.com/office/word/2010/wordprocessingGroup" xmlns:wpi="http://schemas.microsoft.com/office/word/2010/wordprocessingInk" xmlns:wne="http://schemas.microsoft.com/office/word/2006/wordml" xmlns:wps="http://schemas.microsoft.com/office/word/2010/wordprocessingShape" mc:Ignorable="w14 w15 w16se w16cid w16 w16cex w16sdtdh w16sdtfl w16du wp14">
+<w:document xmlns:wpc="http://schemas.microsoft.com/office/word/2010/wordprocessingCanvas" xmlns:cx="http://schemas.microsoft.com/office/drawing/2014/chartex" xmlns:cx1="http://schemas.microsoft.com/office/drawing/2015/9/8/chartex" xmlns:cx2="http://schemas.microsoft.com/office/drawing/2015/10/21/chartex" xmlns:cx3="http://schemas.microsoft.com/office/drawing/2016/5/9/chartex" xmlns:cx4="http://schemas.microsoft.com/office/drawing/2016/5/10/chartex" xmlns:cx5="http://schemas.microsoft.com/office/drawing/2016/5/11/chartex" xmlns:cx6="http://schemas.microsoft.com/office/drawing/2016/5/12/chartex" xmlns:cx7="http://schemas.microsoft.com/office/drawing/2016/5/13/chartex" xmlns:cx8="http://schemas.microsoft.com/office/drawing/2016/5/14/chartex" xmlns:mc="http://schemas.openxmlformats.org/markup-compatibility/2006" xmlns:aink="http://schemas.microsoft.com/office/drawing/2016/ink" xmlns:am3d="http://schemas.microsoft.com/office/drawing/2017/model3d" xmlns:o="urn:schemas-microsoft-com:office:office" xmlns:r="http://schemas.openxmlformats.org/officeDocument/2006/relationships" xmlns:m="http://schemas.openxmlformats.org/officeDocument/2006/math" xmlns:v="urn:schemas-microsoft-com:vml" xmlns:wp14="http://schemas.microsoft.com/office/word/2010/wordprocessingDrawing" xmlns:wp="http://schemas.openxmlformats.org/drawingml/2006/wordprocessingDrawing" xmlns:w10="urn:schemas-microsoft-com:office:word" xmlns:w="http://schemas.openxmlformats.org/wordprocessingml/2006/main" xmlns:w14="http://schemas.microsoft.com/office/word/2010/wordml" xmlns:w15="http://schemas.microsoft.com/office/word/2012/wordml" xmlns:w16cid="http://schemas.microsoft.com/office/word/2016/wordml/cid" xmlns:w16se="http://schemas.microsoft.com/office/word/2015/wordml/symex" xmlns:wpg="http://schemas.microsoft.com/office/word/2010/wordprocessingGroup" xmlns:wpi="http://schemas.microsoft.com/office/word/2010/wordprocessingInk" xmlns:wne="http://schemas.microsoft.com/office/word/2006/wordml" xmlns:wps="http://schemas.microsoft.com/office/word/2010/wordprocessingShape" mc:Ignorable="w14 w15 w16se w16cid wp14">
   <w:body>
     <w:p>
       <w:pPr>
@@ -205,7 +205,7 @@
               </wp:anchor>
             </w:drawing>
           </mc:Choice>
-          <mc:Fallback>
+          <mc:Fallback xmlns:oel="http://schemas.microsoft.com/office/2019/extlst" xmlns:w16cex="http://schemas.microsoft.com/office/word/2018/wordml/cex" xmlns:w16="http://schemas.microsoft.com/office/word/2018/wordml" xmlns:w16sdtdh="http://schemas.microsoft.com/office/word/2020/wordml/sdtdatahash">
             <w:pict>
               <v:rect w14:anchorId="4C256C62" id="Rectángulo 3" o:spid="_x0000_s1026" alt="&quot;&quot;" style="position:absolute;margin-left:-55.95pt;margin-top:26.4pt;width:613.85pt;height:164.25pt;z-index:-251655168;visibility:visible;mso-wrap-style:square;mso-height-percent:0;mso-wrap-distance-left:9pt;mso-wrap-distance-top:0;mso-wrap-distance-right:9pt;mso-wrap-distance-bottom:0;mso-position-horizontal:absolute;mso-position-horizontal-relative:text;mso-position-vertical:absolute;mso-position-vertical-relative:text;mso-height-percent:0;mso-height-relative:margin;v-text-anchor:middle" o:gfxdata="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" fillcolor="#00314d" stroked="f" strokeweight="1pt"/>
             </w:pict>
@@ -512,6 +512,7 @@
           <w:docPartUnique/>
         </w:docPartObj>
       </w:sdtPr>
+      <w:sdtEndPr/>
       <w:sdtContent>
         <w:p>
           <w:pPr>
@@ -846,7 +847,16 @@
                 <w:rStyle w:val="Hipervnculo"/>
                 <w:noProof/>
               </w:rPr>
-              <w:t>1.3. Clasificación de puntadas y costuras</w:t>
+              <w:t xml:space="preserve">1.3. Clasificación de </w:t>
+            </w:r>
+            <w:bookmarkStart w:id="0" w:name="_GoBack"/>
+            <w:bookmarkEnd w:id="0"/>
+            <w:r>
+              <w:rPr>
+                <w:rStyle w:val="Hipervnculo"/>
+                <w:noProof/>
+              </w:rPr>
+              <w:t>puntadas y costuras</w:t>
             </w:r>
             <w:r>
               <w:rPr>
@@ -1499,12 +1509,12 @@
       <w:pPr>
         <w:pStyle w:val="Titulosgenerales"/>
       </w:pPr>
-      <w:bookmarkStart w:id="0" w:name="_Toc233106681"/>
+      <w:bookmarkStart w:id="1" w:name="_Toc233106681"/>
       <w:r>
         <w:lastRenderedPageBreak/>
         <w:t>Introducción</w:t>
       </w:r>
-      <w:bookmarkEnd w:id="0"/>
+      <w:bookmarkEnd w:id="1"/>
     </w:p>
     <w:p>
       <w:pPr>
@@ -1537,12 +1547,12 @@
       <w:pPr>
         <w:pStyle w:val="Ttulo1"/>
       </w:pPr>
-      <w:bookmarkStart w:id="1" w:name="_Toc233106682"/>
+      <w:bookmarkStart w:id="2" w:name="_Toc233106682"/>
       <w:r>
         <w:lastRenderedPageBreak/>
         <w:t>Partes de la maquinaria de confección</w:t>
       </w:r>
-      <w:bookmarkEnd w:id="1"/>
+      <w:bookmarkEnd w:id="2"/>
     </w:p>
     <w:p>
       <w:r>
@@ -1554,11 +1564,11 @@
       <w:pPr>
         <w:pStyle w:val="Ttulo2"/>
       </w:pPr>
-      <w:bookmarkStart w:id="2" w:name="_Toc233106683"/>
+      <w:bookmarkStart w:id="3" w:name="_Toc233106683"/>
       <w:r>
         <w:t>Partes, mecanismos y funciones de las máquinas de confección</w:t>
       </w:r>
-      <w:bookmarkEnd w:id="2"/>
+      <w:bookmarkEnd w:id="3"/>
     </w:p>
     <w:p>
       <w:r>
@@ -2235,11 +2245,11 @@
       <w:pPr>
         <w:pStyle w:val="Ttulo2"/>
       </w:pPr>
-      <w:bookmarkStart w:id="3" w:name="_Toc233106684"/>
+      <w:bookmarkStart w:id="4" w:name="_Toc233106684"/>
       <w:r>
         <w:t>Mecanismos de las máquinas de confección industrial</w:t>
       </w:r>
-      <w:bookmarkEnd w:id="3"/>
+      <w:bookmarkEnd w:id="4"/>
     </w:p>
     <w:p>
       <w:r>
@@ -2639,7 +2649,15 @@
     </w:p>
     <w:p>
       <w:r>
-        <w:t xml:space="preserve">Se requiere para formar la puntada en la fileteadora, la </w:t>
+        <w:t xml:space="preserve">Se requiere para formar la puntada en la </w:t>
+      </w:r>
+      <w:proofErr w:type="spellStart"/>
+      <w:r>
+        <w:t>fileteadora</w:t>
+      </w:r>
+      <w:proofErr w:type="spellEnd"/>
+      <w:r>
+        <w:t xml:space="preserve">, la </w:t>
       </w:r>
       <w:proofErr w:type="spellStart"/>
       <w:r>
@@ -2707,11 +2725,11 @@
       <w:pPr>
         <w:pStyle w:val="Ttulo2"/>
       </w:pPr>
-      <w:bookmarkStart w:id="4" w:name="_Toc233106685"/>
+      <w:bookmarkStart w:id="5" w:name="_Toc233106685"/>
       <w:r>
         <w:t>Clasificación de puntadas y costuras</w:t>
       </w:r>
-      <w:bookmarkEnd w:id="4"/>
+      <w:bookmarkEnd w:id="5"/>
     </w:p>
     <w:p>
       <w:r>
@@ -2883,7 +2901,15 @@
         <w:t>looper</w:t>
       </w:r>
       <w:r>
-        <w:t xml:space="preserve">; pertenecen a esta serie las puntadas realizadas en la máquina fileteadora, cerradora de codo, </w:t>
+        <w:t xml:space="preserve">; pertenecen a esta serie las puntadas realizadas en la máquina </w:t>
+      </w:r>
+      <w:proofErr w:type="spellStart"/>
+      <w:r>
+        <w:t>fileteadora</w:t>
+      </w:r>
+      <w:proofErr w:type="spellEnd"/>
+      <w:r>
+        <w:t xml:space="preserve">, cerradora de codo, </w:t>
       </w:r>
       <w:proofErr w:type="spellStart"/>
       <w:r>
@@ -2930,7 +2956,15 @@
     </w:p>
     <w:p>
       <w:r>
-        <w:t>Puntadas de sobrehilado, pertenecen las desarrolladas en la fileteadora.</w:t>
+        <w:t xml:space="preserve">Puntadas de sobrehilado, pertenecen las desarrolladas en la </w:t>
+      </w:r>
+      <w:proofErr w:type="spellStart"/>
+      <w:r>
+        <w:t>fileteadora</w:t>
+      </w:r>
+      <w:proofErr w:type="spellEnd"/>
+      <w:r>
+        <w:t>.</w:t>
       </w:r>
     </w:p>
     <w:p>
@@ -3154,7 +3188,7 @@
       <w:pPr>
         <w:pStyle w:val="Ttulo1"/>
       </w:pPr>
-      <w:bookmarkStart w:id="5" w:name="_Toc233106686"/>
+      <w:bookmarkStart w:id="6" w:name="_Toc233106686"/>
       <w:r>
         <w:lastRenderedPageBreak/>
         <w:t>Mantenimiento</w:t>
@@ -3165,7 +3199,7 @@
       <w:r>
         <w:t xml:space="preserve"> máquinas de confección</w:t>
       </w:r>
-      <w:bookmarkEnd w:id="5"/>
+      <w:bookmarkEnd w:id="6"/>
     </w:p>
     <w:p/>
     <w:p>
@@ -3183,11 +3217,11 @@
       <w:pPr>
         <w:pStyle w:val="Ttulo2"/>
       </w:pPr>
-      <w:bookmarkStart w:id="6" w:name="_Toc233106687"/>
+      <w:bookmarkStart w:id="7" w:name="_Toc233106687"/>
       <w:r>
         <w:t>Clasificación del mantenimiento en máquinas de confección</w:t>
       </w:r>
-      <w:bookmarkEnd w:id="6"/>
+      <w:bookmarkEnd w:id="7"/>
     </w:p>
     <w:p>
       <w:r>
@@ -3510,9 +3544,21 @@
               <w:pStyle w:val="TextoTablas"/>
               <w:spacing w:line="360" w:lineRule="auto"/>
             </w:pPr>
+          </w:p>
+          <w:p>
+            <w:pPr>
+              <w:pStyle w:val="TextoTablas"/>
+              <w:spacing w:line="360" w:lineRule="auto"/>
+            </w:pPr>
             <w:r>
               <w:t>Analizar problemas frecuentes.</w:t>
             </w:r>
+          </w:p>
+          <w:p>
+            <w:pPr>
+              <w:pStyle w:val="TextoTablas"/>
+              <w:spacing w:line="360" w:lineRule="auto"/>
+            </w:pPr>
           </w:p>
           <w:p>
             <w:pPr>
@@ -3650,6 +3696,7 @@
               <w:spacing w:line="360" w:lineRule="auto"/>
             </w:pPr>
             <w:r>
+              <w:lastRenderedPageBreak/>
               <w:t>6. Aseguramiento de la calidad del proceso</w:t>
             </w:r>
           </w:p>
@@ -3680,6 +3727,12 @@
             <w:r>
               <w:t>Desarrollo del personal.</w:t>
             </w:r>
+          </w:p>
+          <w:p>
+            <w:pPr>
+              <w:pStyle w:val="TextoTablas"/>
+              <w:spacing w:line="360" w:lineRule="auto"/>
+            </w:pPr>
           </w:p>
           <w:p>
             <w:pPr>
@@ -3706,7 +3759,6 @@
               <w:spacing w:line="360" w:lineRule="auto"/>
             </w:pPr>
             <w:r>
-              <w:lastRenderedPageBreak/>
               <w:t>7. Control autónomo pleno</w:t>
             </w:r>
           </w:p>
@@ -3757,15 +3809,19 @@
       <w:pPr>
         <w:pStyle w:val="Ttulo2"/>
       </w:pPr>
-      <w:bookmarkStart w:id="7" w:name="_Toc233106688"/>
+      <w:bookmarkStart w:id="8" w:name="_Toc233106688"/>
       <w:r>
         <w:t>Plan de mantenimiento</w:t>
       </w:r>
-      <w:bookmarkEnd w:id="7"/>
-    </w:p>
-    <w:p>
-      <w:r>
-        <w:t>La gestión e implementación organizada del mantenimiento contribuye directamente en la calidad de la producción. Así mismo, reduce los costos de mantenimiento. Se requiere planear el mantenimiento con el fin de garantizar el 100% de la disponibilidad de máquinas, equipos y plantas.</w:t>
+      <w:bookmarkEnd w:id="8"/>
+    </w:p>
+    <w:p>
+      <w:r>
+        <w:t xml:space="preserve">La gestión e implementación organizada del mantenimiento contribuye directamente en la calidad de la producción. Así mismo, reduce los costos de </w:t>
+      </w:r>
+      <w:r>
+        <w:lastRenderedPageBreak/>
+        <w:t>mantenimiento. Se requiere planear el mantenimiento con el fin de garantizar el 100% de la disponibilidad de máquinas, equipos y plantas.</w:t>
       </w:r>
     </w:p>
     <w:p>
@@ -3794,7 +3850,6 @@
         </w:numPr>
       </w:pPr>
       <w:r>
-        <w:lastRenderedPageBreak/>
         <w:t>Prevenir paros no planeados de la línea.</w:t>
       </w:r>
     </w:p>
@@ -3885,6 +3940,7 @@
         <w:rPr>
           <w:b/>
         </w:rPr>
+        <w:lastRenderedPageBreak/>
         <w:t>Estructurar un sistema de información</w:t>
       </w:r>
       <w:r>
@@ -3903,7 +3959,6 @@
         <w:rPr>
           <w:b/>
         </w:rPr>
-        <w:lastRenderedPageBreak/>
         <w:t>Implementar el mantenimiento planeado</w:t>
       </w:r>
       <w:r>
@@ -3986,11 +4041,11 @@
       <w:pPr>
         <w:pStyle w:val="Ttulo2"/>
       </w:pPr>
-      <w:bookmarkStart w:id="8" w:name="_Toc233106689"/>
+      <w:bookmarkStart w:id="9" w:name="_Toc233106689"/>
       <w:r>
         <w:t>Herramientas de confección</w:t>
       </w:r>
-      <w:bookmarkEnd w:id="8"/>
+      <w:bookmarkEnd w:id="9"/>
     </w:p>
     <w:p>
       <w:r>
@@ -4043,6 +4098,7 @@
         <w:rPr>
           <w:b/>
         </w:rPr>
+        <w:lastRenderedPageBreak/>
         <w:t>Rodaja para calcar patrones</w:t>
       </w:r>
       <w:r>
@@ -4062,7 +4118,6 @@
         <w:rPr>
           <w:b/>
         </w:rPr>
-        <w:lastRenderedPageBreak/>
         <w:t>Piqueteadora</w:t>
       </w:r>
       <w:proofErr w:type="spellEnd"/>
@@ -4253,6 +4308,7 @@
         <w:rPr>
           <w:b/>
         </w:rPr>
+        <w:lastRenderedPageBreak/>
         <w:t xml:space="preserve">Destornilladores tipo </w:t>
       </w:r>
       <w:proofErr w:type="spellStart"/>
@@ -4289,7 +4345,15 @@
         <w:t>mm</w:t>
       </w:r>
       <w:r>
-        <w:t xml:space="preserve">: especiales para los tornillos sujetadores de aguja de fileteadora, </w:t>
+        <w:t xml:space="preserve">: especiales para los tornillos sujetadores de aguja de </w:t>
+      </w:r>
+      <w:proofErr w:type="spellStart"/>
+      <w:r>
+        <w:t>fileteadora</w:t>
+      </w:r>
+      <w:proofErr w:type="spellEnd"/>
+      <w:r>
+        <w:t xml:space="preserve">, </w:t>
       </w:r>
       <w:proofErr w:type="spellStart"/>
       <w:r>
@@ -4335,7 +4399,6 @@
         </w:rPr>
       </w:pPr>
       <w:r>
-        <w:lastRenderedPageBreak/>
         <w:t>Llaves boca fija.</w:t>
       </w:r>
     </w:p>
@@ -4347,12 +4410,12 @@
           <w:u w:val="single"/>
         </w:rPr>
       </w:pPr>
-      <w:bookmarkStart w:id="9" w:name="_Toc233106690"/>
+      <w:bookmarkStart w:id="10" w:name="_Toc233106690"/>
       <w:r>
         <w:lastRenderedPageBreak/>
         <w:t>Síntesis</w:t>
       </w:r>
-      <w:bookmarkEnd w:id="9"/>
+      <w:bookmarkEnd w:id="10"/>
       <w:r>
         <w:t xml:space="preserve"> </w:t>
       </w:r>
@@ -4540,12 +4603,12 @@
       <w:pPr>
         <w:pStyle w:val="Titulosgenerales"/>
       </w:pPr>
-      <w:bookmarkStart w:id="10" w:name="_Toc233106691"/>
+      <w:bookmarkStart w:id="11" w:name="_Toc233106691"/>
       <w:r>
         <w:lastRenderedPageBreak/>
         <w:t>Glosario</w:t>
       </w:r>
-      <w:bookmarkEnd w:id="10"/>
+      <w:bookmarkEnd w:id="11"/>
     </w:p>
     <w:p>
       <w:pPr>
@@ -4753,27 +4816,51 @@
       <w:pPr>
         <w:pStyle w:val="Titulosgenerales"/>
       </w:pPr>
-      <w:bookmarkStart w:id="11" w:name="_Toc233106692"/>
+      <w:bookmarkStart w:id="12" w:name="_Toc233106692"/>
       <w:r>
         <w:lastRenderedPageBreak/>
         <w:t>Referencias bibliográficas</w:t>
       </w:r>
-      <w:bookmarkEnd w:id="11"/>
+      <w:bookmarkEnd w:id="12"/>
       <w:r>
         <w:t xml:space="preserve"> </w:t>
       </w:r>
     </w:p>
     <w:p>
       <w:r>
-        <w:t xml:space="preserve">American &amp; Efird, Inc. (2009). Stitch </w:t>
+        <w:t xml:space="preserve">American &amp; </w:t>
       </w:r>
       <w:proofErr w:type="spellStart"/>
       <w:r>
+        <w:t>Efird</w:t>
+      </w:r>
+      <w:proofErr w:type="spellEnd"/>
+      <w:r>
+        <w:t xml:space="preserve">, Inc. (2009). </w:t>
+      </w:r>
+      <w:proofErr w:type="spellStart"/>
+      <w:r>
+        <w:t>Stitch</w:t>
+      </w:r>
+      <w:proofErr w:type="spellEnd"/>
+      <w:r>
+        <w:t xml:space="preserve"> </w:t>
+      </w:r>
+      <w:proofErr w:type="spellStart"/>
+      <w:r>
         <w:t>Type</w:t>
       </w:r>
       <w:proofErr w:type="spellEnd"/>
       <w:r>
-        <w:t xml:space="preserve"> Matrix Spanish.</w:t>
+        <w:t xml:space="preserve"> Matrix </w:t>
+      </w:r>
+      <w:proofErr w:type="spellStart"/>
+      <w:r>
+        <w:t>Spanish</w:t>
+      </w:r>
+      <w:proofErr w:type="spellEnd"/>
+      <w:r>
+        <w:t>.</w:t>
       </w:r>
     </w:p>
     <w:p>
@@ -4814,8 +4901,13 @@
       </w:r>
     </w:p>
     <w:p>
-      <w:r>
-        <w:t xml:space="preserve">Espin, F. (2013). Técnica </w:t>
+      <w:proofErr w:type="spellStart"/>
+      <w:r>
+        <w:t>Espin</w:t>
+      </w:r>
+      <w:proofErr w:type="spellEnd"/>
+      <w:r>
+        <w:t xml:space="preserve">, F. (2013). Técnica </w:t>
       </w:r>
       <w:r>
         <w:rPr>
@@ -4871,12 +4963,12 @@
       <w:pPr>
         <w:pStyle w:val="Titulosgenerales"/>
       </w:pPr>
-      <w:bookmarkStart w:id="12" w:name="_Toc233106693"/>
+      <w:bookmarkStart w:id="13" w:name="_Toc233106693"/>
       <w:r>
         <w:lastRenderedPageBreak/>
         <w:t>Créditos</w:t>
       </w:r>
-      <w:bookmarkEnd w:id="12"/>
+      <w:bookmarkEnd w:id="13"/>
     </w:p>
     <w:tbl>
       <w:tblPr>
@@ -4977,6 +5069,7 @@
           <w:p>
             <w:pPr>
               <w:pStyle w:val="TextoTablas"/>
+              <w:spacing w:line="360" w:lineRule="auto"/>
               <w:rPr>
                 <w:szCs w:val="24"/>
                 <w:lang w:val="es-CO"/>
@@ -4998,6 +5091,7 @@
           <w:p>
             <w:pPr>
               <w:pStyle w:val="TextoTablas"/>
+              <w:spacing w:line="360" w:lineRule="auto"/>
               <w:rPr>
                 <w:szCs w:val="24"/>
                 <w:lang w:val="es-CO"/>
@@ -5019,6 +5113,7 @@
           <w:p>
             <w:pPr>
               <w:pStyle w:val="TextoTablas"/>
+              <w:spacing w:line="360" w:lineRule="auto"/>
               <w:rPr>
                 <w:szCs w:val="24"/>
                 <w:lang w:val="es-CO"/>
@@ -5042,6 +5137,7 @@
           <w:p>
             <w:pPr>
               <w:pStyle w:val="TextoTablas"/>
+              <w:spacing w:line="360" w:lineRule="auto"/>
               <w:rPr>
                 <w:szCs w:val="24"/>
                 <w:lang w:val="es-CO"/>
@@ -5062,6 +5158,7 @@
           <w:p>
             <w:pPr>
               <w:pStyle w:val="TextoTablas"/>
+              <w:spacing w:line="360" w:lineRule="auto"/>
               <w:rPr>
                 <w:szCs w:val="24"/>
                 <w:lang w:val="es-CO"/>
@@ -5082,6 +5179,7 @@
           <w:p>
             <w:pPr>
               <w:pStyle w:val="TextoTablas"/>
+              <w:spacing w:line="360" w:lineRule="auto"/>
               <w:rPr>
                 <w:szCs w:val="24"/>
                 <w:lang w:val="es-CO"/>
@@ -5107,13 +5205,22 @@
           <w:p>
             <w:pPr>
               <w:pStyle w:val="TextoTablas"/>
+              <w:spacing w:line="360" w:lineRule="auto"/>
               <w:rPr>
                 <w:szCs w:val="24"/>
                 <w:lang w:val="es-CO"/>
               </w:rPr>
             </w:pPr>
             <w:r>
-              <w:t>Rafael Nelftalí Lizcano Reyes</w:t>
+              <w:t xml:space="preserve">Rafael </w:t>
+            </w:r>
+            <w:proofErr w:type="spellStart"/>
+            <w:r>
+              <w:t>Nelftalí</w:t>
+            </w:r>
+            <w:proofErr w:type="spellEnd"/>
+            <w:r>
+              <w:t xml:space="preserve"> Lizcano Reyes</w:t>
             </w:r>
           </w:p>
         </w:tc>
@@ -5124,6 +5231,7 @@
           <w:p>
             <w:pPr>
               <w:pStyle w:val="TextoTablas"/>
+              <w:spacing w:line="360" w:lineRule="auto"/>
               <w:rPr>
                 <w:szCs w:val="24"/>
                 <w:lang w:val="es-CO"/>
@@ -5141,6 +5249,7 @@
           <w:p>
             <w:pPr>
               <w:pStyle w:val="TextoTablas"/>
+              <w:spacing w:line="360" w:lineRule="auto"/>
               <w:rPr>
                 <w:szCs w:val="24"/>
                 <w:lang w:val="es-CO"/>
@@ -5160,6 +5269,7 @@
           <w:p>
             <w:pPr>
               <w:pStyle w:val="TextoTablas"/>
+              <w:spacing w:line="360" w:lineRule="auto"/>
               <w:rPr>
                 <w:szCs w:val="24"/>
                 <w:lang w:val="es-CO"/>
@@ -5177,6 +5287,7 @@
           <w:p>
             <w:pPr>
               <w:pStyle w:val="TextoTablas"/>
+              <w:spacing w:line="360" w:lineRule="auto"/>
               <w:rPr>
                 <w:szCs w:val="24"/>
                 <w:lang w:val="es-CO"/>
@@ -5194,6 +5305,7 @@
           <w:p>
             <w:pPr>
               <w:pStyle w:val="TextoTablas"/>
+              <w:spacing w:line="360" w:lineRule="auto"/>
               <w:rPr>
                 <w:szCs w:val="24"/>
                 <w:lang w:val="es-CO"/>
@@ -5216,6 +5328,7 @@
           <w:p>
             <w:pPr>
               <w:pStyle w:val="TextoTablas"/>
+              <w:spacing w:line="360" w:lineRule="auto"/>
               <w:rPr>
                 <w:szCs w:val="24"/>
                 <w:lang w:val="es-CO"/>
@@ -5233,6 +5346,7 @@
           <w:p>
             <w:pPr>
               <w:pStyle w:val="TextoTablas"/>
+              <w:spacing w:line="360" w:lineRule="auto"/>
               <w:rPr>
                 <w:szCs w:val="24"/>
                 <w:lang w:val="es-CO"/>
@@ -5250,6 +5364,7 @@
           <w:p>
             <w:pPr>
               <w:pStyle w:val="TextoTablas"/>
+              <w:spacing w:line="360" w:lineRule="auto"/>
               <w:rPr>
                 <w:szCs w:val="24"/>
                 <w:lang w:val="es-CO"/>
@@ -5269,6 +5384,7 @@
           <w:p>
             <w:pPr>
               <w:pStyle w:val="TextoTablas"/>
+              <w:spacing w:line="360" w:lineRule="auto"/>
               <w:rPr>
                 <w:szCs w:val="24"/>
                 <w:lang w:val="es-CO"/>
@@ -5286,6 +5402,7 @@
           <w:p>
             <w:pPr>
               <w:pStyle w:val="TextoTablas"/>
+              <w:spacing w:line="360" w:lineRule="auto"/>
               <w:rPr>
                 <w:szCs w:val="24"/>
                 <w:lang w:val="es-CO"/>
@@ -5303,6 +5420,7 @@
           <w:p>
             <w:pPr>
               <w:pStyle w:val="TextoTablas"/>
+              <w:spacing w:line="360" w:lineRule="auto"/>
               <w:rPr>
                 <w:szCs w:val="24"/>
                 <w:lang w:val="es-CO"/>
@@ -5325,6 +5443,7 @@
           <w:p>
             <w:pPr>
               <w:pStyle w:val="TextoTablas"/>
+              <w:spacing w:line="360" w:lineRule="auto"/>
               <w:rPr>
                 <w:szCs w:val="24"/>
               </w:rPr>
@@ -5341,6 +5460,7 @@
           <w:p>
             <w:pPr>
               <w:pStyle w:val="TextoTablas"/>
+              <w:spacing w:line="360" w:lineRule="auto"/>
               <w:rPr>
                 <w:szCs w:val="24"/>
                 <w:lang w:val="es-CO"/>
@@ -5358,6 +5478,7 @@
           <w:p>
             <w:pPr>
               <w:pStyle w:val="TextoTablas"/>
+              <w:spacing w:line="360" w:lineRule="auto"/>
               <w:rPr>
                 <w:szCs w:val="24"/>
                 <w:lang w:val="es-CO"/>
@@ -5377,12 +5498,18 @@
           <w:p>
             <w:pPr>
               <w:pStyle w:val="TextoTablas"/>
+              <w:spacing w:line="360" w:lineRule="auto"/>
               <w:rPr>
                 <w:szCs w:val="24"/>
               </w:rPr>
             </w:pPr>
-            <w:r>
-              <w:t>Julian Fernando Vanegas Vega</w:t>
+            <w:proofErr w:type="spellStart"/>
+            <w:r>
+              <w:t>Julian</w:t>
+            </w:r>
+            <w:proofErr w:type="spellEnd"/>
+            <w:r>
+              <w:t xml:space="preserve"> Fernando Vanegas Vega</w:t>
             </w:r>
           </w:p>
         </w:tc>
@@ -5393,6 +5520,7 @@
           <w:p>
             <w:pPr>
               <w:pStyle w:val="TextoTablas"/>
+              <w:spacing w:line="360" w:lineRule="auto"/>
               <w:rPr>
                 <w:szCs w:val="24"/>
                 <w:lang w:val="es-CO"/>
@@ -5410,6 +5538,7 @@
           <w:p>
             <w:pPr>
               <w:pStyle w:val="TextoTablas"/>
+              <w:spacing w:line="360" w:lineRule="auto"/>
               <w:rPr>
                 <w:szCs w:val="24"/>
                 <w:lang w:val="es-CO"/>
@@ -5432,12 +5561,22 @@
           <w:p>
             <w:pPr>
               <w:pStyle w:val="TextoTablas"/>
+              <w:spacing w:line="360" w:lineRule="auto"/>
               <w:rPr>
                 <w:szCs w:val="24"/>
               </w:rPr>
             </w:pPr>
             <w:r>
-              <w:t>Pedro Alonso Bolivar González</w:t>
+              <w:lastRenderedPageBreak/>
+              <w:t xml:space="preserve">Pedro Alonso </w:t>
+            </w:r>
+            <w:proofErr w:type="spellStart"/>
+            <w:r>
+              <w:t>Bolivar</w:t>
+            </w:r>
+            <w:proofErr w:type="spellEnd"/>
+            <w:r>
+              <w:t xml:space="preserve"> González</w:t>
             </w:r>
           </w:p>
         </w:tc>
@@ -5448,6 +5587,7 @@
           <w:p>
             <w:pPr>
               <w:pStyle w:val="TextoTablas"/>
+              <w:spacing w:line="360" w:lineRule="auto"/>
               <w:rPr>
                 <w:szCs w:val="24"/>
                 <w:lang w:val="es-CO"/>
@@ -5470,6 +5610,7 @@
           <w:p>
             <w:pPr>
               <w:pStyle w:val="TextoTablas"/>
+              <w:spacing w:line="360" w:lineRule="auto"/>
               <w:rPr>
                 <w:szCs w:val="24"/>
                 <w:lang w:val="es-CO"/>
@@ -5489,12 +5630,18 @@
           <w:p>
             <w:pPr>
               <w:pStyle w:val="TextoTablas"/>
+              <w:spacing w:line="360" w:lineRule="auto"/>
               <w:rPr>
                 <w:szCs w:val="24"/>
               </w:rPr>
             </w:pPr>
-            <w:r>
-              <w:t>Maria Alejandra Vera Briceño</w:t>
+            <w:proofErr w:type="spellStart"/>
+            <w:r>
+              <w:t>Maria</w:t>
+            </w:r>
+            <w:proofErr w:type="spellEnd"/>
+            <w:r>
+              <w:t xml:space="preserve"> Alejandra Vera Briceño</w:t>
             </w:r>
           </w:p>
         </w:tc>
@@ -5505,6 +5652,7 @@
           <w:p>
             <w:pPr>
               <w:pStyle w:val="TextoTablas"/>
+              <w:spacing w:line="360" w:lineRule="auto"/>
               <w:rPr>
                 <w:szCs w:val="24"/>
                 <w:lang w:val="es-CO"/>
@@ -5522,6 +5670,7 @@
           <w:p>
             <w:pPr>
               <w:pStyle w:val="TextoTablas"/>
+              <w:spacing w:line="360" w:lineRule="auto"/>
               <w:rPr>
                 <w:szCs w:val="24"/>
                 <w:lang w:val="es-CO"/>
@@ -5544,6 +5693,7 @@
           <w:p>
             <w:pPr>
               <w:pStyle w:val="TextoTablas"/>
+              <w:spacing w:line="360" w:lineRule="auto"/>
               <w:rPr>
                 <w:szCs w:val="24"/>
               </w:rPr>
@@ -5563,6 +5713,7 @@
           <w:p>
             <w:pPr>
               <w:pStyle w:val="TextoTablas"/>
+              <w:spacing w:line="360" w:lineRule="auto"/>
               <w:rPr>
                 <w:szCs w:val="24"/>
                 <w:lang w:val="es-CO"/>
@@ -5583,6 +5734,7 @@
           <w:p>
             <w:pPr>
               <w:pStyle w:val="TextoTablas"/>
+              <w:spacing w:line="360" w:lineRule="auto"/>
               <w:rPr>
                 <w:szCs w:val="24"/>
                 <w:lang w:val="es-CO"/>
@@ -5605,6 +5757,7 @@
           <w:p>
             <w:pPr>
               <w:pStyle w:val="TextoTablas"/>
+              <w:spacing w:line="360" w:lineRule="auto"/>
               <w:rPr>
                 <w:szCs w:val="24"/>
               </w:rPr>
@@ -5613,7 +5766,6 @@
               <w:rPr>
                 <w:szCs w:val="24"/>
               </w:rPr>
-              <w:lastRenderedPageBreak/>
               <w:t>Jorge Eduardo Rueda Peña</w:t>
             </w:r>
           </w:p>
@@ -5625,6 +5777,7 @@
           <w:p>
             <w:pPr>
               <w:pStyle w:val="TextoTablas"/>
+              <w:spacing w:line="360" w:lineRule="auto"/>
               <w:rPr>
                 <w:szCs w:val="24"/>
                 <w:lang w:val="es-CO"/>
@@ -5645,6 +5798,7 @@
           <w:p>
             <w:pPr>
               <w:pStyle w:val="TextoTablas"/>
+              <w:spacing w:line="360" w:lineRule="auto"/>
               <w:rPr>
                 <w:szCs w:val="24"/>
                 <w:lang w:val="es-CO"/>
@@ -5682,7 +5836,7 @@
 </file>
 
 <file path=word/endnotes.xml><?xml version="1.0" encoding="utf-8"?>
-<w:endnotes xmlns:wpc="http://schemas.microsoft.com/office/word/2010/wordprocessingCanvas" xmlns:cx="http://schemas.microsoft.com/office/drawing/2014/chartex" xmlns:cx1="http://schemas.microsoft.com/office/drawing/2015/9/8/chartex" xmlns:cx2="http://schemas.microsoft.com/office/drawing/2015/10/21/chartex" xmlns:cx3="http://schemas.microsoft.com/office/drawing/2016/5/9/chartex" xmlns:cx4="http://schemas.microsoft.com/office/drawing/2016/5/10/chartex" xmlns:cx5="http://schemas.microsoft.com/office/drawing/2016/5/11/chartex" xmlns:cx6="http://schemas.microsoft.com/office/drawing/2016/5/12/chartex" xmlns:cx7="http://schemas.microsoft.com/office/drawing/2016/5/13/chartex" xmlns:cx8="http://schemas.microsoft.com/office/drawing/2016/5/14/chartex" xmlns:mc="http://schemas.openxmlformats.org/markup-compatibility/2006" xmlns:aink="http://schemas.microsoft.com/office/drawing/2016/ink" xmlns:am3d="http://schemas.microsoft.com/office/drawing/2017/model3d" xmlns:o="urn:schemas-microsoft-com:office:office" xmlns:oel="http://schemas.microsoft.com/office/2019/extlst" xmlns:r="http://schemas.openxmlformats.org/officeDocument/2006/relationships" xmlns:m="http://schemas.openxmlformats.org/officeDocument/2006/math" xmlns:v="urn:schemas-microsoft-com:vml" xmlns:wp14="http://schemas.microsoft.com/office/word/2010/wordprocessingDrawing" xmlns:wp="http://schemas.openxmlformats.org/drawingml/2006/wordprocessingDrawing" xmlns:w10="urn:schemas-microsoft-com:office:word" xmlns:w="http://schemas.openxmlformats.org/wordprocessingml/2006/main" xmlns:w14="http://schemas.microsoft.com/office/word/2010/wordml" xmlns:w15="http://schemas.microsoft.com/office/word/2012/wordml" xmlns:w16cei="http://schemas.microsoft.com/office/word/2026/wordml/cei" xmlns:w16cex="http://schemas.microsoft.com/office/word/2018/wordml/cex" xmlns:w16cid="http://schemas.microsoft.com/office/word/2016/wordml/cid" xmlns:w16="http://schemas.microsoft.com/office/word/2018/wordml" xmlns:w16du="http://schemas.microsoft.com/office/word/2023/wordml/word16du" xmlns:w16sdtdh="http://schemas.microsoft.com/office/word/2020/wordml/sdtdatahash" xmlns:w16sdtfl="http://schemas.microsoft.com/office/word/2024/wordml/sdtformatlock" xmlns:w16se="http://schemas.microsoft.com/office/word/2015/wordml/symex" xmlns:wpg="http://schemas.microsoft.com/office/word/2010/wordprocessingGroup" xmlns:wpi="http://schemas.microsoft.com/office/word/2010/wordprocessingInk" xmlns:wne="http://schemas.microsoft.com/office/word/2006/wordml" xmlns:wps="http://schemas.microsoft.com/office/word/2010/wordprocessingShape" mc:Ignorable="w14 w15 w16se w16cid w16 w16cex w16sdtdh w16sdtfl w16du wp14">
+<w:endnotes xmlns:wpc="http://schemas.microsoft.com/office/word/2010/wordprocessingCanvas" xmlns:cx="http://schemas.microsoft.com/office/drawing/2014/chartex" xmlns:cx1="http://schemas.microsoft.com/office/drawing/2015/9/8/chartex" xmlns:cx2="http://schemas.microsoft.com/office/drawing/2015/10/21/chartex" xmlns:cx3="http://schemas.microsoft.com/office/drawing/2016/5/9/chartex" xmlns:cx4="http://schemas.microsoft.com/office/drawing/2016/5/10/chartex" xmlns:cx5="http://schemas.microsoft.com/office/drawing/2016/5/11/chartex" xmlns:cx6="http://schemas.microsoft.com/office/drawing/2016/5/12/chartex" xmlns:cx7="http://schemas.microsoft.com/office/drawing/2016/5/13/chartex" xmlns:cx8="http://schemas.microsoft.com/office/drawing/2016/5/14/chartex" xmlns:mc="http://schemas.openxmlformats.org/markup-compatibility/2006" xmlns:aink="http://schemas.microsoft.com/office/drawing/2016/ink" xmlns:am3d="http://schemas.microsoft.com/office/drawing/2017/model3d" xmlns:o="urn:schemas-microsoft-com:office:office" xmlns:r="http://schemas.openxmlformats.org/officeDocument/2006/relationships" xmlns:m="http://schemas.openxmlformats.org/officeDocument/2006/math" xmlns:v="urn:schemas-microsoft-com:vml" xmlns:wp14="http://schemas.microsoft.com/office/word/2010/wordprocessingDrawing" xmlns:wp="http://schemas.openxmlformats.org/drawingml/2006/wordprocessingDrawing" xmlns:w10="urn:schemas-microsoft-com:office:word" xmlns:w="http://schemas.openxmlformats.org/wordprocessingml/2006/main" xmlns:w14="http://schemas.microsoft.com/office/word/2010/wordml" xmlns:w15="http://schemas.microsoft.com/office/word/2012/wordml" xmlns:w16cid="http://schemas.microsoft.com/office/word/2016/wordml/cid" xmlns:w16se="http://schemas.microsoft.com/office/word/2015/wordml/symex" xmlns:wpg="http://schemas.microsoft.com/office/word/2010/wordprocessingGroup" xmlns:wpi="http://schemas.microsoft.com/office/word/2010/wordprocessingInk" xmlns:wne="http://schemas.microsoft.com/office/word/2006/wordml" xmlns:wps="http://schemas.microsoft.com/office/word/2010/wordprocessingShape" mc:Ignorable="w14 w15 w16se w16cid wp14">
   <w:endnote w:type="separator" w:id="-1">
     <w:p>
       <w:pPr>
@@ -5707,7 +5861,7 @@
 </file>
 
 <file path=word/footer1.xml><?xml version="1.0" encoding="utf-8"?>
-<w:ftr xmlns:wpc="http://schemas.microsoft.com/office/word/2010/wordprocessingCanvas" xmlns:cx="http://schemas.microsoft.com/office/drawing/2014/chartex" xmlns:cx1="http://schemas.microsoft.com/office/drawing/2015/9/8/chartex" xmlns:cx2="http://schemas.microsoft.com/office/drawing/2015/10/21/chartex" xmlns:cx3="http://schemas.microsoft.com/office/drawing/2016/5/9/chartex" xmlns:cx4="http://schemas.microsoft.com/office/drawing/2016/5/10/chartex" xmlns:cx5="http://schemas.microsoft.com/office/drawing/2016/5/11/chartex" xmlns:cx6="http://schemas.microsoft.com/office/drawing/2016/5/12/chartex" xmlns:cx7="http://schemas.microsoft.com/office/drawing/2016/5/13/chartex" xmlns:cx8="http://schemas.microsoft.com/office/drawing/2016/5/14/chartex" xmlns:mc="http://schemas.openxmlformats.org/markup-compatibility/2006" xmlns:aink="http://schemas.microsoft.com/office/drawing/2016/ink" xmlns:am3d="http://schemas.microsoft.com/office/drawing/2017/model3d" xmlns:o="urn:schemas-microsoft-com:office:office" xmlns:oel="http://schemas.microsoft.com/office/2019/extlst" xmlns:r="http://schemas.openxmlformats.org/officeDocument/2006/relationships" xmlns:m="http://schemas.openxmlformats.org/officeDocument/2006/math" xmlns:v="urn:schemas-microsoft-com:vml" xmlns:wp14="http://schemas.microsoft.com/office/word/2010/wordprocessingDrawing" xmlns:wp="http://schemas.openxmlformats.org/drawingml/2006/wordprocessingDrawing" xmlns:w10="urn:schemas-microsoft-com:office:word" xmlns:w="http://schemas.openxmlformats.org/wordprocessingml/2006/main" xmlns:w14="http://schemas.microsoft.com/office/word/2010/wordml" xmlns:w15="http://schemas.microsoft.com/office/word/2012/wordml" xmlns:w16cei="http://schemas.microsoft.com/office/word/2026/wordml/cei" xmlns:w16cex="http://schemas.microsoft.com/office/word/2018/wordml/cex" xmlns:w16cid="http://schemas.microsoft.com/office/word/2016/wordml/cid" xmlns:w16="http://schemas.microsoft.com/office/word/2018/wordml" xmlns:w16du="http://schemas.microsoft.com/office/word/2023/wordml/word16du" xmlns:w16sdtdh="http://schemas.microsoft.com/office/word/2020/wordml/sdtdatahash" xmlns:w16sdtfl="http://schemas.microsoft.com/office/word/2024/wordml/sdtformatlock" xmlns:w16se="http://schemas.microsoft.com/office/word/2015/wordml/symex" xmlns:wpg="http://schemas.microsoft.com/office/word/2010/wordprocessingGroup" xmlns:wpi="http://schemas.microsoft.com/office/word/2010/wordprocessingInk" xmlns:wne="http://schemas.microsoft.com/office/word/2006/wordml" xmlns:wps="http://schemas.microsoft.com/office/word/2010/wordprocessingShape" mc:Ignorable="w14 w15 w16se w16cid w16 w16cex w16sdtdh w16sdtfl w16du wp14">
+<w:ftr xmlns:wpc="http://schemas.microsoft.com/office/word/2010/wordprocessingCanvas" xmlns:cx="http://schemas.microsoft.com/office/drawing/2014/chartex" xmlns:cx1="http://schemas.microsoft.com/office/drawing/2015/9/8/chartex" xmlns:cx2="http://schemas.microsoft.com/office/drawing/2015/10/21/chartex" xmlns:cx3="http://schemas.microsoft.com/office/drawing/2016/5/9/chartex" xmlns:cx4="http://schemas.microsoft.com/office/drawing/2016/5/10/chartex" xmlns:cx5="http://schemas.microsoft.com/office/drawing/2016/5/11/chartex" xmlns:cx6="http://schemas.microsoft.com/office/drawing/2016/5/12/chartex" xmlns:cx7="http://schemas.microsoft.com/office/drawing/2016/5/13/chartex" xmlns:cx8="http://schemas.microsoft.com/office/drawing/2016/5/14/chartex" xmlns:mc="http://schemas.openxmlformats.org/markup-compatibility/2006" xmlns:aink="http://schemas.microsoft.com/office/drawing/2016/ink" xmlns:am3d="http://schemas.microsoft.com/office/drawing/2017/model3d" xmlns:o="urn:schemas-microsoft-com:office:office" xmlns:r="http://schemas.openxmlformats.org/officeDocument/2006/relationships" xmlns:m="http://schemas.openxmlformats.org/officeDocument/2006/math" xmlns:v="urn:schemas-microsoft-com:vml" xmlns:wp14="http://schemas.microsoft.com/office/word/2010/wordprocessingDrawing" xmlns:wp="http://schemas.openxmlformats.org/drawingml/2006/wordprocessingDrawing" xmlns:w10="urn:schemas-microsoft-com:office:word" xmlns:w="http://schemas.openxmlformats.org/wordprocessingml/2006/main" xmlns:w14="http://schemas.microsoft.com/office/word/2010/wordml" xmlns:w15="http://schemas.microsoft.com/office/word/2012/wordml" xmlns:w16cid="http://schemas.microsoft.com/office/word/2016/wordml/cid" xmlns:w16se="http://schemas.microsoft.com/office/word/2015/wordml/symex" xmlns:wpg="http://schemas.microsoft.com/office/word/2010/wordprocessingGroup" xmlns:wpi="http://schemas.microsoft.com/office/word/2010/wordprocessingInk" xmlns:wne="http://schemas.microsoft.com/office/word/2006/wordml" xmlns:wps="http://schemas.microsoft.com/office/word/2010/wordprocessingShape" mc:Ignorable="w14 w15 w16se w16cid wp14">
   <w:sdt>
     <w:sdtPr>
       <w:id w:val="-1465197936"/>
@@ -5716,6 +5870,7 @@
         <w:docPartUnique/>
       </w:docPartObj>
     </w:sdtPr>
+    <w:sdtEndPr/>
     <w:sdtContent>
       <w:p>
         <w:pPr>
@@ -5752,7 +5907,7 @@
 </file>
 
 <file path=word/footnotes.xml><?xml version="1.0" encoding="utf-8"?>
-<w:footnotes xmlns:wpc="http://schemas.microsoft.com/office/word/2010/wordprocessingCanvas" xmlns:cx="http://schemas.microsoft.com/office/drawing/2014/chartex" xmlns:cx1="http://schemas.microsoft.com/office/drawing/2015/9/8/chartex" xmlns:cx2="http://schemas.microsoft.com/office/drawing/2015/10/21/chartex" xmlns:cx3="http://schemas.microsoft.com/office/drawing/2016/5/9/chartex" xmlns:cx4="http://schemas.microsoft.com/office/drawing/2016/5/10/chartex" xmlns:cx5="http://schemas.microsoft.com/office/drawing/2016/5/11/chartex" xmlns:cx6="http://schemas.microsoft.com/office/drawing/2016/5/12/chartex" xmlns:cx7="http://schemas.microsoft.com/office/drawing/2016/5/13/chartex" xmlns:cx8="http://schemas.microsoft.com/office/drawing/2016/5/14/chartex" xmlns:mc="http://schemas.openxmlformats.org/markup-compatibility/2006" xmlns:aink="http://schemas.microsoft.com/office/drawing/2016/ink" xmlns:am3d="http://schemas.microsoft.com/office/drawing/2017/model3d" xmlns:o="urn:schemas-microsoft-com:office:office" xmlns:oel="http://schemas.microsoft.com/office/2019/extlst" xmlns:r="http://schemas.openxmlformats.org/officeDocument/2006/relationships" xmlns:m="http://schemas.openxmlformats.org/officeDocument/2006/math" xmlns:v="urn:schemas-microsoft-com:vml" xmlns:wp14="http://schemas.microsoft.com/office/word/2010/wordprocessingDrawing" xmlns:wp="http://schemas.openxmlformats.org/drawingml/2006/wordprocessingDrawing" xmlns:w10="urn:schemas-microsoft-com:office:word" xmlns:w="http://schemas.openxmlformats.org/wordprocessingml/2006/main" xmlns:w14="http://schemas.microsoft.com/office/word/2010/wordml" xmlns:w15="http://schemas.microsoft.com/office/word/2012/wordml" xmlns:w16cei="http://schemas.microsoft.com/office/word/2026/wordml/cei" xmlns:w16cex="http://schemas.microsoft.com/office/word/2018/wordml/cex" xmlns:w16cid="http://schemas.microsoft.com/office/word/2016/wordml/cid" xmlns:w16="http://schemas.microsoft.com/office/word/2018/wordml" xmlns:w16du="http://schemas.microsoft.com/office/word/2023/wordml/word16du" xmlns:w16sdtdh="http://schemas.microsoft.com/office/word/2020/wordml/sdtdatahash" xmlns:w16sdtfl="http://schemas.microsoft.com/office/word/2024/wordml/sdtformatlock" xmlns:w16se="http://schemas.microsoft.com/office/word/2015/wordml/symex" xmlns:wpg="http://schemas.microsoft.com/office/word/2010/wordprocessingGroup" xmlns:wpi="http://schemas.microsoft.com/office/word/2010/wordprocessingInk" xmlns:wne="http://schemas.microsoft.com/office/word/2006/wordml" xmlns:wps="http://schemas.microsoft.com/office/word/2010/wordprocessingShape" mc:Ignorable="w14 w15 w16se w16cid w16 w16cex w16sdtdh w16sdtfl w16du wp14">
+<w:footnotes xmlns:wpc="http://schemas.microsoft.com/office/word/2010/wordprocessingCanvas" xmlns:cx="http://schemas.microsoft.com/office/drawing/2014/chartex" xmlns:cx1="http://schemas.microsoft.com/office/drawing/2015/9/8/chartex" xmlns:cx2="http://schemas.microsoft.com/office/drawing/2015/10/21/chartex" xmlns:cx3="http://schemas.microsoft.com/office/drawing/2016/5/9/chartex" xmlns:cx4="http://schemas.microsoft.com/office/drawing/2016/5/10/chartex" xmlns:cx5="http://schemas.microsoft.com/office/drawing/2016/5/11/chartex" xmlns:cx6="http://schemas.microsoft.com/office/drawing/2016/5/12/chartex" xmlns:cx7="http://schemas.microsoft.com/office/drawing/2016/5/13/chartex" xmlns:cx8="http://schemas.microsoft.com/office/drawing/2016/5/14/chartex" xmlns:mc="http://schemas.openxmlformats.org/markup-compatibility/2006" xmlns:aink="http://schemas.microsoft.com/office/drawing/2016/ink" xmlns:am3d="http://schemas.microsoft.com/office/drawing/2017/model3d" xmlns:o="urn:schemas-microsoft-com:office:office" xmlns:r="http://schemas.openxmlformats.org/officeDocument/2006/relationships" xmlns:m="http://schemas.openxmlformats.org/officeDocument/2006/math" xmlns:v="urn:schemas-microsoft-com:vml" xmlns:wp14="http://schemas.microsoft.com/office/word/2010/wordprocessingDrawing" xmlns:wp="http://schemas.openxmlformats.org/drawingml/2006/wordprocessingDrawing" xmlns:w10="urn:schemas-microsoft-com:office:word" xmlns:w="http://schemas.openxmlformats.org/wordprocessingml/2006/main" xmlns:w14="http://schemas.microsoft.com/office/word/2010/wordml" xmlns:w15="http://schemas.microsoft.com/office/word/2012/wordml" xmlns:w16cid="http://schemas.microsoft.com/office/word/2016/wordml/cid" xmlns:w16se="http://schemas.microsoft.com/office/word/2015/wordml/symex" xmlns:wpg="http://schemas.microsoft.com/office/word/2010/wordprocessingGroup" xmlns:wpi="http://schemas.microsoft.com/office/word/2010/wordprocessingInk" xmlns:wne="http://schemas.microsoft.com/office/word/2006/wordml" xmlns:wps="http://schemas.microsoft.com/office/word/2010/wordprocessingShape" mc:Ignorable="w14 w15 w16se w16cid wp14">
   <w:footnote w:type="separator" w:id="-1">
     <w:p>
       <w:pPr>
@@ -5777,7 +5932,7 @@
 </file>
 
 <file path=word/header1.xml><?xml version="1.0" encoding="utf-8"?>
-<w:hdr xmlns:wpc="http://schemas.microsoft.com/office/word/2010/wordprocessingCanvas" xmlns:cx="http://schemas.microsoft.com/office/drawing/2014/chartex" xmlns:cx1="http://schemas.microsoft.com/office/drawing/2015/9/8/chartex" xmlns:cx2="http://schemas.microsoft.com/office/drawing/2015/10/21/chartex" xmlns:cx3="http://schemas.microsoft.com/office/drawing/2016/5/9/chartex" xmlns:cx4="http://schemas.microsoft.com/office/drawing/2016/5/10/chartex" xmlns:cx5="http://schemas.microsoft.com/office/drawing/2016/5/11/chartex" xmlns:cx6="http://schemas.microsoft.com/office/drawing/2016/5/12/chartex" xmlns:cx7="http://schemas.microsoft.com/office/drawing/2016/5/13/chartex" xmlns:cx8="http://schemas.microsoft.com/office/drawing/2016/5/14/chartex" xmlns:mc="http://schemas.openxmlformats.org/markup-compatibility/2006" xmlns:aink="http://schemas.microsoft.com/office/drawing/2016/ink" xmlns:am3d="http://schemas.microsoft.com/office/drawing/2017/model3d" xmlns:o="urn:schemas-microsoft-com:office:office" xmlns:oel="http://schemas.microsoft.com/office/2019/extlst" xmlns:r="http://schemas.openxmlformats.org/officeDocument/2006/relationships" xmlns:m="http://schemas.openxmlformats.org/officeDocument/2006/math" xmlns:v="urn:schemas-microsoft-com:vml" xmlns:wp14="http://schemas.microsoft.com/office/word/2010/wordprocessingDrawing" xmlns:wp="http://schemas.openxmlformats.org/drawingml/2006/wordprocessingDrawing" xmlns:w10="urn:schemas-microsoft-com:office:word" xmlns:w="http://schemas.openxmlformats.org/wordprocessingml/2006/main" xmlns:w14="http://schemas.microsoft.com/office/word/2010/wordml" xmlns:w15="http://schemas.microsoft.com/office/word/2012/wordml" xmlns:w16cei="http://schemas.microsoft.com/office/word/2026/wordml/cei" xmlns:w16cex="http://schemas.microsoft.com/office/word/2018/wordml/cex" xmlns:w16cid="http://schemas.microsoft.com/office/word/2016/wordml/cid" xmlns:w16="http://schemas.microsoft.com/office/word/2018/wordml" xmlns:w16du="http://schemas.microsoft.com/office/word/2023/wordml/word16du" xmlns:w16sdtdh="http://schemas.microsoft.com/office/word/2020/wordml/sdtdatahash" xmlns:w16sdtfl="http://schemas.microsoft.com/office/word/2024/wordml/sdtformatlock" xmlns:w16se="http://schemas.microsoft.com/office/word/2015/wordml/symex" xmlns:wpg="http://schemas.microsoft.com/office/word/2010/wordprocessingGroup" xmlns:wpi="http://schemas.microsoft.com/office/word/2010/wordprocessingInk" xmlns:wne="http://schemas.microsoft.com/office/word/2006/wordml" xmlns:wps="http://schemas.microsoft.com/office/word/2010/wordprocessingShape" mc:Ignorable="w14 w15 w16se w16cid w16 w16cex w16sdtdh w16sdtfl w16du wp14">
+<w:hdr xmlns:wpc="http://schemas.microsoft.com/office/word/2010/wordprocessingCanvas" xmlns:cx="http://schemas.microsoft.com/office/drawing/2014/chartex" xmlns:cx1="http://schemas.microsoft.com/office/drawing/2015/9/8/chartex" xmlns:cx2="http://schemas.microsoft.com/office/drawing/2015/10/21/chartex" xmlns:cx3="http://schemas.microsoft.com/office/drawing/2016/5/9/chartex" xmlns:cx4="http://schemas.microsoft.com/office/drawing/2016/5/10/chartex" xmlns:cx5="http://schemas.microsoft.com/office/drawing/2016/5/11/chartex" xmlns:cx6="http://schemas.microsoft.com/office/drawing/2016/5/12/chartex" xmlns:cx7="http://schemas.microsoft.com/office/drawing/2016/5/13/chartex" xmlns:cx8="http://schemas.microsoft.com/office/drawing/2016/5/14/chartex" xmlns:mc="http://schemas.openxmlformats.org/markup-compatibility/2006" xmlns:aink="http://schemas.microsoft.com/office/drawing/2016/ink" xmlns:am3d="http://schemas.microsoft.com/office/drawing/2017/model3d" xmlns:o="urn:schemas-microsoft-com:office:office" xmlns:r="http://schemas.openxmlformats.org/officeDocument/2006/relationships" xmlns:m="http://schemas.openxmlformats.org/officeDocument/2006/math" xmlns:v="urn:schemas-microsoft-com:vml" xmlns:wp14="http://schemas.microsoft.com/office/word/2010/wordprocessingDrawing" xmlns:wp="http://schemas.openxmlformats.org/drawingml/2006/wordprocessingDrawing" xmlns:w10="urn:schemas-microsoft-com:office:word" xmlns:w="http://schemas.openxmlformats.org/wordprocessingml/2006/main" xmlns:w14="http://schemas.microsoft.com/office/word/2010/wordml" xmlns:w15="http://schemas.microsoft.com/office/word/2012/wordml" xmlns:w16cid="http://schemas.microsoft.com/office/word/2016/wordml/cid" xmlns:w16se="http://schemas.microsoft.com/office/word/2015/wordml/symex" xmlns:wpg="http://schemas.microsoft.com/office/word/2010/wordprocessingGroup" xmlns:wpi="http://schemas.microsoft.com/office/word/2010/wordprocessingInk" xmlns:wne="http://schemas.microsoft.com/office/word/2006/wordml" xmlns:wps="http://schemas.microsoft.com/office/word/2010/wordprocessingShape" mc:Ignorable="w14 w15 w16se w16cid wp14">
   <w:p>
     <w:pPr>
       <w:pStyle w:val="Encabezado"/>
@@ -5863,7 +6018,7 @@
 </file>
 
 <file path=word/numbering.xml><?xml version="1.0" encoding="utf-8"?>
-<w:numbering xmlns:wpc="http://schemas.microsoft.com/office/word/2010/wordprocessingCanvas" xmlns:cx="http://schemas.microsoft.com/office/drawing/2014/chartex" xmlns:cx1="http://schemas.microsoft.com/office/drawing/2015/9/8/chartex" xmlns:cx2="http://schemas.microsoft.com/office/drawing/2015/10/21/chartex" xmlns:cx3="http://schemas.microsoft.com/office/drawing/2016/5/9/chartex" xmlns:cx4="http://schemas.microsoft.com/office/drawing/2016/5/10/chartex" xmlns:cx5="http://schemas.microsoft.com/office/drawing/2016/5/11/chartex" xmlns:cx6="http://schemas.microsoft.com/office/drawing/2016/5/12/chartex" xmlns:cx7="http://schemas.microsoft.com/office/drawing/2016/5/13/chartex" xmlns:cx8="http://schemas.microsoft.com/office/drawing/2016/5/14/chartex" xmlns:mc="http://schemas.openxmlformats.org/markup-compatibility/2006" xmlns:aink="http://schemas.microsoft.com/office/drawing/2016/ink" xmlns:am3d="http://schemas.microsoft.com/office/drawing/2017/model3d" xmlns:o="urn:schemas-microsoft-com:office:office" xmlns:oel="http://schemas.microsoft.com/office/2019/extlst" xmlns:r="http://schemas.openxmlformats.org/officeDocument/2006/relationships" xmlns:m="http://schemas.openxmlformats.org/officeDocument/2006/math" xmlns:v="urn:schemas-microsoft-com:vml" xmlns:wp14="http://schemas.microsoft.com/office/word/2010/wordprocessingDrawing" xmlns:wp="http://schemas.openxmlformats.org/drawingml/2006/wordprocessingDrawing" xmlns:w10="urn:schemas-microsoft-com:office:word" xmlns:w="http://schemas.openxmlformats.org/wordprocessingml/2006/main" xmlns:w14="http://schemas.microsoft.com/office/word/2010/wordml" xmlns:w15="http://schemas.microsoft.com/office/word/2012/wordml" xmlns:w16cei="http://schemas.microsoft.com/office/word/2026/wordml/cei" xmlns:w16cex="http://schemas.microsoft.com/office/word/2018/wordml/cex" xmlns:w16cid="http://schemas.microsoft.com/office/word/2016/wordml/cid" xmlns:w16="http://schemas.microsoft.com/office/word/2018/wordml" xmlns:w16du="http://schemas.microsoft.com/office/word/2023/wordml/word16du" xmlns:w16sdtdh="http://schemas.microsoft.com/office/word/2020/wordml/sdtdatahash" xmlns:w16sdtfl="http://schemas.microsoft.com/office/word/2024/wordml/sdtformatlock" xmlns:w16se="http://schemas.microsoft.com/office/word/2015/wordml/symex" xmlns:wpg="http://schemas.microsoft.com/office/word/2010/wordprocessingGroup" xmlns:wpi="http://schemas.microsoft.com/office/word/2010/wordprocessingInk" xmlns:wne="http://schemas.microsoft.com/office/word/2006/wordml" xmlns:wps="http://schemas.microsoft.com/office/word/2010/wordprocessingShape" mc:Ignorable="w14 w15 w16se w16cid w16 w16cex w16sdtdh w16sdtfl w16du wp14">
+<w:numbering xmlns:wpc="http://schemas.microsoft.com/office/word/2010/wordprocessingCanvas" xmlns:cx="http://schemas.microsoft.com/office/drawing/2014/chartex" xmlns:cx1="http://schemas.microsoft.com/office/drawing/2015/9/8/chartex" xmlns:cx2="http://schemas.microsoft.com/office/drawing/2015/10/21/chartex" xmlns:cx3="http://schemas.microsoft.com/office/drawing/2016/5/9/chartex" xmlns:cx4="http://schemas.microsoft.com/office/drawing/2016/5/10/chartex" xmlns:cx5="http://schemas.microsoft.com/office/drawing/2016/5/11/chartex" xmlns:cx6="http://schemas.microsoft.com/office/drawing/2016/5/12/chartex" xmlns:cx7="http://schemas.microsoft.com/office/drawing/2016/5/13/chartex" xmlns:cx8="http://schemas.microsoft.com/office/drawing/2016/5/14/chartex" xmlns:mc="http://schemas.openxmlformats.org/markup-compatibility/2006" xmlns:aink="http://schemas.microsoft.com/office/drawing/2016/ink" xmlns:am3d="http://schemas.microsoft.com/office/drawing/2017/model3d" xmlns:o="urn:schemas-microsoft-com:office:office" xmlns:r="http://schemas.openxmlformats.org/officeDocument/2006/relationships" xmlns:m="http://schemas.openxmlformats.org/officeDocument/2006/math" xmlns:v="urn:schemas-microsoft-com:vml" xmlns:wp14="http://schemas.microsoft.com/office/word/2010/wordprocessingDrawing" xmlns:wp="http://schemas.openxmlformats.org/drawingml/2006/wordprocessingDrawing" xmlns:w10="urn:schemas-microsoft-com:office:word" xmlns:w="http://schemas.openxmlformats.org/wordprocessingml/2006/main" xmlns:w14="http://schemas.microsoft.com/office/word/2010/wordml" xmlns:w15="http://schemas.microsoft.com/office/word/2012/wordml" xmlns:w16cid="http://schemas.microsoft.com/office/word/2016/wordml/cid" xmlns:w16se="http://schemas.microsoft.com/office/word/2015/wordml/symex" xmlns:wpg="http://schemas.microsoft.com/office/word/2010/wordprocessingGroup" xmlns:wpi="http://schemas.microsoft.com/office/word/2010/wordprocessingInk" xmlns:wne="http://schemas.microsoft.com/office/word/2006/wordml" xmlns:wps="http://schemas.microsoft.com/office/word/2010/wordprocessingShape" mc:Ignorable="w14 w15 w16se w16cid wp14">
   <w:abstractNum w:abstractNumId="0" w15:restartNumberingAfterBreak="0">
     <w:nsid w:val="FFFFFF89"/>
     <w:multiLevelType w:val="singleLevel"/>
@@ -9515,109 +9670,109 @@
       </w:rPr>
     </w:lvl>
   </w:abstractNum>
-  <w:num w:numId="1" w16cid:durableId="961690007">
+  <w:num w:numId="1">
     <w:abstractNumId w:val="0"/>
   </w:num>
-  <w:num w:numId="2" w16cid:durableId="1408579278">
+  <w:num w:numId="2">
     <w:abstractNumId w:val="11"/>
   </w:num>
-  <w:num w:numId="3" w16cid:durableId="1282810569">
+  <w:num w:numId="3">
     <w:abstractNumId w:val="25"/>
   </w:num>
-  <w:num w:numId="4" w16cid:durableId="740637922">
+  <w:num w:numId="4">
     <w:abstractNumId w:val="16"/>
   </w:num>
-  <w:num w:numId="5" w16cid:durableId="490603351">
+  <w:num w:numId="5">
     <w:abstractNumId w:val="18"/>
   </w:num>
-  <w:num w:numId="6" w16cid:durableId="2039238839">
+  <w:num w:numId="6">
     <w:abstractNumId w:val="12"/>
   </w:num>
-  <w:num w:numId="7" w16cid:durableId="1452047594">
+  <w:num w:numId="7">
     <w:abstractNumId w:val="26"/>
   </w:num>
-  <w:num w:numId="8" w16cid:durableId="1028529904">
+  <w:num w:numId="8">
     <w:abstractNumId w:val="20"/>
   </w:num>
-  <w:num w:numId="9" w16cid:durableId="2037463753">
+  <w:num w:numId="9">
     <w:abstractNumId w:val="7"/>
   </w:num>
-  <w:num w:numId="10" w16cid:durableId="1033504658">
+  <w:num w:numId="10">
     <w:abstractNumId w:val="34"/>
   </w:num>
-  <w:num w:numId="11" w16cid:durableId="1329363969">
+  <w:num w:numId="11">
     <w:abstractNumId w:val="14"/>
   </w:num>
-  <w:num w:numId="12" w16cid:durableId="1083646080">
+  <w:num w:numId="12">
     <w:abstractNumId w:val="17"/>
   </w:num>
-  <w:num w:numId="13" w16cid:durableId="100806547">
+  <w:num w:numId="13">
     <w:abstractNumId w:val="10"/>
   </w:num>
-  <w:num w:numId="14" w16cid:durableId="172377244">
+  <w:num w:numId="14">
     <w:abstractNumId w:val="4"/>
   </w:num>
-  <w:num w:numId="15" w16cid:durableId="457919076">
+  <w:num w:numId="15">
     <w:abstractNumId w:val="1"/>
   </w:num>
-  <w:num w:numId="16" w16cid:durableId="299304949">
+  <w:num w:numId="16">
     <w:abstractNumId w:val="2"/>
   </w:num>
-  <w:num w:numId="17" w16cid:durableId="1702049587">
+  <w:num w:numId="17">
     <w:abstractNumId w:val="8"/>
   </w:num>
-  <w:num w:numId="18" w16cid:durableId="192693312">
+  <w:num w:numId="18">
     <w:abstractNumId w:val="27"/>
   </w:num>
-  <w:num w:numId="19" w16cid:durableId="1884558372">
+  <w:num w:numId="19">
     <w:abstractNumId w:val="22"/>
   </w:num>
-  <w:num w:numId="20" w16cid:durableId="1449660149">
+  <w:num w:numId="20">
     <w:abstractNumId w:val="24"/>
   </w:num>
-  <w:num w:numId="21" w16cid:durableId="1615670098">
+  <w:num w:numId="21">
     <w:abstractNumId w:val="28"/>
   </w:num>
-  <w:num w:numId="22" w16cid:durableId="2002929544">
+  <w:num w:numId="22">
     <w:abstractNumId w:val="13"/>
   </w:num>
-  <w:num w:numId="23" w16cid:durableId="771245562">
+  <w:num w:numId="23">
     <w:abstractNumId w:val="6"/>
   </w:num>
-  <w:num w:numId="24" w16cid:durableId="824277199">
+  <w:num w:numId="24">
     <w:abstractNumId w:val="29"/>
   </w:num>
-  <w:num w:numId="25" w16cid:durableId="1716536675">
+  <w:num w:numId="25">
     <w:abstractNumId w:val="9"/>
   </w:num>
-  <w:num w:numId="26" w16cid:durableId="1892502170">
+  <w:num w:numId="26">
     <w:abstractNumId w:val="5"/>
   </w:num>
-  <w:num w:numId="27" w16cid:durableId="1515916358">
+  <w:num w:numId="27">
     <w:abstractNumId w:val="19"/>
   </w:num>
-  <w:num w:numId="28" w16cid:durableId="730080331">
+  <w:num w:numId="28">
     <w:abstractNumId w:val="23"/>
   </w:num>
-  <w:num w:numId="29" w16cid:durableId="434327732">
+  <w:num w:numId="29">
     <w:abstractNumId w:val="32"/>
   </w:num>
-  <w:num w:numId="30" w16cid:durableId="544174441">
+  <w:num w:numId="30">
     <w:abstractNumId w:val="31"/>
   </w:num>
-  <w:num w:numId="31" w16cid:durableId="1264993055">
+  <w:num w:numId="31">
     <w:abstractNumId w:val="3"/>
   </w:num>
-  <w:num w:numId="32" w16cid:durableId="989362032">
+  <w:num w:numId="32">
     <w:abstractNumId w:val="21"/>
   </w:num>
-  <w:num w:numId="33" w16cid:durableId="1644315504">
+  <w:num w:numId="33">
     <w:abstractNumId w:val="15"/>
   </w:num>
-  <w:num w:numId="34" w16cid:durableId="20205778">
+  <w:num w:numId="34">
     <w:abstractNumId w:val="33"/>
   </w:num>
-  <w:num w:numId="35" w16cid:durableId="188490162">
+  <w:num w:numId="35">
     <w:abstractNumId w:val="30"/>
   </w:num>
   <w:numIdMacAtCleanup w:val="21"/>
@@ -9625,7 +9780,7 @@
 </file>
 
 <file path=word/styles.xml><?xml version="1.0" encoding="utf-8"?>
-<w:styles xmlns:mc="http://schemas.openxmlformats.org/markup-compatibility/2006" xmlns:r="http://schemas.openxmlformats.org/officeDocument/2006/relationships" xmlns:w="http://schemas.openxmlformats.org/wordprocessingml/2006/main" xmlns:w14="http://schemas.microsoft.com/office/word/2010/wordml" xmlns:w15="http://schemas.microsoft.com/office/word/2012/wordml" xmlns:w16cex="http://schemas.microsoft.com/office/word/2018/wordml/cex" xmlns:w16cid="http://schemas.microsoft.com/office/word/2016/wordml/cid" xmlns:w16="http://schemas.microsoft.com/office/word/2018/wordml" xmlns:w16du="http://schemas.microsoft.com/office/word/2023/wordml/word16du" xmlns:w16sdtdh="http://schemas.microsoft.com/office/word/2020/wordml/sdtdatahash" xmlns:w16sdtfl="http://schemas.microsoft.com/office/word/2024/wordml/sdtformatlock" xmlns:w16se="http://schemas.microsoft.com/office/word/2015/wordml/symex" mc:Ignorable="w14 w15 w16se w16cid w16 w16cex w16sdtdh w16sdtfl w16du">
+<w:styles xmlns:mc="http://schemas.openxmlformats.org/markup-compatibility/2006" xmlns:r="http://schemas.openxmlformats.org/officeDocument/2006/relationships" xmlns:w="http://schemas.openxmlformats.org/wordprocessingml/2006/main" xmlns:w14="http://schemas.microsoft.com/office/word/2010/wordml" xmlns:w15="http://schemas.microsoft.com/office/word/2012/wordml" xmlns:w16cid="http://schemas.microsoft.com/office/word/2016/wordml/cid" xmlns:w16se="http://schemas.microsoft.com/office/word/2015/wordml/symex" mc:Ignorable="w14 w15 w16se w16cid">
   <w:docDefaults>
     <w:rPrDefault>
       <w:rPr>
@@ -9643,7 +9798,7 @@
       </w:pPr>
     </w:pPrDefault>
   </w:docDefaults>
-  <w:latentStyles w:defLockedState="0" w:defUIPriority="99" w:defSemiHidden="0" w:defUnhideWhenUsed="0" w:defQFormat="0" w:count="376">
+  <w:latentStyles w:defLockedState="0" w:defUIPriority="99" w:defSemiHidden="0" w:defUnhideWhenUsed="0" w:defQFormat="0" w:count="375">
     <w:lsdException w:name="Normal" w:uiPriority="0" w:qFormat="1"/>
     <w:lsdException w:name="heading 1" w:uiPriority="9" w:qFormat="1"/>
     <w:lsdException w:name="heading 2" w:semiHidden="1" w:uiPriority="9" w:unhideWhenUsed="1" w:qFormat="1"/>
@@ -10019,7 +10174,6 @@
     <w:lsdException w:name="Smart Hyperlink" w:semiHidden="1" w:unhideWhenUsed="1"/>
     <w:lsdException w:name="Hashtag" w:semiHidden="1" w:unhideWhenUsed="1"/>
     <w:lsdException w:name="Unresolved Mention" w:semiHidden="1" w:unhideWhenUsed="1"/>
-    <w:lsdException w:name="Smart Link" w:semiHidden="1" w:unhideWhenUsed="1"/>
   </w:latentStyles>
   <w:style w:type="paragraph" w:default="1" w:styleId="Normal">
     <w:name w:val="Normal"/>
@@ -10973,7 +11127,7 @@
       </w:rPr>
     </w:tblStylePr>
   </w:style>
-  <w:style w:type="character" w:styleId="Fuerte">
+  <w:style w:type="character" w:styleId="Textoennegrita">
     <w:name w:val="Strong"/>
     <w:basedOn w:val="Fuentedeprrafopredeter"/>
     <w:uiPriority w:val="22"/>
@@ -11383,15 +11537,6 @@
 </file>
 
 <file path=customXml/item1.xml><?xml version="1.0" encoding="utf-8"?>
-<?mso-contentType ?>
-<FormTemplates xmlns="http://schemas.microsoft.com/sharepoint/v3/contenttype/forms">
-  <Display>DocumentLibraryForm</Display>
-  <Edit>DocumentLibraryForm</Edit>
-  <New>DocumentLibraryForm</New>
-</FormTemplates>
-</file>
-
-<file path=customXml/item2.xml><?xml version="1.0" encoding="utf-8"?>
 <ct:contentTypeSchema xmlns:ct="http://schemas.microsoft.com/office/2006/metadata/contentType" xmlns:ma="http://schemas.microsoft.com/office/2006/metadata/properties/metaAttributes" ct:_="" ma:_="" ma:contentTypeName="Documento" ma:contentTypeID="0x0101006A81D6BD42E8DF4C91013959704817E1" ma:contentTypeVersion="15" ma:contentTypeDescription="Crear nuevo documento." ma:contentTypeScope="" ma:versionID="bf4f72ffd194f0963ff564daca6869f7">
   <xsd:schema xmlns:xsd="http://www.w3.org/2001/XMLSchema" xmlns:xs="http://www.w3.org/2001/XMLSchema" xmlns:p="http://schemas.microsoft.com/office/2006/metadata/properties" xmlns:ns2="13c90a0b-73bc-4dc0-be5f-28d77b615beb" xmlns:ns3="13c93bba-48ce-428c-bfe5-88b42c19b028" targetNamespace="http://schemas.microsoft.com/office/2006/metadata/properties" ma:root="true" ma:fieldsID="8718d6f4873a5b1392a45044efa78385" ns2:_="" ns3:_="">
     <xsd:import namespace="13c90a0b-73bc-4dc0-be5f-28d77b615beb"/>
@@ -11626,11 +11771,7 @@
 </ct:contentTypeSchema>
 </file>
 
-<file path=customXml/item3.xml><?xml version="1.0" encoding="utf-8"?>
-<b:Sources xmlns:b="http://schemas.openxmlformats.org/officeDocument/2006/bibliography" xmlns="http://schemas.openxmlformats.org/officeDocument/2006/bibliography" SelectedStyle="\APASixthEditionOfficeOnline.xsl" StyleName="APA" Version="6"/>
-</file>
-
-<file path=customXml/item4.xml><?xml version="1.0" encoding="utf-8"?>
+<file path=customXml/item2.xml><?xml version="1.0" encoding="utf-8"?>
 <p:properties xmlns:p="http://schemas.microsoft.com/office/2006/metadata/properties" xmlns:xsi="http://www.w3.org/2001/XMLSchema-instance" xmlns:pc="http://schemas.microsoft.com/office/infopath/2007/PartnerControls">
   <documentManagement>
     <TaxCatchAll xmlns="13c90a0b-73bc-4dc0-be5f-28d77b615beb" xsi:nil="true"/>
@@ -11641,15 +11782,20 @@
 </p:properties>
 </file>
 
-<file path=customXml/itemProps1.xml><?xml version="1.0" encoding="utf-8"?>
-<ds:datastoreItem xmlns:ds="http://schemas.openxmlformats.org/officeDocument/2006/customXml" ds:itemID="{10663269-2064-4804-8290-36D4A57F5557}">
-  <ds:schemaRefs>
-    <ds:schemaRef ds:uri="http://schemas.microsoft.com/sharepoint/v3/contenttype/forms"/>
-  </ds:schemaRefs>
-</ds:datastoreItem>
+<file path=customXml/item3.xml><?xml version="1.0" encoding="utf-8"?>
+<?mso-contentType ?>
+<FormTemplates xmlns="http://schemas.microsoft.com/sharepoint/v3/contenttype/forms">
+  <Display>DocumentLibraryForm</Display>
+  <Edit>DocumentLibraryForm</Edit>
+  <New>DocumentLibraryForm</New>
+</FormTemplates>
 </file>
 
-<file path=customXml/itemProps2.xml><?xml version="1.0" encoding="utf-8"?>
+<file path=customXml/item4.xml><?xml version="1.0" encoding="utf-8"?>
+<b:Sources xmlns:b="http://schemas.openxmlformats.org/officeDocument/2006/bibliography" xmlns="http://schemas.openxmlformats.org/officeDocument/2006/bibliography" SelectedStyle="\APASixthEditionOfficeOnline.xsl" StyleName="APA" Version="6"/>
+</file>
+
+<file path=customXml/itemProps1.xml><?xml version="1.0" encoding="utf-8"?>
 <ds:datastoreItem xmlns:ds="http://schemas.openxmlformats.org/officeDocument/2006/customXml" ds:itemID="{59065960-E0CA-4804-83B5-320CBCDCC160}">
   <ds:schemaRefs>
     <ds:schemaRef ds:uri="http://schemas.microsoft.com/office/2006/metadata/contentType"/>
@@ -11668,15 +11814,7 @@
 </ds:datastoreItem>
 </file>
 
-<file path=customXml/itemProps3.xml><?xml version="1.0" encoding="utf-8"?>
-<ds:datastoreItem xmlns:ds="http://schemas.openxmlformats.org/officeDocument/2006/customXml" ds:itemID="{C8EFBBA3-EB92-4B50-B740-6D6235A2C540}">
-  <ds:schemaRefs>
-    <ds:schemaRef ds:uri="http://schemas.openxmlformats.org/officeDocument/2006/bibliography"/>
-  </ds:schemaRefs>
-</ds:datastoreItem>
-</file>
-
-<file path=customXml/itemProps4.xml><?xml version="1.0" encoding="utf-8"?>
+<file path=customXml/itemProps2.xml><?xml version="1.0" encoding="utf-8"?>
 <ds:datastoreItem xmlns:ds="http://schemas.openxmlformats.org/officeDocument/2006/customXml" ds:itemID="{1279454D-02BE-4A9C-A117-DCD1573E2608}">
   <ds:schemaRefs>
     <ds:schemaRef ds:uri="http://schemas.microsoft.com/office/2006/metadata/properties"/>
@@ -11685,4 +11823,20 @@
     <ds:schemaRef ds:uri="13c93bba-48ce-428c-bfe5-88b42c19b028"/>
   </ds:schemaRefs>
 </ds:datastoreItem>
+</file>
+
+<file path=customXml/itemProps3.xml><?xml version="1.0" encoding="utf-8"?>
+<ds:datastoreItem xmlns:ds="http://schemas.openxmlformats.org/officeDocument/2006/customXml" ds:itemID="{10663269-2064-4804-8290-36D4A57F5557}">
+  <ds:schemaRefs>
+    <ds:schemaRef ds:uri="http://schemas.microsoft.com/sharepoint/v3/contenttype/forms"/>
+  </ds:schemaRefs>
+</ds:datastoreItem>
+</file>
+
+<file path=customXml/itemProps4.xml><?xml version="1.0" encoding="utf-8"?>
+<ds:datastoreItem xmlns:ds="http://schemas.openxmlformats.org/officeDocument/2006/customXml" ds:itemID="{AEC61D08-F9CD-48EA-B4DD-8E9009AC280F}">
+  <ds:schemaRefs>
+    <ds:schemaRef ds:uri="http://schemas.openxmlformats.org/officeDocument/2006/bibliography"/>
+  </ds:schemaRefs>
+</ds:datastoreItem>
 </file>
--- a/fuentes/935507_CF03_DU.docx
+++ b/fuentes/935507_CF03_DU.docx
@@ -205,7 +205,7 @@
               </wp:anchor>
             </w:drawing>
           </mc:Choice>
-          <mc:Fallback xmlns:oel="http://schemas.microsoft.com/office/2019/extlst" xmlns:w16cex="http://schemas.microsoft.com/office/word/2018/wordml/cex" xmlns:w16="http://schemas.microsoft.com/office/word/2018/wordml" xmlns:w16sdtdh="http://schemas.microsoft.com/office/word/2020/wordml/sdtdatahash">
+          <mc:Fallback xmlns:w16sdtdh="http://schemas.microsoft.com/office/word/2020/wordml/sdtdatahash" xmlns:w16="http://schemas.microsoft.com/office/word/2018/wordml" xmlns:w16cex="http://schemas.microsoft.com/office/word/2018/wordml/cex" xmlns:oel="http://schemas.microsoft.com/office/2019/extlst">
             <w:pict>
               <v:rect w14:anchorId="4C256C62" id="Rectángulo 3" o:spid="_x0000_s1026" alt="&quot;&quot;" style="position:absolute;margin-left:-55.95pt;margin-top:26.4pt;width:613.85pt;height:164.25pt;z-index:-251655168;visibility:visible;mso-wrap-style:square;mso-height-percent:0;mso-wrap-distance-left:9pt;mso-wrap-distance-top:0;mso-wrap-distance-right:9pt;mso-wrap-distance-bottom:0;mso-position-horizontal:absolute;mso-position-horizontal-relative:text;mso-position-vertical:absolute;mso-position-vertical-relative:text;mso-height-percent:0;mso-height-relative:margin;v-text-anchor:middle" o:gfxdata="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" fillcolor="#00314d" stroked="f" strokeweight="1pt"/>
             </w:pict>
@@ -847,16 +847,7 @@
                 <w:rStyle w:val="Hipervnculo"/>
                 <w:noProof/>
               </w:rPr>
-              <w:t xml:space="preserve">1.3. Clasificación de </w:t>
-            </w:r>
-            <w:bookmarkStart w:id="0" w:name="_GoBack"/>
-            <w:bookmarkEnd w:id="0"/>
-            <w:r>
-              <w:rPr>
-                <w:rStyle w:val="Hipervnculo"/>
-                <w:noProof/>
-              </w:rPr>
-              <w:t>puntadas y costuras</w:t>
+              <w:t>1.3. Clasificación de puntadas y costuras</w:t>
             </w:r>
             <w:r>
               <w:rPr>
@@ -1509,12 +1500,12 @@
       <w:pPr>
         <w:pStyle w:val="Titulosgenerales"/>
       </w:pPr>
-      <w:bookmarkStart w:id="1" w:name="_Toc233106681"/>
+      <w:bookmarkStart w:id="0" w:name="_Toc233106681"/>
       <w:r>
         <w:lastRenderedPageBreak/>
         <w:t>Introducción</w:t>
       </w:r>
-      <w:bookmarkEnd w:id="1"/>
+      <w:bookmarkEnd w:id="0"/>
     </w:p>
     <w:p>
       <w:pPr>
@@ -1547,28 +1538,28 @@
       <w:pPr>
         <w:pStyle w:val="Ttulo1"/>
       </w:pPr>
-      <w:bookmarkStart w:id="2" w:name="_Toc233106682"/>
+      <w:bookmarkStart w:id="1" w:name="_Toc233106682"/>
       <w:r>
         <w:lastRenderedPageBreak/>
         <w:t>Partes de la maquinaria de confección</w:t>
       </w:r>
+      <w:bookmarkEnd w:id="1"/>
+    </w:p>
+    <w:p>
+      <w:r>
+        <w:t>En relación con el avance en tecnología, se han desarrollado piezas electromecánicas y electrónicas, lo cual diferencia cada máquina en su funcionamiento, así como en el mantenimiento requerido.</w:t>
+      </w:r>
+    </w:p>
+    <w:p/>
+    <w:p>
+      <w:pPr>
+        <w:pStyle w:val="Ttulo2"/>
+      </w:pPr>
+      <w:bookmarkStart w:id="2" w:name="_Toc233106683"/>
+      <w:r>
+        <w:t>Partes, mecanismos y funciones de las máquinas de confección</w:t>
+      </w:r>
       <w:bookmarkEnd w:id="2"/>
-    </w:p>
-    <w:p>
-      <w:r>
-        <w:t>En relación con el avance en tecnología, se han desarrollado piezas electromecánicas y electrónicas, lo cual diferencia cada máquina en su funcionamiento, así como en el mantenimiento requerido.</w:t>
-      </w:r>
-    </w:p>
-    <w:p/>
-    <w:p>
-      <w:pPr>
-        <w:pStyle w:val="Ttulo2"/>
-      </w:pPr>
-      <w:bookmarkStart w:id="3" w:name="_Toc233106683"/>
-      <w:r>
-        <w:t>Partes, mecanismos y funciones de las máquinas de confección</w:t>
-      </w:r>
-      <w:bookmarkEnd w:id="3"/>
     </w:p>
     <w:p>
       <w:r>
@@ -1595,7 +1586,7 @@
           <w:lang w:eastAsia="es-CO"/>
         </w:rPr>
         <w:drawing>
-          <wp:anchor distT="0" distB="0" distL="114300" distR="114300" simplePos="0" relativeHeight="251666432" behindDoc="0" locked="0" layoutInCell="1" allowOverlap="1" wp14:anchorId="5D0F1194" wp14:editId="17C4EDAB">
+          <wp:anchor distT="0" distB="0" distL="114300" distR="114300" simplePos="0" relativeHeight="251666432" behindDoc="0" locked="0" layoutInCell="1" allowOverlap="1" wp14:anchorId="5D0F1194" wp14:editId="7C37D348">
             <wp:simplePos x="0" y="0"/>
             <wp:positionH relativeFrom="margin">
               <wp:align>left</wp:align>
@@ -1606,7 +1597,7 @@
             <wp:extent cx="6143625" cy="3914775"/>
             <wp:effectExtent l="0" t="0" r="9525" b="9525"/>
             <wp:wrapNone/>
-            <wp:docPr id="1" name="Imagen 1"/>
+            <wp:docPr id="1" name="Imagen 1" descr="Figura 1. Este diagrama detalla los componentes internos y el funcionamiento mecánico de una máquina de coser industrial. La ilustración muestra la interconexión entre el árbol superior e inferior a través de un eje vertical y un sistema de piñones, permitiendo la sincronización entre el tirahílos, la barra de agujas en la cabeza y el movimiento del garfio y los dientes de arrastre en la base. El esquema identifica piezas clave como el volante, la biela, el cigüeñal y los diversos ejes que transmiten el movimiento rotativo y lineal necesario para el proceso de costura."/>
             <wp:cNvGraphicFramePr>
               <a:graphicFrameLocks xmlns:a="http://schemas.openxmlformats.org/drawingml/2006/main" noChangeAspect="1"/>
             </wp:cNvGraphicFramePr>
@@ -2245,11 +2236,11 @@
       <w:pPr>
         <w:pStyle w:val="Ttulo2"/>
       </w:pPr>
-      <w:bookmarkStart w:id="4" w:name="_Toc233106684"/>
+      <w:bookmarkStart w:id="3" w:name="_Toc233106684"/>
       <w:r>
         <w:t>Mecanismos de las máquinas de confección industrial</w:t>
       </w:r>
-      <w:bookmarkEnd w:id="4"/>
+      <w:bookmarkEnd w:id="3"/>
     </w:p>
     <w:p>
       <w:r>
@@ -2362,10 +2353,10 @@
           <w:noProof/>
         </w:rPr>
         <w:drawing>
-          <wp:inline distT="0" distB="0" distL="0" distR="0" wp14:anchorId="18F6FC5F" wp14:editId="142EE3CA">
+          <wp:inline distT="0" distB="0" distL="0" distR="0" wp14:anchorId="18F6FC5F" wp14:editId="7576FA42">
             <wp:extent cx="4482213" cy="4683943"/>
             <wp:effectExtent l="0" t="0" r="0" b="0"/>
-            <wp:docPr id="9" name="Imagen 9" descr="Figura 2. La imagen ilustra los movimientos de arrastre en una máquina de coser, responsables del desplazamiento de la tela durante la costura. El mecanismo combina el movimiento de los dientes de arrastre, el prensatelas y la aguja para avanzar el material de manera uniforme. Los movimientos A y B representan el avance y retroceso horizontal de los dientes. El movimiento C muestra la elevación y descenso de los dientes para sujetar y liberar la tela. El movimiento D integra estas acciones, permitiendo un arrastre continuo y preciso durante el proceso de costura."/>
+            <wp:docPr id="9" name="Imagen 9" descr="Figura 2. Diagrama del mecanismo de arrastre en una máquina de confección. Muestra el ciclo de movimiento de los dientes de arrastre en cuatro etapas: A) sobresalen de la placa y desplazan la tela hacia adelante; B) descienden por debajo de la placa al finalizar el avance; C) regresan a su posición inicial por debajo de la placa; y D) vuelven a elevarse para iniciar un nuevo ciclo de arrastre."/>
             <wp:cNvGraphicFramePr>
               <a:graphicFrameLocks xmlns:a="http://schemas.openxmlformats.org/drawingml/2006/main" noChangeAspect="1"/>
             </wp:cNvGraphicFramePr>
@@ -2725,11 +2716,11 @@
       <w:pPr>
         <w:pStyle w:val="Ttulo2"/>
       </w:pPr>
-      <w:bookmarkStart w:id="5" w:name="_Toc233106685"/>
+      <w:bookmarkStart w:id="4" w:name="_Toc233106685"/>
       <w:r>
         <w:t>Clasificación de puntadas y costuras</w:t>
       </w:r>
-      <w:bookmarkEnd w:id="5"/>
+      <w:bookmarkEnd w:id="4"/>
     </w:p>
     <w:p>
       <w:r>
@@ -3188,7 +3179,7 @@
       <w:pPr>
         <w:pStyle w:val="Ttulo1"/>
       </w:pPr>
-      <w:bookmarkStart w:id="6" w:name="_Toc233106686"/>
+      <w:bookmarkStart w:id="5" w:name="_Toc233106686"/>
       <w:r>
         <w:lastRenderedPageBreak/>
         <w:t>Mantenimiento</w:t>
@@ -3199,29 +3190,29 @@
       <w:r>
         <w:t xml:space="preserve"> máquinas de confección</w:t>
       </w:r>
+      <w:bookmarkEnd w:id="5"/>
+    </w:p>
+    <w:p/>
+    <w:p>
+      <w:r>
+        <w:t>La metodología Mantenimiento Productivo Total (TPM), busca en pro del trabajo en equipo, procesos cada vez más automatizados, mediante la articulación y participación en las actividades de mantenimiento, en donde el operario de la maquinaria sea corresponsable del mantenimiento, además de las personas que intervienen en el proceso productivo como supervisores, inspectores de calidad, jefe de planta, con el fin de mejorar la efectividad de todos los equipos y disminuir tiempos muertos relacionados en la operación de las máquinas.</w:t>
+      </w:r>
+    </w:p>
+    <w:p>
+      <w:r>
+        <w:t>Las metas en el mantenimiento son de cero paros, cero fallas y cero accidentes. La tarea del mantenimiento no es solo corregir la falla sino descubrir anormalidades que no son visibles para que sea total.</w:t>
+      </w:r>
+    </w:p>
+    <w:p/>
+    <w:p>
+      <w:pPr>
+        <w:pStyle w:val="Ttulo2"/>
+      </w:pPr>
+      <w:bookmarkStart w:id="6" w:name="_Toc233106687"/>
+      <w:r>
+        <w:t>Clasificación del mantenimiento en máquinas de confección</w:t>
+      </w:r>
       <w:bookmarkEnd w:id="6"/>
-    </w:p>
-    <w:p/>
-    <w:p>
-      <w:r>
-        <w:t>La metodología Mantenimiento Productivo Total (TPM), busca en pro del trabajo en equipo, procesos cada vez más automatizados, mediante la articulación y participación en las actividades de mantenimiento, en donde el operario de la maquinaria sea corresponsable del mantenimiento, además de las personas que intervienen en el proceso productivo como supervisores, inspectores de calidad, jefe de planta, con el fin de mejorar la efectividad de todos los equipos y disminuir tiempos muertos relacionados en la operación de las máquinas.</w:t>
-      </w:r>
-    </w:p>
-    <w:p>
-      <w:r>
-        <w:t>Las metas en el mantenimiento son de cero paros, cero fallas y cero accidentes. La tarea del mantenimiento no es solo corregir la falla sino descubrir anormalidades que no son visibles para que sea total.</w:t>
-      </w:r>
-    </w:p>
-    <w:p/>
-    <w:p>
-      <w:pPr>
-        <w:pStyle w:val="Ttulo2"/>
-      </w:pPr>
-      <w:bookmarkStart w:id="7" w:name="_Toc233106687"/>
-      <w:r>
-        <w:t>Clasificación del mantenimiento en máquinas de confección</w:t>
-      </w:r>
-      <w:bookmarkEnd w:id="7"/>
     </w:p>
     <w:p>
       <w:r>
@@ -3809,11 +3800,11 @@
       <w:pPr>
         <w:pStyle w:val="Ttulo2"/>
       </w:pPr>
-      <w:bookmarkStart w:id="8" w:name="_Toc233106688"/>
+      <w:bookmarkStart w:id="7" w:name="_Toc233106688"/>
       <w:r>
         <w:t>Plan de mantenimiento</w:t>
       </w:r>
-      <w:bookmarkEnd w:id="8"/>
+      <w:bookmarkEnd w:id="7"/>
     </w:p>
     <w:p>
       <w:r>
@@ -4041,11 +4032,11 @@
       <w:pPr>
         <w:pStyle w:val="Ttulo2"/>
       </w:pPr>
-      <w:bookmarkStart w:id="9" w:name="_Toc233106689"/>
+      <w:bookmarkStart w:id="8" w:name="_Toc233106689"/>
       <w:r>
         <w:t>Herramientas de confección</w:t>
       </w:r>
-      <w:bookmarkEnd w:id="9"/>
+      <w:bookmarkEnd w:id="8"/>
     </w:p>
     <w:p>
       <w:r>
@@ -4410,12 +4401,12 @@
           <w:u w:val="single"/>
         </w:rPr>
       </w:pPr>
-      <w:bookmarkStart w:id="10" w:name="_Toc233106690"/>
+      <w:bookmarkStart w:id="9" w:name="_Toc233106690"/>
       <w:r>
         <w:lastRenderedPageBreak/>
         <w:t>Síntesis</w:t>
       </w:r>
-      <w:bookmarkEnd w:id="10"/>
+      <w:bookmarkEnd w:id="9"/>
       <w:r>
         <w:t xml:space="preserve"> </w:t>
       </w:r>
@@ -4522,6 +4513,7 @@
           <w:lang w:eastAsia="es-CO"/>
         </w:rPr>
       </w:pPr>
+      <w:bookmarkStart w:id="10" w:name="_GoBack"/>
       <w:r>
         <w:rPr>
           <w:noProof/>
@@ -4581,6 +4573,7 @@
           </wp:anchor>
         </w:drawing>
       </w:r>
+      <w:bookmarkEnd w:id="10"/>
     </w:p>
     <w:p>
       <w:pPr>
@@ -11537,6 +11530,26 @@
 </file>
 
 <file path=customXml/item1.xml><?xml version="1.0" encoding="utf-8"?>
+<?mso-contentType ?>
+<FormTemplates xmlns="http://schemas.microsoft.com/sharepoint/v3/contenttype/forms">
+  <Display>DocumentLibraryForm</Display>
+  <Edit>DocumentLibraryForm</Edit>
+  <New>DocumentLibraryForm</New>
+</FormTemplates>
+</file>
+
+<file path=customXml/item2.xml><?xml version="1.0" encoding="utf-8"?>
+<p:properties xmlns:p="http://schemas.microsoft.com/office/2006/metadata/properties" xmlns:xsi="http://www.w3.org/2001/XMLSchema-instance" xmlns:pc="http://schemas.microsoft.com/office/infopath/2007/PartnerControls">
+  <documentManagement>
+    <TaxCatchAll xmlns="13c90a0b-73bc-4dc0-be5f-28d77b615beb" xsi:nil="true"/>
+    <lcf76f155ced4ddcb4097134ff3c332f xmlns="13c93bba-48ce-428c-bfe5-88b42c19b028">
+      <Terms xmlns="http://schemas.microsoft.com/office/infopath/2007/PartnerControls"/>
+    </lcf76f155ced4ddcb4097134ff3c332f>
+  </documentManagement>
+</p:properties>
+</file>
+
+<file path=customXml/item3.xml><?xml version="1.0" encoding="utf-8"?>
 <ct:contentTypeSchema xmlns:ct="http://schemas.microsoft.com/office/2006/metadata/contentType" xmlns:ma="http://schemas.microsoft.com/office/2006/metadata/properties/metaAttributes" ct:_="" ma:_="" ma:contentTypeName="Documento" ma:contentTypeID="0x0101006A81D6BD42E8DF4C91013959704817E1" ma:contentTypeVersion="15" ma:contentTypeDescription="Crear nuevo documento." ma:contentTypeScope="" ma:versionID="bf4f72ffd194f0963ff564daca6869f7">
   <xsd:schema xmlns:xsd="http://www.w3.org/2001/XMLSchema" xmlns:xs="http://www.w3.org/2001/XMLSchema" xmlns:p="http://schemas.microsoft.com/office/2006/metadata/properties" xmlns:ns2="13c90a0b-73bc-4dc0-be5f-28d77b615beb" xmlns:ns3="13c93bba-48ce-428c-bfe5-88b42c19b028" targetNamespace="http://schemas.microsoft.com/office/2006/metadata/properties" ma:root="true" ma:fieldsID="8718d6f4873a5b1392a45044efa78385" ns2:_="" ns3:_="">
     <xsd:import namespace="13c90a0b-73bc-4dc0-be5f-28d77b615beb"/>
@@ -11771,31 +11784,30 @@
 </ct:contentTypeSchema>
 </file>
 
-<file path=customXml/item2.xml><?xml version="1.0" encoding="utf-8"?>
-<p:properties xmlns:p="http://schemas.microsoft.com/office/2006/metadata/properties" xmlns:xsi="http://www.w3.org/2001/XMLSchema-instance" xmlns:pc="http://schemas.microsoft.com/office/infopath/2007/PartnerControls">
-  <documentManagement>
-    <TaxCatchAll xmlns="13c90a0b-73bc-4dc0-be5f-28d77b615beb" xsi:nil="true"/>
-    <lcf76f155ced4ddcb4097134ff3c332f xmlns="13c93bba-48ce-428c-bfe5-88b42c19b028">
-      <Terms xmlns="http://schemas.microsoft.com/office/infopath/2007/PartnerControls"/>
-    </lcf76f155ced4ddcb4097134ff3c332f>
-  </documentManagement>
-</p:properties>
-</file>
-
-<file path=customXml/item3.xml><?xml version="1.0" encoding="utf-8"?>
-<?mso-contentType ?>
-<FormTemplates xmlns="http://schemas.microsoft.com/sharepoint/v3/contenttype/forms">
-  <Display>DocumentLibraryForm</Display>
-  <Edit>DocumentLibraryForm</Edit>
-  <New>DocumentLibraryForm</New>
-</FormTemplates>
-</file>
-
 <file path=customXml/item4.xml><?xml version="1.0" encoding="utf-8"?>
 <b:Sources xmlns:b="http://schemas.openxmlformats.org/officeDocument/2006/bibliography" xmlns="http://schemas.openxmlformats.org/officeDocument/2006/bibliography" SelectedStyle="\APASixthEditionOfficeOnline.xsl" StyleName="APA" Version="6"/>
 </file>
 
 <file path=customXml/itemProps1.xml><?xml version="1.0" encoding="utf-8"?>
+<ds:datastoreItem xmlns:ds="http://schemas.openxmlformats.org/officeDocument/2006/customXml" ds:itemID="{10663269-2064-4804-8290-36D4A57F5557}">
+  <ds:schemaRefs>
+    <ds:schemaRef ds:uri="http://schemas.microsoft.com/sharepoint/v3/contenttype/forms"/>
+  </ds:schemaRefs>
+</ds:datastoreItem>
+</file>
+
+<file path=customXml/itemProps2.xml><?xml version="1.0" encoding="utf-8"?>
+<ds:datastoreItem xmlns:ds="http://schemas.openxmlformats.org/officeDocument/2006/customXml" ds:itemID="{1279454D-02BE-4A9C-A117-DCD1573E2608}">
+  <ds:schemaRefs>
+    <ds:schemaRef ds:uri="http://schemas.microsoft.com/office/2006/metadata/properties"/>
+    <ds:schemaRef ds:uri="http://schemas.microsoft.com/office/infopath/2007/PartnerControls"/>
+    <ds:schemaRef ds:uri="13c90a0b-73bc-4dc0-be5f-28d77b615beb"/>
+    <ds:schemaRef ds:uri="13c93bba-48ce-428c-bfe5-88b42c19b028"/>
+  </ds:schemaRefs>
+</ds:datastoreItem>
+</file>
+
+<file path=customXml/itemProps3.xml><?xml version="1.0" encoding="utf-8"?>
 <ds:datastoreItem xmlns:ds="http://schemas.openxmlformats.org/officeDocument/2006/customXml" ds:itemID="{59065960-E0CA-4804-83B5-320CBCDCC160}">
   <ds:schemaRefs>
     <ds:schemaRef ds:uri="http://schemas.microsoft.com/office/2006/metadata/contentType"/>
@@ -11814,27 +11826,8 @@
 </ds:datastoreItem>
 </file>
 
-<file path=customXml/itemProps2.xml><?xml version="1.0" encoding="utf-8"?>
-<ds:datastoreItem xmlns:ds="http://schemas.openxmlformats.org/officeDocument/2006/customXml" ds:itemID="{1279454D-02BE-4A9C-A117-DCD1573E2608}">
-  <ds:schemaRefs>
-    <ds:schemaRef ds:uri="http://schemas.microsoft.com/office/2006/metadata/properties"/>
-    <ds:schemaRef ds:uri="http://schemas.microsoft.com/office/infopath/2007/PartnerControls"/>
-    <ds:schemaRef ds:uri="13c90a0b-73bc-4dc0-be5f-28d77b615beb"/>
-    <ds:schemaRef ds:uri="13c93bba-48ce-428c-bfe5-88b42c19b028"/>
-  </ds:schemaRefs>
-</ds:datastoreItem>
-</file>
-
-<file path=customXml/itemProps3.xml><?xml version="1.0" encoding="utf-8"?>
-<ds:datastoreItem xmlns:ds="http://schemas.openxmlformats.org/officeDocument/2006/customXml" ds:itemID="{10663269-2064-4804-8290-36D4A57F5557}">
-  <ds:schemaRefs>
-    <ds:schemaRef ds:uri="http://schemas.microsoft.com/sharepoint/v3/contenttype/forms"/>
-  </ds:schemaRefs>
-</ds:datastoreItem>
-</file>
-
 <file path=customXml/itemProps4.xml><?xml version="1.0" encoding="utf-8"?>
-<ds:datastoreItem xmlns:ds="http://schemas.openxmlformats.org/officeDocument/2006/customXml" ds:itemID="{AEC61D08-F9CD-48EA-B4DD-8E9009AC280F}">
+<ds:datastoreItem xmlns:ds="http://schemas.openxmlformats.org/officeDocument/2006/customXml" ds:itemID="{F74A54DC-6DAE-4D25-AAEE-2009A86DFDE7}">
   <ds:schemaRefs>
     <ds:schemaRef ds:uri="http://schemas.openxmlformats.org/officeDocument/2006/bibliography"/>
   </ds:schemaRefs>
